--- a/internal_doc/03.开发设计/配置动态生效分析及测试.docx
+++ b/internal_doc/03.开发设计/配置动态生效分析及测试.docx
@@ -2,6 +2,1916 @@
 <file path=word/document.xml><?xml version="1.0" encoding="utf-8"?>
 <w:document xmlns:ve="http://schemas.openxmlformats.org/markup-compatibility/2006" xmlns:o="urn:schemas-microsoft-com:office:office" xmlns:r="http://schemas.openxmlformats.org/officeDocument/2006/relationships" xmlns:m="http://schemas.openxmlformats.org/officeDocument/2006/math" xmlns:v="urn:schemas-microsoft-com:vml" xmlns:wp="http://schemas.openxmlformats.org/drawingml/2006/wordprocessingDrawing" xmlns:w10="urn:schemas-microsoft-com:office:word" xmlns:w="http://schemas.openxmlformats.org/wordprocessingml/2006/main" xmlns:wne="http://schemas.microsoft.com/office/word/2006/wordml">
   <w:body>
+    <w:sdt>
+      <w:sdtPr>
+        <w:id w:val="1378274975"/>
+        <w:docPartObj>
+          <w:docPartGallery w:val="Table of Contents"/>
+          <w:docPartUnique/>
+        </w:docPartObj>
+      </w:sdtPr>
+      <w:sdtEndPr>
+        <w:rPr>
+          <w:rFonts w:asciiTheme="minorHAnsi" w:eastAsiaTheme="minorEastAsia" w:hAnsiTheme="minorHAnsi" w:cstheme="minorBidi"/>
+          <w:b w:val="0"/>
+          <w:bCs w:val="0"/>
+          <w:color w:val="auto"/>
+          <w:kern w:val="2"/>
+          <w:sz w:val="21"/>
+          <w:szCs w:val="22"/>
+          <w:lang w:eastAsia="zh-CN"/>
+        </w:rPr>
+      </w:sdtEndPr>
+      <w:sdtContent>
+        <w:p>
+          <w:pPr>
+            <w:pStyle w:val="TOCHeading"/>
+            <w:rPr>
+              <w:rFonts w:hint="eastAsia"/>
+              <w:lang w:eastAsia="zh-CN"/>
+            </w:rPr>
+          </w:pPr>
+          <w:r>
+            <w:rPr>
+              <w:rFonts w:hint="eastAsia"/>
+              <w:lang w:eastAsia="zh-CN"/>
+            </w:rPr>
+            <w:t>配置参数：</w:t>
+          </w:r>
+        </w:p>
+        <w:p>
+          <w:pPr>
+            <w:pStyle w:val="TOC3"/>
+            <w:tabs>
+              <w:tab w:val="right" w:leader="dot" w:pos="8296"/>
+            </w:tabs>
+            <w:rPr>
+              <w:noProof/>
+              <w:kern w:val="2"/>
+              <w:sz w:val="21"/>
+              <w:lang w:eastAsia="zh-CN"/>
+            </w:rPr>
+          </w:pPr>
+          <w:r>
+            <w:fldChar w:fldCharType="begin"/>
+          </w:r>
+          <w:r>
+            <w:instrText xml:space="preserve"> TOC \o "1-3" \h \z \u </w:instrText>
+          </w:r>
+          <w:r>
+            <w:fldChar w:fldCharType="separate"/>
+          </w:r>
+          <w:hyperlink w:anchor="_Toc491849904" w:history="1">
+            <w:r>
+              <w:rPr>
+                <w:rStyle w:val="Hyperlink"/>
+                <w:rFonts w:asciiTheme="minorEastAsia" w:hAnsiTheme="minorEastAsia"/>
+                <w:noProof/>
+              </w:rPr>
+              <w:t>maxpool</w:t>
+            </w:r>
+            <w:r>
+              <w:rPr>
+                <w:noProof/>
+                <w:webHidden/>
+              </w:rPr>
+              <w:tab/>
+            </w:r>
+            <w:r>
+              <w:rPr>
+                <w:noProof/>
+                <w:webHidden/>
+              </w:rPr>
+              <w:fldChar w:fldCharType="begin"/>
+            </w:r>
+            <w:r>
+              <w:rPr>
+                <w:noProof/>
+                <w:webHidden/>
+              </w:rPr>
+              <w:instrText xml:space="preserve"> PAGEREF _Toc491849904 \h </w:instrText>
+            </w:r>
+            <w:r>
+              <w:rPr>
+                <w:noProof/>
+                <w:webHidden/>
+              </w:rPr>
+            </w:r>
+            <w:r>
+              <w:rPr>
+                <w:noProof/>
+                <w:webHidden/>
+              </w:rPr>
+              <w:fldChar w:fldCharType="separate"/>
+            </w:r>
+            <w:r>
+              <w:rPr>
+                <w:noProof/>
+                <w:webHidden/>
+              </w:rPr>
+              <w:t>2</w:t>
+            </w:r>
+            <w:r>
+              <w:rPr>
+                <w:noProof/>
+                <w:webHidden/>
+              </w:rPr>
+              <w:fldChar w:fldCharType="end"/>
+            </w:r>
+          </w:hyperlink>
+        </w:p>
+        <w:p>
+          <w:pPr>
+            <w:pStyle w:val="TOC3"/>
+            <w:tabs>
+              <w:tab w:val="right" w:leader="dot" w:pos="8296"/>
+            </w:tabs>
+            <w:rPr>
+              <w:noProof/>
+              <w:kern w:val="2"/>
+              <w:sz w:val="21"/>
+              <w:lang w:eastAsia="zh-CN"/>
+            </w:rPr>
+          </w:pPr>
+          <w:hyperlink w:anchor="_Toc491849906" w:history="1">
+            <w:r>
+              <w:rPr>
+                <w:rStyle w:val="Hyperlink"/>
+                <w:rFonts w:asciiTheme="minorEastAsia" w:hAnsiTheme="minorEastAsia"/>
+                <w:noProof/>
+              </w:rPr>
+              <w:t>diaglevel</w:t>
+            </w:r>
+            <w:r>
+              <w:rPr>
+                <w:noProof/>
+                <w:webHidden/>
+              </w:rPr>
+              <w:tab/>
+            </w:r>
+            <w:r>
+              <w:rPr>
+                <w:noProof/>
+                <w:webHidden/>
+              </w:rPr>
+              <w:fldChar w:fldCharType="begin"/>
+            </w:r>
+            <w:r>
+              <w:rPr>
+                <w:noProof/>
+                <w:webHidden/>
+              </w:rPr>
+              <w:instrText xml:space="preserve"> PAGEREF _Toc491849906 \h </w:instrText>
+            </w:r>
+            <w:r>
+              <w:rPr>
+                <w:noProof/>
+                <w:webHidden/>
+              </w:rPr>
+            </w:r>
+            <w:r>
+              <w:rPr>
+                <w:noProof/>
+                <w:webHidden/>
+              </w:rPr>
+              <w:fldChar w:fldCharType="separate"/>
+            </w:r>
+            <w:r>
+              <w:rPr>
+                <w:noProof/>
+                <w:webHidden/>
+              </w:rPr>
+              <w:t>2</w:t>
+            </w:r>
+            <w:r>
+              <w:rPr>
+                <w:noProof/>
+                <w:webHidden/>
+              </w:rPr>
+              <w:fldChar w:fldCharType="end"/>
+            </w:r>
+          </w:hyperlink>
+        </w:p>
+        <w:p>
+          <w:pPr>
+            <w:pStyle w:val="TOC3"/>
+            <w:tabs>
+              <w:tab w:val="right" w:leader="dot" w:pos="8296"/>
+            </w:tabs>
+            <w:rPr>
+              <w:noProof/>
+              <w:kern w:val="2"/>
+              <w:sz w:val="21"/>
+              <w:lang w:eastAsia="zh-CN"/>
+            </w:rPr>
+          </w:pPr>
+          <w:hyperlink w:anchor="_Toc491849908" w:history="1">
+            <w:r>
+              <w:rPr>
+                <w:rStyle w:val="Hyperlink"/>
+                <w:rFonts w:asciiTheme="minorEastAsia" w:hAnsiTheme="minorEastAsia"/>
+                <w:noProof/>
+              </w:rPr>
+              <w:t>syncstrategy</w:t>
+            </w:r>
+            <w:r>
+              <w:rPr>
+                <w:noProof/>
+                <w:webHidden/>
+              </w:rPr>
+              <w:tab/>
+            </w:r>
+            <w:r>
+              <w:rPr>
+                <w:noProof/>
+                <w:webHidden/>
+              </w:rPr>
+              <w:fldChar w:fldCharType="begin"/>
+            </w:r>
+            <w:r>
+              <w:rPr>
+                <w:noProof/>
+                <w:webHidden/>
+              </w:rPr>
+              <w:instrText xml:space="preserve"> PAGEREF _Toc491849908 \h </w:instrText>
+            </w:r>
+            <w:r>
+              <w:rPr>
+                <w:noProof/>
+                <w:webHidden/>
+              </w:rPr>
+            </w:r>
+            <w:r>
+              <w:rPr>
+                <w:noProof/>
+                <w:webHidden/>
+              </w:rPr>
+              <w:fldChar w:fldCharType="separate"/>
+            </w:r>
+            <w:r>
+              <w:rPr>
+                <w:noProof/>
+                <w:webHidden/>
+              </w:rPr>
+              <w:t>2</w:t>
+            </w:r>
+            <w:r>
+              <w:rPr>
+                <w:noProof/>
+                <w:webHidden/>
+              </w:rPr>
+              <w:fldChar w:fldCharType="end"/>
+            </w:r>
+          </w:hyperlink>
+        </w:p>
+        <w:p>
+          <w:pPr>
+            <w:pStyle w:val="TOC3"/>
+            <w:tabs>
+              <w:tab w:val="right" w:leader="dot" w:pos="8296"/>
+            </w:tabs>
+            <w:rPr>
+              <w:noProof/>
+              <w:kern w:val="2"/>
+              <w:sz w:val="21"/>
+              <w:lang w:eastAsia="zh-CN"/>
+            </w:rPr>
+          </w:pPr>
+          <w:hyperlink w:anchor="_Toc491849910" w:history="1">
+            <w:r>
+              <w:rPr>
+                <w:rStyle w:val="Hyperlink"/>
+                <w:rFonts w:asciiTheme="minorEastAsia" w:hAnsiTheme="minorEastAsia"/>
+                <w:noProof/>
+              </w:rPr>
+              <w:t>transactiontimeout</w:t>
+            </w:r>
+            <w:r>
+              <w:rPr>
+                <w:noProof/>
+                <w:webHidden/>
+              </w:rPr>
+              <w:tab/>
+            </w:r>
+            <w:r>
+              <w:rPr>
+                <w:noProof/>
+                <w:webHidden/>
+              </w:rPr>
+              <w:fldChar w:fldCharType="begin"/>
+            </w:r>
+            <w:r>
+              <w:rPr>
+                <w:noProof/>
+                <w:webHidden/>
+              </w:rPr>
+              <w:instrText xml:space="preserve"> PAGEREF _Toc491849910 \h </w:instrText>
+            </w:r>
+            <w:r>
+              <w:rPr>
+                <w:noProof/>
+                <w:webHidden/>
+              </w:rPr>
+            </w:r>
+            <w:r>
+              <w:rPr>
+                <w:noProof/>
+                <w:webHidden/>
+              </w:rPr>
+              <w:fldChar w:fldCharType="separate"/>
+            </w:r>
+            <w:r>
+              <w:rPr>
+                <w:noProof/>
+                <w:webHidden/>
+              </w:rPr>
+              <w:t>3</w:t>
+            </w:r>
+            <w:r>
+              <w:rPr>
+                <w:noProof/>
+                <w:webHidden/>
+              </w:rPr>
+              <w:fldChar w:fldCharType="end"/>
+            </w:r>
+          </w:hyperlink>
+        </w:p>
+        <w:p>
+          <w:pPr>
+            <w:pStyle w:val="TOC3"/>
+            <w:tabs>
+              <w:tab w:val="right" w:leader="dot" w:pos="8296"/>
+            </w:tabs>
+            <w:rPr>
+              <w:noProof/>
+              <w:kern w:val="2"/>
+              <w:sz w:val="21"/>
+              <w:lang w:eastAsia="zh-CN"/>
+            </w:rPr>
+          </w:pPr>
+          <w:hyperlink w:anchor="_Toc491849912" w:history="1">
+            <w:r>
+              <w:rPr>
+                <w:rStyle w:val="Hyperlink"/>
+                <w:rFonts w:asciiTheme="minorEastAsia" w:hAnsiTheme="minorEastAsia"/>
+                <w:noProof/>
+              </w:rPr>
+              <w:t>sharingbreak</w:t>
+            </w:r>
+            <w:r>
+              <w:rPr>
+                <w:noProof/>
+                <w:webHidden/>
+              </w:rPr>
+              <w:tab/>
+            </w:r>
+            <w:r>
+              <w:rPr>
+                <w:noProof/>
+                <w:webHidden/>
+              </w:rPr>
+              <w:fldChar w:fldCharType="begin"/>
+            </w:r>
+            <w:r>
+              <w:rPr>
+                <w:noProof/>
+                <w:webHidden/>
+              </w:rPr>
+              <w:instrText xml:space="preserve"> PAGEREF _Toc491849912 \h </w:instrText>
+            </w:r>
+            <w:r>
+              <w:rPr>
+                <w:noProof/>
+                <w:webHidden/>
+              </w:rPr>
+            </w:r>
+            <w:r>
+              <w:rPr>
+                <w:noProof/>
+                <w:webHidden/>
+              </w:rPr>
+              <w:fldChar w:fldCharType="separate"/>
+            </w:r>
+            <w:r>
+              <w:rPr>
+                <w:noProof/>
+                <w:webHidden/>
+              </w:rPr>
+              <w:t>3</w:t>
+            </w:r>
+            <w:r>
+              <w:rPr>
+                <w:noProof/>
+                <w:webHidden/>
+              </w:rPr>
+              <w:fldChar w:fldCharType="end"/>
+            </w:r>
+          </w:hyperlink>
+        </w:p>
+        <w:p>
+          <w:pPr>
+            <w:pStyle w:val="TOC3"/>
+            <w:tabs>
+              <w:tab w:val="right" w:leader="dot" w:pos="8296"/>
+            </w:tabs>
+            <w:rPr>
+              <w:noProof/>
+              <w:kern w:val="2"/>
+              <w:sz w:val="21"/>
+              <w:lang w:eastAsia="zh-CN"/>
+            </w:rPr>
+          </w:pPr>
+          <w:hyperlink w:anchor="_Toc491849914" w:history="1">
+            <w:r>
+              <w:rPr>
+                <w:rStyle w:val="Hyperlink"/>
+                <w:rFonts w:asciiTheme="minorEastAsia" w:hAnsiTheme="minorEastAsia"/>
+                <w:noProof/>
+              </w:rPr>
+              <w:t>startshifttime</w:t>
+            </w:r>
+            <w:r>
+              <w:rPr>
+                <w:noProof/>
+                <w:webHidden/>
+              </w:rPr>
+              <w:tab/>
+            </w:r>
+            <w:r>
+              <w:rPr>
+                <w:noProof/>
+                <w:webHidden/>
+              </w:rPr>
+              <w:fldChar w:fldCharType="begin"/>
+            </w:r>
+            <w:r>
+              <w:rPr>
+                <w:noProof/>
+                <w:webHidden/>
+              </w:rPr>
+              <w:instrText xml:space="preserve"> PAGEREF _Toc491849914 \h </w:instrText>
+            </w:r>
+            <w:r>
+              <w:rPr>
+                <w:noProof/>
+                <w:webHidden/>
+              </w:rPr>
+            </w:r>
+            <w:r>
+              <w:rPr>
+                <w:noProof/>
+                <w:webHidden/>
+              </w:rPr>
+              <w:fldChar w:fldCharType="separate"/>
+            </w:r>
+            <w:r>
+              <w:rPr>
+                <w:noProof/>
+                <w:webHidden/>
+              </w:rPr>
+              <w:t>3</w:t>
+            </w:r>
+            <w:r>
+              <w:rPr>
+                <w:noProof/>
+                <w:webHidden/>
+              </w:rPr>
+              <w:fldChar w:fldCharType="end"/>
+            </w:r>
+          </w:hyperlink>
+        </w:p>
+        <w:p>
+          <w:pPr>
+            <w:pStyle w:val="TOC3"/>
+            <w:tabs>
+              <w:tab w:val="right" w:leader="dot" w:pos="8296"/>
+            </w:tabs>
+            <w:rPr>
+              <w:noProof/>
+              <w:kern w:val="2"/>
+              <w:sz w:val="21"/>
+              <w:lang w:eastAsia="zh-CN"/>
+            </w:rPr>
+          </w:pPr>
+          <w:hyperlink w:anchor="_Toc491849916" w:history="1">
+            <w:r>
+              <w:rPr>
+                <w:rStyle w:val="Hyperlink"/>
+                <w:rFonts w:asciiTheme="minorEastAsia" w:hAnsiTheme="minorEastAsia"/>
+                <w:noProof/>
+              </w:rPr>
+              <w:t>sortbuf</w:t>
+            </w:r>
+            <w:r>
+              <w:rPr>
+                <w:noProof/>
+                <w:webHidden/>
+              </w:rPr>
+              <w:tab/>
+            </w:r>
+            <w:r>
+              <w:rPr>
+                <w:noProof/>
+                <w:webHidden/>
+              </w:rPr>
+              <w:fldChar w:fldCharType="begin"/>
+            </w:r>
+            <w:r>
+              <w:rPr>
+                <w:noProof/>
+                <w:webHidden/>
+              </w:rPr>
+              <w:instrText xml:space="preserve"> PAGEREF _Toc491849916 \h </w:instrText>
+            </w:r>
+            <w:r>
+              <w:rPr>
+                <w:noProof/>
+                <w:webHidden/>
+              </w:rPr>
+            </w:r>
+            <w:r>
+              <w:rPr>
+                <w:noProof/>
+                <w:webHidden/>
+              </w:rPr>
+              <w:fldChar w:fldCharType="separate"/>
+            </w:r>
+            <w:r>
+              <w:rPr>
+                <w:noProof/>
+                <w:webHidden/>
+              </w:rPr>
+              <w:t>4</w:t>
+            </w:r>
+            <w:r>
+              <w:rPr>
+                <w:noProof/>
+                <w:webHidden/>
+              </w:rPr>
+              <w:fldChar w:fldCharType="end"/>
+            </w:r>
+          </w:hyperlink>
+        </w:p>
+        <w:p>
+          <w:pPr>
+            <w:pStyle w:val="TOC3"/>
+            <w:tabs>
+              <w:tab w:val="right" w:leader="dot" w:pos="8296"/>
+            </w:tabs>
+            <w:rPr>
+              <w:noProof/>
+              <w:kern w:val="2"/>
+              <w:sz w:val="21"/>
+              <w:lang w:eastAsia="zh-CN"/>
+            </w:rPr>
+          </w:pPr>
+          <w:hyperlink w:anchor="_Toc491849918" w:history="1">
+            <w:r>
+              <w:rPr>
+                <w:rStyle w:val="Hyperlink"/>
+                <w:rFonts w:asciiTheme="minorEastAsia" w:hAnsiTheme="minorEastAsia"/>
+                <w:noProof/>
+              </w:rPr>
+              <w:t>hjbuf</w:t>
+            </w:r>
+            <w:r>
+              <w:rPr>
+                <w:noProof/>
+                <w:webHidden/>
+              </w:rPr>
+              <w:tab/>
+            </w:r>
+            <w:r>
+              <w:rPr>
+                <w:noProof/>
+                <w:webHidden/>
+              </w:rPr>
+              <w:fldChar w:fldCharType="begin"/>
+            </w:r>
+            <w:r>
+              <w:rPr>
+                <w:noProof/>
+                <w:webHidden/>
+              </w:rPr>
+              <w:instrText xml:space="preserve"> PAGEREF _Toc491849918 \h </w:instrText>
+            </w:r>
+            <w:r>
+              <w:rPr>
+                <w:noProof/>
+                <w:webHidden/>
+              </w:rPr>
+            </w:r>
+            <w:r>
+              <w:rPr>
+                <w:noProof/>
+                <w:webHidden/>
+              </w:rPr>
+              <w:fldChar w:fldCharType="separate"/>
+            </w:r>
+            <w:r>
+              <w:rPr>
+                <w:noProof/>
+                <w:webHidden/>
+              </w:rPr>
+              <w:t>4</w:t>
+            </w:r>
+            <w:r>
+              <w:rPr>
+                <w:noProof/>
+                <w:webHidden/>
+              </w:rPr>
+              <w:fldChar w:fldCharType="end"/>
+            </w:r>
+          </w:hyperlink>
+        </w:p>
+        <w:p>
+          <w:pPr>
+            <w:pStyle w:val="TOC3"/>
+            <w:tabs>
+              <w:tab w:val="right" w:leader="dot" w:pos="8296"/>
+            </w:tabs>
+            <w:rPr>
+              <w:noProof/>
+              <w:kern w:val="2"/>
+              <w:sz w:val="21"/>
+              <w:lang w:eastAsia="zh-CN"/>
+            </w:rPr>
+          </w:pPr>
+          <w:hyperlink w:anchor="_Toc491849920" w:history="1">
+            <w:r>
+              <w:rPr>
+                <w:rStyle w:val="Hyperlink"/>
+                <w:rFonts w:asciiTheme="minorEastAsia" w:hAnsiTheme="minorEastAsia"/>
+                <w:noProof/>
+              </w:rPr>
+              <w:t>directioinlob</w:t>
+            </w:r>
+            <w:r>
+              <w:rPr>
+                <w:noProof/>
+                <w:webHidden/>
+              </w:rPr>
+              <w:tab/>
+            </w:r>
+            <w:r>
+              <w:rPr>
+                <w:noProof/>
+                <w:webHidden/>
+              </w:rPr>
+              <w:fldChar w:fldCharType="begin"/>
+            </w:r>
+            <w:r>
+              <w:rPr>
+                <w:noProof/>
+                <w:webHidden/>
+              </w:rPr>
+              <w:instrText xml:space="preserve"> PAGEREF _Toc491849920 \h </w:instrText>
+            </w:r>
+            <w:r>
+              <w:rPr>
+                <w:noProof/>
+                <w:webHidden/>
+              </w:rPr>
+            </w:r>
+            <w:r>
+              <w:rPr>
+                <w:noProof/>
+                <w:webHidden/>
+              </w:rPr>
+              <w:fldChar w:fldCharType="separate"/>
+            </w:r>
+            <w:r>
+              <w:rPr>
+                <w:noProof/>
+                <w:webHidden/>
+              </w:rPr>
+              <w:t>4</w:t>
+            </w:r>
+            <w:r>
+              <w:rPr>
+                <w:noProof/>
+                <w:webHidden/>
+              </w:rPr>
+              <w:fldChar w:fldCharType="end"/>
+            </w:r>
+          </w:hyperlink>
+        </w:p>
+        <w:p>
+          <w:pPr>
+            <w:pStyle w:val="TOC3"/>
+            <w:tabs>
+              <w:tab w:val="right" w:leader="dot" w:pos="8296"/>
+            </w:tabs>
+            <w:rPr>
+              <w:noProof/>
+              <w:kern w:val="2"/>
+              <w:sz w:val="21"/>
+              <w:lang w:eastAsia="zh-CN"/>
+            </w:rPr>
+          </w:pPr>
+          <w:hyperlink w:anchor="_Toc491849922" w:history="1">
+            <w:r>
+              <w:rPr>
+                <w:rStyle w:val="Hyperlink"/>
+                <w:rFonts w:asciiTheme="minorEastAsia" w:hAnsiTheme="minorEastAsia"/>
+                <w:noProof/>
+              </w:rPr>
+              <w:t>sparsefile</w:t>
+            </w:r>
+            <w:r>
+              <w:rPr>
+                <w:noProof/>
+                <w:webHidden/>
+              </w:rPr>
+              <w:tab/>
+            </w:r>
+            <w:r>
+              <w:rPr>
+                <w:noProof/>
+                <w:webHidden/>
+              </w:rPr>
+              <w:fldChar w:fldCharType="begin"/>
+            </w:r>
+            <w:r>
+              <w:rPr>
+                <w:noProof/>
+                <w:webHidden/>
+              </w:rPr>
+              <w:instrText xml:space="preserve"> PAGEREF _Toc491849922 \h </w:instrText>
+            </w:r>
+            <w:r>
+              <w:rPr>
+                <w:noProof/>
+                <w:webHidden/>
+              </w:rPr>
+            </w:r>
+            <w:r>
+              <w:rPr>
+                <w:noProof/>
+                <w:webHidden/>
+              </w:rPr>
+              <w:fldChar w:fldCharType="separate"/>
+            </w:r>
+            <w:r>
+              <w:rPr>
+                <w:noProof/>
+                <w:webHidden/>
+              </w:rPr>
+              <w:t>4</w:t>
+            </w:r>
+            <w:r>
+              <w:rPr>
+                <w:noProof/>
+                <w:webHidden/>
+              </w:rPr>
+              <w:fldChar w:fldCharType="end"/>
+            </w:r>
+          </w:hyperlink>
+        </w:p>
+        <w:p>
+          <w:pPr>
+            <w:pStyle w:val="TOC3"/>
+            <w:tabs>
+              <w:tab w:val="right" w:leader="dot" w:pos="8296"/>
+            </w:tabs>
+            <w:rPr>
+              <w:noProof/>
+              <w:kern w:val="2"/>
+              <w:sz w:val="21"/>
+              <w:lang w:eastAsia="zh-CN"/>
+            </w:rPr>
+          </w:pPr>
+          <w:hyperlink w:anchor="_Toc491849924" w:history="1">
+            <w:r>
+              <w:rPr>
+                <w:rStyle w:val="Hyperlink"/>
+                <w:rFonts w:asciiTheme="minorEastAsia" w:hAnsiTheme="minorEastAsia"/>
+                <w:noProof/>
+              </w:rPr>
+              <w:t>overflowratio</w:t>
+            </w:r>
+            <w:r>
+              <w:rPr>
+                <w:noProof/>
+                <w:webHidden/>
+              </w:rPr>
+              <w:tab/>
+            </w:r>
+            <w:r>
+              <w:rPr>
+                <w:noProof/>
+                <w:webHidden/>
+              </w:rPr>
+              <w:fldChar w:fldCharType="begin"/>
+            </w:r>
+            <w:r>
+              <w:rPr>
+                <w:noProof/>
+                <w:webHidden/>
+              </w:rPr>
+              <w:instrText xml:space="preserve"> PAGEREF _Toc491849924 \h </w:instrText>
+            </w:r>
+            <w:r>
+              <w:rPr>
+                <w:noProof/>
+                <w:webHidden/>
+              </w:rPr>
+            </w:r>
+            <w:r>
+              <w:rPr>
+                <w:noProof/>
+                <w:webHidden/>
+              </w:rPr>
+              <w:fldChar w:fldCharType="separate"/>
+            </w:r>
+            <w:r>
+              <w:rPr>
+                <w:noProof/>
+                <w:webHidden/>
+              </w:rPr>
+              <w:t>5</w:t>
+            </w:r>
+            <w:r>
+              <w:rPr>
+                <w:noProof/>
+                <w:webHidden/>
+              </w:rPr>
+              <w:fldChar w:fldCharType="end"/>
+            </w:r>
+          </w:hyperlink>
+        </w:p>
+        <w:p>
+          <w:pPr>
+            <w:pStyle w:val="TOC3"/>
+            <w:tabs>
+              <w:tab w:val="right" w:leader="dot" w:pos="8296"/>
+            </w:tabs>
+            <w:rPr>
+              <w:noProof/>
+              <w:kern w:val="2"/>
+              <w:sz w:val="21"/>
+              <w:lang w:eastAsia="zh-CN"/>
+            </w:rPr>
+          </w:pPr>
+          <w:hyperlink w:anchor="_Toc491849926" w:history="1">
+            <w:r>
+              <w:rPr>
+                <w:rStyle w:val="Hyperlink"/>
+                <w:rFonts w:asciiTheme="minorEastAsia" w:hAnsiTheme="minorEastAsia"/>
+                <w:noProof/>
+              </w:rPr>
+              <w:t>extendthreshold</w:t>
+            </w:r>
+            <w:r>
+              <w:rPr>
+                <w:noProof/>
+                <w:webHidden/>
+              </w:rPr>
+              <w:tab/>
+            </w:r>
+            <w:r>
+              <w:rPr>
+                <w:noProof/>
+                <w:webHidden/>
+              </w:rPr>
+              <w:fldChar w:fldCharType="begin"/>
+            </w:r>
+            <w:r>
+              <w:rPr>
+                <w:noProof/>
+                <w:webHidden/>
+              </w:rPr>
+              <w:instrText xml:space="preserve"> PAGEREF _Toc491849926 \h </w:instrText>
+            </w:r>
+            <w:r>
+              <w:rPr>
+                <w:noProof/>
+                <w:webHidden/>
+              </w:rPr>
+            </w:r>
+            <w:r>
+              <w:rPr>
+                <w:noProof/>
+                <w:webHidden/>
+              </w:rPr>
+              <w:fldChar w:fldCharType="separate"/>
+            </w:r>
+            <w:r>
+              <w:rPr>
+                <w:noProof/>
+                <w:webHidden/>
+              </w:rPr>
+              <w:t>5</w:t>
+            </w:r>
+            <w:r>
+              <w:rPr>
+                <w:noProof/>
+                <w:webHidden/>
+              </w:rPr>
+              <w:fldChar w:fldCharType="end"/>
+            </w:r>
+          </w:hyperlink>
+        </w:p>
+        <w:p>
+          <w:pPr>
+            <w:pStyle w:val="TOC3"/>
+            <w:tabs>
+              <w:tab w:val="right" w:leader="dot" w:pos="8296"/>
+            </w:tabs>
+            <w:rPr>
+              <w:noProof/>
+              <w:kern w:val="2"/>
+              <w:sz w:val="21"/>
+              <w:lang w:eastAsia="zh-CN"/>
+            </w:rPr>
+          </w:pPr>
+          <w:hyperlink w:anchor="_Toc491849928" w:history="1">
+            <w:r>
+              <w:rPr>
+                <w:rStyle w:val="Hyperlink"/>
+                <w:rFonts w:asciiTheme="minorEastAsia" w:hAnsiTheme="minorEastAsia"/>
+                <w:noProof/>
+              </w:rPr>
+              <w:t>cachemergesz</w:t>
+            </w:r>
+            <w:r>
+              <w:rPr>
+                <w:noProof/>
+                <w:webHidden/>
+              </w:rPr>
+              <w:tab/>
+            </w:r>
+            <w:r>
+              <w:rPr>
+                <w:noProof/>
+                <w:webHidden/>
+              </w:rPr>
+              <w:fldChar w:fldCharType="begin"/>
+            </w:r>
+            <w:r>
+              <w:rPr>
+                <w:noProof/>
+                <w:webHidden/>
+              </w:rPr>
+              <w:instrText xml:space="preserve"> PAGEREF _Toc491849928 \h </w:instrText>
+            </w:r>
+            <w:r>
+              <w:rPr>
+                <w:noProof/>
+                <w:webHidden/>
+              </w:rPr>
+            </w:r>
+            <w:r>
+              <w:rPr>
+                <w:noProof/>
+                <w:webHidden/>
+              </w:rPr>
+              <w:fldChar w:fldCharType="separate"/>
+            </w:r>
+            <w:r>
+              <w:rPr>
+                <w:noProof/>
+                <w:webHidden/>
+              </w:rPr>
+              <w:t>5</w:t>
+            </w:r>
+            <w:r>
+              <w:rPr>
+                <w:noProof/>
+                <w:webHidden/>
+              </w:rPr>
+              <w:fldChar w:fldCharType="end"/>
+            </w:r>
+          </w:hyperlink>
+        </w:p>
+        <w:p>
+          <w:pPr>
+            <w:pStyle w:val="TOC3"/>
+            <w:tabs>
+              <w:tab w:val="right" w:leader="dot" w:pos="8296"/>
+            </w:tabs>
+            <w:rPr>
+              <w:noProof/>
+              <w:kern w:val="2"/>
+              <w:sz w:val="21"/>
+              <w:lang w:eastAsia="zh-CN"/>
+            </w:rPr>
+          </w:pPr>
+          <w:hyperlink w:anchor="_Toc491849930" w:history="1">
+            <w:r>
+              <w:rPr>
+                <w:rStyle w:val="Hyperlink"/>
+                <w:rFonts w:asciiTheme="minorEastAsia" w:hAnsiTheme="minorEastAsia"/>
+                <w:noProof/>
+              </w:rPr>
+              <w:t>weight</w:t>
+            </w:r>
+            <w:r>
+              <w:rPr>
+                <w:noProof/>
+                <w:webHidden/>
+              </w:rPr>
+              <w:tab/>
+            </w:r>
+            <w:r>
+              <w:rPr>
+                <w:noProof/>
+                <w:webHidden/>
+              </w:rPr>
+              <w:fldChar w:fldCharType="begin"/>
+            </w:r>
+            <w:r>
+              <w:rPr>
+                <w:noProof/>
+                <w:webHidden/>
+              </w:rPr>
+              <w:instrText xml:space="preserve"> PAGEREF _Toc491849930 \h </w:instrText>
+            </w:r>
+            <w:r>
+              <w:rPr>
+                <w:noProof/>
+                <w:webHidden/>
+              </w:rPr>
+            </w:r>
+            <w:r>
+              <w:rPr>
+                <w:noProof/>
+                <w:webHidden/>
+              </w:rPr>
+              <w:fldChar w:fldCharType="separate"/>
+            </w:r>
+            <w:r>
+              <w:rPr>
+                <w:noProof/>
+                <w:webHidden/>
+              </w:rPr>
+              <w:t>6</w:t>
+            </w:r>
+            <w:r>
+              <w:rPr>
+                <w:noProof/>
+                <w:webHidden/>
+              </w:rPr>
+              <w:fldChar w:fldCharType="end"/>
+            </w:r>
+          </w:hyperlink>
+        </w:p>
+        <w:p>
+          <w:pPr>
+            <w:pStyle w:val="TOC3"/>
+            <w:tabs>
+              <w:tab w:val="right" w:leader="dot" w:pos="8296"/>
+            </w:tabs>
+            <w:rPr>
+              <w:noProof/>
+              <w:kern w:val="2"/>
+              <w:sz w:val="21"/>
+              <w:lang w:eastAsia="zh-CN"/>
+            </w:rPr>
+          </w:pPr>
+          <w:hyperlink w:anchor="_Toc491849932" w:history="1">
+            <w:r>
+              <w:rPr>
+                <w:rStyle w:val="Hyperlink"/>
+                <w:rFonts w:asciiTheme="minorEastAsia" w:hAnsiTheme="minorEastAsia"/>
+                <w:noProof/>
+              </w:rPr>
+              <w:t>usessl</w:t>
+            </w:r>
+            <w:r>
+              <w:rPr>
+                <w:noProof/>
+                <w:webHidden/>
+              </w:rPr>
+              <w:tab/>
+            </w:r>
+            <w:r>
+              <w:rPr>
+                <w:noProof/>
+                <w:webHidden/>
+              </w:rPr>
+              <w:fldChar w:fldCharType="begin"/>
+            </w:r>
+            <w:r>
+              <w:rPr>
+                <w:noProof/>
+                <w:webHidden/>
+              </w:rPr>
+              <w:instrText xml:space="preserve"> PAGEREF _Toc491849932 \h </w:instrText>
+            </w:r>
+            <w:r>
+              <w:rPr>
+                <w:noProof/>
+                <w:webHidden/>
+              </w:rPr>
+            </w:r>
+            <w:r>
+              <w:rPr>
+                <w:noProof/>
+                <w:webHidden/>
+              </w:rPr>
+              <w:fldChar w:fldCharType="separate"/>
+            </w:r>
+            <w:r>
+              <w:rPr>
+                <w:noProof/>
+                <w:webHidden/>
+              </w:rPr>
+              <w:t>6</w:t>
+            </w:r>
+            <w:r>
+              <w:rPr>
+                <w:noProof/>
+                <w:webHidden/>
+              </w:rPr>
+              <w:fldChar w:fldCharType="end"/>
+            </w:r>
+          </w:hyperlink>
+        </w:p>
+        <w:p>
+          <w:pPr>
+            <w:pStyle w:val="TOC3"/>
+            <w:tabs>
+              <w:tab w:val="right" w:leader="dot" w:pos="8296"/>
+            </w:tabs>
+            <w:rPr>
+              <w:noProof/>
+              <w:kern w:val="2"/>
+              <w:sz w:val="21"/>
+              <w:lang w:eastAsia="zh-CN"/>
+            </w:rPr>
+          </w:pPr>
+          <w:hyperlink w:anchor="_Toc491849934" w:history="1">
+            <w:r>
+              <w:rPr>
+                <w:rStyle w:val="Hyperlink"/>
+                <w:rFonts w:asciiTheme="minorEastAsia" w:hAnsiTheme="minorEastAsia"/>
+                <w:noProof/>
+              </w:rPr>
+              <w:t>optimeout</w:t>
+            </w:r>
+            <w:r>
+              <w:rPr>
+                <w:noProof/>
+                <w:webHidden/>
+              </w:rPr>
+              <w:tab/>
+            </w:r>
+            <w:r>
+              <w:rPr>
+                <w:noProof/>
+                <w:webHidden/>
+              </w:rPr>
+              <w:fldChar w:fldCharType="begin"/>
+            </w:r>
+            <w:r>
+              <w:rPr>
+                <w:noProof/>
+                <w:webHidden/>
+              </w:rPr>
+              <w:instrText xml:space="preserve"> PAGEREF _Toc491849934 \h </w:instrText>
+            </w:r>
+            <w:r>
+              <w:rPr>
+                <w:noProof/>
+                <w:webHidden/>
+              </w:rPr>
+            </w:r>
+            <w:r>
+              <w:rPr>
+                <w:noProof/>
+                <w:webHidden/>
+              </w:rPr>
+              <w:fldChar w:fldCharType="separate"/>
+            </w:r>
+            <w:r>
+              <w:rPr>
+                <w:noProof/>
+                <w:webHidden/>
+              </w:rPr>
+              <w:t>6</w:t>
+            </w:r>
+            <w:r>
+              <w:rPr>
+                <w:noProof/>
+                <w:webHidden/>
+              </w:rPr>
+              <w:fldChar w:fldCharType="end"/>
+            </w:r>
+          </w:hyperlink>
+        </w:p>
+        <w:p>
+          <w:pPr>
+            <w:pStyle w:val="TOC3"/>
+            <w:tabs>
+              <w:tab w:val="right" w:leader="dot" w:pos="8296"/>
+            </w:tabs>
+            <w:rPr>
+              <w:noProof/>
+              <w:kern w:val="2"/>
+              <w:sz w:val="21"/>
+              <w:lang w:eastAsia="zh-CN"/>
+            </w:rPr>
+          </w:pPr>
+          <w:hyperlink w:anchor="_Toc491849936" w:history="1">
+            <w:r>
+              <w:rPr>
+                <w:rStyle w:val="Hyperlink"/>
+                <w:rFonts w:asciiTheme="minorEastAsia" w:hAnsiTheme="minorEastAsia"/>
+                <w:noProof/>
+              </w:rPr>
+              <w:t>archivecompresson</w:t>
+            </w:r>
+            <w:r>
+              <w:rPr>
+                <w:noProof/>
+                <w:webHidden/>
+              </w:rPr>
+              <w:tab/>
+            </w:r>
+            <w:r>
+              <w:rPr>
+                <w:noProof/>
+                <w:webHidden/>
+              </w:rPr>
+              <w:fldChar w:fldCharType="begin"/>
+            </w:r>
+            <w:r>
+              <w:rPr>
+                <w:noProof/>
+                <w:webHidden/>
+              </w:rPr>
+              <w:instrText xml:space="preserve"> PAGEREF _Toc491849936 \h </w:instrText>
+            </w:r>
+            <w:r>
+              <w:rPr>
+                <w:noProof/>
+                <w:webHidden/>
+              </w:rPr>
+            </w:r>
+            <w:r>
+              <w:rPr>
+                <w:noProof/>
+                <w:webHidden/>
+              </w:rPr>
+              <w:fldChar w:fldCharType="separate"/>
+            </w:r>
+            <w:r>
+              <w:rPr>
+                <w:noProof/>
+                <w:webHidden/>
+              </w:rPr>
+              <w:t>6</w:t>
+            </w:r>
+            <w:r>
+              <w:rPr>
+                <w:noProof/>
+                <w:webHidden/>
+              </w:rPr>
+              <w:fldChar w:fldCharType="end"/>
+            </w:r>
+          </w:hyperlink>
+        </w:p>
+        <w:p>
+          <w:pPr>
+            <w:pStyle w:val="TOC3"/>
+            <w:tabs>
+              <w:tab w:val="right" w:leader="dot" w:pos="8296"/>
+            </w:tabs>
+            <w:rPr>
+              <w:noProof/>
+              <w:kern w:val="2"/>
+              <w:sz w:val="21"/>
+              <w:lang w:eastAsia="zh-CN"/>
+            </w:rPr>
+          </w:pPr>
+          <w:hyperlink w:anchor="_Toc491849938" w:history="1">
+            <w:r>
+              <w:rPr>
+                <w:rStyle w:val="Hyperlink"/>
+                <w:rFonts w:asciiTheme="minorEastAsia" w:hAnsiTheme="minorEastAsia"/>
+                <w:noProof/>
+              </w:rPr>
+              <w:t>archivetimeout</w:t>
+            </w:r>
+            <w:r>
+              <w:rPr>
+                <w:noProof/>
+                <w:webHidden/>
+              </w:rPr>
+              <w:tab/>
+            </w:r>
+            <w:r>
+              <w:rPr>
+                <w:noProof/>
+                <w:webHidden/>
+              </w:rPr>
+              <w:fldChar w:fldCharType="begin"/>
+            </w:r>
+            <w:r>
+              <w:rPr>
+                <w:noProof/>
+                <w:webHidden/>
+              </w:rPr>
+              <w:instrText xml:space="preserve"> PAGEREF _Toc491849938 \h </w:instrText>
+            </w:r>
+            <w:r>
+              <w:rPr>
+                <w:noProof/>
+                <w:webHidden/>
+              </w:rPr>
+            </w:r>
+            <w:r>
+              <w:rPr>
+                <w:noProof/>
+                <w:webHidden/>
+              </w:rPr>
+              <w:fldChar w:fldCharType="separate"/>
+            </w:r>
+            <w:r>
+              <w:rPr>
+                <w:noProof/>
+                <w:webHidden/>
+              </w:rPr>
+              <w:t>7</w:t>
+            </w:r>
+            <w:r>
+              <w:rPr>
+                <w:noProof/>
+                <w:webHidden/>
+              </w:rPr>
+              <w:fldChar w:fldCharType="end"/>
+            </w:r>
+          </w:hyperlink>
+        </w:p>
+        <w:p>
+          <w:pPr>
+            <w:pStyle w:val="TOC3"/>
+            <w:tabs>
+              <w:tab w:val="right" w:leader="dot" w:pos="8296"/>
+            </w:tabs>
+            <w:rPr>
+              <w:noProof/>
+              <w:kern w:val="2"/>
+              <w:sz w:val="21"/>
+              <w:lang w:eastAsia="zh-CN"/>
+            </w:rPr>
+          </w:pPr>
+          <w:hyperlink w:anchor="_Toc491849940" w:history="1">
+            <w:r>
+              <w:rPr>
+                <w:rStyle w:val="Hyperlink"/>
+                <w:rFonts w:asciiTheme="minorEastAsia" w:hAnsiTheme="minorEastAsia"/>
+                <w:noProof/>
+              </w:rPr>
+              <w:t>archiveexpired</w:t>
+            </w:r>
+            <w:r>
+              <w:rPr>
+                <w:noProof/>
+                <w:webHidden/>
+              </w:rPr>
+              <w:tab/>
+            </w:r>
+            <w:r>
+              <w:rPr>
+                <w:noProof/>
+                <w:webHidden/>
+              </w:rPr>
+              <w:fldChar w:fldCharType="begin"/>
+            </w:r>
+            <w:r>
+              <w:rPr>
+                <w:noProof/>
+                <w:webHidden/>
+              </w:rPr>
+              <w:instrText xml:space="preserve"> PAGEREF _Toc491849940 \h </w:instrText>
+            </w:r>
+            <w:r>
+              <w:rPr>
+                <w:noProof/>
+                <w:webHidden/>
+              </w:rPr>
+            </w:r>
+            <w:r>
+              <w:rPr>
+                <w:noProof/>
+                <w:webHidden/>
+              </w:rPr>
+              <w:fldChar w:fldCharType="separate"/>
+            </w:r>
+            <w:r>
+              <w:rPr>
+                <w:noProof/>
+                <w:webHidden/>
+              </w:rPr>
+              <w:t>7</w:t>
+            </w:r>
+            <w:r>
+              <w:rPr>
+                <w:noProof/>
+                <w:webHidden/>
+              </w:rPr>
+              <w:fldChar w:fldCharType="end"/>
+            </w:r>
+          </w:hyperlink>
+        </w:p>
+        <w:p>
+          <w:pPr>
+            <w:pStyle w:val="TOC3"/>
+            <w:tabs>
+              <w:tab w:val="right" w:leader="dot" w:pos="8296"/>
+            </w:tabs>
+            <w:rPr>
+              <w:noProof/>
+              <w:kern w:val="2"/>
+              <w:sz w:val="21"/>
+              <w:lang w:eastAsia="zh-CN"/>
+            </w:rPr>
+          </w:pPr>
+          <w:hyperlink w:anchor="_Toc491849942" w:history="1">
+            <w:r>
+              <w:rPr>
+                <w:rStyle w:val="Hyperlink"/>
+                <w:rFonts w:asciiTheme="minorEastAsia" w:hAnsiTheme="minorEastAsia"/>
+                <w:noProof/>
+              </w:rPr>
+              <w:t>archivequota</w:t>
+            </w:r>
+            <w:r>
+              <w:rPr>
+                <w:noProof/>
+                <w:webHidden/>
+              </w:rPr>
+              <w:tab/>
+            </w:r>
+            <w:r>
+              <w:rPr>
+                <w:noProof/>
+                <w:webHidden/>
+              </w:rPr>
+              <w:fldChar w:fldCharType="begin"/>
+            </w:r>
+            <w:r>
+              <w:rPr>
+                <w:noProof/>
+                <w:webHidden/>
+              </w:rPr>
+              <w:instrText xml:space="preserve"> PAGEREF _Toc491849942 \h </w:instrText>
+            </w:r>
+            <w:r>
+              <w:rPr>
+                <w:noProof/>
+                <w:webHidden/>
+              </w:rPr>
+            </w:r>
+            <w:r>
+              <w:rPr>
+                <w:noProof/>
+                <w:webHidden/>
+              </w:rPr>
+              <w:fldChar w:fldCharType="separate"/>
+            </w:r>
+            <w:r>
+              <w:rPr>
+                <w:noProof/>
+                <w:webHidden/>
+              </w:rPr>
+              <w:t>7</w:t>
+            </w:r>
+            <w:r>
+              <w:rPr>
+                <w:noProof/>
+                <w:webHidden/>
+              </w:rPr>
+              <w:fldChar w:fldCharType="end"/>
+            </w:r>
+          </w:hyperlink>
+        </w:p>
+        <w:p>
+          <w:pPr>
+            <w:pStyle w:val="TOC3"/>
+            <w:tabs>
+              <w:tab w:val="right" w:leader="dot" w:pos="8296"/>
+            </w:tabs>
+            <w:rPr>
+              <w:noProof/>
+              <w:kern w:val="2"/>
+              <w:sz w:val="21"/>
+              <w:lang w:eastAsia="zh-CN"/>
+            </w:rPr>
+          </w:pPr>
+          <w:hyperlink w:anchor="_Toc491849944" w:history="1">
+            <w:r>
+              <w:rPr>
+                <w:rStyle w:val="Hyperlink"/>
+                <w:rFonts w:asciiTheme="minorEastAsia" w:hAnsiTheme="minorEastAsia"/>
+                <w:noProof/>
+              </w:rPr>
+              <w:t>dmschkinterval</w:t>
+            </w:r>
+            <w:r>
+              <w:rPr>
+                <w:noProof/>
+                <w:webHidden/>
+              </w:rPr>
+              <w:tab/>
+            </w:r>
+            <w:r>
+              <w:rPr>
+                <w:noProof/>
+                <w:webHidden/>
+              </w:rPr>
+              <w:fldChar w:fldCharType="begin"/>
+            </w:r>
+            <w:r>
+              <w:rPr>
+                <w:noProof/>
+                <w:webHidden/>
+              </w:rPr>
+              <w:instrText xml:space="preserve"> PAGEREF _Toc491849944 \h </w:instrText>
+            </w:r>
+            <w:r>
+              <w:rPr>
+                <w:noProof/>
+                <w:webHidden/>
+              </w:rPr>
+            </w:r>
+            <w:r>
+              <w:rPr>
+                <w:noProof/>
+                <w:webHidden/>
+              </w:rPr>
+              <w:fldChar w:fldCharType="separate"/>
+            </w:r>
+            <w:r>
+              <w:rPr>
+                <w:noProof/>
+                <w:webHidden/>
+              </w:rPr>
+              <w:t>8</w:t>
+            </w:r>
+            <w:r>
+              <w:rPr>
+                <w:noProof/>
+                <w:webHidden/>
+              </w:rPr>
+              <w:fldChar w:fldCharType="end"/>
+            </w:r>
+          </w:hyperlink>
+        </w:p>
+        <w:p>
+          <w:pPr>
+            <w:pStyle w:val="TOC3"/>
+            <w:tabs>
+              <w:tab w:val="right" w:leader="dot" w:pos="8296"/>
+            </w:tabs>
+            <w:rPr>
+              <w:noProof/>
+              <w:kern w:val="2"/>
+              <w:sz w:val="21"/>
+              <w:lang w:eastAsia="zh-CN"/>
+            </w:rPr>
+          </w:pPr>
+          <w:hyperlink w:anchor="_Toc491849946" w:history="1">
+            <w:r>
+              <w:rPr>
+                <w:rStyle w:val="Hyperlink"/>
+                <w:rFonts w:asciiTheme="minorEastAsia" w:hAnsiTheme="minorEastAsia"/>
+                <w:noProof/>
+              </w:rPr>
+              <w:t>perfstat</w:t>
+            </w:r>
+            <w:r>
+              <w:rPr>
+                <w:noProof/>
+                <w:webHidden/>
+              </w:rPr>
+              <w:tab/>
+            </w:r>
+            <w:r>
+              <w:rPr>
+                <w:noProof/>
+                <w:webHidden/>
+              </w:rPr>
+              <w:fldChar w:fldCharType="begin"/>
+            </w:r>
+            <w:r>
+              <w:rPr>
+                <w:noProof/>
+                <w:webHidden/>
+              </w:rPr>
+              <w:instrText xml:space="preserve"> PAGEREF _Toc491849946 \h </w:instrText>
+            </w:r>
+            <w:r>
+              <w:rPr>
+                <w:noProof/>
+                <w:webHidden/>
+              </w:rPr>
+            </w:r>
+            <w:r>
+              <w:rPr>
+                <w:noProof/>
+                <w:webHidden/>
+              </w:rPr>
+              <w:fldChar w:fldCharType="separate"/>
+            </w:r>
+            <w:r>
+              <w:rPr>
+                <w:noProof/>
+                <w:webHidden/>
+              </w:rPr>
+              <w:t>8</w:t>
+            </w:r>
+            <w:r>
+              <w:rPr>
+                <w:noProof/>
+                <w:webHidden/>
+              </w:rPr>
+              <w:fldChar w:fldCharType="end"/>
+            </w:r>
+          </w:hyperlink>
+        </w:p>
+        <w:p>
+          <w:pPr>
+            <w:pStyle w:val="TOC3"/>
+            <w:tabs>
+              <w:tab w:val="right" w:leader="dot" w:pos="8296"/>
+            </w:tabs>
+            <w:rPr>
+              <w:noProof/>
+              <w:kern w:val="2"/>
+              <w:sz w:val="21"/>
+              <w:lang w:eastAsia="zh-CN"/>
+            </w:rPr>
+          </w:pPr>
+          <w:hyperlink w:anchor="_Toc491849948" w:history="1">
+            <w:r>
+              <w:rPr>
+                <w:rStyle w:val="Hyperlink"/>
+                <w:rFonts w:asciiTheme="minorEastAsia" w:hAnsiTheme="minorEastAsia"/>
+                <w:noProof/>
+              </w:rPr>
+              <w:t>optestcachesize</w:t>
+            </w:r>
+            <w:r>
+              <w:rPr>
+                <w:noProof/>
+                <w:webHidden/>
+              </w:rPr>
+              <w:tab/>
+            </w:r>
+            <w:r>
+              <w:rPr>
+                <w:noProof/>
+                <w:webHidden/>
+              </w:rPr>
+              <w:fldChar w:fldCharType="begin"/>
+            </w:r>
+            <w:r>
+              <w:rPr>
+                <w:noProof/>
+                <w:webHidden/>
+              </w:rPr>
+              <w:instrText xml:space="preserve"> PAGEREF _Toc491849948 \h </w:instrText>
+            </w:r>
+            <w:r>
+              <w:rPr>
+                <w:noProof/>
+                <w:webHidden/>
+              </w:rPr>
+            </w:r>
+            <w:r>
+              <w:rPr>
+                <w:noProof/>
+                <w:webHidden/>
+              </w:rPr>
+              <w:fldChar w:fldCharType="separate"/>
+            </w:r>
+            <w:r>
+              <w:rPr>
+                <w:noProof/>
+                <w:webHidden/>
+              </w:rPr>
+              <w:t>8</w:t>
+            </w:r>
+            <w:r>
+              <w:rPr>
+                <w:noProof/>
+                <w:webHidden/>
+              </w:rPr>
+              <w:fldChar w:fldCharType="end"/>
+            </w:r>
+          </w:hyperlink>
+        </w:p>
+        <w:p>
+          <w:pPr>
+            <w:pStyle w:val="TOC3"/>
+            <w:tabs>
+              <w:tab w:val="right" w:leader="dot" w:pos="8296"/>
+            </w:tabs>
+            <w:rPr>
+              <w:noProof/>
+              <w:kern w:val="2"/>
+              <w:sz w:val="21"/>
+              <w:lang w:eastAsia="zh-CN"/>
+            </w:rPr>
+          </w:pPr>
+          <w:hyperlink w:anchor="_Toc491849950" w:history="1">
+            <w:r>
+              <w:rPr>
+                <w:rStyle w:val="Hyperlink"/>
+                <w:rFonts w:asciiTheme="minorEastAsia" w:hAnsiTheme="minorEastAsia"/>
+                <w:noProof/>
+              </w:rPr>
+              <w:t>enablemixcmp</w:t>
+            </w:r>
+            <w:r>
+              <w:rPr>
+                <w:noProof/>
+                <w:webHidden/>
+              </w:rPr>
+              <w:tab/>
+            </w:r>
+            <w:r>
+              <w:rPr>
+                <w:noProof/>
+                <w:webHidden/>
+              </w:rPr>
+              <w:fldChar w:fldCharType="begin"/>
+            </w:r>
+            <w:r>
+              <w:rPr>
+                <w:noProof/>
+                <w:webHidden/>
+              </w:rPr>
+              <w:instrText xml:space="preserve"> PAGEREF _Toc491849950 \h </w:instrText>
+            </w:r>
+            <w:r>
+              <w:rPr>
+                <w:noProof/>
+                <w:webHidden/>
+              </w:rPr>
+            </w:r>
+            <w:r>
+              <w:rPr>
+                <w:noProof/>
+                <w:webHidden/>
+              </w:rPr>
+              <w:fldChar w:fldCharType="separate"/>
+            </w:r>
+            <w:r>
+              <w:rPr>
+                <w:noProof/>
+                <w:webHidden/>
+              </w:rPr>
+              <w:t>9</w:t>
+            </w:r>
+            <w:r>
+              <w:rPr>
+                <w:noProof/>
+                <w:webHidden/>
+              </w:rPr>
+              <w:fldChar w:fldCharType="end"/>
+            </w:r>
+          </w:hyperlink>
+        </w:p>
+        <w:p>
+          <w:pPr>
+            <w:pStyle w:val="TOC3"/>
+            <w:tabs>
+              <w:tab w:val="right" w:leader="dot" w:pos="8296"/>
+            </w:tabs>
+            <w:rPr>
+              <w:noProof/>
+              <w:kern w:val="2"/>
+              <w:sz w:val="21"/>
+              <w:lang w:eastAsia="zh-CN"/>
+            </w:rPr>
+          </w:pPr>
+          <w:hyperlink w:anchor="_Toc491849952" w:history="1">
+            <w:r>
+              <w:rPr>
+                <w:rStyle w:val="Hyperlink"/>
+                <w:rFonts w:asciiTheme="minorEastAsia" w:hAnsiTheme="minorEastAsia"/>
+                <w:noProof/>
+              </w:rPr>
+              <w:t>dataerrorop</w:t>
+            </w:r>
+            <w:r>
+              <w:rPr>
+                <w:noProof/>
+                <w:webHidden/>
+              </w:rPr>
+              <w:tab/>
+            </w:r>
+            <w:r>
+              <w:rPr>
+                <w:noProof/>
+                <w:webHidden/>
+              </w:rPr>
+              <w:fldChar w:fldCharType="begin"/>
+            </w:r>
+            <w:r>
+              <w:rPr>
+                <w:noProof/>
+                <w:webHidden/>
+              </w:rPr>
+              <w:instrText xml:space="preserve"> PAGEREF _Toc491849952 \h </w:instrText>
+            </w:r>
+            <w:r>
+              <w:rPr>
+                <w:noProof/>
+                <w:webHidden/>
+              </w:rPr>
+            </w:r>
+            <w:r>
+              <w:rPr>
+                <w:noProof/>
+                <w:webHidden/>
+              </w:rPr>
+              <w:fldChar w:fldCharType="separate"/>
+            </w:r>
+            <w:r>
+              <w:rPr>
+                <w:noProof/>
+                <w:webHidden/>
+              </w:rPr>
+              <w:t>9</w:t>
+            </w:r>
+            <w:r>
+              <w:rPr>
+                <w:noProof/>
+                <w:webHidden/>
+              </w:rPr>
+              <w:fldChar w:fldCharType="end"/>
+            </w:r>
+          </w:hyperlink>
+        </w:p>
+        <w:p>
+          <w:r>
+            <w:fldChar w:fldCharType="end"/>
+          </w:r>
+        </w:p>
+      </w:sdtContent>
+    </w:sdt>
+    <w:p>
+      <w:pPr>
+        <w:rPr>
+          <w:rFonts w:asciiTheme="minorEastAsia" w:hAnsiTheme="minorEastAsia" w:hint="eastAsia"/>
+          <w:sz w:val="22"/>
+        </w:rPr>
+      </w:pPr>
+    </w:p>
+    <w:p>
+      <w:pPr>
+        <w:rPr>
+          <w:rFonts w:asciiTheme="minorEastAsia" w:hAnsiTheme="minorEastAsia"/>
+          <w:sz w:val="22"/>
+        </w:rPr>
+      </w:pPr>
+    </w:p>
+    <w:p>
+      <w:pPr>
+        <w:widowControl/>
+        <w:jc w:val="left"/>
+        <w:rPr>
+          <w:rFonts w:asciiTheme="minorEastAsia" w:hAnsiTheme="minorEastAsia"/>
+          <w:sz w:val="22"/>
+        </w:rPr>
+      </w:pPr>
+      <w:r>
+        <w:rPr>
+          <w:rFonts w:asciiTheme="minorEastAsia" w:hAnsiTheme="minorEastAsia"/>
+          <w:sz w:val="22"/>
+        </w:rPr>
+        <w:t xml:space="preserve"> </w:t>
+      </w:r>
+      <w:r>
+        <w:rPr>
+          <w:rFonts w:asciiTheme="minorEastAsia" w:hAnsiTheme="minorEastAsia"/>
+          <w:sz w:val="22"/>
+        </w:rPr>
+        <w:br w:type="page"/>
+      </w:r>
+    </w:p>
+    <w:p>
+      <w:pPr>
+        <w:rPr>
+          <w:rFonts w:asciiTheme="minorEastAsia" w:hAnsiTheme="minorEastAsia" w:hint="eastAsia"/>
+          <w:sz w:val="22"/>
+        </w:rPr>
+      </w:pPr>
+    </w:p>
+    <w:p>
+      <w:pPr>
+        <w:jc w:val="right"/>
+        <w:rPr>
+          <w:rFonts w:asciiTheme="minorEastAsia" w:hAnsiTheme="minorEastAsia" w:hint="eastAsia"/>
+          <w:sz w:val="22"/>
+        </w:rPr>
+      </w:pPr>
+    </w:p>
     <w:tbl>
       <w:tblPr>
         <w:tblStyle w:val="TableGrid"/>
@@ -19,11 +1929,13 @@
           </w:tcPr>
           <w:p>
             <w:pPr>
-              <w:rPr>
-                <w:rFonts w:asciiTheme="minorEastAsia" w:hAnsiTheme="minorEastAsia"/>
-                <w:sz w:val="22"/>
-              </w:rPr>
-            </w:pPr>
+              <w:pStyle w:val="Heading3"/>
+              <w:rPr>
+                <w:rFonts w:asciiTheme="minorEastAsia" w:hAnsiTheme="minorEastAsia"/>
+                <w:sz w:val="22"/>
+              </w:rPr>
+            </w:pPr>
+            <w:bookmarkStart w:id="0" w:name="_Toc491849903"/>
             <w:r>
               <w:rPr>
                 <w:rFonts w:asciiTheme="minorEastAsia" w:hAnsiTheme="minorEastAsia" w:hint="eastAsia"/>
@@ -31,21 +1943,25 @@
               </w:rPr>
               <w:t>名称</w:t>
             </w:r>
-          </w:p>
-        </w:tc>
-        <w:tc>
-          <w:tcPr>
-            <w:tcW w:w="6713" w:type="dxa"/>
-          </w:tcPr>
-          <w:p>
-            <w:pPr>
+            <w:bookmarkEnd w:id="0"/>
+          </w:p>
+        </w:tc>
+        <w:tc>
+          <w:tcPr>
+            <w:tcW w:w="6713" w:type="dxa"/>
+          </w:tcPr>
+          <w:p>
+            <w:pPr>
+              <w:pStyle w:val="Heading3"/>
               <w:rPr>
                 <w:rFonts w:asciiTheme="minorEastAsia" w:hAnsiTheme="minorEastAsia" w:cs="宋体"/>
                 <w:color w:val="000000"/>
                 <w:sz w:val="22"/>
               </w:rPr>
             </w:pPr>
+            <w:bookmarkStart w:id="1" w:name="_Toc491849904"/>
             <w:proofErr w:type="spellStart"/>
+            <w:proofErr w:type="gramStart"/>
             <w:r>
               <w:rPr>
                 <w:rFonts w:asciiTheme="minorEastAsia" w:hAnsiTheme="minorEastAsia" w:hint="eastAsia"/>
@@ -54,7 +1970,9 @@
               </w:rPr>
               <w:t>maxpool</w:t>
             </w:r>
+            <w:bookmarkEnd w:id="1"/>
             <w:proofErr w:type="spellEnd"/>
+            <w:proofErr w:type="gramEnd"/>
           </w:p>
         </w:tc>
       </w:tr>
@@ -86,18 +2004,558 @@
           <w:p>
             <w:pPr>
               <w:rPr>
-                <w:rFonts w:asciiTheme="minorEastAsia" w:hAnsiTheme="minorEastAsia" w:hint="eastAsia"/>
-                <w:color w:val="000000"/>
-                <w:sz w:val="22"/>
-              </w:rPr>
-            </w:pPr>
-            <w:r>
-              <w:rPr>
-                <w:rFonts w:asciiTheme="minorEastAsia" w:hAnsiTheme="minorEastAsia" w:hint="eastAsia"/>
-                <w:color w:val="000000"/>
-                <w:sz w:val="22"/>
-              </w:rPr>
-              <w:t>线程池内线程数量</w:t>
+                <w:rFonts w:asciiTheme="minorEastAsia" w:hAnsiTheme="minorEastAsia"/>
+                <w:color w:val="000000"/>
+                <w:sz w:val="22"/>
+              </w:rPr>
+            </w:pPr>
+            <w:r>
+              <w:rPr>
+                <w:rFonts w:asciiTheme="minorEastAsia" w:hAnsiTheme="minorEastAsia" w:hint="eastAsia"/>
+                <w:color w:val="000000"/>
+                <w:sz w:val="22"/>
+              </w:rPr>
+              <w:t>线程池内线程数量，</w:t>
+            </w:r>
+          </w:p>
+          <w:p>
+            <w:pPr>
+              <w:rPr>
+                <w:rFonts w:asciiTheme="minorEastAsia" w:hAnsiTheme="minorEastAsia" w:cs="宋体"/>
+                <w:color w:val="000000"/>
+                <w:sz w:val="22"/>
+              </w:rPr>
+            </w:pPr>
+            <w:r>
+              <w:rPr>
+                <w:rFonts w:asciiTheme="minorEastAsia" w:hAnsiTheme="minorEastAsia" w:cs="宋体" w:hint="eastAsia"/>
+                <w:color w:val="000000"/>
+                <w:sz w:val="22"/>
+              </w:rPr>
+              <w:t>如果不指定，则默认为20，取值范围是[0,10000]</w:t>
+            </w:r>
+          </w:p>
+        </w:tc>
+      </w:tr>
+      <w:tr>
+        <w:tc>
+          <w:tcPr>
+            <w:tcW w:w="1809" w:type="dxa"/>
+          </w:tcPr>
+          <w:p>
+            <w:pPr>
+              <w:rPr>
+                <w:rFonts w:asciiTheme="minorEastAsia" w:hAnsiTheme="minorEastAsia"/>
+                <w:sz w:val="22"/>
+              </w:rPr>
+            </w:pPr>
+            <w:r>
+              <w:rPr>
+                <w:rFonts w:asciiTheme="minorEastAsia" w:hAnsiTheme="minorEastAsia" w:hint="eastAsia"/>
+                <w:sz w:val="22"/>
+              </w:rPr>
+              <w:t>说明</w:t>
+            </w:r>
+          </w:p>
+        </w:tc>
+        <w:tc>
+          <w:tcPr>
+            <w:tcW w:w="6713" w:type="dxa"/>
+          </w:tcPr>
+          <w:p>
+            <w:pPr>
+              <w:rPr>
+                <w:rFonts w:asciiTheme="minorEastAsia" w:hAnsiTheme="minorEastAsia"/>
+                <w:sz w:val="22"/>
+              </w:rPr>
+            </w:pPr>
+            <w:r>
+              <w:rPr>
+                <w:rFonts w:asciiTheme="minorEastAsia" w:hAnsiTheme="minorEastAsia" w:hint="eastAsia"/>
+                <w:sz w:val="22"/>
+              </w:rPr>
+              <w:t>在线程回收时，若当前线程数超过</w:t>
+            </w:r>
+            <w:proofErr w:type="spellStart"/>
+            <w:r>
+              <w:rPr>
+                <w:rFonts w:asciiTheme="minorEastAsia" w:hAnsiTheme="minorEastAsia" w:hint="eastAsia"/>
+                <w:color w:val="000000"/>
+                <w:sz w:val="22"/>
+              </w:rPr>
+              <w:t>maxpool</w:t>
+            </w:r>
+            <w:proofErr w:type="spellEnd"/>
+            <w:r>
+              <w:rPr>
+                <w:rFonts w:asciiTheme="minorEastAsia" w:hAnsiTheme="minorEastAsia" w:hint="eastAsia"/>
+                <w:color w:val="000000"/>
+                <w:sz w:val="22"/>
+              </w:rPr>
+              <w:t>，则销毁该线程，即该配置限制的是线程池中</w:t>
+            </w:r>
+            <w:r>
+              <w:rPr>
+                <w:rFonts w:asciiTheme="minorEastAsia" w:hAnsiTheme="minorEastAsia" w:hint="eastAsia"/>
+                <w:b/>
+                <w:color w:val="000000"/>
+                <w:sz w:val="22"/>
+              </w:rPr>
+              <w:t>始终维持的线程</w:t>
+            </w:r>
+            <w:r>
+              <w:rPr>
+                <w:rFonts w:asciiTheme="minorEastAsia" w:hAnsiTheme="minorEastAsia" w:hint="eastAsia"/>
+                <w:color w:val="000000"/>
+                <w:sz w:val="22"/>
+              </w:rPr>
+              <w:t>的最大数量</w:t>
+            </w:r>
+          </w:p>
+        </w:tc>
+      </w:tr>
+      <w:tr>
+        <w:tc>
+          <w:tcPr>
+            <w:tcW w:w="1809" w:type="dxa"/>
+          </w:tcPr>
+          <w:p>
+            <w:pPr>
+              <w:rPr>
+                <w:rFonts w:asciiTheme="minorEastAsia" w:hAnsiTheme="minorEastAsia"/>
+                <w:sz w:val="22"/>
+              </w:rPr>
+            </w:pPr>
+            <w:r>
+              <w:rPr>
+                <w:rFonts w:asciiTheme="minorEastAsia" w:hAnsiTheme="minorEastAsia" w:hint="eastAsia"/>
+                <w:sz w:val="22"/>
+              </w:rPr>
+              <w:t>生效策略</w:t>
+            </w:r>
+          </w:p>
+        </w:tc>
+        <w:tc>
+          <w:tcPr>
+            <w:tcW w:w="6713" w:type="dxa"/>
+          </w:tcPr>
+          <w:p>
+            <w:pPr>
+              <w:rPr>
+                <w:rFonts w:asciiTheme="minorEastAsia" w:hAnsiTheme="minorEastAsia"/>
+                <w:sz w:val="22"/>
+              </w:rPr>
+            </w:pPr>
+            <w:r>
+              <w:rPr>
+                <w:rFonts w:asciiTheme="minorEastAsia" w:hAnsiTheme="minorEastAsia" w:hint="eastAsia"/>
+                <w:sz w:val="22"/>
+              </w:rPr>
+              <w:t>立即生效。</w:t>
+            </w:r>
+          </w:p>
+          <w:p>
+            <w:pPr>
+              <w:rPr>
+                <w:rFonts w:asciiTheme="minorEastAsia" w:hAnsiTheme="minorEastAsia"/>
+                <w:sz w:val="22"/>
+              </w:rPr>
+            </w:pPr>
+            <w:r>
+              <w:rPr>
+                <w:rFonts w:asciiTheme="minorEastAsia" w:hAnsiTheme="minorEastAsia" w:hint="eastAsia"/>
+                <w:sz w:val="22"/>
+              </w:rPr>
+              <w:t>在一些线程使用完毕，线程数开始下降时，才会逐渐下降到设定值</w:t>
+            </w:r>
+          </w:p>
+        </w:tc>
+      </w:tr>
+      <w:tr>
+        <w:tc>
+          <w:tcPr>
+            <w:tcW w:w="1809" w:type="dxa"/>
+          </w:tcPr>
+          <w:p>
+            <w:pPr>
+              <w:rPr>
+                <w:rFonts w:asciiTheme="minorEastAsia" w:hAnsiTheme="minorEastAsia"/>
+                <w:sz w:val="22"/>
+              </w:rPr>
+            </w:pPr>
+            <w:r>
+              <w:rPr>
+                <w:rFonts w:asciiTheme="minorEastAsia" w:hAnsiTheme="minorEastAsia" w:hint="eastAsia"/>
+                <w:sz w:val="22"/>
+              </w:rPr>
+              <w:t>场景</w:t>
+            </w:r>
+          </w:p>
+        </w:tc>
+        <w:tc>
+          <w:tcPr>
+            <w:tcW w:w="6713" w:type="dxa"/>
+          </w:tcPr>
+          <w:p>
+            <w:pPr>
+              <w:rPr>
+                <w:rFonts w:asciiTheme="minorEastAsia" w:hAnsiTheme="minorEastAsia"/>
+                <w:sz w:val="22"/>
+              </w:rPr>
+            </w:pPr>
+            <w:r>
+              <w:rPr>
+                <w:rFonts w:asciiTheme="minorEastAsia" w:hAnsiTheme="minorEastAsia" w:hint="eastAsia"/>
+                <w:sz w:val="22"/>
+              </w:rPr>
+              <w:t>若</w:t>
+            </w:r>
+            <w:proofErr w:type="spellStart"/>
+            <w:r>
+              <w:rPr>
+                <w:rFonts w:asciiTheme="minorEastAsia" w:hAnsiTheme="minorEastAsia" w:hint="eastAsia"/>
+                <w:sz w:val="22"/>
+              </w:rPr>
+              <w:t>maxpool</w:t>
+            </w:r>
+            <w:proofErr w:type="spellEnd"/>
+            <w:r>
+              <w:rPr>
+                <w:rFonts w:asciiTheme="minorEastAsia" w:hAnsiTheme="minorEastAsia" w:hint="eastAsia"/>
+                <w:sz w:val="22"/>
+              </w:rPr>
+              <w:t>小于等于当前线程池中线程的数量，则在回收线程，线程数降低时，会降低到</w:t>
+            </w:r>
+            <w:proofErr w:type="spellStart"/>
+            <w:r>
+              <w:rPr>
+                <w:rFonts w:asciiTheme="minorEastAsia" w:hAnsiTheme="minorEastAsia" w:hint="eastAsia"/>
+                <w:sz w:val="22"/>
+              </w:rPr>
+              <w:t>maxpool</w:t>
+            </w:r>
+            <w:proofErr w:type="spellEnd"/>
+            <w:r>
+              <w:rPr>
+                <w:rFonts w:asciiTheme="minorEastAsia" w:hAnsiTheme="minorEastAsia" w:hint="eastAsia"/>
+                <w:sz w:val="22"/>
+              </w:rPr>
+              <w:t xml:space="preserve"> - 1个；若</w:t>
+            </w:r>
+            <w:proofErr w:type="spellStart"/>
+            <w:r>
+              <w:rPr>
+                <w:rFonts w:asciiTheme="minorEastAsia" w:hAnsiTheme="minorEastAsia" w:hint="eastAsia"/>
+                <w:sz w:val="22"/>
+              </w:rPr>
+              <w:t>maxpool</w:t>
+            </w:r>
+            <w:proofErr w:type="spellEnd"/>
+            <w:r>
+              <w:rPr>
+                <w:rFonts w:asciiTheme="minorEastAsia" w:hAnsiTheme="minorEastAsia" w:hint="eastAsia"/>
+                <w:sz w:val="22"/>
+              </w:rPr>
+              <w:t>大于当前线程池中线程的数量，不作任何操作。</w:t>
+            </w:r>
+          </w:p>
+        </w:tc>
+      </w:tr>
+      <w:tr>
+        <w:tc>
+          <w:tcPr>
+            <w:tcW w:w="1809" w:type="dxa"/>
+          </w:tcPr>
+          <w:p>
+            <w:pPr>
+              <w:rPr>
+                <w:rFonts w:asciiTheme="minorEastAsia" w:hAnsiTheme="minorEastAsia"/>
+                <w:sz w:val="22"/>
+              </w:rPr>
+            </w:pPr>
+            <w:r>
+              <w:rPr>
+                <w:rFonts w:asciiTheme="minorEastAsia" w:hAnsiTheme="minorEastAsia" w:hint="eastAsia"/>
+                <w:sz w:val="22"/>
+              </w:rPr>
+              <w:t>验证思路</w:t>
+            </w:r>
+          </w:p>
+        </w:tc>
+        <w:tc>
+          <w:tcPr>
+            <w:tcW w:w="6713" w:type="dxa"/>
+          </w:tcPr>
+          <w:p>
+            <w:pPr>
+              <w:rPr>
+                <w:rFonts w:asciiTheme="minorEastAsia" w:hAnsiTheme="minorEastAsia"/>
+                <w:sz w:val="22"/>
+              </w:rPr>
+            </w:pPr>
+            <w:proofErr w:type="spellStart"/>
+            <w:r>
+              <w:rPr>
+                <w:rFonts w:asciiTheme="minorEastAsia" w:hAnsiTheme="minorEastAsia" w:hint="eastAsia"/>
+                <w:sz w:val="22"/>
+              </w:rPr>
+              <w:t>sdb</w:t>
+            </w:r>
+            <w:proofErr w:type="spellEnd"/>
+            <w:r>
+              <w:rPr>
+                <w:rFonts w:asciiTheme="minorEastAsia" w:hAnsiTheme="minorEastAsia" w:hint="eastAsia"/>
+                <w:sz w:val="22"/>
+              </w:rPr>
+              <w:t>每接收一个客户端连接，就会从线程池中分配一个线程，利用这个控制线程数量；</w:t>
+            </w:r>
+          </w:p>
+          <w:p>
+            <w:pPr>
+              <w:rPr>
+                <w:rFonts w:asciiTheme="minorEastAsia" w:hAnsiTheme="minorEastAsia"/>
+                <w:sz w:val="22"/>
+              </w:rPr>
+            </w:pPr>
+            <w:r>
+              <w:rPr>
+                <w:rFonts w:asciiTheme="minorEastAsia" w:hAnsiTheme="minorEastAsia" w:hint="eastAsia"/>
+                <w:sz w:val="22"/>
+              </w:rPr>
+              <w:t>在数据库快照中，有</w:t>
+            </w:r>
+            <w:proofErr w:type="spellStart"/>
+            <w:r>
+              <w:rPr>
+                <w:rFonts w:asciiTheme="minorEastAsia" w:hAnsiTheme="minorEastAsia"/>
+                <w:sz w:val="22"/>
+              </w:rPr>
+              <w:t>CurrentActiveSessions</w:t>
+            </w:r>
+            <w:proofErr w:type="spellEnd"/>
+            <w:r>
+              <w:rPr>
+                <w:rFonts w:asciiTheme="minorEastAsia" w:hAnsiTheme="minorEastAsia" w:hint="eastAsia"/>
+                <w:sz w:val="22"/>
+              </w:rPr>
+              <w:t>、</w:t>
+            </w:r>
+            <w:proofErr w:type="spellStart"/>
+            <w:r>
+              <w:rPr>
+                <w:rFonts w:asciiTheme="minorEastAsia" w:hAnsiTheme="minorEastAsia"/>
+                <w:sz w:val="22"/>
+              </w:rPr>
+              <w:t>CurrentIdleSessions</w:t>
+            </w:r>
+            <w:proofErr w:type="spellEnd"/>
+            <w:r>
+              <w:rPr>
+                <w:rFonts w:asciiTheme="minorEastAsia" w:hAnsiTheme="minorEastAsia" w:hint="eastAsia"/>
+                <w:sz w:val="22"/>
+              </w:rPr>
+              <w:t>、</w:t>
+            </w:r>
+            <w:proofErr w:type="spellStart"/>
+            <w:r>
+              <w:rPr>
+                <w:rFonts w:asciiTheme="minorEastAsia" w:hAnsiTheme="minorEastAsia"/>
+                <w:sz w:val="22"/>
+              </w:rPr>
+              <w:t>CurrentSystemSessions</w:t>
+            </w:r>
+            <w:proofErr w:type="spellEnd"/>
+            <w:r>
+              <w:rPr>
+                <w:rFonts w:asciiTheme="minorEastAsia" w:hAnsiTheme="minorEastAsia" w:hint="eastAsia"/>
+                <w:sz w:val="22"/>
+              </w:rPr>
+              <w:t>三个类型来获取线程(EDU)的个数</w:t>
+            </w:r>
+          </w:p>
+          <w:p>
+            <w:pPr>
+              <w:rPr>
+                <w:rFonts w:asciiTheme="minorEastAsia" w:hAnsiTheme="minorEastAsia"/>
+                <w:sz w:val="22"/>
+              </w:rPr>
+            </w:pPr>
+            <w:r>
+              <w:rPr>
+                <w:rFonts w:asciiTheme="minorEastAsia" w:hAnsiTheme="minorEastAsia" w:hint="eastAsia"/>
+                <w:sz w:val="22"/>
+              </w:rPr>
+              <w:t>根据场景，操作线程数量来测试</w:t>
+            </w:r>
+          </w:p>
+          <w:p>
+            <w:pPr>
+              <w:rPr>
+                <w:rFonts w:asciiTheme="minorEastAsia" w:hAnsiTheme="minorEastAsia"/>
+                <w:sz w:val="22"/>
+              </w:rPr>
+            </w:pPr>
+            <w:r>
+              <w:rPr>
+                <w:rFonts w:asciiTheme="minorEastAsia" w:hAnsiTheme="minorEastAsia" w:hint="eastAsia"/>
+                <w:sz w:val="22"/>
+              </w:rPr>
+              <w:t>也可以通过</w:t>
+            </w:r>
+            <w:proofErr w:type="spellStart"/>
+            <w:r>
+              <w:rPr>
+                <w:rFonts w:asciiTheme="minorEastAsia" w:hAnsiTheme="minorEastAsia" w:hint="eastAsia"/>
+                <w:sz w:val="22"/>
+              </w:rPr>
+              <w:t>ps</w:t>
+            </w:r>
+            <w:proofErr w:type="spellEnd"/>
+            <w:r>
+              <w:rPr>
+                <w:rFonts w:asciiTheme="minorEastAsia" w:hAnsiTheme="minorEastAsia" w:hint="eastAsia"/>
+                <w:sz w:val="22"/>
+              </w:rPr>
+              <w:t xml:space="preserve"> </w:t>
+            </w:r>
+            <w:r>
+              <w:rPr>
+                <w:rFonts w:asciiTheme="minorEastAsia" w:hAnsiTheme="minorEastAsia"/>
+                <w:sz w:val="22"/>
+              </w:rPr>
+              <w:t>–</w:t>
+            </w:r>
+            <w:r>
+              <w:rPr>
+                <w:rFonts w:asciiTheme="minorEastAsia" w:hAnsiTheme="minorEastAsia" w:hint="eastAsia"/>
+                <w:sz w:val="22"/>
+              </w:rPr>
+              <w:t>T来观察线程数量</w:t>
+            </w:r>
+          </w:p>
+        </w:tc>
+      </w:tr>
+    </w:tbl>
+    <w:p>
+      <w:pPr>
+        <w:rPr>
+          <w:rFonts w:asciiTheme="minorEastAsia" w:hAnsiTheme="minorEastAsia" w:hint="eastAsia"/>
+          <w:sz w:val="22"/>
+        </w:rPr>
+      </w:pPr>
+    </w:p>
+    <w:p>
+      <w:pPr>
+        <w:rPr>
+          <w:rFonts w:asciiTheme="minorEastAsia" w:hAnsiTheme="minorEastAsia"/>
+          <w:sz w:val="22"/>
+        </w:rPr>
+      </w:pPr>
+    </w:p>
+    <w:tbl>
+      <w:tblPr>
+        <w:tblStyle w:val="TableGrid"/>
+        <w:tblW w:w="0" w:type="auto"/>
+        <w:tblLook w:val="04A0"/>
+      </w:tblPr>
+      <w:tblGrid>
+        <w:gridCol w:w="1809"/>
+        <w:gridCol w:w="6713"/>
+      </w:tblGrid>
+      <w:tr>
+        <w:tc>
+          <w:tcPr>
+            <w:tcW w:w="1809" w:type="dxa"/>
+          </w:tcPr>
+          <w:p>
+            <w:pPr>
+              <w:pStyle w:val="Heading3"/>
+              <w:rPr>
+                <w:rFonts w:asciiTheme="minorEastAsia" w:hAnsiTheme="minorEastAsia"/>
+                <w:sz w:val="22"/>
+              </w:rPr>
+            </w:pPr>
+            <w:bookmarkStart w:id="2" w:name="_Toc491849905"/>
+            <w:r>
+              <w:rPr>
+                <w:rFonts w:asciiTheme="minorEastAsia" w:hAnsiTheme="minorEastAsia" w:hint="eastAsia"/>
+                <w:sz w:val="22"/>
+              </w:rPr>
+              <w:t>名称</w:t>
+            </w:r>
+            <w:bookmarkEnd w:id="2"/>
+          </w:p>
+        </w:tc>
+        <w:tc>
+          <w:tcPr>
+            <w:tcW w:w="6713" w:type="dxa"/>
+          </w:tcPr>
+          <w:p>
+            <w:pPr>
+              <w:pStyle w:val="Heading3"/>
+              <w:rPr>
+                <w:rFonts w:asciiTheme="minorEastAsia" w:hAnsiTheme="minorEastAsia" w:cs="宋体"/>
+                <w:color w:val="000000"/>
+                <w:sz w:val="22"/>
+              </w:rPr>
+            </w:pPr>
+            <w:bookmarkStart w:id="3" w:name="_Toc491849906"/>
+            <w:proofErr w:type="spellStart"/>
+            <w:proofErr w:type="gramStart"/>
+            <w:r>
+              <w:rPr>
+                <w:rFonts w:asciiTheme="minorEastAsia" w:hAnsiTheme="minorEastAsia" w:hint="eastAsia"/>
+                <w:color w:val="000000"/>
+                <w:sz w:val="22"/>
+              </w:rPr>
+              <w:t>diaglevel</w:t>
+            </w:r>
+            <w:bookmarkEnd w:id="3"/>
+            <w:proofErr w:type="spellEnd"/>
+            <w:proofErr w:type="gramEnd"/>
+          </w:p>
+        </w:tc>
+      </w:tr>
+      <w:tr>
+        <w:tc>
+          <w:tcPr>
+            <w:tcW w:w="1809" w:type="dxa"/>
+          </w:tcPr>
+          <w:p>
+            <w:pPr>
+              <w:rPr>
+                <w:rFonts w:asciiTheme="minorEastAsia" w:hAnsiTheme="minorEastAsia"/>
+                <w:sz w:val="22"/>
+              </w:rPr>
+            </w:pPr>
+            <w:r>
+              <w:rPr>
+                <w:rFonts w:asciiTheme="minorEastAsia" w:hAnsiTheme="minorEastAsia" w:hint="eastAsia"/>
+                <w:sz w:val="22"/>
+              </w:rPr>
+              <w:t>描述</w:t>
+            </w:r>
+          </w:p>
+        </w:tc>
+        <w:tc>
+          <w:tcPr>
+            <w:tcW w:w="6713" w:type="dxa"/>
+          </w:tcPr>
+          <w:p>
+            <w:pPr>
+              <w:rPr>
+                <w:rFonts w:asciiTheme="minorEastAsia" w:hAnsiTheme="minorEastAsia"/>
+                <w:color w:val="000000"/>
+                <w:sz w:val="22"/>
+              </w:rPr>
+            </w:pPr>
+            <w:r>
+              <w:rPr>
+                <w:rFonts w:asciiTheme="minorEastAsia" w:hAnsiTheme="minorEastAsia" w:hint="eastAsia"/>
+                <w:color w:val="000000"/>
+                <w:sz w:val="22"/>
+              </w:rPr>
+              <w:t>诊断日志打印级别</w:t>
             </w:r>
             <w:r>
               <w:rPr>
@@ -116,13 +2574,23 @@
                 <w:sz w:val="22"/>
               </w:rPr>
             </w:pPr>
+            <w:proofErr w:type="spellStart"/>
             <w:r>
               <w:rPr>
                 <w:rFonts w:asciiTheme="minorEastAsia" w:hAnsiTheme="minorEastAsia" w:cs="宋体" w:hint="eastAsia"/>
                 <w:color w:val="000000"/>
                 <w:sz w:val="22"/>
               </w:rPr>
-              <w:t>如果不指定，则默认为20，取值范围是[0,10000]</w:t>
+              <w:t>SequoiaDB</w:t>
+            </w:r>
+            <w:proofErr w:type="spellEnd"/>
+            <w:r>
+              <w:rPr>
+                <w:rFonts w:asciiTheme="minorEastAsia" w:hAnsiTheme="minorEastAsia" w:cs="宋体" w:hint="eastAsia"/>
+                <w:color w:val="000000"/>
+                <w:sz w:val="22"/>
+              </w:rPr>
+              <w:t>中诊断日志从0-5分别代表：SEVERE, ERROR, EVENT, WARNING, INFO, DEBUG；如果不指定，则默认为WARNING</w:t>
             </w:r>
           </w:p>
         </w:tc>
@@ -159,73 +2627,6 @@
                 <w:sz w:val="22"/>
               </w:rPr>
             </w:pPr>
-            <w:r>
-              <w:rPr>
-                <w:rFonts w:asciiTheme="minorEastAsia" w:hAnsiTheme="minorEastAsia" w:hint="eastAsia"/>
-                <w:sz w:val="22"/>
-              </w:rPr>
-              <w:t>在线程回收时，若当前线程数超过</w:t>
-            </w:r>
-            <w:proofErr w:type="spellStart"/>
-            <w:r>
-              <w:rPr>
-                <w:rFonts w:asciiTheme="minorEastAsia" w:hAnsiTheme="minorEastAsia" w:hint="eastAsia"/>
-                <w:color w:val="000000"/>
-                <w:sz w:val="22"/>
-              </w:rPr>
-              <w:t>maxpool</w:t>
-            </w:r>
-            <w:proofErr w:type="spellEnd"/>
-            <w:r>
-              <w:rPr>
-                <w:rFonts w:asciiTheme="minorEastAsia" w:hAnsiTheme="minorEastAsia" w:hint="eastAsia"/>
-                <w:color w:val="000000"/>
-                <w:sz w:val="22"/>
-              </w:rPr>
-              <w:t>，则销毁该线程</w:t>
-            </w:r>
-            <w:r>
-              <w:rPr>
-                <w:rFonts w:asciiTheme="minorEastAsia" w:hAnsiTheme="minorEastAsia" w:hint="eastAsia"/>
-                <w:color w:val="000000"/>
-                <w:sz w:val="22"/>
-              </w:rPr>
-              <w:t>，即该配置限制的是线程池中</w:t>
-            </w:r>
-            <w:r>
-              <w:rPr>
-                <w:rFonts w:asciiTheme="minorEastAsia" w:hAnsiTheme="minorEastAsia" w:hint="eastAsia"/>
-                <w:b/>
-                <w:color w:val="000000"/>
-                <w:sz w:val="22"/>
-              </w:rPr>
-              <w:t>始终</w:t>
-            </w:r>
-            <w:r>
-              <w:rPr>
-                <w:rFonts w:asciiTheme="minorEastAsia" w:hAnsiTheme="minorEastAsia" w:hint="eastAsia"/>
-                <w:b/>
-                <w:color w:val="000000"/>
-                <w:sz w:val="22"/>
-              </w:rPr>
-              <w:t>维持的线程</w:t>
-            </w:r>
-            <w:r>
-              <w:rPr>
-                <w:rFonts w:asciiTheme="minorEastAsia" w:hAnsiTheme="minorEastAsia" w:hint="eastAsia"/>
-                <w:color w:val="000000"/>
-                <w:sz w:val="22"/>
-              </w:rPr>
-              <w:t>的</w:t>
-            </w:r>
-            <w:r>
-              <w:rPr>
-                <w:rFonts w:asciiTheme="minorEastAsia" w:hAnsiTheme="minorEastAsia" w:hint="eastAsia"/>
-                <w:color w:val="000000"/>
-                <w:sz w:val="22"/>
-              </w:rPr>
-              <w:t>最大数量</w:t>
-            </w:r>
           </w:p>
         </w:tc>
       </w:tr>
@@ -266,22 +2667,7 @@
                 <w:rFonts w:asciiTheme="minorEastAsia" w:hAnsiTheme="minorEastAsia" w:hint="eastAsia"/>
                 <w:sz w:val="22"/>
               </w:rPr>
-              <w:t>立即生效。</w:t>
-            </w:r>
-          </w:p>
-          <w:p>
-            <w:pPr>
-              <w:rPr>
-                <w:rFonts w:asciiTheme="minorEastAsia" w:hAnsiTheme="minorEastAsia"/>
-                <w:sz w:val="22"/>
-              </w:rPr>
-            </w:pPr>
-            <w:r>
-              <w:rPr>
-                <w:rFonts w:asciiTheme="minorEastAsia" w:hAnsiTheme="minorEastAsia" w:hint="eastAsia"/>
-                <w:sz w:val="22"/>
-              </w:rPr>
-              <w:t>在一些线程使用完毕，线程数开始下降时，才会逐渐下降到设定值</w:t>
+              <w:t>立即生效</w:t>
             </w:r>
           </w:p>
         </w:tc>
@@ -318,124 +2704,6 @@
                 <w:sz w:val="22"/>
               </w:rPr>
             </w:pPr>
-            <w:r>
-              <w:rPr>
-                <w:rFonts w:asciiTheme="minorEastAsia" w:hAnsiTheme="minorEastAsia" w:hint="eastAsia"/>
-                <w:sz w:val="22"/>
-              </w:rPr>
-              <w:t>若</w:t>
-            </w:r>
-            <w:proofErr w:type="spellStart"/>
-            <w:r>
-              <w:rPr>
-                <w:rFonts w:asciiTheme="minorEastAsia" w:hAnsiTheme="minorEastAsia" w:hint="eastAsia"/>
-                <w:sz w:val="22"/>
-              </w:rPr>
-              <w:t>maxpool</w:t>
-            </w:r>
-            <w:proofErr w:type="spellEnd"/>
-            <w:r>
-              <w:rPr>
-                <w:rFonts w:asciiTheme="minorEastAsia" w:hAnsiTheme="minorEastAsia" w:hint="eastAsia"/>
-                <w:sz w:val="22"/>
-              </w:rPr>
-              <w:t>小于</w:t>
-            </w:r>
-            <w:r>
-              <w:rPr>
-                <w:rFonts w:asciiTheme="minorEastAsia" w:hAnsiTheme="minorEastAsia" w:hint="eastAsia"/>
-                <w:sz w:val="22"/>
-              </w:rPr>
-              <w:t>等于</w:t>
-            </w:r>
-            <w:r>
-              <w:rPr>
-                <w:rFonts w:asciiTheme="minorEastAsia" w:hAnsiTheme="minorEastAsia" w:hint="eastAsia"/>
-                <w:sz w:val="22"/>
-              </w:rPr>
-              <w:t>当前线程池中线程的数量，则在</w:t>
-            </w:r>
-            <w:r>
-              <w:rPr>
-                <w:rFonts w:asciiTheme="minorEastAsia" w:hAnsiTheme="minorEastAsia" w:hint="eastAsia"/>
-                <w:sz w:val="22"/>
-              </w:rPr>
-              <w:t>回收线程</w:t>
-            </w:r>
-            <w:r>
-              <w:rPr>
-                <w:rFonts w:asciiTheme="minorEastAsia" w:hAnsiTheme="minorEastAsia" w:hint="eastAsia"/>
-                <w:sz w:val="22"/>
-              </w:rPr>
-              <w:t>，</w:t>
-            </w:r>
-            <w:r>
-              <w:rPr>
-                <w:rFonts w:asciiTheme="minorEastAsia" w:hAnsiTheme="minorEastAsia" w:hint="eastAsia"/>
-                <w:sz w:val="22"/>
-              </w:rPr>
-              <w:t>线程</w:t>
-            </w:r>
-            <w:r>
-              <w:rPr>
-                <w:rFonts w:asciiTheme="minorEastAsia" w:hAnsiTheme="minorEastAsia" w:hint="eastAsia"/>
-                <w:sz w:val="22"/>
-              </w:rPr>
-              <w:t>数</w:t>
-            </w:r>
-            <w:r>
-              <w:rPr>
-                <w:rFonts w:asciiTheme="minorEastAsia" w:hAnsiTheme="minorEastAsia" w:hint="eastAsia"/>
-                <w:sz w:val="22"/>
-              </w:rPr>
-              <w:t>降低时，会降低到</w:t>
-            </w:r>
-            <w:proofErr w:type="spellStart"/>
-            <w:r>
-              <w:rPr>
-                <w:rFonts w:asciiTheme="minorEastAsia" w:hAnsiTheme="minorEastAsia" w:hint="eastAsia"/>
-                <w:sz w:val="22"/>
-              </w:rPr>
-              <w:t>maxpool</w:t>
-            </w:r>
-            <w:proofErr w:type="spellEnd"/>
-            <w:r>
-              <w:rPr>
-                <w:rFonts w:asciiTheme="minorEastAsia" w:hAnsiTheme="minorEastAsia" w:hint="eastAsia"/>
-                <w:sz w:val="22"/>
-              </w:rPr>
-              <w:t xml:space="preserve"> - 1</w:t>
-            </w:r>
-            <w:r>
-              <w:rPr>
-                <w:rFonts w:asciiTheme="minorEastAsia" w:hAnsiTheme="minorEastAsia" w:hint="eastAsia"/>
-                <w:sz w:val="22"/>
-              </w:rPr>
-              <w:t>个</w:t>
-            </w:r>
-            <w:r>
-              <w:rPr>
-                <w:rFonts w:asciiTheme="minorEastAsia" w:hAnsiTheme="minorEastAsia" w:hint="eastAsia"/>
-                <w:sz w:val="22"/>
-              </w:rPr>
-              <w:t>；若</w:t>
-            </w:r>
-            <w:proofErr w:type="spellStart"/>
-            <w:r>
-              <w:rPr>
-                <w:rFonts w:asciiTheme="minorEastAsia" w:hAnsiTheme="minorEastAsia" w:hint="eastAsia"/>
-                <w:sz w:val="22"/>
-              </w:rPr>
-              <w:t>maxpool</w:t>
-            </w:r>
-            <w:proofErr w:type="spellEnd"/>
-            <w:r>
-              <w:rPr>
-                <w:rFonts w:asciiTheme="minorEastAsia" w:hAnsiTheme="minorEastAsia" w:hint="eastAsia"/>
-                <w:sz w:val="22"/>
-              </w:rPr>
-              <w:t>大于当前线程池中线程的数量，不作任何操作。</w:t>
-            </w:r>
           </w:p>
         </w:tc>
       </w:tr>
@@ -471,172 +2739,12 @@
                 <w:sz w:val="22"/>
               </w:rPr>
             </w:pPr>
-            <w:proofErr w:type="spellStart"/>
-            <w:r>
-              <w:rPr>
-                <w:rFonts w:asciiTheme="minorEastAsia" w:hAnsiTheme="minorEastAsia" w:hint="eastAsia"/>
-                <w:sz w:val="22"/>
-              </w:rPr>
-              <w:t>sdb</w:t>
-            </w:r>
-            <w:proofErr w:type="spellEnd"/>
-            <w:r>
-              <w:rPr>
-                <w:rFonts w:asciiTheme="minorEastAsia" w:hAnsiTheme="minorEastAsia" w:hint="eastAsia"/>
-                <w:sz w:val="22"/>
-              </w:rPr>
-              <w:t>每接收一个客户端连接，就会</w:t>
-            </w:r>
-            <w:r>
-              <w:rPr>
-                <w:rFonts w:asciiTheme="minorEastAsia" w:hAnsiTheme="minorEastAsia" w:hint="eastAsia"/>
-                <w:sz w:val="22"/>
-              </w:rPr>
-              <w:t>从线程池中分配一个线程，利用这个控制线程</w:t>
-            </w:r>
-            <w:r>
-              <w:rPr>
-                <w:rFonts w:asciiTheme="minorEastAsia" w:hAnsiTheme="minorEastAsia" w:hint="eastAsia"/>
-                <w:sz w:val="22"/>
-              </w:rPr>
-              <w:t>数量；</w:t>
-            </w:r>
-          </w:p>
-          <w:p>
-            <w:pPr>
-              <w:rPr>
-                <w:rFonts w:asciiTheme="minorEastAsia" w:hAnsiTheme="minorEastAsia"/>
-                <w:sz w:val="22"/>
-              </w:rPr>
-            </w:pPr>
-            <w:r>
-              <w:rPr>
-                <w:rFonts w:asciiTheme="minorEastAsia" w:hAnsiTheme="minorEastAsia" w:hint="eastAsia"/>
-                <w:sz w:val="22"/>
-              </w:rPr>
-              <w:t>在数据库快照中，有</w:t>
-            </w:r>
-            <w:proofErr w:type="spellStart"/>
-            <w:r>
-              <w:rPr>
-                <w:rFonts w:asciiTheme="minorEastAsia" w:hAnsiTheme="minorEastAsia"/>
-                <w:sz w:val="22"/>
-              </w:rPr>
-              <w:t>CurrentActiveSessions</w:t>
-            </w:r>
-            <w:proofErr w:type="spellEnd"/>
-            <w:r>
-              <w:rPr>
-                <w:rFonts w:asciiTheme="minorEastAsia" w:hAnsiTheme="minorEastAsia" w:hint="eastAsia"/>
-                <w:sz w:val="22"/>
-              </w:rPr>
-              <w:t>、</w:t>
-            </w:r>
-            <w:proofErr w:type="spellStart"/>
-            <w:r>
-              <w:rPr>
-                <w:rFonts w:asciiTheme="minorEastAsia" w:hAnsiTheme="minorEastAsia"/>
-                <w:sz w:val="22"/>
-              </w:rPr>
-              <w:t>CurrentIdleSessions</w:t>
-            </w:r>
-            <w:proofErr w:type="spellEnd"/>
-            <w:r>
-              <w:rPr>
-                <w:rFonts w:asciiTheme="minorEastAsia" w:hAnsiTheme="minorEastAsia" w:hint="eastAsia"/>
-                <w:sz w:val="22"/>
-              </w:rPr>
-              <w:t>、</w:t>
-            </w:r>
-            <w:proofErr w:type="spellStart"/>
-            <w:r>
-              <w:rPr>
-                <w:rFonts w:asciiTheme="minorEastAsia" w:hAnsiTheme="minorEastAsia"/>
-                <w:sz w:val="22"/>
-              </w:rPr>
-              <w:t>CurrentSystemSessions</w:t>
-            </w:r>
-            <w:proofErr w:type="spellEnd"/>
-            <w:r>
-              <w:rPr>
-                <w:rFonts w:asciiTheme="minorEastAsia" w:hAnsiTheme="minorEastAsia" w:hint="eastAsia"/>
-                <w:sz w:val="22"/>
-              </w:rPr>
-              <w:t>三个类型来获取线程(EDU)的个数</w:t>
-            </w:r>
-          </w:p>
-          <w:p>
-            <w:pPr>
-              <w:rPr>
-                <w:rFonts w:asciiTheme="minorEastAsia" w:hAnsiTheme="minorEastAsia"/>
-                <w:sz w:val="22"/>
-              </w:rPr>
-            </w:pPr>
-            <w:r>
-              <w:rPr>
-                <w:rFonts w:asciiTheme="minorEastAsia" w:hAnsiTheme="minorEastAsia" w:hint="eastAsia"/>
-                <w:sz w:val="22"/>
-              </w:rPr>
-              <w:t>根据场景</w:t>
-            </w:r>
-            <w:r>
-              <w:rPr>
-                <w:rFonts w:asciiTheme="minorEastAsia" w:hAnsiTheme="minorEastAsia" w:hint="eastAsia"/>
-                <w:sz w:val="22"/>
-              </w:rPr>
-              <w:t>，</w:t>
-            </w:r>
-            <w:r>
-              <w:rPr>
-                <w:rFonts w:asciiTheme="minorEastAsia" w:hAnsiTheme="minorEastAsia" w:hint="eastAsia"/>
-                <w:sz w:val="22"/>
-              </w:rPr>
-              <w:t>操作线程数量来测试</w:t>
-            </w:r>
-          </w:p>
-          <w:p>
-            <w:pPr>
-              <w:rPr>
-                <w:rFonts w:asciiTheme="minorEastAsia" w:hAnsiTheme="minorEastAsia"/>
-                <w:sz w:val="22"/>
-              </w:rPr>
-            </w:pPr>
-            <w:r>
-              <w:rPr>
-                <w:rFonts w:asciiTheme="minorEastAsia" w:hAnsiTheme="minorEastAsia" w:hint="eastAsia"/>
-                <w:sz w:val="22"/>
-              </w:rPr>
-              <w:t>也可以通过</w:t>
-            </w:r>
-            <w:proofErr w:type="spellStart"/>
-            <w:r>
-              <w:rPr>
-                <w:rFonts w:asciiTheme="minorEastAsia" w:hAnsiTheme="minorEastAsia" w:hint="eastAsia"/>
-                <w:sz w:val="22"/>
-              </w:rPr>
-              <w:t>ps</w:t>
-            </w:r>
-            <w:proofErr w:type="spellEnd"/>
-            <w:r>
-              <w:rPr>
-                <w:rFonts w:asciiTheme="minorEastAsia" w:hAnsiTheme="minorEastAsia" w:hint="eastAsia"/>
-                <w:sz w:val="22"/>
-              </w:rPr>
-              <w:t xml:space="preserve"> </w:t>
-            </w:r>
-            <w:r>
-              <w:rPr>
-                <w:rFonts w:asciiTheme="minorEastAsia" w:hAnsiTheme="minorEastAsia"/>
-                <w:sz w:val="22"/>
-              </w:rPr>
-              <w:t>–</w:t>
-            </w:r>
-            <w:r>
-              <w:rPr>
-                <w:rFonts w:asciiTheme="minorEastAsia" w:hAnsiTheme="minorEastAsia" w:hint="eastAsia"/>
-                <w:sz w:val="22"/>
-              </w:rPr>
-              <w:t>T来观察线程数量</w:t>
+            <w:r>
+              <w:rPr>
+                <w:rFonts w:asciiTheme="minorEastAsia" w:hAnsiTheme="minorEastAsia" w:hint="eastAsia"/>
+                <w:sz w:val="22"/>
+              </w:rPr>
+              <w:t>动态修改日志级别，观察效果</w:t>
             </w:r>
           </w:p>
         </w:tc>
@@ -675,11 +2783,13 @@
           </w:tcPr>
           <w:p>
             <w:pPr>
-              <w:rPr>
-                <w:rFonts w:asciiTheme="minorEastAsia" w:hAnsiTheme="minorEastAsia"/>
-                <w:sz w:val="22"/>
-              </w:rPr>
-            </w:pPr>
+              <w:pStyle w:val="Heading3"/>
+              <w:rPr>
+                <w:rFonts w:asciiTheme="minorEastAsia" w:hAnsiTheme="minorEastAsia"/>
+                <w:sz w:val="22"/>
+              </w:rPr>
+            </w:pPr>
+            <w:bookmarkStart w:id="4" w:name="_Toc491849907"/>
             <w:r>
               <w:rPr>
                 <w:rFonts w:asciiTheme="minorEastAsia" w:hAnsiTheme="minorEastAsia" w:hint="eastAsia"/>
@@ -687,30 +2797,36 @@
               </w:rPr>
               <w:t>名称</w:t>
             </w:r>
-          </w:p>
-        </w:tc>
-        <w:tc>
-          <w:tcPr>
-            <w:tcW w:w="6713" w:type="dxa"/>
-          </w:tcPr>
-          <w:p>
-            <w:pPr>
+            <w:bookmarkEnd w:id="4"/>
+          </w:p>
+        </w:tc>
+        <w:tc>
+          <w:tcPr>
+            <w:tcW w:w="6713" w:type="dxa"/>
+          </w:tcPr>
+          <w:p>
+            <w:pPr>
+              <w:pStyle w:val="Heading3"/>
               <w:rPr>
                 <w:rFonts w:asciiTheme="minorEastAsia" w:hAnsiTheme="minorEastAsia" w:cs="宋体"/>
                 <w:color w:val="000000"/>
                 <w:sz w:val="22"/>
               </w:rPr>
             </w:pPr>
+            <w:bookmarkStart w:id="5" w:name="_Toc491849908"/>
             <w:proofErr w:type="spellStart"/>
-            <w:r>
-              <w:rPr>
-                <w:rFonts w:asciiTheme="minorEastAsia" w:hAnsiTheme="minorEastAsia" w:hint="eastAsia"/>
-                <w:color w:val="000000"/>
-                <w:sz w:val="22"/>
-              </w:rPr>
-              <w:t>diaglevel</w:t>
-            </w:r>
+            <w:proofErr w:type="gramStart"/>
+            <w:r>
+              <w:rPr>
+                <w:rFonts w:asciiTheme="minorEastAsia" w:hAnsiTheme="minorEastAsia" w:hint="eastAsia"/>
+                <w:color w:val="000000"/>
+                <w:sz w:val="22"/>
+              </w:rPr>
+              <w:t>syncstrategy</w:t>
+            </w:r>
+            <w:bookmarkEnd w:id="5"/>
             <w:proofErr w:type="spellEnd"/>
+            <w:proofErr w:type="gramEnd"/>
           </w:p>
         </w:tc>
       </w:tr>
@@ -742,26 +2858,18 @@
           <w:p>
             <w:pPr>
               <w:rPr>
-                <w:rFonts w:asciiTheme="minorEastAsia" w:hAnsiTheme="minorEastAsia" w:hint="eastAsia"/>
-                <w:color w:val="000000"/>
-                <w:sz w:val="22"/>
-              </w:rPr>
-            </w:pPr>
-            <w:r>
-              <w:rPr>
-                <w:rFonts w:asciiTheme="minorEastAsia" w:hAnsiTheme="minorEastAsia" w:hint="eastAsia"/>
-                <w:color w:val="000000"/>
-                <w:sz w:val="22"/>
-              </w:rPr>
-              <w:t>诊断日志打印级别</w:t>
-            </w:r>
-            <w:r>
-              <w:rPr>
-                <w:rFonts w:asciiTheme="minorEastAsia" w:hAnsiTheme="minorEastAsia" w:hint="eastAsia"/>
-                <w:color w:val="000000"/>
-                <w:sz w:val="22"/>
-              </w:rPr>
-              <w:t>，</w:t>
+                <w:rFonts w:asciiTheme="minorEastAsia" w:hAnsiTheme="minorEastAsia"/>
+                <w:color w:val="000000"/>
+                <w:sz w:val="22"/>
+              </w:rPr>
+            </w:pPr>
+            <w:r>
+              <w:rPr>
+                <w:rFonts w:asciiTheme="minorEastAsia" w:hAnsiTheme="minorEastAsia" w:hint="eastAsia"/>
+                <w:color w:val="000000"/>
+                <w:sz w:val="22"/>
+              </w:rPr>
+              <w:t>副本组之间数据同步控制策略,</w:t>
             </w:r>
           </w:p>
           <w:p>
@@ -772,23 +2880,49 @@
                 <w:sz w:val="22"/>
               </w:rPr>
             </w:pPr>
+            <w:r>
+              <w:rPr>
+                <w:rFonts w:asciiTheme="minorEastAsia" w:hAnsiTheme="minorEastAsia" w:hint="eastAsia"/>
+                <w:color w:val="000000"/>
+                <w:sz w:val="22"/>
+              </w:rPr>
+              <w:t>取值:</w:t>
+            </w:r>
             <w:proofErr w:type="spellStart"/>
             <w:r>
               <w:rPr>
-                <w:rFonts w:asciiTheme="minorEastAsia" w:hAnsiTheme="minorEastAsia" w:cs="宋体" w:hint="eastAsia"/>
-                <w:color w:val="000000"/>
-                <w:sz w:val="22"/>
-              </w:rPr>
-              <w:t>SequoiaDB</w:t>
+                <w:rFonts w:asciiTheme="minorEastAsia" w:hAnsiTheme="minorEastAsia" w:hint="eastAsia"/>
+                <w:color w:val="000000"/>
+                <w:sz w:val="22"/>
+              </w:rPr>
+              <w:t>none,keepnormal,keepall</w:t>
             </w:r>
             <w:proofErr w:type="spellEnd"/>
             <w:r>
               <w:rPr>
-                <w:rFonts w:asciiTheme="minorEastAsia" w:hAnsiTheme="minorEastAsia" w:cs="宋体" w:hint="eastAsia"/>
-                <w:color w:val="000000"/>
-                <w:sz w:val="22"/>
-              </w:rPr>
-              <w:t>中诊断日志从0-5分别代表：SEVERE, ERROR, EVENT, WARNING, INFO, DEBUG；如果不指定，则默认为WARNING</w:t>
+                <w:rFonts w:asciiTheme="minorEastAsia" w:hAnsiTheme="minorEastAsia" w:hint="eastAsia"/>
+                <w:color w:val="000000"/>
+                <w:sz w:val="22"/>
+              </w:rPr>
+              <w:t>,默认为</w:t>
+            </w:r>
+            <w:proofErr w:type="spellStart"/>
+            <w:r>
+              <w:rPr>
+                <w:rFonts w:asciiTheme="minorEastAsia" w:hAnsiTheme="minorEastAsia" w:hint="eastAsia"/>
+                <w:color w:val="000000"/>
+                <w:sz w:val="22"/>
+              </w:rPr>
+              <w:t>keepnormal</w:t>
+            </w:r>
+            <w:proofErr w:type="spellEnd"/>
+            <w:r>
+              <w:rPr>
+                <w:rFonts w:asciiTheme="minorEastAsia" w:hAnsiTheme="minorEastAsia" w:hint="eastAsia"/>
+                <w:color w:val="000000"/>
+                <w:sz w:val="22"/>
+              </w:rPr>
+              <w:t>。</w:t>
             </w:r>
           </w:p>
         </w:tc>
@@ -825,6 +2959,27 @@
                 <w:sz w:val="22"/>
               </w:rPr>
             </w:pPr>
+            <w:r>
+              <w:rPr>
+                <w:rFonts w:asciiTheme="minorEastAsia" w:hAnsiTheme="minorEastAsia" w:hint="eastAsia"/>
+                <w:sz w:val="22"/>
+              </w:rPr>
+              <w:t>参阅</w:t>
+            </w:r>
+            <w:r>
+              <w:rPr>
+                <w:rFonts w:asciiTheme="minorEastAsia" w:hAnsiTheme="minorEastAsia"/>
+                <w:sz w:val="22"/>
+              </w:rPr>
+              <w:t>Story-ReplSyncControl.docx</w:t>
+            </w:r>
+            <w:r>
+              <w:rPr>
+                <w:rFonts w:asciiTheme="minorEastAsia" w:hAnsiTheme="minorEastAsia" w:hint="eastAsia"/>
+                <w:sz w:val="22"/>
+              </w:rPr>
+              <w:t>文档</w:t>
+            </w:r>
           </w:p>
         </w:tc>
       </w:tr>
@@ -887,6 +3042,7 @@
                 <w:rFonts w:asciiTheme="minorEastAsia" w:hAnsiTheme="minorEastAsia" w:hint="eastAsia"/>
                 <w:sz w:val="22"/>
               </w:rPr>
+              <w:lastRenderedPageBreak/>
               <w:t>场景</w:t>
             </w:r>
           </w:p>
@@ -902,6 +3058,13 @@
                 <w:sz w:val="22"/>
               </w:rPr>
             </w:pPr>
+            <w:r>
+              <w:rPr>
+                <w:rFonts w:asciiTheme="minorEastAsia" w:hAnsiTheme="minorEastAsia" w:hint="eastAsia"/>
+                <w:sz w:val="22"/>
+              </w:rPr>
+              <w:t>主备节点同步速度不同的情况下</w:t>
+            </w:r>
           </w:p>
         </w:tc>
       </w:tr>
@@ -942,7 +3105,21 @@
                 <w:rFonts w:asciiTheme="minorEastAsia" w:hAnsiTheme="minorEastAsia" w:hint="eastAsia"/>
                 <w:sz w:val="22"/>
               </w:rPr>
-              <w:t>动态修改日志级别，观察效果</w:t>
+              <w:t>参阅</w:t>
+            </w:r>
+            <w:r>
+              <w:rPr>
+                <w:rFonts w:asciiTheme="minorEastAsia" w:hAnsiTheme="minorEastAsia"/>
+                <w:sz w:val="22"/>
+              </w:rPr>
+              <w:t>Story-ReplSyncControl.docx</w:t>
+            </w:r>
+            <w:r>
+              <w:rPr>
+                <w:rFonts w:asciiTheme="minorEastAsia" w:hAnsiTheme="minorEastAsia" w:hint="eastAsia"/>
+                <w:sz w:val="22"/>
+              </w:rPr>
+              <w:t>文档中的测试用例</w:t>
             </w:r>
           </w:p>
         </w:tc>
@@ -981,11 +3158,13 @@
           </w:tcPr>
           <w:p>
             <w:pPr>
-              <w:rPr>
-                <w:rFonts w:asciiTheme="minorEastAsia" w:hAnsiTheme="minorEastAsia"/>
-                <w:sz w:val="22"/>
-              </w:rPr>
-            </w:pPr>
+              <w:pStyle w:val="Heading3"/>
+              <w:rPr>
+                <w:rFonts w:asciiTheme="minorEastAsia" w:hAnsiTheme="minorEastAsia"/>
+                <w:sz w:val="22"/>
+              </w:rPr>
+            </w:pPr>
+            <w:bookmarkStart w:id="6" w:name="_Toc491849909"/>
             <w:r>
               <w:rPr>
                 <w:rFonts w:asciiTheme="minorEastAsia" w:hAnsiTheme="minorEastAsia" w:hint="eastAsia"/>
@@ -993,34 +3172,43 @@
               </w:rPr>
               <w:t>名称</w:t>
             </w:r>
-          </w:p>
-        </w:tc>
-        <w:tc>
-          <w:tcPr>
-            <w:tcW w:w="6713" w:type="dxa"/>
-          </w:tcPr>
-          <w:p>
-            <w:pPr>
+            <w:bookmarkEnd w:id="6"/>
+          </w:p>
+        </w:tc>
+        <w:tc>
+          <w:tcPr>
+            <w:tcW w:w="6713" w:type="dxa"/>
+          </w:tcPr>
+          <w:p>
+            <w:pPr>
+              <w:pStyle w:val="Heading3"/>
               <w:rPr>
                 <w:rFonts w:asciiTheme="minorEastAsia" w:hAnsiTheme="minorEastAsia" w:cs="宋体"/>
                 <w:color w:val="000000"/>
                 <w:sz w:val="22"/>
               </w:rPr>
             </w:pPr>
+            <w:bookmarkStart w:id="7" w:name="_Toc491849910"/>
             <w:proofErr w:type="spellStart"/>
-            <w:r>
-              <w:rPr>
-                <w:rFonts w:asciiTheme="minorEastAsia" w:hAnsiTheme="minorEastAsia" w:hint="eastAsia"/>
-                <w:color w:val="000000"/>
-                <w:sz w:val="22"/>
-              </w:rPr>
-              <w:t>syncstrategy</w:t>
-            </w:r>
+            <w:proofErr w:type="gramStart"/>
+            <w:r>
+              <w:rPr>
+                <w:rFonts w:asciiTheme="minorEastAsia" w:hAnsiTheme="minorEastAsia" w:hint="eastAsia"/>
+                <w:color w:val="000000"/>
+                <w:sz w:val="22"/>
+              </w:rPr>
+              <w:t>transactiontimeout</w:t>
+            </w:r>
+            <w:bookmarkEnd w:id="7"/>
             <w:proofErr w:type="spellEnd"/>
-          </w:p>
-        </w:tc>
-      </w:tr>
-      <w:tr>
+            <w:proofErr w:type="gramEnd"/>
+          </w:p>
+        </w:tc>
+      </w:tr>
+      <w:tr>
+        <w:trPr>
+          <w:trHeight w:val="274"/>
+        </w:trPr>
         <w:tc>
           <w:tcPr>
             <w:tcW w:w="1809" w:type="dxa"/>
@@ -1048,23 +3236,6 @@
           <w:p>
             <w:pPr>
               <w:rPr>
-                <w:rFonts w:asciiTheme="minorEastAsia" w:hAnsiTheme="minorEastAsia"/>
-                <w:color w:val="000000"/>
-                <w:sz w:val="22"/>
-              </w:rPr>
-            </w:pPr>
-            <w:r>
-              <w:rPr>
-                <w:rFonts w:asciiTheme="minorEastAsia" w:hAnsiTheme="minorEastAsia" w:hint="eastAsia"/>
-                <w:color w:val="000000"/>
-                <w:sz w:val="22"/>
-              </w:rPr>
-              <w:t>副本组之间数据同步控制策略,</w:t>
-            </w:r>
-          </w:p>
-          <w:p>
-            <w:pPr>
-              <w:rPr>
                 <w:rFonts w:asciiTheme="minorEastAsia" w:hAnsiTheme="minorEastAsia" w:cs="宋体"/>
                 <w:color w:val="000000"/>
                 <w:sz w:val="22"/>
@@ -1072,47 +3243,28 @@
             </w:pPr>
             <w:r>
               <w:rPr>
-                <w:rFonts w:asciiTheme="minorEastAsia" w:hAnsiTheme="minorEastAsia" w:hint="eastAsia"/>
-                <w:color w:val="000000"/>
-                <w:sz w:val="22"/>
-              </w:rPr>
-              <w:t>取值:</w:t>
-            </w:r>
-            <w:proofErr w:type="spellStart"/>
-            <w:r>
-              <w:rPr>
-                <w:rFonts w:asciiTheme="minorEastAsia" w:hAnsiTheme="minorEastAsia" w:hint="eastAsia"/>
-                <w:color w:val="000000"/>
-                <w:sz w:val="22"/>
-              </w:rPr>
-              <w:t>none,keepnormal,keepall</w:t>
-            </w:r>
-            <w:proofErr w:type="spellEnd"/>
-            <w:r>
-              <w:rPr>
-                <w:rFonts w:asciiTheme="minorEastAsia" w:hAnsiTheme="minorEastAsia" w:hint="eastAsia"/>
-                <w:color w:val="000000"/>
-                <w:sz w:val="22"/>
-              </w:rPr>
-              <w:t>,默认为</w:t>
-            </w:r>
-            <w:proofErr w:type="spellStart"/>
-            <w:r>
-              <w:rPr>
-                <w:rFonts w:asciiTheme="minorEastAsia" w:hAnsiTheme="minorEastAsia" w:hint="eastAsia"/>
-                <w:color w:val="000000"/>
-                <w:sz w:val="22"/>
-              </w:rPr>
-              <w:t>keepnormal</w:t>
-            </w:r>
-            <w:proofErr w:type="spellEnd"/>
-            <w:r>
-              <w:rPr>
-                <w:rFonts w:asciiTheme="minorEastAsia" w:hAnsiTheme="minorEastAsia" w:hint="eastAsia"/>
-                <w:color w:val="000000"/>
-                <w:sz w:val="22"/>
-              </w:rPr>
-              <w:t>。</w:t>
+                <w:rFonts w:asciiTheme="minorEastAsia" w:hAnsiTheme="minorEastAsia" w:cs="宋体" w:hint="eastAsia"/>
+                <w:color w:val="000000"/>
+                <w:sz w:val="22"/>
+              </w:rPr>
+              <w:t>事务锁等待超时时间（单位：秒）,</w:t>
+            </w:r>
+          </w:p>
+          <w:p>
+            <w:pPr>
+              <w:rPr>
+                <w:rFonts w:asciiTheme="minorEastAsia" w:hAnsiTheme="minorEastAsia" w:cs="宋体"/>
+                <w:color w:val="000000"/>
+                <w:sz w:val="22"/>
+              </w:rPr>
+            </w:pPr>
+            <w:r>
+              <w:rPr>
+                <w:rFonts w:asciiTheme="minorEastAsia" w:hAnsiTheme="minorEastAsia" w:cs="宋体" w:hint="eastAsia"/>
+                <w:color w:val="000000"/>
+                <w:sz w:val="22"/>
+              </w:rPr>
+              <w:t>默认为:60,取值范围[0,3600]</w:t>
             </w:r>
           </w:p>
         </w:tc>
@@ -1149,27 +3301,6 @@
                 <w:sz w:val="22"/>
               </w:rPr>
             </w:pPr>
-            <w:r>
-              <w:rPr>
-                <w:rFonts w:asciiTheme="minorEastAsia" w:hAnsiTheme="minorEastAsia" w:hint="eastAsia"/>
-                <w:sz w:val="22"/>
-              </w:rPr>
-              <w:t>参阅</w:t>
-            </w:r>
-            <w:r>
-              <w:rPr>
-                <w:rFonts w:asciiTheme="minorEastAsia" w:hAnsiTheme="minorEastAsia"/>
-                <w:sz w:val="22"/>
-              </w:rPr>
-              <w:t>Story-ReplSyncControl.docx</w:t>
-            </w:r>
-            <w:r>
-              <w:rPr>
-                <w:rFonts w:asciiTheme="minorEastAsia" w:hAnsiTheme="minorEastAsia" w:hint="eastAsia"/>
-                <w:sz w:val="22"/>
-              </w:rPr>
-              <w:t>文档</w:t>
-            </w:r>
           </w:p>
         </w:tc>
       </w:tr>
@@ -1201,16 +3332,18 @@
           <w:p>
             <w:pPr>
               <w:rPr>
-                <w:rFonts w:asciiTheme="minorEastAsia" w:hAnsiTheme="minorEastAsia"/>
-                <w:sz w:val="22"/>
-              </w:rPr>
-            </w:pPr>
-            <w:r>
-              <w:rPr>
-                <w:rFonts w:asciiTheme="minorEastAsia" w:hAnsiTheme="minorEastAsia" w:hint="eastAsia"/>
-                <w:sz w:val="22"/>
-              </w:rPr>
-              <w:t>立即生效</w:t>
+                <w:rFonts w:asciiTheme="minorEastAsia" w:hAnsiTheme="minorEastAsia" w:cs="宋体"/>
+                <w:color w:val="000000"/>
+                <w:sz w:val="22"/>
+              </w:rPr>
+            </w:pPr>
+            <w:r>
+              <w:rPr>
+                <w:rFonts w:asciiTheme="minorEastAsia" w:hAnsiTheme="minorEastAsia" w:hint="eastAsia"/>
+                <w:color w:val="000000"/>
+                <w:sz w:val="22"/>
+              </w:rPr>
+              <w:t>对修改后发生的事务生效</w:t>
             </w:r>
           </w:p>
         </w:tc>
@@ -1252,7 +3385,7 @@
                 <w:rFonts w:asciiTheme="minorEastAsia" w:hAnsiTheme="minorEastAsia" w:hint="eastAsia"/>
                 <w:sz w:val="22"/>
               </w:rPr>
-              <w:t>主备节点同步速度不同的情况下</w:t>
+              <w:t>开启事务功能</w:t>
             </w:r>
           </w:p>
         </w:tc>
@@ -1294,21 +3427,7 @@
                 <w:rFonts w:asciiTheme="minorEastAsia" w:hAnsiTheme="minorEastAsia" w:hint="eastAsia"/>
                 <w:sz w:val="22"/>
               </w:rPr>
-              <w:t>参阅</w:t>
-            </w:r>
-            <w:r>
-              <w:rPr>
-                <w:rFonts w:asciiTheme="minorEastAsia" w:hAnsiTheme="minorEastAsia"/>
-                <w:sz w:val="22"/>
-              </w:rPr>
-              <w:t>Story-ReplSyncControl.docx</w:t>
-            </w:r>
-            <w:r>
-              <w:rPr>
-                <w:rFonts w:asciiTheme="minorEastAsia" w:hAnsiTheme="minorEastAsia" w:hint="eastAsia"/>
-                <w:sz w:val="22"/>
-              </w:rPr>
-              <w:t>文档中的测试用例</w:t>
+              <w:t>设定不同的值，观察是否事务锁对应的变更超时时间</w:t>
             </w:r>
           </w:p>
         </w:tc>
@@ -1347,11 +3466,13 @@
           </w:tcPr>
           <w:p>
             <w:pPr>
-              <w:rPr>
-                <w:rFonts w:asciiTheme="minorEastAsia" w:hAnsiTheme="minorEastAsia"/>
-                <w:sz w:val="22"/>
-              </w:rPr>
-            </w:pPr>
+              <w:pStyle w:val="Heading3"/>
+              <w:rPr>
+                <w:rFonts w:asciiTheme="minorEastAsia" w:hAnsiTheme="minorEastAsia"/>
+                <w:sz w:val="22"/>
+              </w:rPr>
+            </w:pPr>
+            <w:bookmarkStart w:id="8" w:name="_Toc491849911"/>
             <w:r>
               <w:rPr>
                 <w:rFonts w:asciiTheme="minorEastAsia" w:hAnsiTheme="minorEastAsia" w:hint="eastAsia"/>
@@ -1359,37 +3480,40 @@
               </w:rPr>
               <w:t>名称</w:t>
             </w:r>
-          </w:p>
-        </w:tc>
-        <w:tc>
-          <w:tcPr>
-            <w:tcW w:w="6713" w:type="dxa"/>
-          </w:tcPr>
-          <w:p>
-            <w:pPr>
+            <w:bookmarkEnd w:id="8"/>
+          </w:p>
+        </w:tc>
+        <w:tc>
+          <w:tcPr>
+            <w:tcW w:w="6713" w:type="dxa"/>
+          </w:tcPr>
+          <w:p>
+            <w:pPr>
+              <w:pStyle w:val="Heading3"/>
               <w:rPr>
                 <w:rFonts w:asciiTheme="minorEastAsia" w:hAnsiTheme="minorEastAsia" w:cs="宋体"/>
                 <w:color w:val="000000"/>
                 <w:sz w:val="22"/>
               </w:rPr>
             </w:pPr>
+            <w:bookmarkStart w:id="9" w:name="_Toc491849912"/>
             <w:proofErr w:type="spellStart"/>
-            <w:r>
-              <w:rPr>
-                <w:rFonts w:asciiTheme="minorEastAsia" w:hAnsiTheme="minorEastAsia" w:hint="eastAsia"/>
-                <w:color w:val="000000"/>
-                <w:sz w:val="22"/>
-              </w:rPr>
-              <w:t>transactiontimeout</w:t>
-            </w:r>
+            <w:proofErr w:type="gramStart"/>
+            <w:r>
+              <w:rPr>
+                <w:rFonts w:asciiTheme="minorEastAsia" w:hAnsiTheme="minorEastAsia" w:hint="eastAsia"/>
+                <w:color w:val="000000"/>
+                <w:sz w:val="22"/>
+              </w:rPr>
+              <w:t>sharingbreak</w:t>
+            </w:r>
+            <w:bookmarkEnd w:id="9"/>
             <w:proofErr w:type="spellEnd"/>
-          </w:p>
-        </w:tc>
-      </w:tr>
-      <w:tr>
-        <w:trPr>
-          <w:trHeight w:val="274"/>
-        </w:trPr>
+            <w:proofErr w:type="gramEnd"/>
+          </w:p>
+        </w:tc>
+      </w:tr>
+      <w:tr>
         <w:tc>
           <w:tcPr>
             <w:tcW w:w="1809" w:type="dxa"/>
@@ -1428,7 +3552,7 @@
                 <w:color w:val="000000"/>
                 <w:sz w:val="22"/>
               </w:rPr>
-              <w:t>事务锁等待超时时间（单位：秒）,</w:t>
+              <w:t>判定心跳中断的时间(ms),</w:t>
             </w:r>
           </w:p>
           <w:p>
@@ -1445,7 +3569,7 @@
                 <w:color w:val="000000"/>
                 <w:sz w:val="22"/>
               </w:rPr>
-              <w:t>默认为:60,取值范围[0,3600]</w:t>
+              <w:t>默认值:7000,取值范围:[5000,300000]</w:t>
             </w:r>
           </w:p>
         </w:tc>
@@ -1524,29 +3648,28 @@
                 <w:color w:val="000000"/>
                 <w:sz w:val="22"/>
               </w:rPr>
-              <w:t>对修改后发生的事务生效</w:t>
-            </w:r>
-          </w:p>
-        </w:tc>
-      </w:tr>
-      <w:tr>
-        <w:tc>
-          <w:tcPr>
-            <w:tcW w:w="1809" w:type="dxa"/>
-          </w:tcPr>
-          <w:p>
-            <w:pPr>
-              <w:rPr>
-                <w:rFonts w:asciiTheme="minorEastAsia" w:hAnsiTheme="minorEastAsia"/>
-                <w:sz w:val="22"/>
-              </w:rPr>
-            </w:pPr>
-            <w:r>
-              <w:rPr>
-                <w:rFonts w:asciiTheme="minorEastAsia" w:hAnsiTheme="minorEastAsia" w:hint="eastAsia"/>
-                <w:sz w:val="22"/>
-              </w:rPr>
-              <w:lastRenderedPageBreak/>
+              <w:t>实时生效</w:t>
+            </w:r>
+          </w:p>
+        </w:tc>
+      </w:tr>
+      <w:tr>
+        <w:tc>
+          <w:tcPr>
+            <w:tcW w:w="1809" w:type="dxa"/>
+          </w:tcPr>
+          <w:p>
+            <w:pPr>
+              <w:rPr>
+                <w:rFonts w:asciiTheme="minorEastAsia" w:hAnsiTheme="minorEastAsia"/>
+                <w:sz w:val="22"/>
+              </w:rPr>
+            </w:pPr>
+            <w:r>
+              <w:rPr>
+                <w:rFonts w:asciiTheme="minorEastAsia" w:hAnsiTheme="minorEastAsia" w:hint="eastAsia"/>
+                <w:sz w:val="22"/>
+              </w:rPr>
               <w:t>场景</w:t>
             </w:r>
           </w:p>
@@ -1562,13 +3685,6 @@
                 <w:sz w:val="22"/>
               </w:rPr>
             </w:pPr>
-            <w:r>
-              <w:rPr>
-                <w:rFonts w:asciiTheme="minorEastAsia" w:hAnsiTheme="minorEastAsia" w:hint="eastAsia"/>
-                <w:sz w:val="22"/>
-              </w:rPr>
-              <w:t>开启事务功能</w:t>
-            </w:r>
           </w:p>
         </w:tc>
       </w:tr>
@@ -1609,7 +3725,15 @@
                 <w:rFonts w:asciiTheme="minorEastAsia" w:hAnsiTheme="minorEastAsia" w:hint="eastAsia"/>
                 <w:sz w:val="22"/>
               </w:rPr>
-              <w:t>设定不同的值，观察是否事务锁对应的变更超时时间</w:t>
+              <w:t>设置不同的</w:t>
+            </w:r>
+            <w:r>
+              <w:rPr>
+                <w:rFonts w:asciiTheme="minorEastAsia" w:hAnsiTheme="minorEastAsia" w:cs="宋体" w:hint="eastAsia"/>
+                <w:color w:val="000000"/>
+                <w:sz w:val="22"/>
+              </w:rPr>
+              <w:t>心跳中断时间，并观察节点间断开连接的时间</w:t>
             </w:r>
           </w:p>
         </w:tc>
@@ -1648,11 +3772,13 @@
           </w:tcPr>
           <w:p>
             <w:pPr>
-              <w:rPr>
-                <w:rFonts w:asciiTheme="minorEastAsia" w:hAnsiTheme="minorEastAsia"/>
-                <w:sz w:val="22"/>
-              </w:rPr>
-            </w:pPr>
+              <w:pStyle w:val="Heading3"/>
+              <w:rPr>
+                <w:rFonts w:asciiTheme="minorEastAsia" w:hAnsiTheme="minorEastAsia"/>
+                <w:sz w:val="22"/>
+              </w:rPr>
+            </w:pPr>
+            <w:bookmarkStart w:id="10" w:name="_Toc491849913"/>
             <w:r>
               <w:rPr>
                 <w:rFonts w:asciiTheme="minorEastAsia" w:hAnsiTheme="minorEastAsia" w:hint="eastAsia"/>
@@ -1660,30 +3786,36 @@
               </w:rPr>
               <w:t>名称</w:t>
             </w:r>
-          </w:p>
-        </w:tc>
-        <w:tc>
-          <w:tcPr>
-            <w:tcW w:w="6713" w:type="dxa"/>
-          </w:tcPr>
-          <w:p>
-            <w:pPr>
+            <w:bookmarkEnd w:id="10"/>
+          </w:p>
+        </w:tc>
+        <w:tc>
+          <w:tcPr>
+            <w:tcW w:w="6713" w:type="dxa"/>
+          </w:tcPr>
+          <w:p>
+            <w:pPr>
+              <w:pStyle w:val="Heading3"/>
               <w:rPr>
                 <w:rFonts w:asciiTheme="minorEastAsia" w:hAnsiTheme="minorEastAsia" w:cs="宋体"/>
                 <w:color w:val="000000"/>
                 <w:sz w:val="22"/>
               </w:rPr>
             </w:pPr>
+            <w:bookmarkStart w:id="11" w:name="_Toc491849914"/>
             <w:proofErr w:type="spellStart"/>
-            <w:r>
-              <w:rPr>
-                <w:rFonts w:asciiTheme="minorEastAsia" w:hAnsiTheme="minorEastAsia" w:hint="eastAsia"/>
-                <w:color w:val="000000"/>
-                <w:sz w:val="22"/>
-              </w:rPr>
-              <w:t>sharingbreak</w:t>
-            </w:r>
+            <w:proofErr w:type="gramStart"/>
+            <w:r>
+              <w:rPr>
+                <w:rFonts w:asciiTheme="minorEastAsia" w:hAnsiTheme="minorEastAsia" w:hint="eastAsia"/>
+                <w:color w:val="000000"/>
+                <w:sz w:val="22"/>
+              </w:rPr>
+              <w:t>startshifttime</w:t>
+            </w:r>
+            <w:bookmarkEnd w:id="11"/>
             <w:proofErr w:type="spellEnd"/>
+            <w:proofErr w:type="gramEnd"/>
           </w:p>
         </w:tc>
       </w:tr>
@@ -1715,18 +3847,18 @@
           <w:p>
             <w:pPr>
               <w:rPr>
-                <w:rFonts w:asciiTheme="minorEastAsia" w:hAnsiTheme="minorEastAsia" w:cs="宋体" w:hint="eastAsia"/>
-                <w:color w:val="000000"/>
-                <w:sz w:val="22"/>
-              </w:rPr>
-            </w:pPr>
-            <w:r>
-              <w:rPr>
-                <w:rFonts w:asciiTheme="minorEastAsia" w:hAnsiTheme="minorEastAsia" w:cs="宋体" w:hint="eastAsia"/>
-                <w:color w:val="000000"/>
-                <w:sz w:val="22"/>
-              </w:rPr>
-              <w:t>判定心跳中断的时间(ms),</w:t>
+                <w:rFonts w:asciiTheme="minorEastAsia" w:hAnsiTheme="minorEastAsia"/>
+                <w:color w:val="000000"/>
+                <w:sz w:val="22"/>
+              </w:rPr>
+            </w:pPr>
+            <w:r>
+              <w:rPr>
+                <w:rFonts w:asciiTheme="minorEastAsia" w:hAnsiTheme="minorEastAsia" w:hint="eastAsia"/>
+                <w:color w:val="000000"/>
+                <w:sz w:val="22"/>
+              </w:rPr>
+              <w:t>节点起动漂移时间(sec),</w:t>
             </w:r>
           </w:p>
           <w:p>
@@ -1739,11 +3871,11 @@
             </w:pPr>
             <w:r>
               <w:rPr>
-                <w:rFonts w:asciiTheme="minorEastAsia" w:hAnsiTheme="minorEastAsia" w:cs="宋体" w:hint="eastAsia"/>
-                <w:color w:val="000000"/>
-                <w:sz w:val="22"/>
-              </w:rPr>
-              <w:t>默认值:7000,取值范围:[5000,300000]</w:t>
+                <w:rFonts w:asciiTheme="minorEastAsia" w:hAnsiTheme="minorEastAsia" w:hint="eastAsia"/>
+                <w:color w:val="000000"/>
+                <w:sz w:val="22"/>
+              </w:rPr>
+              <w:t>默认值:600,取值范围:[0,7200]</w:t>
             </w:r>
           </w:p>
         </w:tc>
@@ -1780,6 +3912,13 @@
                 <w:sz w:val="22"/>
               </w:rPr>
             </w:pPr>
+            <w:r>
+              <w:rPr>
+                <w:rFonts w:asciiTheme="minorEastAsia" w:hAnsiTheme="minorEastAsia" w:hint="eastAsia"/>
+                <w:sz w:val="22"/>
+              </w:rPr>
+              <w:t>当分区组节点启动准备选举时，若不是所有节点都启动并接收到心跳信息，则等待相应时间再进行选举</w:t>
+            </w:r>
           </w:p>
         </w:tc>
       </w:tr>
@@ -1859,6 +3998,13 @@
                 <w:sz w:val="22"/>
               </w:rPr>
             </w:pPr>
+            <w:r>
+              <w:rPr>
+                <w:rFonts w:asciiTheme="minorEastAsia" w:hAnsiTheme="minorEastAsia" w:hint="eastAsia"/>
+                <w:sz w:val="22"/>
+              </w:rPr>
+              <w:t>分区组节点启动后，选举时</w:t>
+            </w:r>
           </w:p>
         </w:tc>
       </w:tr>
@@ -1899,15 +4045,68 @@
                 <w:rFonts w:asciiTheme="minorEastAsia" w:hAnsiTheme="minorEastAsia" w:hint="eastAsia"/>
                 <w:sz w:val="22"/>
               </w:rPr>
-              <w:t>设置不同的</w:t>
-            </w:r>
-            <w:r>
-              <w:rPr>
-                <w:rFonts w:asciiTheme="minorEastAsia" w:hAnsiTheme="minorEastAsia" w:cs="宋体" w:hint="eastAsia"/>
-                <w:color w:val="000000"/>
-                <w:sz w:val="22"/>
-              </w:rPr>
-              <w:t>心跳中断时间，并观察节点间断开连接的时间</w:t>
+              <w:t>选举时，不是所有节点都启动并接收到心跳信息，在等待时会有下列日志信息：</w:t>
+            </w:r>
+          </w:p>
+          <w:p>
+            <w:pPr>
+              <w:rPr>
+                <w:rFonts w:asciiTheme="minorEastAsia" w:hAnsiTheme="minorEastAsia"/>
+                <w:sz w:val="22"/>
+              </w:rPr>
+            </w:pPr>
+            <w:r>
+              <w:rPr>
+                <w:rFonts w:asciiTheme="minorEastAsia" w:hAnsiTheme="minorEastAsia"/>
+                <w:sz w:val="22"/>
+              </w:rPr>
+              <w:t>PD_LOG( PDEVENT, "With waiting %u seconds or when all nodes beat "</w:t>
+            </w:r>
+          </w:p>
+          <w:p>
+            <w:pPr>
+              <w:rPr>
+                <w:rFonts w:asciiTheme="minorEastAsia" w:hAnsiTheme="minorEastAsia"/>
+                <w:sz w:val="22"/>
+              </w:rPr>
+            </w:pPr>
+            <w:r>
+              <w:rPr>
+                <w:rFonts w:asciiTheme="minorEastAsia" w:hAnsiTheme="minorEastAsia"/>
+                <w:sz w:val="22"/>
+              </w:rPr>
+              <w:t xml:space="preserve">                    "here, then begin to vote",</w:t>
+            </w:r>
+          </w:p>
+          <w:p>
+            <w:pPr>
+              <w:rPr>
+                <w:rFonts w:asciiTheme="minorEastAsia" w:hAnsiTheme="minorEastAsia"/>
+                <w:sz w:val="22"/>
+              </w:rPr>
+            </w:pPr>
+            <w:r>
+              <w:rPr>
+                <w:rFonts w:asciiTheme="minorEastAsia" w:hAnsiTheme="minorEastAsia"/>
+                <w:sz w:val="22"/>
+              </w:rPr>
+              <w:t xml:space="preserve">                    ( </w:t>
+            </w:r>
+            <w:proofErr w:type="spellStart"/>
+            <w:r>
+              <w:rPr>
+                <w:rFonts w:asciiTheme="minorEastAsia" w:hAnsiTheme="minorEastAsia"/>
+                <w:sz w:val="22"/>
+              </w:rPr>
+              <w:t>g_startShiftTime</w:t>
+            </w:r>
+            <w:proofErr w:type="spellEnd"/>
+            <w:r>
+              <w:rPr>
+                <w:rFonts w:asciiTheme="minorEastAsia" w:hAnsiTheme="minorEastAsia"/>
+                <w:sz w:val="22"/>
+              </w:rPr>
+              <w:t xml:space="preserve"> - (INT32)_timeout() ) / 1000 ) ;</w:t>
             </w:r>
           </w:p>
         </w:tc>
@@ -1946,11 +4145,13 @@
           </w:tcPr>
           <w:p>
             <w:pPr>
-              <w:rPr>
-                <w:rFonts w:asciiTheme="minorEastAsia" w:hAnsiTheme="minorEastAsia"/>
-                <w:sz w:val="22"/>
-              </w:rPr>
-            </w:pPr>
+              <w:pStyle w:val="Heading3"/>
+              <w:rPr>
+                <w:rFonts w:asciiTheme="minorEastAsia" w:hAnsiTheme="minorEastAsia"/>
+                <w:sz w:val="22"/>
+              </w:rPr>
+            </w:pPr>
+            <w:bookmarkStart w:id="12" w:name="_Toc491849915"/>
             <w:r>
               <w:rPr>
                 <w:rFonts w:asciiTheme="minorEastAsia" w:hAnsiTheme="minorEastAsia" w:hint="eastAsia"/>
@@ -1958,30 +4159,36 @@
               </w:rPr>
               <w:t>名称</w:t>
             </w:r>
-          </w:p>
-        </w:tc>
-        <w:tc>
-          <w:tcPr>
-            <w:tcW w:w="6713" w:type="dxa"/>
-          </w:tcPr>
-          <w:p>
-            <w:pPr>
+            <w:bookmarkEnd w:id="12"/>
+          </w:p>
+        </w:tc>
+        <w:tc>
+          <w:tcPr>
+            <w:tcW w:w="6713" w:type="dxa"/>
+          </w:tcPr>
+          <w:p>
+            <w:pPr>
+              <w:pStyle w:val="Heading3"/>
               <w:rPr>
                 <w:rFonts w:asciiTheme="minorEastAsia" w:hAnsiTheme="minorEastAsia" w:cs="宋体"/>
                 <w:color w:val="000000"/>
                 <w:sz w:val="22"/>
               </w:rPr>
             </w:pPr>
+            <w:bookmarkStart w:id="13" w:name="_Toc491849916"/>
             <w:proofErr w:type="spellStart"/>
-            <w:r>
-              <w:rPr>
-                <w:rFonts w:asciiTheme="minorEastAsia" w:hAnsiTheme="minorEastAsia" w:hint="eastAsia"/>
-                <w:color w:val="000000"/>
-                <w:sz w:val="22"/>
-              </w:rPr>
-              <w:t>startshifttime</w:t>
-            </w:r>
+            <w:proofErr w:type="gramStart"/>
+            <w:r>
+              <w:rPr>
+                <w:rFonts w:asciiTheme="minorEastAsia" w:hAnsiTheme="minorEastAsia" w:hint="eastAsia"/>
+                <w:color w:val="000000"/>
+                <w:sz w:val="22"/>
+              </w:rPr>
+              <w:t>sortbuf</w:t>
+            </w:r>
+            <w:bookmarkEnd w:id="13"/>
             <w:proofErr w:type="spellEnd"/>
+            <w:proofErr w:type="gramEnd"/>
           </w:p>
         </w:tc>
       </w:tr>
@@ -2013,23 +4220,6 @@
           <w:p>
             <w:pPr>
               <w:rPr>
-                <w:rFonts w:asciiTheme="minorEastAsia" w:hAnsiTheme="minorEastAsia"/>
-                <w:color w:val="000000"/>
-                <w:sz w:val="22"/>
-              </w:rPr>
-            </w:pPr>
-            <w:r>
-              <w:rPr>
-                <w:rFonts w:asciiTheme="minorEastAsia" w:hAnsiTheme="minorEastAsia" w:hint="eastAsia"/>
-                <w:color w:val="000000"/>
-                <w:sz w:val="22"/>
-              </w:rPr>
-              <w:t>节点起动漂移时间(sec),</w:t>
-            </w:r>
-          </w:p>
-          <w:p>
-            <w:pPr>
-              <w:rPr>
                 <w:rFonts w:asciiTheme="minorEastAsia" w:hAnsiTheme="minorEastAsia" w:cs="宋体"/>
                 <w:color w:val="000000"/>
                 <w:sz w:val="22"/>
@@ -2037,11 +4227,28 @@
             </w:pPr>
             <w:r>
               <w:rPr>
-                <w:rFonts w:asciiTheme="minorEastAsia" w:hAnsiTheme="minorEastAsia" w:hint="eastAsia"/>
-                <w:color w:val="000000"/>
-                <w:sz w:val="22"/>
-              </w:rPr>
-              <w:t>默认值:600,取值范围:[0,7200]</w:t>
+                <w:rFonts w:asciiTheme="minorEastAsia" w:hAnsiTheme="minorEastAsia" w:cs="宋体" w:hint="eastAsia"/>
+                <w:color w:val="000000"/>
+                <w:sz w:val="22"/>
+              </w:rPr>
+              <w:t>排序缓存大小(MB),</w:t>
+            </w:r>
+          </w:p>
+          <w:p>
+            <w:pPr>
+              <w:rPr>
+                <w:rFonts w:asciiTheme="minorEastAsia" w:hAnsiTheme="minorEastAsia" w:cs="宋体"/>
+                <w:color w:val="000000"/>
+                <w:sz w:val="22"/>
+              </w:rPr>
+            </w:pPr>
+            <w:r>
+              <w:rPr>
+                <w:rFonts w:asciiTheme="minorEastAsia" w:hAnsiTheme="minorEastAsia" w:cs="宋体" w:hint="eastAsia"/>
+                <w:color w:val="000000"/>
+                <w:sz w:val="22"/>
+              </w:rPr>
+              <w:t>默认值256,最小值128</w:t>
             </w:r>
           </w:p>
         </w:tc>
@@ -2083,7 +4290,15 @@
                 <w:rFonts w:asciiTheme="minorEastAsia" w:hAnsiTheme="minorEastAsia" w:hint="eastAsia"/>
                 <w:sz w:val="22"/>
               </w:rPr>
-              <w:t>当分区组节点启动准备选举时，若不是所有节点都启动并接收到心跳信息，则等待相应时间再进行选举</w:t>
+              <w:t>进行查询排序操作时，使用的</w:t>
+            </w:r>
+            <w:r>
+              <w:rPr>
+                <w:rFonts w:asciiTheme="minorEastAsia" w:hAnsiTheme="minorEastAsia" w:cs="宋体" w:hint="eastAsia"/>
+                <w:color w:val="000000"/>
+                <w:sz w:val="22"/>
+              </w:rPr>
+              <w:t>排序缓存大小</w:t>
             </w:r>
           </w:p>
         </w:tc>
@@ -2127,7 +4342,7 @@
                 <w:color w:val="000000"/>
                 <w:sz w:val="22"/>
               </w:rPr>
-              <w:t>实时生效</w:t>
+              <w:t>修改后，查询生效</w:t>
             </w:r>
           </w:p>
         </w:tc>
@@ -2164,13 +4379,6 @@
                 <w:sz w:val="22"/>
               </w:rPr>
             </w:pPr>
-            <w:r>
-              <w:rPr>
-                <w:rFonts w:asciiTheme="minorEastAsia" w:hAnsiTheme="minorEastAsia" w:hint="eastAsia"/>
-                <w:sz w:val="22"/>
-              </w:rPr>
-              <w:t>分区组节点启动后，选举时</w:t>
-            </w:r>
           </w:p>
         </w:tc>
       </w:tr>
@@ -2211,68 +4419,15 @@
                 <w:rFonts w:asciiTheme="minorEastAsia" w:hAnsiTheme="minorEastAsia" w:hint="eastAsia"/>
                 <w:sz w:val="22"/>
               </w:rPr>
-              <w:t>选举时，不是所有节点都启动并接收到心跳信息，在等待时会有下列日志信息：</w:t>
-            </w:r>
-          </w:p>
-          <w:p>
-            <w:pPr>
-              <w:rPr>
-                <w:rFonts w:asciiTheme="minorEastAsia" w:hAnsiTheme="minorEastAsia"/>
-                <w:sz w:val="22"/>
-              </w:rPr>
-            </w:pPr>
-            <w:r>
-              <w:rPr>
-                <w:rFonts w:asciiTheme="minorEastAsia" w:hAnsiTheme="minorEastAsia"/>
-                <w:sz w:val="22"/>
-              </w:rPr>
-              <w:t>PD_LOG( PDEVENT, "With waiting %u seconds or when all nodes beat "</w:t>
-            </w:r>
-          </w:p>
-          <w:p>
-            <w:pPr>
-              <w:rPr>
-                <w:rFonts w:asciiTheme="minorEastAsia" w:hAnsiTheme="minorEastAsia"/>
-                <w:sz w:val="22"/>
-              </w:rPr>
-            </w:pPr>
-            <w:r>
-              <w:rPr>
-                <w:rFonts w:asciiTheme="minorEastAsia" w:hAnsiTheme="minorEastAsia"/>
-                <w:sz w:val="22"/>
-              </w:rPr>
-              <w:t xml:space="preserve">                    "here, then begin to vote",</w:t>
-            </w:r>
-          </w:p>
-          <w:p>
-            <w:pPr>
-              <w:rPr>
-                <w:rFonts w:asciiTheme="minorEastAsia" w:hAnsiTheme="minorEastAsia"/>
-                <w:sz w:val="22"/>
-              </w:rPr>
-            </w:pPr>
-            <w:r>
-              <w:rPr>
-                <w:rFonts w:asciiTheme="minorEastAsia" w:hAnsiTheme="minorEastAsia"/>
-                <w:sz w:val="22"/>
-              </w:rPr>
-              <w:t xml:space="preserve">                    ( </w:t>
-            </w:r>
-            <w:proofErr w:type="spellStart"/>
-            <w:r>
-              <w:rPr>
-                <w:rFonts w:asciiTheme="minorEastAsia" w:hAnsiTheme="minorEastAsia"/>
-                <w:sz w:val="22"/>
-              </w:rPr>
-              <w:t>g_startShiftTime</w:t>
-            </w:r>
-            <w:proofErr w:type="spellEnd"/>
-            <w:r>
-              <w:rPr>
-                <w:rFonts w:asciiTheme="minorEastAsia" w:hAnsiTheme="minorEastAsia"/>
-                <w:sz w:val="22"/>
-              </w:rPr>
-              <w:t xml:space="preserve"> - (INT32)_timeout() ) / 1000 ) ;</w:t>
+              <w:t>修改配置前后，对比使用</w:t>
+            </w:r>
+            <w:r>
+              <w:rPr>
+                <w:rFonts w:asciiTheme="minorEastAsia" w:hAnsiTheme="minorEastAsia" w:hint="eastAsia"/>
+                <w:color w:val="000000"/>
+                <w:sz w:val="22"/>
+              </w:rPr>
+              <w:t>虚拟内存大小</w:t>
             </w:r>
           </w:p>
         </w:tc>
@@ -2311,11 +4466,13 @@
           </w:tcPr>
           <w:p>
             <w:pPr>
-              <w:rPr>
-                <w:rFonts w:asciiTheme="minorEastAsia" w:hAnsiTheme="minorEastAsia"/>
-                <w:sz w:val="22"/>
-              </w:rPr>
-            </w:pPr>
+              <w:pStyle w:val="Heading3"/>
+              <w:rPr>
+                <w:rFonts w:asciiTheme="minorEastAsia" w:hAnsiTheme="minorEastAsia"/>
+                <w:sz w:val="22"/>
+              </w:rPr>
+            </w:pPr>
+            <w:bookmarkStart w:id="14" w:name="_Toc491849917"/>
             <w:r>
               <w:rPr>
                 <w:rFonts w:asciiTheme="minorEastAsia" w:hAnsiTheme="minorEastAsia" w:hint="eastAsia"/>
@@ -2323,30 +4480,36 @@
               </w:rPr>
               <w:t>名称</w:t>
             </w:r>
-          </w:p>
-        </w:tc>
-        <w:tc>
-          <w:tcPr>
-            <w:tcW w:w="6713" w:type="dxa"/>
-          </w:tcPr>
-          <w:p>
-            <w:pPr>
+            <w:bookmarkEnd w:id="14"/>
+          </w:p>
+        </w:tc>
+        <w:tc>
+          <w:tcPr>
+            <w:tcW w:w="6713" w:type="dxa"/>
+          </w:tcPr>
+          <w:p>
+            <w:pPr>
+              <w:pStyle w:val="Heading3"/>
               <w:rPr>
                 <w:rFonts w:asciiTheme="minorEastAsia" w:hAnsiTheme="minorEastAsia" w:cs="宋体"/>
                 <w:color w:val="000000"/>
                 <w:sz w:val="22"/>
               </w:rPr>
             </w:pPr>
+            <w:bookmarkStart w:id="15" w:name="_Toc491849918"/>
             <w:proofErr w:type="spellStart"/>
-            <w:r>
-              <w:rPr>
-                <w:rFonts w:asciiTheme="minorEastAsia" w:hAnsiTheme="minorEastAsia" w:hint="eastAsia"/>
-                <w:color w:val="000000"/>
-                <w:sz w:val="22"/>
-              </w:rPr>
-              <w:t>sortbuf</w:t>
-            </w:r>
+            <w:proofErr w:type="gramStart"/>
+            <w:r>
+              <w:rPr>
+                <w:rFonts w:asciiTheme="minorEastAsia" w:hAnsiTheme="minorEastAsia" w:hint="eastAsia"/>
+                <w:color w:val="000000"/>
+                <w:sz w:val="22"/>
+              </w:rPr>
+              <w:t>hjbuf</w:t>
+            </w:r>
+            <w:bookmarkEnd w:id="15"/>
             <w:proofErr w:type="spellEnd"/>
+            <w:proofErr w:type="gramEnd"/>
           </w:p>
         </w:tc>
       </w:tr>
@@ -2389,7 +4552,7 @@
                 <w:color w:val="000000"/>
                 <w:sz w:val="22"/>
               </w:rPr>
-              <w:t>排序缓存大小(MB),</w:t>
+              <w:t>哈希连接缓存大小(MB),</w:t>
             </w:r>
           </w:p>
           <w:p>
@@ -2406,7 +4569,7 @@
                 <w:color w:val="000000"/>
                 <w:sz w:val="22"/>
               </w:rPr>
-              <w:t>默认值256,最小值128</w:t>
+              <w:t>默认值128,最小值64</w:t>
             </w:r>
           </w:p>
         </w:tc>
@@ -2448,7 +4611,7 @@
                 <w:rFonts w:asciiTheme="minorEastAsia" w:hAnsiTheme="minorEastAsia" w:hint="eastAsia"/>
                 <w:sz w:val="22"/>
               </w:rPr>
-              <w:t>进行查询排序操作时，使用的</w:t>
+              <w:t>进行查询</w:t>
             </w:r>
             <w:r>
               <w:rPr>
@@ -2456,6 +4619,21 @@
                 <w:color w:val="000000"/>
                 <w:sz w:val="22"/>
               </w:rPr>
+              <w:t>哈希连接</w:t>
+            </w:r>
+            <w:r>
+              <w:rPr>
+                <w:rFonts w:asciiTheme="minorEastAsia" w:hAnsiTheme="minorEastAsia" w:hint="eastAsia"/>
+                <w:sz w:val="22"/>
+              </w:rPr>
+              <w:t>操作时，使用的</w:t>
+            </w:r>
+            <w:r>
+              <w:rPr>
+                <w:rFonts w:asciiTheme="minorEastAsia" w:hAnsiTheme="minorEastAsia" w:cs="宋体" w:hint="eastAsia"/>
+                <w:color w:val="000000"/>
+                <w:sz w:val="22"/>
+              </w:rPr>
               <w:t>排序缓存大小</w:t>
             </w:r>
           </w:p>
@@ -2500,7 +4678,23 @@
                 <w:color w:val="000000"/>
                 <w:sz w:val="22"/>
               </w:rPr>
-              <w:t>修改后，查询生效</w:t>
+              <w:t>修改后</w:t>
+            </w:r>
+            <w:r>
+              <w:rPr>
+                <w:rFonts w:asciiTheme="minorEastAsia" w:hAnsiTheme="minorEastAsia" w:hint="eastAsia"/>
+                <w:color w:val="000000"/>
+                <w:sz w:val="22"/>
+              </w:rPr>
+              <w:t>，</w:t>
+            </w:r>
+            <w:r>
+              <w:rPr>
+                <w:rFonts w:asciiTheme="minorEastAsia" w:hAnsiTheme="minorEastAsia" w:hint="eastAsia"/>
+                <w:color w:val="000000"/>
+                <w:sz w:val="22"/>
+              </w:rPr>
+              <w:t>查询生效</w:t>
             </w:r>
           </w:p>
         </w:tc>
@@ -2624,11 +4818,13 @@
           </w:tcPr>
           <w:p>
             <w:pPr>
-              <w:rPr>
-                <w:rFonts w:asciiTheme="minorEastAsia" w:hAnsiTheme="minorEastAsia"/>
-                <w:sz w:val="22"/>
-              </w:rPr>
-            </w:pPr>
+              <w:pStyle w:val="Heading3"/>
+              <w:rPr>
+                <w:rFonts w:asciiTheme="minorEastAsia" w:hAnsiTheme="minorEastAsia"/>
+                <w:sz w:val="22"/>
+              </w:rPr>
+            </w:pPr>
+            <w:bookmarkStart w:id="16" w:name="_Toc491849919"/>
             <w:r>
               <w:rPr>
                 <w:rFonts w:asciiTheme="minorEastAsia" w:hAnsiTheme="minorEastAsia" w:hint="eastAsia"/>
@@ -2636,30 +4832,36 @@
               </w:rPr>
               <w:t>名称</w:t>
             </w:r>
-          </w:p>
-        </w:tc>
-        <w:tc>
-          <w:tcPr>
-            <w:tcW w:w="6713" w:type="dxa"/>
-          </w:tcPr>
-          <w:p>
-            <w:pPr>
+            <w:bookmarkEnd w:id="16"/>
+          </w:p>
+        </w:tc>
+        <w:tc>
+          <w:tcPr>
+            <w:tcW w:w="6713" w:type="dxa"/>
+          </w:tcPr>
+          <w:p>
+            <w:pPr>
+              <w:pStyle w:val="Heading3"/>
               <w:rPr>
                 <w:rFonts w:asciiTheme="minorEastAsia" w:hAnsiTheme="minorEastAsia" w:cs="宋体"/>
                 <w:color w:val="000000"/>
                 <w:sz w:val="22"/>
               </w:rPr>
             </w:pPr>
+            <w:bookmarkStart w:id="17" w:name="_Toc491849920"/>
             <w:proofErr w:type="spellStart"/>
-            <w:r>
-              <w:rPr>
-                <w:rFonts w:asciiTheme="minorEastAsia" w:hAnsiTheme="minorEastAsia" w:hint="eastAsia"/>
-                <w:color w:val="000000"/>
-                <w:sz w:val="22"/>
-              </w:rPr>
-              <w:t>hjbuf</w:t>
-            </w:r>
+            <w:proofErr w:type="gramStart"/>
+            <w:r>
+              <w:rPr>
+                <w:rFonts w:asciiTheme="minorEastAsia" w:hAnsiTheme="minorEastAsia" w:hint="eastAsia"/>
+                <w:color w:val="000000"/>
+                <w:sz w:val="22"/>
+              </w:rPr>
+              <w:t>directioinlob</w:t>
+            </w:r>
+            <w:bookmarkEnd w:id="17"/>
             <w:proofErr w:type="spellEnd"/>
+            <w:proofErr w:type="gramEnd"/>
           </w:p>
         </w:tc>
       </w:tr>
@@ -2702,7 +4904,7 @@
                 <w:color w:val="000000"/>
                 <w:sz w:val="22"/>
               </w:rPr>
-              <w:t>哈希连接缓存大小(MB),</w:t>
+              <w:t>在大对象功能中关闭文件系统缓存，</w:t>
             </w:r>
           </w:p>
           <w:p>
@@ -2719,7 +4921,7 @@
                 <w:color w:val="000000"/>
                 <w:sz w:val="22"/>
               </w:rPr>
-              <w:t>默认值128,最小值64</w:t>
+              <w:t>如果不指定，默认值为"false"</w:t>
             </w:r>
           </w:p>
         </w:tc>
@@ -2761,30 +4963,49 @@
                 <w:rFonts w:asciiTheme="minorEastAsia" w:hAnsiTheme="minorEastAsia" w:hint="eastAsia"/>
                 <w:sz w:val="22"/>
               </w:rPr>
-              <w:t>进行查询</w:t>
-            </w:r>
-            <w:r>
-              <w:rPr>
-                <w:rFonts w:asciiTheme="minorEastAsia" w:hAnsiTheme="minorEastAsia" w:cs="宋体" w:hint="eastAsia"/>
-                <w:color w:val="000000"/>
-                <w:sz w:val="22"/>
-              </w:rPr>
-              <w:t>哈希连接</w:t>
-            </w:r>
-            <w:r>
-              <w:rPr>
-                <w:rFonts w:asciiTheme="minorEastAsia" w:hAnsiTheme="minorEastAsia" w:hint="eastAsia"/>
-                <w:sz w:val="22"/>
-              </w:rPr>
-              <w:t>操作时，使用的</w:t>
-            </w:r>
-            <w:r>
-              <w:rPr>
-                <w:rFonts w:asciiTheme="minorEastAsia" w:hAnsiTheme="minorEastAsia" w:cs="宋体" w:hint="eastAsia"/>
-                <w:color w:val="000000"/>
-                <w:sz w:val="22"/>
-              </w:rPr>
-              <w:t>排序缓存大小</w:t>
+              <w:t>Linux或Windows系统拥有内建的文件缓存功能，SDB自身也提供缓存，这个设置开启的话，打开文件时添加</w:t>
+            </w:r>
+            <w:r>
+              <w:rPr>
+                <w:rFonts w:asciiTheme="minorEastAsia" w:hAnsiTheme="minorEastAsia"/>
+                <w:sz w:val="22"/>
+              </w:rPr>
+              <w:t>O_DIRECT</w:t>
+            </w:r>
+            <w:r>
+              <w:rPr>
+                <w:rFonts w:asciiTheme="minorEastAsia" w:hAnsiTheme="minorEastAsia" w:hint="eastAsia"/>
+                <w:sz w:val="22"/>
+              </w:rPr>
+              <w:t>/</w:t>
+            </w:r>
+            <w:r>
+              <w:rPr>
+                <w:rFonts w:asciiTheme="minorEastAsia" w:hAnsiTheme="minorEastAsia"/>
+                <w:sz w:val="22"/>
+              </w:rPr>
+              <w:t xml:space="preserve"> FILE_FLAG_NO_BUFFERING</w:t>
+            </w:r>
+            <w:r>
+              <w:rPr>
+                <w:rFonts w:asciiTheme="minorEastAsia" w:hAnsiTheme="minorEastAsia" w:hint="eastAsia"/>
+                <w:sz w:val="22"/>
+              </w:rPr>
+              <w:t>标志</w:t>
+            </w:r>
+            <w:r>
+              <w:rPr>
+                <w:rFonts w:asciiTheme="minorEastAsia" w:hAnsiTheme="minorEastAsia" w:hint="eastAsia"/>
+                <w:sz w:val="22"/>
+              </w:rPr>
+              <w:t>位</w:t>
+            </w:r>
+            <w:r>
+              <w:rPr>
+                <w:rFonts w:asciiTheme="minorEastAsia" w:hAnsiTheme="minorEastAsia" w:hint="eastAsia"/>
+                <w:sz w:val="22"/>
+              </w:rPr>
+              <w:t>，不使用系统自身的缓存</w:t>
             </w:r>
           </w:p>
         </w:tc>
@@ -2828,29 +5049,44 @@
                 <w:color w:val="000000"/>
                 <w:sz w:val="22"/>
               </w:rPr>
-              <w:t>修改后查询生效</w:t>
-            </w:r>
-          </w:p>
-        </w:tc>
-      </w:tr>
-      <w:tr>
-        <w:tc>
-          <w:tcPr>
-            <w:tcW w:w="1809" w:type="dxa"/>
-          </w:tcPr>
-          <w:p>
-            <w:pPr>
-              <w:rPr>
-                <w:rFonts w:asciiTheme="minorEastAsia" w:hAnsiTheme="minorEastAsia"/>
-                <w:sz w:val="22"/>
-              </w:rPr>
-            </w:pPr>
-            <w:r>
-              <w:rPr>
-                <w:rFonts w:asciiTheme="minorEastAsia" w:hAnsiTheme="minorEastAsia" w:hint="eastAsia"/>
-                <w:sz w:val="22"/>
-              </w:rPr>
-              <w:lastRenderedPageBreak/>
+              <w:t>修改之后</w:t>
+            </w:r>
+            <w:r>
+              <w:rPr>
+                <w:rFonts w:asciiTheme="minorEastAsia" w:hAnsiTheme="minorEastAsia" w:hint="eastAsia"/>
+                <w:color w:val="000000"/>
+                <w:sz w:val="22"/>
+              </w:rPr>
+              <w:t>，对于新建</w:t>
+            </w:r>
+            <w:r>
+              <w:rPr>
+                <w:rFonts w:asciiTheme="minorEastAsia" w:hAnsiTheme="minorEastAsia" w:hint="eastAsia"/>
+                <w:color w:val="000000"/>
+                <w:sz w:val="22"/>
+              </w:rPr>
+              <w:t>的CS生效</w:t>
+            </w:r>
+          </w:p>
+        </w:tc>
+      </w:tr>
+      <w:tr>
+        <w:tc>
+          <w:tcPr>
+            <w:tcW w:w="1809" w:type="dxa"/>
+          </w:tcPr>
+          <w:p>
+            <w:pPr>
+              <w:rPr>
+                <w:rFonts w:asciiTheme="minorEastAsia" w:hAnsiTheme="minorEastAsia"/>
+                <w:sz w:val="22"/>
+              </w:rPr>
+            </w:pPr>
+            <w:r>
+              <w:rPr>
+                <w:rFonts w:asciiTheme="minorEastAsia" w:hAnsiTheme="minorEastAsia" w:hint="eastAsia"/>
+                <w:sz w:val="22"/>
+              </w:rPr>
               <w:t>场景</w:t>
             </w:r>
           </w:p>
@@ -2953,11 +5189,13 @@
           </w:tcPr>
           <w:p>
             <w:pPr>
-              <w:rPr>
-                <w:rFonts w:asciiTheme="minorEastAsia" w:hAnsiTheme="minorEastAsia"/>
-                <w:sz w:val="22"/>
-              </w:rPr>
-            </w:pPr>
+              <w:pStyle w:val="Heading3"/>
+              <w:rPr>
+                <w:rFonts w:asciiTheme="minorEastAsia" w:hAnsiTheme="minorEastAsia"/>
+                <w:sz w:val="22"/>
+              </w:rPr>
+            </w:pPr>
+            <w:bookmarkStart w:id="18" w:name="_Toc491849921"/>
             <w:r>
               <w:rPr>
                 <w:rFonts w:asciiTheme="minorEastAsia" w:hAnsiTheme="minorEastAsia" w:hint="eastAsia"/>
@@ -2965,30 +5203,36 @@
               </w:rPr>
               <w:t>名称</w:t>
             </w:r>
-          </w:p>
-        </w:tc>
-        <w:tc>
-          <w:tcPr>
-            <w:tcW w:w="6713" w:type="dxa"/>
-          </w:tcPr>
-          <w:p>
-            <w:pPr>
+            <w:bookmarkEnd w:id="18"/>
+          </w:p>
+        </w:tc>
+        <w:tc>
+          <w:tcPr>
+            <w:tcW w:w="6713" w:type="dxa"/>
+          </w:tcPr>
+          <w:p>
+            <w:pPr>
+              <w:pStyle w:val="Heading3"/>
               <w:rPr>
                 <w:rFonts w:asciiTheme="minorEastAsia" w:hAnsiTheme="minorEastAsia" w:cs="宋体"/>
                 <w:color w:val="000000"/>
                 <w:sz w:val="22"/>
               </w:rPr>
             </w:pPr>
+            <w:bookmarkStart w:id="19" w:name="_Toc491849922"/>
             <w:proofErr w:type="spellStart"/>
-            <w:r>
-              <w:rPr>
-                <w:rFonts w:asciiTheme="minorEastAsia" w:hAnsiTheme="minorEastAsia" w:hint="eastAsia"/>
-                <w:color w:val="000000"/>
-                <w:sz w:val="22"/>
-              </w:rPr>
-              <w:t>directioinlob</w:t>
-            </w:r>
+            <w:proofErr w:type="gramStart"/>
+            <w:r>
+              <w:rPr>
+                <w:rFonts w:asciiTheme="minorEastAsia" w:hAnsiTheme="minorEastAsia" w:hint="eastAsia"/>
+                <w:color w:val="000000"/>
+                <w:sz w:val="22"/>
+              </w:rPr>
+              <w:t>sparsefile</w:t>
+            </w:r>
+            <w:bookmarkEnd w:id="19"/>
             <w:proofErr w:type="spellEnd"/>
+            <w:proofErr w:type="gramEnd"/>
           </w:p>
         </w:tc>
       </w:tr>
@@ -3031,7 +5275,7 @@
                 <w:color w:val="000000"/>
                 <w:sz w:val="22"/>
               </w:rPr>
-              <w:t>在大对象功能中关闭文件系统缓存，</w:t>
+              <w:t>当扩展文件时，使用稀疏文件功能，</w:t>
             </w:r>
           </w:p>
           <w:p>
@@ -3070,6 +5314,7 @@
                 <w:rFonts w:asciiTheme="minorEastAsia" w:hAnsiTheme="minorEastAsia" w:hint="eastAsia"/>
                 <w:sz w:val="22"/>
               </w:rPr>
+              <w:lastRenderedPageBreak/>
               <w:t>说明</w:t>
             </w:r>
           </w:p>
@@ -3090,49 +5335,21 @@
                 <w:rFonts w:asciiTheme="minorEastAsia" w:hAnsiTheme="minorEastAsia" w:hint="eastAsia"/>
                 <w:sz w:val="22"/>
               </w:rPr>
-              <w:t>Linux或Windows系统拥有内建的文件缓存功能，SDB自身也提供缓存，这个设置开启的话，打开文件时添加</w:t>
-            </w:r>
-            <w:r>
-              <w:rPr>
-                <w:rFonts w:asciiTheme="minorEastAsia" w:hAnsiTheme="minorEastAsia"/>
-                <w:sz w:val="22"/>
-              </w:rPr>
-              <w:t>O_DIRECT</w:t>
-            </w:r>
-            <w:r>
-              <w:rPr>
-                <w:rFonts w:asciiTheme="minorEastAsia" w:hAnsiTheme="minorEastAsia" w:hint="eastAsia"/>
-                <w:sz w:val="22"/>
-              </w:rPr>
-              <w:t>/</w:t>
-            </w:r>
-            <w:r>
-              <w:rPr>
-                <w:rFonts w:asciiTheme="minorEastAsia" w:hAnsiTheme="minorEastAsia"/>
-                <w:sz w:val="22"/>
-              </w:rPr>
-              <w:t xml:space="preserve"> FILE_FLAG_NO_BUFFERING</w:t>
-            </w:r>
-            <w:r>
-              <w:rPr>
-                <w:rFonts w:asciiTheme="minorEastAsia" w:hAnsiTheme="minorEastAsia" w:hint="eastAsia"/>
-                <w:sz w:val="22"/>
-              </w:rPr>
-              <w:t>标志</w:t>
-            </w:r>
-            <w:r>
-              <w:rPr>
-                <w:rFonts w:asciiTheme="minorEastAsia" w:hAnsiTheme="minorEastAsia" w:hint="eastAsia"/>
-                <w:sz w:val="22"/>
-              </w:rPr>
-              <w:t>位</w:t>
-            </w:r>
-            <w:r>
-              <w:rPr>
-                <w:rFonts w:asciiTheme="minorEastAsia" w:hAnsiTheme="minorEastAsia" w:hint="eastAsia"/>
-                <w:sz w:val="22"/>
-              </w:rPr>
-              <w:t>，不使用系统自身的缓存</w:t>
+              <w:t>稀疏文件</w:t>
+            </w:r>
+            <w:r>
+              <w:rPr>
+                <w:rFonts w:asciiTheme="minorEastAsia" w:hAnsiTheme="minorEastAsia" w:hint="eastAsia"/>
+                <w:sz w:val="22"/>
+              </w:rPr>
+              <w:t>与普通文件的区别在于文件中部分数据为</w:t>
+            </w:r>
+            <w:r>
+              <w:rPr>
+                <w:rFonts w:asciiTheme="minorEastAsia" w:hAnsiTheme="minorEastAsia" w:hint="eastAsia"/>
+                <w:sz w:val="22"/>
+              </w:rPr>
+              <w:t>全0，且这部分数据不占用磁盘空间</w:t>
             </w:r>
           </w:p>
         </w:tc>
@@ -3165,34 +5382,17 @@
           <w:p>
             <w:pPr>
               <w:rPr>
-                <w:rFonts w:asciiTheme="minorEastAsia" w:hAnsiTheme="minorEastAsia" w:cs="宋体"/>
-                <w:color w:val="000000"/>
-                <w:sz w:val="22"/>
-              </w:rPr>
-            </w:pPr>
-            <w:r>
-              <w:rPr>
-                <w:rFonts w:asciiTheme="minorEastAsia" w:hAnsiTheme="minorEastAsia" w:hint="eastAsia"/>
-                <w:color w:val="000000"/>
-                <w:sz w:val="22"/>
-              </w:rPr>
-              <w:t>修改之后</w:t>
-            </w:r>
-            <w:r>
-              <w:rPr>
-                <w:rFonts w:asciiTheme="minorEastAsia" w:hAnsiTheme="minorEastAsia" w:hint="eastAsia"/>
-                <w:color w:val="000000"/>
-                <w:sz w:val="22"/>
-              </w:rPr>
-              <w:t>，对于新建</w:t>
-            </w:r>
-            <w:r>
-              <w:rPr>
-                <w:rFonts w:asciiTheme="minorEastAsia" w:hAnsiTheme="minorEastAsia" w:hint="eastAsia"/>
-                <w:color w:val="000000"/>
-                <w:sz w:val="22"/>
-              </w:rPr>
-              <w:t>的CS生效</w:t>
+                <w:rFonts w:asciiTheme="minorEastAsia" w:hAnsiTheme="minorEastAsia"/>
+                <w:sz w:val="22"/>
+              </w:rPr>
+            </w:pPr>
+            <w:r>
+              <w:rPr>
+                <w:rFonts w:asciiTheme="minorEastAsia" w:hAnsiTheme="minorEastAsia" w:hint="eastAsia"/>
+                <w:color w:val="000000"/>
+                <w:sz w:val="22"/>
+              </w:rPr>
+              <w:t>修改之后，对于新建的CS生效</w:t>
             </w:r>
           </w:p>
         </w:tc>
@@ -3269,15 +5469,14 @@
                 <w:rFonts w:asciiTheme="minorEastAsia" w:hAnsiTheme="minorEastAsia" w:hint="eastAsia"/>
                 <w:sz w:val="22"/>
               </w:rPr>
-              <w:t>修改配置前后，对比使用</w:t>
-            </w:r>
-            <w:r>
-              <w:rPr>
-                <w:rFonts w:asciiTheme="minorEastAsia" w:hAnsiTheme="minorEastAsia" w:hint="eastAsia"/>
-                <w:color w:val="000000"/>
-                <w:sz w:val="22"/>
-              </w:rPr>
-              <w:t>虚拟内存大小</w:t>
+              <w:t>对比打开前后的</w:t>
+            </w:r>
+            <w:r>
+              <w:rPr>
+                <w:rFonts w:asciiTheme="minorEastAsia" w:hAnsiTheme="minorEastAsia" w:hint="eastAsia"/>
+                <w:sz w:val="22"/>
+              </w:rPr>
+              <w:t>文件扩展后的数据文件，观察是否是稀疏文件</w:t>
             </w:r>
           </w:p>
         </w:tc>
@@ -3316,11 +5515,13 @@
           </w:tcPr>
           <w:p>
             <w:pPr>
-              <w:rPr>
-                <w:rFonts w:asciiTheme="minorEastAsia" w:hAnsiTheme="minorEastAsia"/>
-                <w:sz w:val="22"/>
-              </w:rPr>
-            </w:pPr>
+              <w:pStyle w:val="Heading3"/>
+              <w:rPr>
+                <w:rFonts w:asciiTheme="minorEastAsia" w:hAnsiTheme="minorEastAsia"/>
+                <w:sz w:val="22"/>
+              </w:rPr>
+            </w:pPr>
+            <w:bookmarkStart w:id="20" w:name="_Toc491849923"/>
             <w:r>
               <w:rPr>
                 <w:rFonts w:asciiTheme="minorEastAsia" w:hAnsiTheme="minorEastAsia" w:hint="eastAsia"/>
@@ -3328,30 +5529,36 @@
               </w:rPr>
               <w:t>名称</w:t>
             </w:r>
-          </w:p>
-        </w:tc>
-        <w:tc>
-          <w:tcPr>
-            <w:tcW w:w="6713" w:type="dxa"/>
-          </w:tcPr>
-          <w:p>
-            <w:pPr>
+            <w:bookmarkEnd w:id="20"/>
+          </w:p>
+        </w:tc>
+        <w:tc>
+          <w:tcPr>
+            <w:tcW w:w="6713" w:type="dxa"/>
+          </w:tcPr>
+          <w:p>
+            <w:pPr>
+              <w:pStyle w:val="Heading3"/>
               <w:rPr>
                 <w:rFonts w:asciiTheme="minorEastAsia" w:hAnsiTheme="minorEastAsia" w:cs="宋体"/>
                 <w:color w:val="000000"/>
                 <w:sz w:val="22"/>
               </w:rPr>
             </w:pPr>
+            <w:bookmarkStart w:id="21" w:name="_Toc491849924"/>
             <w:proofErr w:type="spellStart"/>
-            <w:r>
-              <w:rPr>
-                <w:rFonts w:asciiTheme="minorEastAsia" w:hAnsiTheme="minorEastAsia" w:hint="eastAsia"/>
-                <w:color w:val="000000"/>
-                <w:sz w:val="22"/>
-              </w:rPr>
-              <w:t>sparsefile</w:t>
-            </w:r>
+            <w:proofErr w:type="gramStart"/>
+            <w:r>
+              <w:rPr>
+                <w:rFonts w:asciiTheme="minorEastAsia" w:hAnsiTheme="minorEastAsia" w:hint="eastAsia"/>
+                <w:color w:val="000000"/>
+                <w:sz w:val="22"/>
+              </w:rPr>
+              <w:t>overflowratio</w:t>
+            </w:r>
+            <w:bookmarkEnd w:id="21"/>
             <w:proofErr w:type="spellEnd"/>
+            <w:proofErr w:type="gramEnd"/>
           </w:p>
         </w:tc>
       </w:tr>
@@ -3394,24 +5601,7 @@
                 <w:color w:val="000000"/>
                 <w:sz w:val="22"/>
               </w:rPr>
-              <w:t>当扩展文件时，使用稀疏文件功能，</w:t>
-            </w:r>
-          </w:p>
-          <w:p>
-            <w:pPr>
-              <w:rPr>
-                <w:rFonts w:asciiTheme="minorEastAsia" w:hAnsiTheme="minorEastAsia" w:cs="宋体"/>
-                <w:color w:val="000000"/>
-                <w:sz w:val="22"/>
-              </w:rPr>
-            </w:pPr>
-            <w:r>
-              <w:rPr>
-                <w:rFonts w:asciiTheme="minorEastAsia" w:hAnsiTheme="minorEastAsia" w:cs="宋体" w:hint="eastAsia"/>
-                <w:color w:val="000000"/>
-                <w:sz w:val="22"/>
-              </w:rPr>
-              <w:t>如果不指定，默认值为"false"</w:t>
+              <w:t>记录大小预留空间扩展比(%),默认为12,取值范围:[0,10000]</w:t>
             </w:r>
           </w:p>
         </w:tc>
@@ -3453,21 +5643,7 @@
                 <w:rFonts w:asciiTheme="minorEastAsia" w:hAnsiTheme="minorEastAsia" w:hint="eastAsia"/>
                 <w:sz w:val="22"/>
               </w:rPr>
-              <w:t>稀疏文件</w:t>
-            </w:r>
-            <w:r>
-              <w:rPr>
-                <w:rFonts w:asciiTheme="minorEastAsia" w:hAnsiTheme="minorEastAsia" w:hint="eastAsia"/>
-                <w:sz w:val="22"/>
-              </w:rPr>
-              <w:t>与普通文件的区别在于文件中部分数据为</w:t>
-            </w:r>
-            <w:r>
-              <w:rPr>
-                <w:rFonts w:asciiTheme="minorEastAsia" w:hAnsiTheme="minorEastAsia" w:hint="eastAsia"/>
-                <w:sz w:val="22"/>
-              </w:rPr>
-              <w:t>全0，且这部分数据不占用磁盘空间</w:t>
+              <w:t>记录保存时，预留一定比例的空间，方便之后update时的增长，降低重新分配存储空间带来的开销。</w:t>
             </w:r>
           </w:p>
         </w:tc>
@@ -3587,14 +5763,159 @@
                 <w:rFonts w:asciiTheme="minorEastAsia" w:hAnsiTheme="minorEastAsia" w:hint="eastAsia"/>
                 <w:sz w:val="22"/>
               </w:rPr>
-              <w:t>对比打开前后的</w:t>
-            </w:r>
-            <w:r>
-              <w:rPr>
-                <w:rFonts w:asciiTheme="minorEastAsia" w:hAnsiTheme="minorEastAsia" w:hint="eastAsia"/>
-                <w:sz w:val="22"/>
-              </w:rPr>
-              <w:t>文件扩展后的数据文件，观察是否是稀疏文件</w:t>
+              <w:t>计算公式</w:t>
+            </w:r>
+            <w:r>
+              <w:rPr>
+                <w:rFonts w:asciiTheme="minorEastAsia" w:hAnsiTheme="minorEastAsia" w:hint="eastAsia"/>
+                <w:sz w:val="22"/>
+              </w:rPr>
+              <w:t>为：</w:t>
+            </w:r>
+            <w:r>
+              <w:rPr>
+                <w:rFonts w:asciiTheme="minorEastAsia" w:hAnsiTheme="minorEastAsia" w:hint="eastAsia"/>
+                <w:sz w:val="22"/>
+              </w:rPr>
+              <w:t>新</w:t>
+            </w:r>
+            <w:r>
+              <w:rPr>
+                <w:rFonts w:asciiTheme="minorEastAsia" w:hAnsiTheme="minorEastAsia"/>
+                <w:sz w:val="22"/>
+              </w:rPr>
+              <w:t xml:space="preserve">size </w:t>
+            </w:r>
+            <w:r>
+              <w:rPr>
+                <w:rFonts w:asciiTheme="minorEastAsia" w:hAnsiTheme="minorEastAsia"/>
+                <w:sz w:val="22"/>
+              </w:rPr>
+              <w:t xml:space="preserve">= </w:t>
+            </w:r>
+            <w:r>
+              <w:rPr>
+                <w:rFonts w:asciiTheme="minorEastAsia" w:hAnsiTheme="minorEastAsia" w:hint="eastAsia"/>
+                <w:sz w:val="22"/>
+              </w:rPr>
+              <w:t>原size + (</w:t>
+            </w:r>
+            <w:r>
+              <w:rPr>
+                <w:rFonts w:asciiTheme="minorEastAsia" w:hAnsiTheme="minorEastAsia" w:hint="eastAsia"/>
+                <w:sz w:val="22"/>
+              </w:rPr>
+              <w:t xml:space="preserve"> </w:t>
+            </w:r>
+            <w:r>
+              <w:rPr>
+                <w:rFonts w:asciiTheme="minorEastAsia" w:hAnsiTheme="minorEastAsia"/>
+                <w:sz w:val="22"/>
+              </w:rPr>
+              <w:t>( size *</w:t>
+            </w:r>
+            <w:r>
+              <w:rPr>
+                <w:rFonts w:asciiTheme="minorEastAsia" w:hAnsiTheme="minorEastAsia" w:hint="eastAsia"/>
+                <w:color w:val="000000"/>
+                <w:sz w:val="22"/>
+              </w:rPr>
+              <w:t xml:space="preserve"> </w:t>
+            </w:r>
+            <w:proofErr w:type="spellStart"/>
+            <w:r>
+              <w:rPr>
+                <w:rFonts w:asciiTheme="minorEastAsia" w:hAnsiTheme="minorEastAsia" w:hint="eastAsia"/>
+                <w:color w:val="000000"/>
+                <w:sz w:val="22"/>
+              </w:rPr>
+              <w:t>overflowratio</w:t>
+            </w:r>
+            <w:proofErr w:type="spellEnd"/>
+            <w:r>
+              <w:rPr>
+                <w:rFonts w:asciiTheme="minorEastAsia" w:hAnsiTheme="minorEastAsia"/>
+                <w:sz w:val="22"/>
+              </w:rPr>
+              <w:t xml:space="preserve"> </w:t>
+            </w:r>
+            <w:r>
+              <w:rPr>
+                <w:rFonts w:asciiTheme="minorEastAsia" w:hAnsiTheme="minorEastAsia"/>
+                <w:sz w:val="22"/>
+              </w:rPr>
+              <w:t xml:space="preserve">+ 50 ) / 100 </w:t>
+            </w:r>
+            <w:r>
+              <w:rPr>
+                <w:rFonts w:asciiTheme="minorEastAsia" w:hAnsiTheme="minorEastAsia" w:hint="eastAsia"/>
+                <w:sz w:val="22"/>
+              </w:rPr>
+              <w:t>)</w:t>
+            </w:r>
+            <w:r>
+              <w:rPr>
+                <w:rFonts w:asciiTheme="minorEastAsia" w:hAnsiTheme="minorEastAsia" w:hint="eastAsia"/>
+                <w:sz w:val="22"/>
+              </w:rPr>
+              <w:t>；</w:t>
+            </w:r>
+          </w:p>
+          <w:p>
+            <w:pPr>
+              <w:rPr>
+                <w:rFonts w:asciiTheme="minorEastAsia" w:hAnsiTheme="minorEastAsia"/>
+                <w:sz w:val="22"/>
+              </w:rPr>
+            </w:pPr>
+            <w:r>
+              <w:rPr>
+                <w:rFonts w:asciiTheme="minorEastAsia" w:hAnsiTheme="minorEastAsia" w:hint="eastAsia"/>
+                <w:sz w:val="22"/>
+              </w:rPr>
+              <w:t>若不指定，默认计算公式为：新</w:t>
+            </w:r>
+            <w:r>
+              <w:rPr>
+                <w:rFonts w:asciiTheme="minorEastAsia" w:hAnsiTheme="minorEastAsia"/>
+                <w:sz w:val="22"/>
+              </w:rPr>
+              <w:t xml:space="preserve">size = </w:t>
+            </w:r>
+            <w:r>
+              <w:rPr>
+                <w:rFonts w:asciiTheme="minorEastAsia" w:hAnsiTheme="minorEastAsia" w:hint="eastAsia"/>
+                <w:sz w:val="22"/>
+              </w:rPr>
+              <w:t xml:space="preserve">原size + ( </w:t>
+            </w:r>
+            <w:r>
+              <w:rPr>
+                <w:rFonts w:asciiTheme="minorEastAsia" w:hAnsiTheme="minorEastAsia"/>
+                <w:sz w:val="22"/>
+              </w:rPr>
+              <w:t>s</w:t>
+            </w:r>
+            <w:r>
+              <w:rPr>
+                <w:rFonts w:asciiTheme="minorEastAsia" w:hAnsiTheme="minorEastAsia"/>
+                <w:sz w:val="22"/>
+              </w:rPr>
+              <w:t>ize *</w:t>
+            </w:r>
+            <w:r>
+              <w:rPr>
+                <w:rFonts w:asciiTheme="minorEastAsia" w:hAnsiTheme="minorEastAsia" w:hint="eastAsia"/>
+                <w:sz w:val="22"/>
+              </w:rPr>
+              <w:t xml:space="preserve"> 1.2f</w:t>
+            </w:r>
+            <w:r>
+              <w:rPr>
+                <w:rFonts w:asciiTheme="minorEastAsia" w:hAnsiTheme="minorEastAsia" w:hint="eastAsia"/>
+                <w:sz w:val="22"/>
+              </w:rPr>
+              <w:t xml:space="preserve"> )</w:t>
             </w:r>
           </w:p>
         </w:tc>
@@ -3633,11 +5954,13 @@
           </w:tcPr>
           <w:p>
             <w:pPr>
-              <w:rPr>
-                <w:rFonts w:asciiTheme="minorEastAsia" w:hAnsiTheme="minorEastAsia"/>
-                <w:sz w:val="22"/>
-              </w:rPr>
-            </w:pPr>
+              <w:pStyle w:val="Heading3"/>
+              <w:rPr>
+                <w:rFonts w:asciiTheme="minorEastAsia" w:hAnsiTheme="minorEastAsia"/>
+                <w:sz w:val="22"/>
+              </w:rPr>
+            </w:pPr>
+            <w:bookmarkStart w:id="22" w:name="_Toc491849925"/>
             <w:r>
               <w:rPr>
                 <w:rFonts w:asciiTheme="minorEastAsia" w:hAnsiTheme="minorEastAsia" w:hint="eastAsia"/>
@@ -3645,30 +5968,36 @@
               </w:rPr>
               <w:t>名称</w:t>
             </w:r>
-          </w:p>
-        </w:tc>
-        <w:tc>
-          <w:tcPr>
-            <w:tcW w:w="6713" w:type="dxa"/>
-          </w:tcPr>
-          <w:p>
-            <w:pPr>
+            <w:bookmarkEnd w:id="22"/>
+          </w:p>
+        </w:tc>
+        <w:tc>
+          <w:tcPr>
+            <w:tcW w:w="6713" w:type="dxa"/>
+          </w:tcPr>
+          <w:p>
+            <w:pPr>
+              <w:pStyle w:val="Heading3"/>
               <w:rPr>
                 <w:rFonts w:asciiTheme="minorEastAsia" w:hAnsiTheme="minorEastAsia" w:cs="宋体"/>
                 <w:color w:val="000000"/>
                 <w:sz w:val="22"/>
               </w:rPr>
             </w:pPr>
+            <w:bookmarkStart w:id="23" w:name="_Toc491849926"/>
             <w:proofErr w:type="spellStart"/>
-            <w:r>
-              <w:rPr>
-                <w:rFonts w:asciiTheme="minorEastAsia" w:hAnsiTheme="minorEastAsia" w:hint="eastAsia"/>
-                <w:color w:val="000000"/>
-                <w:sz w:val="22"/>
-              </w:rPr>
-              <w:t>overflowratio</w:t>
-            </w:r>
+            <w:proofErr w:type="gramStart"/>
+            <w:r>
+              <w:rPr>
+                <w:rFonts w:asciiTheme="minorEastAsia" w:hAnsiTheme="minorEastAsia" w:hint="eastAsia"/>
+                <w:color w:val="000000"/>
+                <w:sz w:val="22"/>
+              </w:rPr>
+              <w:t>extendthreshold</w:t>
+            </w:r>
+            <w:bookmarkEnd w:id="23"/>
             <w:proofErr w:type="spellEnd"/>
+            <w:proofErr w:type="gramEnd"/>
           </w:p>
         </w:tc>
       </w:tr>
@@ -3700,6 +6029,23 @@
           <w:p>
             <w:pPr>
               <w:rPr>
+                <w:rFonts w:asciiTheme="minorEastAsia" w:hAnsiTheme="minorEastAsia"/>
+                <w:color w:val="000000"/>
+                <w:sz w:val="22"/>
+              </w:rPr>
+            </w:pPr>
+            <w:r>
+              <w:rPr>
+                <w:rFonts w:asciiTheme="minorEastAsia" w:hAnsiTheme="minorEastAsia" w:hint="eastAsia"/>
+                <w:color w:val="000000"/>
+                <w:sz w:val="22"/>
+              </w:rPr>
+              <w:t>预扩展数据段的阈值</w:t>
+            </w:r>
+          </w:p>
+          <w:p>
+            <w:pPr>
+              <w:rPr>
                 <w:rFonts w:asciiTheme="minorEastAsia" w:hAnsiTheme="minorEastAsia" w:cs="宋体"/>
                 <w:color w:val="000000"/>
                 <w:sz w:val="22"/>
@@ -3707,11 +6053,11 @@
             </w:pPr>
             <w:r>
               <w:rPr>
-                <w:rFonts w:asciiTheme="minorEastAsia" w:hAnsiTheme="minorEastAsia" w:cs="宋体" w:hint="eastAsia"/>
-                <w:color w:val="000000"/>
-                <w:sz w:val="22"/>
-              </w:rPr>
-              <w:t>记录大小预留空间扩展比(%),默认为12,取值范围:[0,10000]</w:t>
+                <w:rFonts w:asciiTheme="minorEastAsia" w:hAnsiTheme="minorEastAsia" w:hint="eastAsia"/>
+                <w:color w:val="000000"/>
+                <w:sz w:val="22"/>
+              </w:rPr>
+              <w:t>(单位:MB, 取值必须是2的幂或者0), 默认为32, 0表示不开启预扩展, 取值范围:[0, 128]</w:t>
             </w:r>
           </w:p>
         </w:tc>
@@ -3753,7 +6099,23 @@
                 <w:rFonts w:asciiTheme="minorEastAsia" w:hAnsiTheme="minorEastAsia" w:hint="eastAsia"/>
                 <w:sz w:val="22"/>
               </w:rPr>
-              <w:t>记录保存时，预留一定比例的空间，方便之后update时的增长，降低重新分配存储空间带来的开销。</w:t>
+              <w:t>当一个数据段的剩余空间小于设定的</w:t>
+            </w:r>
+            <w:r>
+              <w:rPr>
+                <w:rFonts w:asciiTheme="minorEastAsia" w:hAnsiTheme="minorEastAsia" w:hint="eastAsia"/>
+                <w:color w:val="000000"/>
+                <w:sz w:val="22"/>
+              </w:rPr>
+              <w:t>阈值时，预先</w:t>
+            </w:r>
+            <w:r>
+              <w:rPr>
+                <w:rFonts w:asciiTheme="minorEastAsia" w:hAnsiTheme="minorEastAsia" w:hint="eastAsia"/>
+                <w:color w:val="000000"/>
+                <w:sz w:val="22"/>
+              </w:rPr>
+              <w:t>对数据段进行扩展</w:t>
             </w:r>
           </w:p>
         </w:tc>
@@ -3873,159 +6235,45 @@
                 <w:rFonts w:asciiTheme="minorEastAsia" w:hAnsiTheme="minorEastAsia" w:hint="eastAsia"/>
                 <w:sz w:val="22"/>
               </w:rPr>
-              <w:t>计算公式</w:t>
-            </w:r>
-            <w:r>
-              <w:rPr>
-                <w:rFonts w:asciiTheme="minorEastAsia" w:hAnsiTheme="minorEastAsia" w:hint="eastAsia"/>
-                <w:sz w:val="22"/>
-              </w:rPr>
-              <w:t>为：</w:t>
-            </w:r>
-            <w:r>
-              <w:rPr>
-                <w:rFonts w:asciiTheme="minorEastAsia" w:hAnsiTheme="minorEastAsia" w:hint="eastAsia"/>
-                <w:sz w:val="22"/>
-              </w:rPr>
-              <w:t>新</w:t>
-            </w:r>
-            <w:r>
-              <w:rPr>
-                <w:rFonts w:asciiTheme="minorEastAsia" w:hAnsiTheme="minorEastAsia"/>
-                <w:sz w:val="22"/>
-              </w:rPr>
-              <w:t xml:space="preserve">size </w:t>
-            </w:r>
-            <w:r>
-              <w:rPr>
-                <w:rFonts w:asciiTheme="minorEastAsia" w:hAnsiTheme="minorEastAsia"/>
-                <w:sz w:val="22"/>
-              </w:rPr>
-              <w:t xml:space="preserve">= </w:t>
-            </w:r>
-            <w:r>
-              <w:rPr>
-                <w:rFonts w:asciiTheme="minorEastAsia" w:hAnsiTheme="minorEastAsia" w:hint="eastAsia"/>
-                <w:sz w:val="22"/>
-              </w:rPr>
-              <w:t>原size + (</w:t>
-            </w:r>
-            <w:r>
-              <w:rPr>
-                <w:rFonts w:asciiTheme="minorEastAsia" w:hAnsiTheme="minorEastAsia" w:hint="eastAsia"/>
-                <w:sz w:val="22"/>
-              </w:rPr>
-              <w:t xml:space="preserve"> </w:t>
-            </w:r>
-            <w:r>
-              <w:rPr>
-                <w:rFonts w:asciiTheme="minorEastAsia" w:hAnsiTheme="minorEastAsia"/>
-                <w:sz w:val="22"/>
-              </w:rPr>
-              <w:t>( size *</w:t>
-            </w:r>
-            <w:r>
-              <w:rPr>
-                <w:rFonts w:asciiTheme="minorEastAsia" w:hAnsiTheme="minorEastAsia" w:hint="eastAsia"/>
-                <w:color w:val="000000"/>
-                <w:sz w:val="22"/>
-              </w:rPr>
-              <w:t xml:space="preserve"> </w:t>
-            </w:r>
-            <w:proofErr w:type="spellStart"/>
-            <w:r>
-              <w:rPr>
-                <w:rFonts w:asciiTheme="minorEastAsia" w:hAnsiTheme="minorEastAsia" w:hint="eastAsia"/>
-                <w:color w:val="000000"/>
-                <w:sz w:val="22"/>
-              </w:rPr>
-              <w:t>overflowratio</w:t>
-            </w:r>
-            <w:proofErr w:type="spellEnd"/>
-            <w:r>
-              <w:rPr>
-                <w:rFonts w:asciiTheme="minorEastAsia" w:hAnsiTheme="minorEastAsia"/>
-                <w:sz w:val="22"/>
-              </w:rPr>
-              <w:t xml:space="preserve"> </w:t>
-            </w:r>
-            <w:r>
-              <w:rPr>
-                <w:rFonts w:asciiTheme="minorEastAsia" w:hAnsiTheme="minorEastAsia"/>
-                <w:sz w:val="22"/>
-              </w:rPr>
-              <w:t xml:space="preserve">+ 50 ) / 100 </w:t>
-            </w:r>
-            <w:r>
-              <w:rPr>
-                <w:rFonts w:asciiTheme="minorEastAsia" w:hAnsiTheme="minorEastAsia" w:hint="eastAsia"/>
-                <w:sz w:val="22"/>
-              </w:rPr>
-              <w:t>)</w:t>
-            </w:r>
-            <w:r>
-              <w:rPr>
-                <w:rFonts w:asciiTheme="minorEastAsia" w:hAnsiTheme="minorEastAsia" w:hint="eastAsia"/>
-                <w:sz w:val="22"/>
-              </w:rPr>
-              <w:t>；</w:t>
-            </w:r>
-          </w:p>
-          <w:p>
-            <w:pPr>
-              <w:rPr>
-                <w:rFonts w:asciiTheme="minorEastAsia" w:hAnsiTheme="minorEastAsia"/>
-                <w:sz w:val="22"/>
-              </w:rPr>
-            </w:pPr>
-            <w:r>
-              <w:rPr>
-                <w:rFonts w:asciiTheme="minorEastAsia" w:hAnsiTheme="minorEastAsia" w:hint="eastAsia"/>
-                <w:sz w:val="22"/>
-              </w:rPr>
-              <w:t>若不指定，默认计算公式为：新</w:t>
-            </w:r>
-            <w:r>
-              <w:rPr>
-                <w:rFonts w:asciiTheme="minorEastAsia" w:hAnsiTheme="minorEastAsia"/>
-                <w:sz w:val="22"/>
-              </w:rPr>
-              <w:t xml:space="preserve">size = </w:t>
-            </w:r>
-            <w:r>
-              <w:rPr>
-                <w:rFonts w:asciiTheme="minorEastAsia" w:hAnsiTheme="minorEastAsia" w:hint="eastAsia"/>
-                <w:sz w:val="22"/>
-              </w:rPr>
-              <w:t xml:space="preserve">原size + ( </w:t>
-            </w:r>
-            <w:r>
-              <w:rPr>
-                <w:rFonts w:asciiTheme="minorEastAsia" w:hAnsiTheme="minorEastAsia"/>
-                <w:sz w:val="22"/>
-              </w:rPr>
-              <w:t>s</w:t>
-            </w:r>
-            <w:r>
-              <w:rPr>
-                <w:rFonts w:asciiTheme="minorEastAsia" w:hAnsiTheme="minorEastAsia"/>
-                <w:sz w:val="22"/>
-              </w:rPr>
-              <w:t>ize *</w:t>
-            </w:r>
-            <w:r>
-              <w:rPr>
-                <w:rFonts w:asciiTheme="minorEastAsia" w:hAnsiTheme="minorEastAsia" w:hint="eastAsia"/>
-                <w:sz w:val="22"/>
-              </w:rPr>
-              <w:t xml:space="preserve"> 1.2f</w:t>
-            </w:r>
-            <w:r>
-              <w:rPr>
-                <w:rFonts w:asciiTheme="minorEastAsia" w:hAnsiTheme="minorEastAsia" w:hint="eastAsia"/>
-                <w:sz w:val="22"/>
-              </w:rPr>
-              <w:t xml:space="preserve"> )</w:t>
+              <w:t>计算公式为：</w:t>
+            </w:r>
+            <w:r>
+              <w:rPr>
+                <w:rFonts w:asciiTheme="minorEastAsia" w:hAnsiTheme="minorEastAsia" w:hint="eastAsia"/>
+                <w:color w:val="000000"/>
+                <w:sz w:val="22"/>
+              </w:rPr>
+              <w:t>数据段</w:t>
+            </w:r>
+            <w:r>
+              <w:rPr>
+                <w:rFonts w:asciiTheme="minorEastAsia" w:hAnsiTheme="minorEastAsia" w:hint="eastAsia"/>
+                <w:sz w:val="22"/>
+              </w:rPr>
+              <w:t xml:space="preserve">剩余字节数 &lt; </w:t>
+            </w:r>
+            <w:r>
+              <w:rPr>
+                <w:rFonts w:asciiTheme="minorEastAsia" w:hAnsiTheme="minorEastAsia" w:hint="eastAsia"/>
+                <w:sz w:val="22"/>
+              </w:rPr>
+              <w:t xml:space="preserve">（ </w:t>
+            </w:r>
+            <w:r>
+              <w:rPr>
+                <w:rFonts w:asciiTheme="minorEastAsia" w:hAnsiTheme="minorEastAsia" w:hint="eastAsia"/>
+                <w:color w:val="000000"/>
+                <w:sz w:val="22"/>
+              </w:rPr>
+              <w:t>阈值字节数 / 页字节数</w:t>
+            </w:r>
+            <w:r>
+              <w:rPr>
+                <w:rFonts w:asciiTheme="minorEastAsia" w:hAnsiTheme="minorEastAsia" w:hint="eastAsia"/>
+                <w:color w:val="000000"/>
+                <w:sz w:val="22"/>
+              </w:rPr>
+              <w:t xml:space="preserve"> ）</w:t>
             </w:r>
           </w:p>
         </w:tc>
@@ -4064,11 +6312,13 @@
           </w:tcPr>
           <w:p>
             <w:pPr>
-              <w:rPr>
-                <w:rFonts w:asciiTheme="minorEastAsia" w:hAnsiTheme="minorEastAsia"/>
-                <w:sz w:val="22"/>
-              </w:rPr>
-            </w:pPr>
+              <w:pStyle w:val="Heading3"/>
+              <w:rPr>
+                <w:rFonts w:asciiTheme="minorEastAsia" w:hAnsiTheme="minorEastAsia"/>
+                <w:sz w:val="22"/>
+              </w:rPr>
+            </w:pPr>
+            <w:bookmarkStart w:id="24" w:name="_Toc491849927"/>
             <w:r>
               <w:rPr>
                 <w:rFonts w:asciiTheme="minorEastAsia" w:hAnsiTheme="minorEastAsia" w:hint="eastAsia"/>
@@ -4076,30 +6326,36 @@
               </w:rPr>
               <w:t>名称</w:t>
             </w:r>
-          </w:p>
-        </w:tc>
-        <w:tc>
-          <w:tcPr>
-            <w:tcW w:w="6713" w:type="dxa"/>
-          </w:tcPr>
-          <w:p>
-            <w:pPr>
+            <w:bookmarkEnd w:id="24"/>
+          </w:p>
+        </w:tc>
+        <w:tc>
+          <w:tcPr>
+            <w:tcW w:w="6713" w:type="dxa"/>
+          </w:tcPr>
+          <w:p>
+            <w:pPr>
+              <w:pStyle w:val="Heading3"/>
               <w:rPr>
                 <w:rFonts w:asciiTheme="minorEastAsia" w:hAnsiTheme="minorEastAsia" w:cs="宋体"/>
                 <w:color w:val="000000"/>
                 <w:sz w:val="22"/>
               </w:rPr>
             </w:pPr>
+            <w:bookmarkStart w:id="25" w:name="_Toc491849928"/>
             <w:proofErr w:type="spellStart"/>
-            <w:r>
-              <w:rPr>
-                <w:rFonts w:asciiTheme="minorEastAsia" w:hAnsiTheme="minorEastAsia" w:hint="eastAsia"/>
-                <w:color w:val="000000"/>
-                <w:sz w:val="22"/>
-              </w:rPr>
-              <w:t>extendthreshold</w:t>
-            </w:r>
+            <w:proofErr w:type="gramStart"/>
+            <w:r>
+              <w:rPr>
+                <w:rFonts w:asciiTheme="minorEastAsia" w:hAnsiTheme="minorEastAsia" w:hint="eastAsia"/>
+                <w:color w:val="000000"/>
+                <w:sz w:val="22"/>
+              </w:rPr>
+              <w:t>cachemergesz</w:t>
+            </w:r>
+            <w:bookmarkEnd w:id="25"/>
             <w:proofErr w:type="spellEnd"/>
+            <w:proofErr w:type="gramEnd"/>
           </w:p>
         </w:tc>
       </w:tr>
@@ -4142,7 +6398,7 @@
                 <w:color w:val="000000"/>
                 <w:sz w:val="22"/>
               </w:rPr>
-              <w:t>预扩展数据段的阈值</w:t>
+              <w:t>每一个集合空间用于合并页的缓存大小，</w:t>
             </w:r>
           </w:p>
           <w:p>
@@ -4159,7 +6415,7 @@
                 <w:color w:val="000000"/>
                 <w:sz w:val="22"/>
               </w:rPr>
-              <w:t>(单位:MB, 取值必须是2的幂或者0), 默认为32, 0表示不开启预扩展, 取值范围:[0, 128]</w:t>
+              <w:t>默认为0，取值范围:[0,64],单位为MB</w:t>
             </w:r>
           </w:p>
         </w:tc>
@@ -4201,23 +6457,15 @@
                 <w:rFonts w:asciiTheme="minorEastAsia" w:hAnsiTheme="minorEastAsia" w:hint="eastAsia"/>
                 <w:sz w:val="22"/>
               </w:rPr>
-              <w:t>当一个数据段的剩余空间小于设定的</w:t>
-            </w:r>
-            <w:r>
-              <w:rPr>
-                <w:rFonts w:asciiTheme="minorEastAsia" w:hAnsiTheme="minorEastAsia" w:hint="eastAsia"/>
-                <w:color w:val="000000"/>
-                <w:sz w:val="22"/>
-              </w:rPr>
-              <w:t>阈值时，预先</w:t>
-            </w:r>
-            <w:r>
-              <w:rPr>
-                <w:rFonts w:asciiTheme="minorEastAsia" w:hAnsiTheme="minorEastAsia" w:hint="eastAsia"/>
-                <w:color w:val="000000"/>
-                <w:sz w:val="22"/>
-              </w:rPr>
-              <w:t>对数据段进行扩展</w:t>
+              <w:t>在每个</w:t>
+            </w:r>
+            <w:r>
+              <w:rPr>
+                <w:rFonts w:asciiTheme="minorEastAsia" w:hAnsiTheme="minorEastAsia" w:hint="eastAsia"/>
+                <w:color w:val="000000"/>
+                <w:sz w:val="22"/>
+              </w:rPr>
+              <w:t>集合空间中，为Lob页的合并提供专用的缓存</w:t>
             </w:r>
           </w:p>
         </w:tc>
@@ -4317,7 +6565,6 @@
                 <w:rFonts w:asciiTheme="minorEastAsia" w:hAnsiTheme="minorEastAsia" w:hint="eastAsia"/>
                 <w:sz w:val="22"/>
               </w:rPr>
-              <w:lastRenderedPageBreak/>
               <w:t>验证思路</w:t>
             </w:r>
           </w:p>
@@ -4338,45 +6585,15 @@
                 <w:rFonts w:asciiTheme="minorEastAsia" w:hAnsiTheme="minorEastAsia" w:hint="eastAsia"/>
                 <w:sz w:val="22"/>
               </w:rPr>
-              <w:t>计算公式为：</w:t>
-            </w:r>
-            <w:r>
-              <w:rPr>
-                <w:rFonts w:asciiTheme="minorEastAsia" w:hAnsiTheme="minorEastAsia" w:hint="eastAsia"/>
-                <w:color w:val="000000"/>
-                <w:sz w:val="22"/>
-              </w:rPr>
-              <w:t>数据段</w:t>
-            </w:r>
-            <w:r>
-              <w:rPr>
-                <w:rFonts w:asciiTheme="minorEastAsia" w:hAnsiTheme="minorEastAsia" w:hint="eastAsia"/>
-                <w:sz w:val="22"/>
-              </w:rPr>
-              <w:t xml:space="preserve">剩余字节数 &lt; </w:t>
-            </w:r>
-            <w:r>
-              <w:rPr>
-                <w:rFonts w:asciiTheme="minorEastAsia" w:hAnsiTheme="minorEastAsia" w:hint="eastAsia"/>
-                <w:sz w:val="22"/>
-              </w:rPr>
-              <w:t xml:space="preserve">（ </w:t>
-            </w:r>
-            <w:r>
-              <w:rPr>
-                <w:rFonts w:asciiTheme="minorEastAsia" w:hAnsiTheme="minorEastAsia" w:hint="eastAsia"/>
-                <w:color w:val="000000"/>
-                <w:sz w:val="22"/>
-              </w:rPr>
-              <w:t>阈值字节数 / 页字节数</w:t>
-            </w:r>
-            <w:r>
-              <w:rPr>
-                <w:rFonts w:asciiTheme="minorEastAsia" w:hAnsiTheme="minorEastAsia" w:hint="eastAsia"/>
-                <w:color w:val="000000"/>
-                <w:sz w:val="22"/>
-              </w:rPr>
-              <w:t xml:space="preserve"> ）</w:t>
+              <w:t>修改配置前后，对比Lob操作使用</w:t>
+            </w:r>
+            <w:r>
+              <w:rPr>
+                <w:rFonts w:asciiTheme="minorEastAsia" w:hAnsiTheme="minorEastAsia" w:hint="eastAsia"/>
+                <w:color w:val="000000"/>
+                <w:sz w:val="22"/>
+              </w:rPr>
+              <w:t>虚拟内存大小</w:t>
             </w:r>
           </w:p>
         </w:tc>
@@ -4415,11 +6632,13 @@
           </w:tcPr>
           <w:p>
             <w:pPr>
-              <w:rPr>
-                <w:rFonts w:asciiTheme="minorEastAsia" w:hAnsiTheme="minorEastAsia"/>
-                <w:sz w:val="22"/>
-              </w:rPr>
-            </w:pPr>
+              <w:pStyle w:val="Heading3"/>
+              <w:rPr>
+                <w:rFonts w:asciiTheme="minorEastAsia" w:hAnsiTheme="minorEastAsia"/>
+                <w:sz w:val="22"/>
+              </w:rPr>
+            </w:pPr>
+            <w:bookmarkStart w:id="26" w:name="_Toc491849929"/>
             <w:r>
               <w:rPr>
                 <w:rFonts w:asciiTheme="minorEastAsia" w:hAnsiTheme="minorEastAsia" w:hint="eastAsia"/>
@@ -4427,268 +6646,249 @@
               </w:rPr>
               <w:t>名称</w:t>
             </w:r>
-          </w:p>
-        </w:tc>
-        <w:tc>
-          <w:tcPr>
-            <w:tcW w:w="6713" w:type="dxa"/>
-          </w:tcPr>
-          <w:p>
-            <w:pPr>
+            <w:bookmarkEnd w:id="26"/>
+          </w:p>
+        </w:tc>
+        <w:tc>
+          <w:tcPr>
+            <w:tcW w:w="6713" w:type="dxa"/>
+          </w:tcPr>
+          <w:p>
+            <w:pPr>
+              <w:pStyle w:val="Heading3"/>
               <w:rPr>
                 <w:rFonts w:asciiTheme="minorEastAsia" w:hAnsiTheme="minorEastAsia" w:cs="宋体"/>
                 <w:color w:val="000000"/>
                 <w:sz w:val="22"/>
               </w:rPr>
             </w:pPr>
+            <w:bookmarkStart w:id="27" w:name="_Toc491849930"/>
+            <w:proofErr w:type="gramStart"/>
+            <w:r>
+              <w:rPr>
+                <w:rFonts w:asciiTheme="minorEastAsia" w:hAnsiTheme="minorEastAsia" w:hint="eastAsia"/>
+                <w:color w:val="000000"/>
+                <w:sz w:val="22"/>
+              </w:rPr>
+              <w:t>weight</w:t>
+            </w:r>
+            <w:bookmarkEnd w:id="27"/>
+            <w:proofErr w:type="gramEnd"/>
+          </w:p>
+        </w:tc>
+      </w:tr>
+      <w:tr>
+        <w:tc>
+          <w:tcPr>
+            <w:tcW w:w="1809" w:type="dxa"/>
+          </w:tcPr>
+          <w:p>
+            <w:pPr>
+              <w:rPr>
+                <w:rFonts w:asciiTheme="minorEastAsia" w:hAnsiTheme="minorEastAsia"/>
+                <w:sz w:val="22"/>
+              </w:rPr>
+            </w:pPr>
+            <w:r>
+              <w:rPr>
+                <w:rFonts w:asciiTheme="minorEastAsia" w:hAnsiTheme="minorEastAsia" w:hint="eastAsia"/>
+                <w:sz w:val="22"/>
+              </w:rPr>
+              <w:t>描述</w:t>
+            </w:r>
+          </w:p>
+        </w:tc>
+        <w:tc>
+          <w:tcPr>
+            <w:tcW w:w="6713" w:type="dxa"/>
+          </w:tcPr>
+          <w:p>
+            <w:pPr>
+              <w:rPr>
+                <w:rFonts w:asciiTheme="minorEastAsia" w:hAnsiTheme="minorEastAsia" w:cs="宋体"/>
+                <w:color w:val="000000"/>
+                <w:sz w:val="22"/>
+              </w:rPr>
+            </w:pPr>
+            <w:r>
+              <w:rPr>
+                <w:rFonts w:asciiTheme="minorEastAsia" w:hAnsiTheme="minorEastAsia" w:cs="宋体" w:hint="eastAsia"/>
+                <w:color w:val="000000"/>
+                <w:sz w:val="22"/>
+              </w:rPr>
+              <w:t>节点选举权重, 默认值为10, 取值范围[1, 100]</w:t>
+            </w:r>
+          </w:p>
+        </w:tc>
+      </w:tr>
+      <w:tr>
+        <w:tc>
+          <w:tcPr>
+            <w:tcW w:w="1809" w:type="dxa"/>
+          </w:tcPr>
+          <w:p>
+            <w:pPr>
+              <w:rPr>
+                <w:rFonts w:asciiTheme="minorEastAsia" w:hAnsiTheme="minorEastAsia"/>
+                <w:sz w:val="22"/>
+              </w:rPr>
+            </w:pPr>
+            <w:r>
+              <w:rPr>
+                <w:rFonts w:asciiTheme="minorEastAsia" w:hAnsiTheme="minorEastAsia" w:hint="eastAsia"/>
+                <w:sz w:val="22"/>
+              </w:rPr>
+              <w:t>说明</w:t>
+            </w:r>
+          </w:p>
+        </w:tc>
+        <w:tc>
+          <w:tcPr>
+            <w:tcW w:w="6713" w:type="dxa"/>
+          </w:tcPr>
+          <w:p>
+            <w:pPr>
+              <w:rPr>
+                <w:rFonts w:asciiTheme="minorEastAsia" w:hAnsiTheme="minorEastAsia"/>
+                <w:sz w:val="22"/>
+              </w:rPr>
+            </w:pPr>
+          </w:p>
+        </w:tc>
+      </w:tr>
+      <w:tr>
+        <w:tc>
+          <w:tcPr>
+            <w:tcW w:w="1809" w:type="dxa"/>
+          </w:tcPr>
+          <w:p>
+            <w:pPr>
+              <w:rPr>
+                <w:rFonts w:asciiTheme="minorEastAsia" w:hAnsiTheme="minorEastAsia"/>
+                <w:sz w:val="22"/>
+              </w:rPr>
+            </w:pPr>
+            <w:r>
+              <w:rPr>
+                <w:rFonts w:asciiTheme="minorEastAsia" w:hAnsiTheme="minorEastAsia" w:hint="eastAsia"/>
+                <w:sz w:val="22"/>
+              </w:rPr>
+              <w:t>生效策略</w:t>
+            </w:r>
+          </w:p>
+        </w:tc>
+        <w:tc>
+          <w:tcPr>
+            <w:tcW w:w="6713" w:type="dxa"/>
+          </w:tcPr>
+          <w:p>
+            <w:pPr>
+              <w:rPr>
+                <w:rFonts w:asciiTheme="minorEastAsia" w:hAnsiTheme="minorEastAsia" w:cs="宋体"/>
+                <w:color w:val="000000"/>
+                <w:sz w:val="22"/>
+              </w:rPr>
+            </w:pPr>
+            <w:r>
+              <w:rPr>
+                <w:rFonts w:asciiTheme="minorEastAsia" w:hAnsiTheme="minorEastAsia" w:hint="eastAsia"/>
+                <w:color w:val="000000"/>
+                <w:sz w:val="22"/>
+              </w:rPr>
+              <w:t>实时生效</w:t>
+            </w:r>
+          </w:p>
+        </w:tc>
+      </w:tr>
+      <w:tr>
+        <w:tc>
+          <w:tcPr>
+            <w:tcW w:w="1809" w:type="dxa"/>
+          </w:tcPr>
+          <w:p>
+            <w:pPr>
+              <w:rPr>
+                <w:rFonts w:asciiTheme="minorEastAsia" w:hAnsiTheme="minorEastAsia"/>
+                <w:sz w:val="22"/>
+              </w:rPr>
+            </w:pPr>
+            <w:r>
+              <w:rPr>
+                <w:rFonts w:asciiTheme="minorEastAsia" w:hAnsiTheme="minorEastAsia" w:hint="eastAsia"/>
+                <w:sz w:val="22"/>
+              </w:rPr>
+              <w:t>场景</w:t>
+            </w:r>
+          </w:p>
+        </w:tc>
+        <w:tc>
+          <w:tcPr>
+            <w:tcW w:w="6713" w:type="dxa"/>
+          </w:tcPr>
+          <w:p>
+            <w:pPr>
+              <w:rPr>
+                <w:rFonts w:asciiTheme="minorEastAsia" w:hAnsiTheme="minorEastAsia"/>
+                <w:sz w:val="22"/>
+              </w:rPr>
+            </w:pPr>
+          </w:p>
+        </w:tc>
+      </w:tr>
+      <w:tr>
+        <w:tc>
+          <w:tcPr>
+            <w:tcW w:w="1809" w:type="dxa"/>
+          </w:tcPr>
+          <w:p>
+            <w:pPr>
+              <w:rPr>
+                <w:rFonts w:asciiTheme="minorEastAsia" w:hAnsiTheme="minorEastAsia"/>
+                <w:sz w:val="22"/>
+              </w:rPr>
+            </w:pPr>
+            <w:r>
+              <w:rPr>
+                <w:rFonts w:asciiTheme="minorEastAsia" w:hAnsiTheme="minorEastAsia" w:hint="eastAsia"/>
+                <w:sz w:val="22"/>
+              </w:rPr>
+              <w:t>验证思路</w:t>
+            </w:r>
+          </w:p>
+        </w:tc>
+        <w:tc>
+          <w:tcPr>
+            <w:tcW w:w="6713" w:type="dxa"/>
+          </w:tcPr>
+          <w:p>
+            <w:pPr>
+              <w:rPr>
+                <w:rFonts w:asciiTheme="minorEastAsia" w:hAnsiTheme="minorEastAsia"/>
+                <w:sz w:val="22"/>
+              </w:rPr>
+            </w:pPr>
+            <w:r>
+              <w:rPr>
+                <w:rFonts w:asciiTheme="minorEastAsia" w:hAnsiTheme="minorEastAsia" w:hint="eastAsia"/>
+                <w:sz w:val="22"/>
+              </w:rPr>
+              <w:t>节点选举因素优先级为：节点LSN&gt;节点选举权重&gt;节点</w:t>
+            </w:r>
             <w:proofErr w:type="spellStart"/>
             <w:r>
               <w:rPr>
                 <w:rFonts w:asciiTheme="minorEastAsia" w:hAnsiTheme="minorEastAsia" w:hint="eastAsia"/>
-                <w:color w:val="000000"/>
-                <w:sz w:val="22"/>
-              </w:rPr>
-              <w:t>cachemergesz</w:t>
+                <w:sz w:val="22"/>
+              </w:rPr>
+              <w:t>NodeID</w:t>
             </w:r>
             <w:proofErr w:type="spellEnd"/>
-          </w:p>
-        </w:tc>
-      </w:tr>
-      <w:tr>
-        <w:tc>
-          <w:tcPr>
-            <w:tcW w:w="1809" w:type="dxa"/>
-          </w:tcPr>
-          <w:p>
-            <w:pPr>
-              <w:rPr>
-                <w:rFonts w:asciiTheme="minorEastAsia" w:hAnsiTheme="minorEastAsia"/>
-                <w:sz w:val="22"/>
-              </w:rPr>
-            </w:pPr>
-            <w:r>
-              <w:rPr>
-                <w:rFonts w:asciiTheme="minorEastAsia" w:hAnsiTheme="minorEastAsia" w:hint="eastAsia"/>
-                <w:sz w:val="22"/>
-              </w:rPr>
-              <w:t>描述</w:t>
-            </w:r>
-          </w:p>
-        </w:tc>
-        <w:tc>
-          <w:tcPr>
-            <w:tcW w:w="6713" w:type="dxa"/>
-          </w:tcPr>
-          <w:p>
-            <w:pPr>
-              <w:rPr>
-                <w:rFonts w:asciiTheme="minorEastAsia" w:hAnsiTheme="minorEastAsia"/>
-                <w:color w:val="000000"/>
-                <w:sz w:val="22"/>
-              </w:rPr>
-            </w:pPr>
-            <w:r>
-              <w:rPr>
-                <w:rFonts w:asciiTheme="minorEastAsia" w:hAnsiTheme="minorEastAsia" w:hint="eastAsia"/>
-                <w:color w:val="000000"/>
-                <w:sz w:val="22"/>
-              </w:rPr>
-              <w:t>每一个集合空间用于合并页的缓存大小，</w:t>
-            </w:r>
-          </w:p>
-          <w:p>
-            <w:pPr>
-              <w:rPr>
-                <w:rFonts w:asciiTheme="minorEastAsia" w:hAnsiTheme="minorEastAsia" w:cs="宋体"/>
-                <w:color w:val="000000"/>
-                <w:sz w:val="22"/>
-              </w:rPr>
-            </w:pPr>
-            <w:r>
-              <w:rPr>
-                <w:rFonts w:asciiTheme="minorEastAsia" w:hAnsiTheme="minorEastAsia" w:hint="eastAsia"/>
-                <w:color w:val="000000"/>
-                <w:sz w:val="22"/>
-              </w:rPr>
-              <w:t>默认为0，取值范围:[0,64],单位为MB</w:t>
-            </w:r>
-          </w:p>
-        </w:tc>
-      </w:tr>
-      <w:tr>
-        <w:tc>
-          <w:tcPr>
-            <w:tcW w:w="1809" w:type="dxa"/>
-          </w:tcPr>
-          <w:p>
-            <w:pPr>
-              <w:rPr>
-                <w:rFonts w:asciiTheme="minorEastAsia" w:hAnsiTheme="minorEastAsia"/>
-                <w:sz w:val="22"/>
-              </w:rPr>
-            </w:pPr>
-            <w:r>
-              <w:rPr>
-                <w:rFonts w:asciiTheme="minorEastAsia" w:hAnsiTheme="minorEastAsia" w:hint="eastAsia"/>
-                <w:sz w:val="22"/>
-              </w:rPr>
-              <w:t>说明</w:t>
-            </w:r>
-          </w:p>
-        </w:tc>
-        <w:tc>
-          <w:tcPr>
-            <w:tcW w:w="6713" w:type="dxa"/>
-          </w:tcPr>
-          <w:p>
-            <w:pPr>
-              <w:rPr>
-                <w:rFonts w:asciiTheme="minorEastAsia" w:hAnsiTheme="minorEastAsia"/>
-                <w:sz w:val="22"/>
-              </w:rPr>
-            </w:pPr>
-            <w:r>
-              <w:rPr>
-                <w:rFonts w:asciiTheme="minorEastAsia" w:hAnsiTheme="minorEastAsia" w:hint="eastAsia"/>
-                <w:sz w:val="22"/>
-              </w:rPr>
-              <w:t>在每个</w:t>
-            </w:r>
-            <w:r>
-              <w:rPr>
-                <w:rFonts w:asciiTheme="minorEastAsia" w:hAnsiTheme="minorEastAsia" w:hint="eastAsia"/>
-                <w:color w:val="000000"/>
-                <w:sz w:val="22"/>
-              </w:rPr>
-              <w:t>集合空间中，为Lob页的合并提供专用的缓存</w:t>
-            </w:r>
-          </w:p>
-        </w:tc>
-      </w:tr>
-      <w:tr>
-        <w:tc>
-          <w:tcPr>
-            <w:tcW w:w="1809" w:type="dxa"/>
-          </w:tcPr>
-          <w:p>
-            <w:pPr>
-              <w:rPr>
-                <w:rFonts w:asciiTheme="minorEastAsia" w:hAnsiTheme="minorEastAsia"/>
-                <w:sz w:val="22"/>
-              </w:rPr>
-            </w:pPr>
-            <w:r>
-              <w:rPr>
-                <w:rFonts w:asciiTheme="minorEastAsia" w:hAnsiTheme="minorEastAsia" w:hint="eastAsia"/>
-                <w:sz w:val="22"/>
-              </w:rPr>
-              <w:t>生效策略</w:t>
-            </w:r>
-          </w:p>
-        </w:tc>
-        <w:tc>
-          <w:tcPr>
-            <w:tcW w:w="6713" w:type="dxa"/>
-          </w:tcPr>
-          <w:p>
-            <w:pPr>
-              <w:rPr>
-                <w:rFonts w:asciiTheme="minorEastAsia" w:hAnsiTheme="minorEastAsia"/>
-                <w:sz w:val="22"/>
-              </w:rPr>
-            </w:pPr>
-            <w:r>
-              <w:rPr>
-                <w:rFonts w:asciiTheme="minorEastAsia" w:hAnsiTheme="minorEastAsia" w:hint="eastAsia"/>
-                <w:color w:val="000000"/>
-                <w:sz w:val="22"/>
-              </w:rPr>
-              <w:t>修改之后，对于新建的CS生效</w:t>
-            </w:r>
-          </w:p>
-        </w:tc>
-      </w:tr>
-      <w:tr>
-        <w:tc>
-          <w:tcPr>
-            <w:tcW w:w="1809" w:type="dxa"/>
-          </w:tcPr>
-          <w:p>
-            <w:pPr>
-              <w:rPr>
-                <w:rFonts w:asciiTheme="minorEastAsia" w:hAnsiTheme="minorEastAsia"/>
-                <w:sz w:val="22"/>
-              </w:rPr>
-            </w:pPr>
-            <w:r>
-              <w:rPr>
-                <w:rFonts w:asciiTheme="minorEastAsia" w:hAnsiTheme="minorEastAsia" w:hint="eastAsia"/>
-                <w:sz w:val="22"/>
-              </w:rPr>
-              <w:t>场景</w:t>
-            </w:r>
-          </w:p>
-        </w:tc>
-        <w:tc>
-          <w:tcPr>
-            <w:tcW w:w="6713" w:type="dxa"/>
-          </w:tcPr>
-          <w:p>
-            <w:pPr>
-              <w:rPr>
-                <w:rFonts w:asciiTheme="minorEastAsia" w:hAnsiTheme="minorEastAsia"/>
-                <w:sz w:val="22"/>
-              </w:rPr>
-            </w:pPr>
-          </w:p>
-        </w:tc>
-      </w:tr>
-      <w:tr>
-        <w:tc>
-          <w:tcPr>
-            <w:tcW w:w="1809" w:type="dxa"/>
-          </w:tcPr>
-          <w:p>
-            <w:pPr>
-              <w:rPr>
-                <w:rFonts w:asciiTheme="minorEastAsia" w:hAnsiTheme="minorEastAsia"/>
-                <w:sz w:val="22"/>
-              </w:rPr>
-            </w:pPr>
-            <w:r>
-              <w:rPr>
-                <w:rFonts w:asciiTheme="minorEastAsia" w:hAnsiTheme="minorEastAsia" w:hint="eastAsia"/>
-                <w:sz w:val="22"/>
-              </w:rPr>
-              <w:t>验证思路</w:t>
-            </w:r>
-          </w:p>
-        </w:tc>
-        <w:tc>
-          <w:tcPr>
-            <w:tcW w:w="6713" w:type="dxa"/>
-          </w:tcPr>
-          <w:p>
-            <w:pPr>
-              <w:rPr>
-                <w:rFonts w:asciiTheme="minorEastAsia" w:hAnsiTheme="minorEastAsia"/>
-                <w:sz w:val="22"/>
-              </w:rPr>
-            </w:pPr>
-            <w:r>
-              <w:rPr>
-                <w:rFonts w:asciiTheme="minorEastAsia" w:hAnsiTheme="minorEastAsia" w:hint="eastAsia"/>
-                <w:sz w:val="22"/>
-              </w:rPr>
-              <w:t>修改配置前后，对比Lob操作使用</w:t>
-            </w:r>
-            <w:r>
-              <w:rPr>
-                <w:rFonts w:asciiTheme="minorEastAsia" w:hAnsiTheme="minorEastAsia" w:hint="eastAsia"/>
-                <w:color w:val="000000"/>
-                <w:sz w:val="22"/>
-              </w:rPr>
-              <w:t>虚拟内存大小</w:t>
+            <w:r>
+              <w:rPr>
+                <w:rFonts w:asciiTheme="minorEastAsia" w:hAnsiTheme="minorEastAsia" w:hint="eastAsia"/>
+                <w:sz w:val="22"/>
+              </w:rPr>
+              <w:t>，所以更改某一个节点的选举权重后，触发重新选举，观察是否有匹配的选举结果</w:t>
             </w:r>
           </w:p>
         </w:tc>
@@ -4727,11 +6927,13 @@
           </w:tcPr>
           <w:p>
             <w:pPr>
-              <w:rPr>
-                <w:rFonts w:asciiTheme="minorEastAsia" w:hAnsiTheme="minorEastAsia"/>
-                <w:sz w:val="22"/>
-              </w:rPr>
-            </w:pPr>
+              <w:pStyle w:val="Heading3"/>
+              <w:rPr>
+                <w:rFonts w:asciiTheme="minorEastAsia" w:hAnsiTheme="minorEastAsia"/>
+                <w:sz w:val="22"/>
+              </w:rPr>
+            </w:pPr>
+            <w:bookmarkStart w:id="28" w:name="_Toc491849931"/>
             <w:r>
               <w:rPr>
                 <w:rFonts w:asciiTheme="minorEastAsia" w:hAnsiTheme="minorEastAsia" w:hint="eastAsia"/>
@@ -4739,28 +6941,36 @@
               </w:rPr>
               <w:t>名称</w:t>
             </w:r>
-          </w:p>
-        </w:tc>
-        <w:tc>
-          <w:tcPr>
-            <w:tcW w:w="6713" w:type="dxa"/>
-          </w:tcPr>
-          <w:p>
-            <w:pPr>
+            <w:bookmarkEnd w:id="28"/>
+          </w:p>
+        </w:tc>
+        <w:tc>
+          <w:tcPr>
+            <w:tcW w:w="6713" w:type="dxa"/>
+          </w:tcPr>
+          <w:p>
+            <w:pPr>
+              <w:pStyle w:val="Heading3"/>
               <w:rPr>
                 <w:rFonts w:asciiTheme="minorEastAsia" w:hAnsiTheme="minorEastAsia" w:cs="宋体"/>
                 <w:color w:val="000000"/>
                 <w:sz w:val="22"/>
               </w:rPr>
             </w:pPr>
-            <w:r>
-              <w:rPr>
-                <w:rFonts w:asciiTheme="minorEastAsia" w:hAnsiTheme="minorEastAsia" w:hint="eastAsia"/>
-                <w:color w:val="000000"/>
-                <w:sz w:val="22"/>
-              </w:rPr>
-              <w:t>weight</w:t>
-            </w:r>
+            <w:bookmarkStart w:id="29" w:name="_Toc491849932"/>
+            <w:proofErr w:type="spellStart"/>
+            <w:proofErr w:type="gramStart"/>
+            <w:r>
+              <w:rPr>
+                <w:rFonts w:asciiTheme="minorEastAsia" w:hAnsiTheme="minorEastAsia" w:hint="eastAsia"/>
+                <w:color w:val="000000"/>
+                <w:sz w:val="22"/>
+              </w:rPr>
+              <w:t>usessl</w:t>
+            </w:r>
+            <w:bookmarkEnd w:id="29"/>
+            <w:proofErr w:type="spellEnd"/>
+            <w:proofErr w:type="gramEnd"/>
           </w:p>
         </w:tc>
       </w:tr>
@@ -4792,6 +7002,23 @@
           <w:p>
             <w:pPr>
               <w:rPr>
+                <w:rFonts w:asciiTheme="minorEastAsia" w:hAnsiTheme="minorEastAsia"/>
+                <w:color w:val="000000"/>
+                <w:sz w:val="22"/>
+              </w:rPr>
+            </w:pPr>
+            <w:r>
+              <w:rPr>
+                <w:rFonts w:asciiTheme="minorEastAsia" w:hAnsiTheme="minorEastAsia" w:hint="eastAsia"/>
+                <w:color w:val="000000"/>
+                <w:sz w:val="22"/>
+              </w:rPr>
+              <w:t>允许客户端使用SSL连接（仅限企业版），</w:t>
+            </w:r>
+          </w:p>
+          <w:p>
+            <w:pPr>
+              <w:rPr>
                 <w:rFonts w:asciiTheme="minorEastAsia" w:hAnsiTheme="minorEastAsia" w:cs="宋体"/>
                 <w:color w:val="000000"/>
                 <w:sz w:val="22"/>
@@ -4799,11 +7026,11 @@
             </w:pPr>
             <w:r>
               <w:rPr>
-                <w:rFonts w:asciiTheme="minorEastAsia" w:hAnsiTheme="minorEastAsia" w:cs="宋体" w:hint="eastAsia"/>
-                <w:color w:val="000000"/>
-                <w:sz w:val="22"/>
-              </w:rPr>
-              <w:t>节点选举权重, 默认值为10, 取值范围[1, 100]</w:t>
+                <w:rFonts w:asciiTheme="minorEastAsia" w:hAnsiTheme="minorEastAsia" w:hint="eastAsia"/>
+                <w:color w:val="000000"/>
+                <w:sz w:val="22"/>
+              </w:rPr>
+              <w:t>默认为false</w:t>
             </w:r>
           </w:p>
         </w:tc>
@@ -4882,7 +7109,23 @@
                 <w:color w:val="000000"/>
                 <w:sz w:val="22"/>
               </w:rPr>
-              <w:t>实时生效</w:t>
+              <w:t>修改后</w:t>
+            </w:r>
+            <w:r>
+              <w:rPr>
+                <w:rFonts w:asciiTheme="minorEastAsia" w:hAnsiTheme="minorEastAsia" w:hint="eastAsia"/>
+                <w:color w:val="000000"/>
+                <w:sz w:val="22"/>
+              </w:rPr>
+              <w:t>，新连接</w:t>
+            </w:r>
+            <w:r>
+              <w:rPr>
+                <w:rFonts w:asciiTheme="minorEastAsia" w:hAnsiTheme="minorEastAsia" w:hint="eastAsia"/>
+                <w:color w:val="000000"/>
+                <w:sz w:val="22"/>
+              </w:rPr>
+              <w:t>生效</w:t>
             </w:r>
           </w:p>
         </w:tc>
@@ -4919,6 +7162,14 @@
                 <w:sz w:val="22"/>
               </w:rPr>
             </w:pPr>
+            <w:r>
+              <w:rPr>
+                <w:rFonts w:asciiTheme="minorEastAsia" w:hAnsiTheme="minorEastAsia" w:hint="eastAsia"/>
+                <w:color w:val="000000"/>
+                <w:sz w:val="22"/>
+              </w:rPr>
+              <w:t>仅限企业版</w:t>
+            </w:r>
           </w:p>
         </w:tc>
       </w:tr>
@@ -4959,23 +7210,7 @@
                 <w:rFonts w:asciiTheme="minorEastAsia" w:hAnsiTheme="minorEastAsia" w:hint="eastAsia"/>
                 <w:sz w:val="22"/>
               </w:rPr>
-              <w:t>节点选举因素优先级为：节点LSN&gt;节点选举权重&gt;节点</w:t>
-            </w:r>
-            <w:proofErr w:type="spellStart"/>
-            <w:r>
-              <w:rPr>
-                <w:rFonts w:asciiTheme="minorEastAsia" w:hAnsiTheme="minorEastAsia" w:hint="eastAsia"/>
-                <w:sz w:val="22"/>
-              </w:rPr>
-              <w:t>NodeID</w:t>
-            </w:r>
-            <w:proofErr w:type="spellEnd"/>
-            <w:r>
-              <w:rPr>
-                <w:rFonts w:asciiTheme="minorEastAsia" w:hAnsiTheme="minorEastAsia" w:hint="eastAsia"/>
-                <w:sz w:val="22"/>
-              </w:rPr>
-              <w:t>，所以更改某一个节点的选举权重后，触发重新选举，观察是否有匹配的选举结果</w:t>
+              <w:t>开启或关闭该配置，观察是否开启或关闭了SSL连接功能</w:t>
             </w:r>
           </w:p>
         </w:tc>
@@ -5014,11 +7249,13 @@
           </w:tcPr>
           <w:p>
             <w:pPr>
-              <w:rPr>
-                <w:rFonts w:asciiTheme="minorEastAsia" w:hAnsiTheme="minorEastAsia"/>
-                <w:sz w:val="22"/>
-              </w:rPr>
-            </w:pPr>
+              <w:pStyle w:val="Heading3"/>
+              <w:rPr>
+                <w:rFonts w:asciiTheme="minorEastAsia" w:hAnsiTheme="minorEastAsia"/>
+                <w:sz w:val="22"/>
+              </w:rPr>
+            </w:pPr>
+            <w:bookmarkStart w:id="30" w:name="_Toc491849933"/>
             <w:r>
               <w:rPr>
                 <w:rFonts w:asciiTheme="minorEastAsia" w:hAnsiTheme="minorEastAsia" w:hint="eastAsia"/>
@@ -5026,30 +7263,36 @@
               </w:rPr>
               <w:t>名称</w:t>
             </w:r>
-          </w:p>
-        </w:tc>
-        <w:tc>
-          <w:tcPr>
-            <w:tcW w:w="6713" w:type="dxa"/>
-          </w:tcPr>
-          <w:p>
-            <w:pPr>
+            <w:bookmarkEnd w:id="30"/>
+          </w:p>
+        </w:tc>
+        <w:tc>
+          <w:tcPr>
+            <w:tcW w:w="6713" w:type="dxa"/>
+          </w:tcPr>
+          <w:p>
+            <w:pPr>
+              <w:pStyle w:val="Heading3"/>
               <w:rPr>
                 <w:rFonts w:asciiTheme="minorEastAsia" w:hAnsiTheme="minorEastAsia" w:cs="宋体"/>
                 <w:color w:val="000000"/>
                 <w:sz w:val="22"/>
               </w:rPr>
             </w:pPr>
+            <w:bookmarkStart w:id="31" w:name="_Toc491849934"/>
             <w:proofErr w:type="spellStart"/>
-            <w:r>
-              <w:rPr>
-                <w:rFonts w:asciiTheme="minorEastAsia" w:hAnsiTheme="minorEastAsia" w:hint="eastAsia"/>
-                <w:color w:val="000000"/>
-                <w:sz w:val="22"/>
-              </w:rPr>
-              <w:t>usessl</w:t>
-            </w:r>
+            <w:proofErr w:type="gramStart"/>
+            <w:r>
+              <w:rPr>
+                <w:rFonts w:asciiTheme="minorEastAsia" w:hAnsiTheme="minorEastAsia" w:hint="eastAsia"/>
+                <w:color w:val="000000"/>
+                <w:sz w:val="22"/>
+              </w:rPr>
+              <w:t>optimeout</w:t>
+            </w:r>
+            <w:bookmarkEnd w:id="31"/>
             <w:proofErr w:type="spellEnd"/>
+            <w:proofErr w:type="gramEnd"/>
           </w:p>
         </w:tc>
       </w:tr>
@@ -5081,23 +7324,6 @@
           <w:p>
             <w:pPr>
               <w:rPr>
-                <w:rFonts w:asciiTheme="minorEastAsia" w:hAnsiTheme="minorEastAsia"/>
-                <w:color w:val="000000"/>
-                <w:sz w:val="22"/>
-              </w:rPr>
-            </w:pPr>
-            <w:r>
-              <w:rPr>
-                <w:rFonts w:asciiTheme="minorEastAsia" w:hAnsiTheme="minorEastAsia" w:hint="eastAsia"/>
-                <w:color w:val="000000"/>
-                <w:sz w:val="22"/>
-              </w:rPr>
-              <w:t>允许客户端使用SSL连接（仅限企业版），</w:t>
-            </w:r>
-          </w:p>
-          <w:p>
-            <w:pPr>
-              <w:rPr>
                 <w:rFonts w:asciiTheme="minorEastAsia" w:hAnsiTheme="minorEastAsia" w:cs="宋体"/>
                 <w:color w:val="000000"/>
                 <w:sz w:val="22"/>
@@ -5105,11 +7331,27 @@
             </w:pPr>
             <w:r>
               <w:rPr>
-                <w:rFonts w:asciiTheme="minorEastAsia" w:hAnsiTheme="minorEastAsia" w:hint="eastAsia"/>
-                <w:color w:val="000000"/>
-                <w:sz w:val="22"/>
-              </w:rPr>
-              <w:t>默认为false</w:t>
+                <w:rFonts w:asciiTheme="minorEastAsia" w:hAnsiTheme="minorEastAsia" w:cs="宋体" w:hint="eastAsia"/>
+                <w:color w:val="000000"/>
+                <w:sz w:val="22"/>
+              </w:rPr>
+              <w:t>判定操作中断的时间(ms),默认值</w:t>
+            </w:r>
+            <w:r>
+              <w:rPr>
+                <w:rFonts w:asciiTheme="minorEastAsia" w:hAnsiTheme="minorEastAsia" w:cs="宋体" w:hint="eastAsia"/>
+                <w:color w:val="000000"/>
+                <w:sz w:val="22"/>
+              </w:rPr>
+              <w:t>:300000,</w:t>
+            </w:r>
+            <w:r>
+              <w:rPr>
+                <w:rFonts w:asciiTheme="minorEastAsia" w:hAnsiTheme="minorEastAsia" w:cs="宋体" w:hint="eastAsia"/>
+                <w:color w:val="000000"/>
+                <w:sz w:val="22"/>
+              </w:rPr>
+              <w:t>0表示不超时</w:t>
             </w:r>
           </w:p>
         </w:tc>
@@ -5188,23 +7430,7 @@
                 <w:color w:val="000000"/>
                 <w:sz w:val="22"/>
               </w:rPr>
-              <w:t>修改后</w:t>
-            </w:r>
-            <w:r>
-              <w:rPr>
-                <w:rFonts w:asciiTheme="minorEastAsia" w:hAnsiTheme="minorEastAsia" w:hint="eastAsia"/>
-                <w:color w:val="000000"/>
-                <w:sz w:val="22"/>
-              </w:rPr>
-              <w:t>，新连接</w:t>
-            </w:r>
-            <w:r>
-              <w:rPr>
-                <w:rFonts w:asciiTheme="minorEastAsia" w:hAnsiTheme="minorEastAsia" w:hint="eastAsia"/>
-                <w:color w:val="000000"/>
-                <w:sz w:val="22"/>
-              </w:rPr>
-              <w:t>生效</w:t>
+              <w:t>实时生效</w:t>
             </w:r>
           </w:p>
         </w:tc>
@@ -5241,14 +7467,6 @@
                 <w:sz w:val="22"/>
               </w:rPr>
             </w:pPr>
-            <w:r>
-              <w:rPr>
-                <w:rFonts w:asciiTheme="minorEastAsia" w:hAnsiTheme="minorEastAsia" w:hint="eastAsia"/>
-                <w:color w:val="000000"/>
-                <w:sz w:val="22"/>
-              </w:rPr>
-              <w:t>仅限企业版</w:t>
-            </w:r>
           </w:p>
         </w:tc>
       </w:tr>
@@ -5289,7 +7507,37 @@
                 <w:rFonts w:asciiTheme="minorEastAsia" w:hAnsiTheme="minorEastAsia" w:hint="eastAsia"/>
                 <w:sz w:val="22"/>
               </w:rPr>
-              <w:t>开启或关闭该配置，观察是否开启或关闭了SSL连接功能</w:t>
+              <w:t>在开启 "</w:t>
+            </w:r>
+            <w:proofErr w:type="spellStart"/>
+            <w:r>
+              <w:rPr>
+                <w:rFonts w:asciiTheme="minorEastAsia" w:hAnsiTheme="minorEastAsia" w:hint="eastAsia"/>
+                <w:sz w:val="22"/>
+              </w:rPr>
+              <w:t>optimeout</w:t>
+            </w:r>
+            <w:proofErr w:type="spellEnd"/>
+            <w:r>
+              <w:rPr>
+                <w:rFonts w:asciiTheme="minorEastAsia" w:hAnsiTheme="minorEastAsia" w:hint="eastAsia"/>
+                <w:sz w:val="22"/>
+              </w:rPr>
+              <w:t>" 配置的情况下，若对端节点在指定时间内无心跳响应，则操作也会被中断，并返回 SDB_COORD_REMOTE_DISC 错误</w:t>
+            </w:r>
+            <w:r>
+              <w:rPr>
+                <w:rFonts w:asciiTheme="minorEastAsia" w:hAnsiTheme="minorEastAsia" w:hint="eastAsia"/>
+                <w:sz w:val="22"/>
+              </w:rPr>
+              <w:t>。</w:t>
+            </w:r>
+            <w:r>
+              <w:rPr>
+                <w:rFonts w:asciiTheme="minorEastAsia" w:hAnsiTheme="minorEastAsia" w:hint="eastAsia"/>
+                <w:sz w:val="22"/>
+              </w:rPr>
+              <w:t>利用上述特性，更改该配置，观察等待时间是否有变化</w:t>
             </w:r>
           </w:p>
         </w:tc>
@@ -5328,11 +7576,13 @@
           </w:tcPr>
           <w:p>
             <w:pPr>
-              <w:rPr>
-                <w:rFonts w:asciiTheme="minorEastAsia" w:hAnsiTheme="minorEastAsia"/>
-                <w:sz w:val="22"/>
-              </w:rPr>
-            </w:pPr>
+              <w:pStyle w:val="Heading3"/>
+              <w:rPr>
+                <w:rFonts w:asciiTheme="minorEastAsia" w:hAnsiTheme="minorEastAsia"/>
+                <w:sz w:val="22"/>
+              </w:rPr>
+            </w:pPr>
+            <w:bookmarkStart w:id="32" w:name="_Toc491849935"/>
             <w:r>
               <w:rPr>
                 <w:rFonts w:asciiTheme="minorEastAsia" w:hAnsiTheme="minorEastAsia" w:hint="eastAsia"/>
@@ -5340,30 +7590,36 @@
               </w:rPr>
               <w:t>名称</w:t>
             </w:r>
-          </w:p>
-        </w:tc>
-        <w:tc>
-          <w:tcPr>
-            <w:tcW w:w="6713" w:type="dxa"/>
-          </w:tcPr>
-          <w:p>
-            <w:pPr>
+            <w:bookmarkEnd w:id="32"/>
+          </w:p>
+        </w:tc>
+        <w:tc>
+          <w:tcPr>
+            <w:tcW w:w="6713" w:type="dxa"/>
+          </w:tcPr>
+          <w:p>
+            <w:pPr>
+              <w:pStyle w:val="Heading3"/>
               <w:rPr>
                 <w:rFonts w:asciiTheme="minorEastAsia" w:hAnsiTheme="minorEastAsia" w:cs="宋体"/>
                 <w:color w:val="000000"/>
                 <w:sz w:val="22"/>
               </w:rPr>
             </w:pPr>
+            <w:bookmarkStart w:id="33" w:name="_Toc491849936"/>
             <w:proofErr w:type="spellStart"/>
-            <w:r>
-              <w:rPr>
-                <w:rFonts w:asciiTheme="minorEastAsia" w:hAnsiTheme="minorEastAsia" w:hint="eastAsia"/>
-                <w:color w:val="000000"/>
-                <w:sz w:val="22"/>
-              </w:rPr>
-              <w:t>optimeout</w:t>
-            </w:r>
+            <w:proofErr w:type="gramStart"/>
+            <w:r>
+              <w:rPr>
+                <w:rFonts w:asciiTheme="minorEastAsia" w:hAnsiTheme="minorEastAsia" w:hint="eastAsia"/>
+                <w:color w:val="000000"/>
+                <w:sz w:val="22"/>
+              </w:rPr>
+              <w:t>archivecompresson</w:t>
+            </w:r>
+            <w:bookmarkEnd w:id="33"/>
             <w:proofErr w:type="spellEnd"/>
+            <w:proofErr w:type="gramEnd"/>
           </w:p>
         </w:tc>
       </w:tr>
@@ -5395,6 +7651,23 @@
           <w:p>
             <w:pPr>
               <w:rPr>
+                <w:rFonts w:asciiTheme="minorEastAsia" w:hAnsiTheme="minorEastAsia"/>
+                <w:color w:val="000000"/>
+                <w:sz w:val="22"/>
+              </w:rPr>
+            </w:pPr>
+            <w:r>
+              <w:rPr>
+                <w:rFonts w:asciiTheme="minorEastAsia" w:hAnsiTheme="minorEastAsia" w:hint="eastAsia"/>
+                <w:color w:val="000000"/>
+                <w:sz w:val="22"/>
+              </w:rPr>
+              <w:t>开启复制日志归档压缩功能，</w:t>
+            </w:r>
+          </w:p>
+          <w:p>
+            <w:pPr>
+              <w:rPr>
                 <w:rFonts w:asciiTheme="minorEastAsia" w:hAnsiTheme="minorEastAsia" w:cs="宋体"/>
                 <w:color w:val="000000"/>
                 <w:sz w:val="22"/>
@@ -5402,27 +7675,11 @@
             </w:pPr>
             <w:r>
               <w:rPr>
-                <w:rFonts w:asciiTheme="minorEastAsia" w:hAnsiTheme="minorEastAsia" w:cs="宋体" w:hint="eastAsia"/>
-                <w:color w:val="000000"/>
-                <w:sz w:val="22"/>
-              </w:rPr>
-              <w:t>判定操作中断的时间(ms),默认值</w:t>
-            </w:r>
-            <w:r>
-              <w:rPr>
-                <w:rFonts w:asciiTheme="minorEastAsia" w:hAnsiTheme="minorEastAsia" w:cs="宋体" w:hint="eastAsia"/>
-                <w:color w:val="000000"/>
-                <w:sz w:val="22"/>
-              </w:rPr>
-              <w:t>:300000,</w:t>
-            </w:r>
-            <w:r>
-              <w:rPr>
-                <w:rFonts w:asciiTheme="minorEastAsia" w:hAnsiTheme="minorEastAsia" w:cs="宋体" w:hint="eastAsia"/>
-                <w:color w:val="000000"/>
-                <w:sz w:val="22"/>
-              </w:rPr>
-              <w:t>0表示不超时</w:t>
+                <w:rFonts w:asciiTheme="minorEastAsia" w:hAnsiTheme="minorEastAsia" w:hint="eastAsia"/>
+                <w:color w:val="000000"/>
+                <w:sz w:val="22"/>
+              </w:rPr>
+              <w:t>默认值为true。</w:t>
             </w:r>
           </w:p>
         </w:tc>
@@ -5479,6 +7736,7 @@
                 <w:rFonts w:asciiTheme="minorEastAsia" w:hAnsiTheme="minorEastAsia" w:hint="eastAsia"/>
                 <w:sz w:val="22"/>
               </w:rPr>
+              <w:lastRenderedPageBreak/>
               <w:t>生效策略</w:t>
             </w:r>
           </w:p>
@@ -5501,7 +7759,7 @@
                 <w:color w:val="000000"/>
                 <w:sz w:val="22"/>
               </w:rPr>
-              <w:t>实时生效</w:t>
+              <w:t>对开启后的日志实时生效</w:t>
             </w:r>
           </w:p>
         </w:tc>
@@ -5538,6 +7796,14 @@
                 <w:sz w:val="22"/>
               </w:rPr>
             </w:pPr>
+            <w:r>
+              <w:rPr>
+                <w:rFonts w:asciiTheme="minorEastAsia" w:hAnsiTheme="minorEastAsia" w:hint="eastAsia"/>
+                <w:color w:val="000000"/>
+                <w:sz w:val="22"/>
+              </w:rPr>
+              <w:t>归档日志功能打开后</w:t>
+            </w:r>
           </w:p>
         </w:tc>
       </w:tr>
@@ -5578,37 +7844,21 @@
                 <w:rFonts w:asciiTheme="minorEastAsia" w:hAnsiTheme="minorEastAsia" w:hint="eastAsia"/>
                 <w:sz w:val="22"/>
               </w:rPr>
-              <w:t>在开启 "</w:t>
-            </w:r>
-            <w:proofErr w:type="spellStart"/>
-            <w:r>
-              <w:rPr>
-                <w:rFonts w:asciiTheme="minorEastAsia" w:hAnsiTheme="minorEastAsia" w:hint="eastAsia"/>
-                <w:sz w:val="22"/>
-              </w:rPr>
-              <w:t>optimeout</w:t>
-            </w:r>
-            <w:proofErr w:type="spellEnd"/>
-            <w:r>
-              <w:rPr>
-                <w:rFonts w:asciiTheme="minorEastAsia" w:hAnsiTheme="minorEastAsia" w:hint="eastAsia"/>
-                <w:sz w:val="22"/>
-              </w:rPr>
-              <w:t>" 配置的情况下，若对端节点在指定时间内无心跳响应，则操作也会被中断，并返回 SDB_COORD_REMOTE_DISC 错误</w:t>
-            </w:r>
-            <w:r>
-              <w:rPr>
-                <w:rFonts w:asciiTheme="minorEastAsia" w:hAnsiTheme="minorEastAsia" w:hint="eastAsia"/>
-                <w:sz w:val="22"/>
-              </w:rPr>
-              <w:t>。</w:t>
-            </w:r>
-            <w:r>
-              <w:rPr>
-                <w:rFonts w:asciiTheme="minorEastAsia" w:hAnsiTheme="minorEastAsia" w:hint="eastAsia"/>
-                <w:sz w:val="22"/>
-              </w:rPr>
-              <w:t>利用上述特性，更改该配置，观察等待时间是否有变化</w:t>
+              <w:t>开启后可以观察到</w:t>
+            </w:r>
+            <w:r>
+              <w:rPr>
+                <w:rFonts w:asciiTheme="minorEastAsia" w:hAnsiTheme="minorEastAsia" w:hint="eastAsia"/>
+                <w:sz w:val="22"/>
+              </w:rPr>
+              <w:t>开启后，新的</w:t>
+            </w:r>
+            <w:r>
+              <w:rPr>
+                <w:rFonts w:asciiTheme="minorEastAsia" w:hAnsiTheme="minorEastAsia" w:hint="eastAsia"/>
+                <w:sz w:val="22"/>
+              </w:rPr>
+              <w:t>日志文件被压缩</w:t>
             </w:r>
           </w:p>
         </w:tc>
@@ -5647,11 +7897,13 @@
           </w:tcPr>
           <w:p>
             <w:pPr>
-              <w:rPr>
-                <w:rFonts w:asciiTheme="minorEastAsia" w:hAnsiTheme="minorEastAsia"/>
-                <w:sz w:val="22"/>
-              </w:rPr>
-            </w:pPr>
+              <w:pStyle w:val="Heading3"/>
+              <w:rPr>
+                <w:rFonts w:asciiTheme="minorEastAsia" w:hAnsiTheme="minorEastAsia"/>
+                <w:sz w:val="22"/>
+              </w:rPr>
+            </w:pPr>
+            <w:bookmarkStart w:id="34" w:name="_Toc491849937"/>
             <w:r>
               <w:rPr>
                 <w:rFonts w:asciiTheme="minorEastAsia" w:hAnsiTheme="minorEastAsia" w:hint="eastAsia"/>
@@ -5659,30 +7911,36 @@
               </w:rPr>
               <w:t>名称</w:t>
             </w:r>
-          </w:p>
-        </w:tc>
-        <w:tc>
-          <w:tcPr>
-            <w:tcW w:w="6713" w:type="dxa"/>
-          </w:tcPr>
-          <w:p>
-            <w:pPr>
+            <w:bookmarkEnd w:id="34"/>
+          </w:p>
+        </w:tc>
+        <w:tc>
+          <w:tcPr>
+            <w:tcW w:w="6713" w:type="dxa"/>
+          </w:tcPr>
+          <w:p>
+            <w:pPr>
+              <w:pStyle w:val="Heading3"/>
               <w:rPr>
                 <w:rFonts w:asciiTheme="minorEastAsia" w:hAnsiTheme="minorEastAsia" w:cs="宋体"/>
                 <w:color w:val="000000"/>
                 <w:sz w:val="22"/>
               </w:rPr>
             </w:pPr>
+            <w:bookmarkStart w:id="35" w:name="_Toc491849938"/>
             <w:proofErr w:type="spellStart"/>
-            <w:r>
-              <w:rPr>
-                <w:rFonts w:asciiTheme="minorEastAsia" w:hAnsiTheme="minorEastAsia" w:hint="eastAsia"/>
-                <w:color w:val="000000"/>
-                <w:sz w:val="22"/>
-              </w:rPr>
-              <w:t>archivecompresson</w:t>
-            </w:r>
+            <w:proofErr w:type="gramStart"/>
+            <w:r>
+              <w:rPr>
+                <w:rFonts w:asciiTheme="minorEastAsia" w:hAnsiTheme="minorEastAsia" w:hint="eastAsia"/>
+                <w:color w:val="000000"/>
+                <w:sz w:val="22"/>
+              </w:rPr>
+              <w:t>archivetimeout</w:t>
+            </w:r>
+            <w:bookmarkEnd w:id="35"/>
             <w:proofErr w:type="spellEnd"/>
+            <w:proofErr w:type="gramEnd"/>
           </w:p>
         </w:tc>
       </w:tr>
@@ -5725,7 +7983,7 @@
                 <w:color w:val="000000"/>
                 <w:sz w:val="22"/>
               </w:rPr>
-              <w:t>开启复制日志归档压缩功能，</w:t>
+              <w:t>判定未归档的超时时间(秒)，</w:t>
             </w:r>
           </w:p>
           <w:p>
@@ -5742,30 +8000,28 @@
                 <w:color w:val="000000"/>
                 <w:sz w:val="22"/>
               </w:rPr>
-              <w:lastRenderedPageBreak/>
-              <w:t>默认值为true。</w:t>
-            </w:r>
-          </w:p>
-        </w:tc>
-      </w:tr>
-      <w:tr>
-        <w:tc>
-          <w:tcPr>
-            <w:tcW w:w="1809" w:type="dxa"/>
-          </w:tcPr>
-          <w:p>
-            <w:pPr>
-              <w:rPr>
-                <w:rFonts w:asciiTheme="minorEastAsia" w:hAnsiTheme="minorEastAsia"/>
-                <w:sz w:val="22"/>
-              </w:rPr>
-            </w:pPr>
-            <w:r>
-              <w:rPr>
-                <w:rFonts w:asciiTheme="minorEastAsia" w:hAnsiTheme="minorEastAsia" w:hint="eastAsia"/>
-                <w:sz w:val="22"/>
-              </w:rPr>
-              <w:lastRenderedPageBreak/>
+              <w:t>默认值：600，0表示不超时。</w:t>
+            </w:r>
+          </w:p>
+        </w:tc>
+      </w:tr>
+      <w:tr>
+        <w:tc>
+          <w:tcPr>
+            <w:tcW w:w="1809" w:type="dxa"/>
+          </w:tcPr>
+          <w:p>
+            <w:pPr>
+              <w:rPr>
+                <w:rFonts w:asciiTheme="minorEastAsia" w:hAnsiTheme="minorEastAsia"/>
+                <w:sz w:val="22"/>
+              </w:rPr>
+            </w:pPr>
+            <w:r>
+              <w:rPr>
+                <w:rFonts w:asciiTheme="minorEastAsia" w:hAnsiTheme="minorEastAsia" w:hint="eastAsia"/>
+                <w:sz w:val="22"/>
+              </w:rPr>
               <w:t>说明</w:t>
             </w:r>
           </w:p>
@@ -5781,6 +8037,13 @@
                 <w:sz w:val="22"/>
               </w:rPr>
             </w:pPr>
+            <w:r>
+              <w:rPr>
+                <w:rFonts w:asciiTheme="minorEastAsia" w:hAnsiTheme="minorEastAsia" w:hint="eastAsia"/>
+                <w:sz w:val="22"/>
+              </w:rPr>
+              <w:t>每当超过超时时间就会进行日志归档</w:t>
+            </w:r>
           </w:p>
         </w:tc>
       </w:tr>
@@ -5908,21 +8171,21 @@
                 <w:rFonts w:asciiTheme="minorEastAsia" w:hAnsiTheme="minorEastAsia" w:hint="eastAsia"/>
                 <w:sz w:val="22"/>
               </w:rPr>
-              <w:t>开启后可以观察到</w:t>
-            </w:r>
-            <w:r>
-              <w:rPr>
-                <w:rFonts w:asciiTheme="minorEastAsia" w:hAnsiTheme="minorEastAsia" w:hint="eastAsia"/>
-                <w:sz w:val="22"/>
-              </w:rPr>
-              <w:t>开启后，新的</w:t>
-            </w:r>
-            <w:r>
-              <w:rPr>
-                <w:rFonts w:asciiTheme="minorEastAsia" w:hAnsiTheme="minorEastAsia" w:hint="eastAsia"/>
-                <w:sz w:val="22"/>
-              </w:rPr>
-              <w:t>日志文件被压缩</w:t>
+              <w:t>超时进行日志归档时，会有对应的LOG打印“</w:t>
+            </w:r>
+            <w:r>
+              <w:rPr>
+                <w:rFonts w:asciiTheme="minorEastAsia" w:hAnsiTheme="minorEastAsia"/>
+                <w:sz w:val="22"/>
+              </w:rPr>
+              <w:t>Log archive timeout(%u seconds)</w:t>
+            </w:r>
+            <w:r>
+              <w:rPr>
+                <w:rFonts w:asciiTheme="minorEastAsia" w:hAnsiTheme="minorEastAsia" w:hint="eastAsia"/>
+                <w:sz w:val="22"/>
+              </w:rPr>
+              <w:t>”，通过改变超时时间，观察LOG打印</w:t>
             </w:r>
           </w:p>
         </w:tc>
@@ -5961,11 +8224,13 @@
           </w:tcPr>
           <w:p>
             <w:pPr>
-              <w:rPr>
-                <w:rFonts w:asciiTheme="minorEastAsia" w:hAnsiTheme="minorEastAsia"/>
-                <w:sz w:val="22"/>
-              </w:rPr>
-            </w:pPr>
+              <w:pStyle w:val="Heading3"/>
+              <w:rPr>
+                <w:rFonts w:asciiTheme="minorEastAsia" w:hAnsiTheme="minorEastAsia"/>
+                <w:sz w:val="22"/>
+              </w:rPr>
+            </w:pPr>
+            <w:bookmarkStart w:id="36" w:name="_Toc491849939"/>
             <w:r>
               <w:rPr>
                 <w:rFonts w:asciiTheme="minorEastAsia" w:hAnsiTheme="minorEastAsia" w:hint="eastAsia"/>
@@ -5973,30 +8238,36 @@
               </w:rPr>
               <w:t>名称</w:t>
             </w:r>
-          </w:p>
-        </w:tc>
-        <w:tc>
-          <w:tcPr>
-            <w:tcW w:w="6713" w:type="dxa"/>
-          </w:tcPr>
-          <w:p>
-            <w:pPr>
+            <w:bookmarkEnd w:id="36"/>
+          </w:p>
+        </w:tc>
+        <w:tc>
+          <w:tcPr>
+            <w:tcW w:w="6713" w:type="dxa"/>
+          </w:tcPr>
+          <w:p>
+            <w:pPr>
+              <w:pStyle w:val="Heading3"/>
               <w:rPr>
                 <w:rFonts w:asciiTheme="minorEastAsia" w:hAnsiTheme="minorEastAsia" w:cs="宋体"/>
                 <w:color w:val="000000"/>
                 <w:sz w:val="22"/>
               </w:rPr>
             </w:pPr>
+            <w:bookmarkStart w:id="37" w:name="_Toc491849940"/>
             <w:proofErr w:type="spellStart"/>
-            <w:r>
-              <w:rPr>
-                <w:rFonts w:asciiTheme="minorEastAsia" w:hAnsiTheme="minorEastAsia" w:hint="eastAsia"/>
-                <w:color w:val="000000"/>
-                <w:sz w:val="22"/>
-              </w:rPr>
-              <w:t>archivetimeout</w:t>
-            </w:r>
+            <w:proofErr w:type="gramStart"/>
+            <w:r>
+              <w:rPr>
+                <w:rFonts w:asciiTheme="minorEastAsia" w:hAnsiTheme="minorEastAsia" w:hint="eastAsia"/>
+                <w:color w:val="000000"/>
+                <w:sz w:val="22"/>
+              </w:rPr>
+              <w:t>archiveexpired</w:t>
+            </w:r>
+            <w:bookmarkEnd w:id="37"/>
             <w:proofErr w:type="spellEnd"/>
+            <w:proofErr w:type="gramEnd"/>
           </w:p>
         </w:tc>
       </w:tr>
@@ -6039,7 +8310,7 @@
                 <w:color w:val="000000"/>
                 <w:sz w:val="22"/>
               </w:rPr>
-              <w:t>判定未归档的超时时间(秒)，</w:t>
+              <w:t>归档日志文件的过期时间(小时)，</w:t>
             </w:r>
           </w:p>
           <w:p>
@@ -6056,7 +8327,7 @@
                 <w:color w:val="000000"/>
                 <w:sz w:val="22"/>
               </w:rPr>
-              <w:t>默认值：600，0表示不超时。</w:t>
+              <w:t>默认值:240，0表示不过期。</w:t>
             </w:r>
           </w:p>
         </w:tc>
@@ -6098,7 +8369,7 @@
                 <w:rFonts w:asciiTheme="minorEastAsia" w:hAnsiTheme="minorEastAsia" w:hint="eastAsia"/>
                 <w:sz w:val="22"/>
               </w:rPr>
-              <w:t>每当超过超时时间就会进行日志归档</w:t>
+              <w:t>过期时间设置归档文件的保存时间，超过时间的归档文件会被删除</w:t>
             </w:r>
           </w:p>
         </w:tc>
@@ -6227,21 +8498,7 @@
                 <w:rFonts w:asciiTheme="minorEastAsia" w:hAnsiTheme="minorEastAsia" w:hint="eastAsia"/>
                 <w:sz w:val="22"/>
               </w:rPr>
-              <w:t>超时进行日志归档时，会有对应的LOG打印“</w:t>
-            </w:r>
-            <w:r>
-              <w:rPr>
-                <w:rFonts w:asciiTheme="minorEastAsia" w:hAnsiTheme="minorEastAsia"/>
-                <w:sz w:val="22"/>
-              </w:rPr>
-              <w:t>Log archive timeout(%u seconds)</w:t>
-            </w:r>
-            <w:r>
-              <w:rPr>
-                <w:rFonts w:asciiTheme="minorEastAsia" w:hAnsiTheme="minorEastAsia" w:hint="eastAsia"/>
-                <w:sz w:val="22"/>
-              </w:rPr>
-              <w:t>”，通过改变超时时间，观察LOG打印</w:t>
+              <w:t>调整时间，观察归档文件删除情况</w:t>
             </w:r>
           </w:p>
         </w:tc>
@@ -6280,11 +8537,13 @@
           </w:tcPr>
           <w:p>
             <w:pPr>
-              <w:rPr>
-                <w:rFonts w:asciiTheme="minorEastAsia" w:hAnsiTheme="minorEastAsia"/>
-                <w:sz w:val="22"/>
-              </w:rPr>
-            </w:pPr>
+              <w:pStyle w:val="Heading3"/>
+              <w:rPr>
+                <w:rFonts w:asciiTheme="minorEastAsia" w:hAnsiTheme="minorEastAsia"/>
+                <w:sz w:val="22"/>
+              </w:rPr>
+            </w:pPr>
+            <w:bookmarkStart w:id="38" w:name="_Toc491849941"/>
             <w:r>
               <w:rPr>
                 <w:rFonts w:asciiTheme="minorEastAsia" w:hAnsiTheme="minorEastAsia" w:hint="eastAsia"/>
@@ -6292,30 +8551,36 @@
               </w:rPr>
               <w:t>名称</w:t>
             </w:r>
-          </w:p>
-        </w:tc>
-        <w:tc>
-          <w:tcPr>
-            <w:tcW w:w="6713" w:type="dxa"/>
-          </w:tcPr>
-          <w:p>
-            <w:pPr>
+            <w:bookmarkEnd w:id="38"/>
+          </w:p>
+        </w:tc>
+        <w:tc>
+          <w:tcPr>
+            <w:tcW w:w="6713" w:type="dxa"/>
+          </w:tcPr>
+          <w:p>
+            <w:pPr>
+              <w:pStyle w:val="Heading3"/>
               <w:rPr>
                 <w:rFonts w:asciiTheme="minorEastAsia" w:hAnsiTheme="minorEastAsia" w:cs="宋体"/>
                 <w:color w:val="000000"/>
                 <w:sz w:val="22"/>
               </w:rPr>
             </w:pPr>
+            <w:bookmarkStart w:id="39" w:name="_Toc491849942"/>
             <w:proofErr w:type="spellStart"/>
-            <w:r>
-              <w:rPr>
-                <w:rFonts w:asciiTheme="minorEastAsia" w:hAnsiTheme="minorEastAsia" w:hint="eastAsia"/>
-                <w:color w:val="000000"/>
-                <w:sz w:val="22"/>
-              </w:rPr>
-              <w:t>archiveexpired</w:t>
-            </w:r>
+            <w:proofErr w:type="gramStart"/>
+            <w:r>
+              <w:rPr>
+                <w:rFonts w:asciiTheme="minorEastAsia" w:hAnsiTheme="minorEastAsia" w:hint="eastAsia"/>
+                <w:color w:val="000000"/>
+                <w:sz w:val="22"/>
+              </w:rPr>
+              <w:t>archivequota</w:t>
+            </w:r>
+            <w:bookmarkEnd w:id="39"/>
             <w:proofErr w:type="spellEnd"/>
+            <w:proofErr w:type="gramEnd"/>
           </w:p>
         </w:tc>
       </w:tr>
@@ -6358,7 +8623,7 @@
                 <w:color w:val="000000"/>
                 <w:sz w:val="22"/>
               </w:rPr>
-              <w:t>归档日志文件的过期时间(小时)，</w:t>
+              <w:t>归档日志目录的磁盘配额(GB)，</w:t>
             </w:r>
           </w:p>
           <w:p>
@@ -6375,7 +8640,7 @@
                 <w:color w:val="000000"/>
                 <w:sz w:val="22"/>
               </w:rPr>
-              <w:t>默认值:240，0表示不过期。</w:t>
+              <w:t>默认值：10，0表示没有限制。</w:t>
             </w:r>
           </w:p>
         </w:tc>
@@ -6417,7 +8682,7 @@
                 <w:rFonts w:asciiTheme="minorEastAsia" w:hAnsiTheme="minorEastAsia" w:hint="eastAsia"/>
                 <w:sz w:val="22"/>
               </w:rPr>
-              <w:t>过期时间设置归档文件的保存时间，超过时间的归档文件会被删除</w:t>
+              <w:t>限制归档使用的磁盘空间大小，在归档使用的磁盘空间超出配额前，系统会从最早的归档文件开始删除，以保证不会超出磁盘配额</w:t>
             </w:r>
           </w:p>
         </w:tc>
@@ -6585,42 +8850,51 @@
           </w:tcPr>
           <w:p>
             <w:pPr>
-              <w:rPr>
-                <w:rFonts w:asciiTheme="minorEastAsia" w:hAnsiTheme="minorEastAsia"/>
-                <w:sz w:val="22"/>
-              </w:rPr>
-            </w:pPr>
-            <w:r>
-              <w:rPr>
-                <w:rFonts w:asciiTheme="minorEastAsia" w:hAnsiTheme="minorEastAsia" w:hint="eastAsia"/>
-                <w:sz w:val="22"/>
-              </w:rPr>
+              <w:pStyle w:val="Heading3"/>
+              <w:rPr>
+                <w:rFonts w:asciiTheme="minorEastAsia" w:hAnsiTheme="minorEastAsia"/>
+                <w:sz w:val="22"/>
+              </w:rPr>
+            </w:pPr>
+            <w:bookmarkStart w:id="40" w:name="_Toc491849943"/>
+            <w:r>
+              <w:rPr>
+                <w:rFonts w:asciiTheme="minorEastAsia" w:hAnsiTheme="minorEastAsia" w:hint="eastAsia"/>
+                <w:sz w:val="22"/>
+              </w:rPr>
+              <w:lastRenderedPageBreak/>
               <w:t>名称</w:t>
             </w:r>
-          </w:p>
-        </w:tc>
-        <w:tc>
-          <w:tcPr>
-            <w:tcW w:w="6713" w:type="dxa"/>
-          </w:tcPr>
-          <w:p>
-            <w:pPr>
+            <w:bookmarkEnd w:id="40"/>
+          </w:p>
+        </w:tc>
+        <w:tc>
+          <w:tcPr>
+            <w:tcW w:w="6713" w:type="dxa"/>
+          </w:tcPr>
+          <w:p>
+            <w:pPr>
+              <w:pStyle w:val="Heading3"/>
               <w:rPr>
                 <w:rFonts w:asciiTheme="minorEastAsia" w:hAnsiTheme="minorEastAsia" w:cs="宋体"/>
                 <w:color w:val="000000"/>
                 <w:sz w:val="22"/>
               </w:rPr>
             </w:pPr>
+            <w:bookmarkStart w:id="41" w:name="_Toc491849944"/>
             <w:proofErr w:type="spellStart"/>
-            <w:r>
-              <w:rPr>
-                <w:rFonts w:asciiTheme="minorEastAsia" w:hAnsiTheme="minorEastAsia" w:hint="eastAsia"/>
-                <w:color w:val="000000"/>
-                <w:sz w:val="22"/>
-              </w:rPr>
-              <w:t>archivequota</w:t>
-            </w:r>
+            <w:proofErr w:type="gramStart"/>
+            <w:r>
+              <w:rPr>
+                <w:rFonts w:asciiTheme="minorEastAsia" w:hAnsiTheme="minorEastAsia" w:hint="eastAsia"/>
+                <w:color w:val="000000"/>
+                <w:sz w:val="22"/>
+              </w:rPr>
+              <w:t>dmschkinterval</w:t>
+            </w:r>
+            <w:bookmarkEnd w:id="41"/>
             <w:proofErr w:type="spellEnd"/>
+            <w:proofErr w:type="gramEnd"/>
           </w:p>
         </w:tc>
       </w:tr>
@@ -6663,7 +8937,7 @@
                 <w:color w:val="000000"/>
                 <w:sz w:val="22"/>
               </w:rPr>
-              <w:t>归档日志目录的磁盘配额(GB)，</w:t>
+              <w:t>检查数据文件一致性的间隔(小时),</w:t>
             </w:r>
           </w:p>
           <w:p>
@@ -6680,7 +8954,7 @@
                 <w:color w:val="000000"/>
                 <w:sz w:val="22"/>
               </w:rPr>
-              <w:t>默认值：10，0表示没有限制。</w:t>
+              <w:t>默认值: 0, 0 表示不进行检查，取值范围:[0, 240]</w:t>
             </w:r>
           </w:p>
         </w:tc>
@@ -6722,7 +8996,42 @@
                 <w:rFonts w:asciiTheme="minorEastAsia" w:hAnsiTheme="minorEastAsia" w:hint="eastAsia"/>
                 <w:sz w:val="22"/>
               </w:rPr>
-              <w:t>限制归档使用的磁盘空间大小，在归档使用的磁盘空间超出配额前，系统会从最早的归档文件开始删除，以保证不会超出磁盘配额</w:t>
+              <w:t>为后台任务，</w:t>
+            </w:r>
+            <w:r>
+              <w:rPr>
+                <w:rFonts w:asciiTheme="minorEastAsia" w:hAnsiTheme="minorEastAsia" w:hint="eastAsia"/>
+                <w:sz w:val="22"/>
+              </w:rPr>
+              <w:t>在</w:t>
+            </w:r>
+            <w:r>
+              <w:rPr>
+                <w:rFonts w:asciiTheme="minorEastAsia" w:hAnsiTheme="minorEastAsia" w:hint="eastAsia"/>
+                <w:sz w:val="22"/>
+              </w:rPr>
+              <w:t>数据节点的</w:t>
+            </w:r>
+            <w:r>
+              <w:rPr>
+                <w:rFonts w:asciiTheme="minorEastAsia" w:hAnsiTheme="minorEastAsia" w:hint="eastAsia"/>
+                <w:sz w:val="22"/>
+              </w:rPr>
+              <w:t>主节点</w:t>
+            </w:r>
+            <w:r>
+              <w:rPr>
+                <w:rFonts w:asciiTheme="minorEastAsia" w:hAnsiTheme="minorEastAsia" w:hint="eastAsia"/>
+                <w:sz w:val="22"/>
+              </w:rPr>
+              <w:t>上</w:t>
+            </w:r>
+            <w:r>
+              <w:rPr>
+                <w:rFonts w:asciiTheme="minorEastAsia" w:hAnsiTheme="minorEastAsia" w:hint="eastAsia"/>
+                <w:sz w:val="22"/>
+              </w:rPr>
+              <w:t>检查和备节点之间的数据文件是否保持一致，不一致的话，会删除主节点上的数据。</w:t>
             </w:r>
           </w:p>
         </w:tc>
@@ -6755,18 +9064,30 @@
           <w:p>
             <w:pPr>
               <w:rPr>
-                <w:rFonts w:asciiTheme="minorEastAsia" w:hAnsiTheme="minorEastAsia" w:cs="宋体"/>
-                <w:color w:val="000000"/>
-                <w:sz w:val="22"/>
-              </w:rPr>
-            </w:pPr>
-            <w:r>
-              <w:rPr>
-                <w:rFonts w:asciiTheme="minorEastAsia" w:hAnsiTheme="minorEastAsia" w:hint="eastAsia"/>
-                <w:color w:val="000000"/>
-                <w:sz w:val="22"/>
-              </w:rPr>
-              <w:t>对开启后的日志实时生效</w:t>
+                <w:rFonts w:asciiTheme="minorEastAsia" w:hAnsiTheme="minorEastAsia"/>
+                <w:sz w:val="22"/>
+              </w:rPr>
+            </w:pPr>
+            <w:r>
+              <w:rPr>
+                <w:rFonts w:asciiTheme="minorEastAsia" w:hAnsiTheme="minorEastAsia" w:hint="eastAsia"/>
+                <w:sz w:val="22"/>
+              </w:rPr>
+              <w:t>1小时内</w:t>
+            </w:r>
+            <w:r>
+              <w:rPr>
+                <w:rFonts w:asciiTheme="minorEastAsia" w:hAnsiTheme="minorEastAsia" w:hint="eastAsia"/>
+                <w:sz w:val="22"/>
+              </w:rPr>
+              <w:t>生效</w:t>
+            </w:r>
+            <w:r>
+              <w:rPr>
+                <w:rFonts w:asciiTheme="minorEastAsia" w:hAnsiTheme="minorEastAsia" w:hint="eastAsia"/>
+                <w:sz w:val="22"/>
+              </w:rPr>
+              <w:t>，在该值设定为0时，会每隔1小时更新设定的值</w:t>
             </w:r>
           </w:p>
         </w:tc>
@@ -6806,10 +9127,9 @@
             <w:r>
               <w:rPr>
                 <w:rFonts w:asciiTheme="minorEastAsia" w:hAnsiTheme="minorEastAsia" w:hint="eastAsia"/>
-                <w:color w:val="000000"/>
-                <w:sz w:val="22"/>
-              </w:rPr>
-              <w:t>归档日志功能打开后</w:t>
+                <w:sz w:val="22"/>
+              </w:rPr>
+              <w:t>在数据节点的主节点上检查</w:t>
             </w:r>
           </w:p>
         </w:tc>
@@ -6851,7 +9171,67 @@
                 <w:rFonts w:asciiTheme="minorEastAsia" w:hAnsiTheme="minorEastAsia" w:hint="eastAsia"/>
                 <w:sz w:val="22"/>
               </w:rPr>
-              <w:t>调整时间，观察归档文件删除情况</w:t>
+              <w:t>检查过程中，会打印很多</w:t>
+            </w:r>
+            <w:r>
+              <w:rPr>
+                <w:rFonts w:asciiTheme="minorEastAsia" w:hAnsiTheme="minorEastAsia"/>
+                <w:sz w:val="22"/>
+              </w:rPr>
+              <w:t>PDDEBUG</w:t>
+            </w:r>
+            <w:r>
+              <w:rPr>
+                <w:rFonts w:asciiTheme="minorEastAsia" w:hAnsiTheme="minorEastAsia" w:hint="eastAsia"/>
+                <w:sz w:val="22"/>
+              </w:rPr>
+              <w:t>级别的日志，这些日志都以“</w:t>
+            </w:r>
+            <w:proofErr w:type="spellStart"/>
+            <w:r>
+              <w:rPr>
+                <w:rFonts w:asciiTheme="minorEastAsia" w:hAnsiTheme="minorEastAsia"/>
+                <w:sz w:val="22"/>
+              </w:rPr>
+              <w:t>clsStorageCheckJob</w:t>
+            </w:r>
+            <w:proofErr w:type="spellEnd"/>
+            <w:r>
+              <w:rPr>
+                <w:rFonts w:asciiTheme="minorEastAsia" w:hAnsiTheme="minorEastAsia" w:hint="eastAsia"/>
+                <w:sz w:val="22"/>
+              </w:rPr>
+              <w:t>”</w:t>
+            </w:r>
+            <w:r>
+              <w:rPr>
+                <w:rFonts w:asciiTheme="minorEastAsia" w:hAnsiTheme="minorEastAsia" w:hint="eastAsia"/>
+                <w:sz w:val="22"/>
+              </w:rPr>
+              <w:t>，开始检查的时候会打印“</w:t>
+            </w:r>
+            <w:proofErr w:type="spellStart"/>
+            <w:r>
+              <w:rPr>
+                <w:rFonts w:asciiTheme="minorEastAsia" w:hAnsiTheme="minorEastAsia"/>
+                <w:sz w:val="22"/>
+              </w:rPr>
+              <w:t>clsStorageCheckJob</w:t>
+            </w:r>
+            <w:proofErr w:type="spellEnd"/>
+            <w:r>
+              <w:rPr>
+                <w:rFonts w:asciiTheme="minorEastAsia" w:hAnsiTheme="minorEastAsia"/>
+                <w:sz w:val="22"/>
+              </w:rPr>
+              <w:t>: start job, interval: %u</w:t>
+            </w:r>
+            <w:r>
+              <w:rPr>
+                <w:rFonts w:asciiTheme="minorEastAsia" w:hAnsiTheme="minorEastAsia" w:hint="eastAsia"/>
+                <w:sz w:val="22"/>
+              </w:rPr>
+              <w:t>”</w:t>
             </w:r>
           </w:p>
         </w:tc>
@@ -6890,11 +9270,13 @@
           </w:tcPr>
           <w:p>
             <w:pPr>
-              <w:rPr>
-                <w:rFonts w:asciiTheme="minorEastAsia" w:hAnsiTheme="minorEastAsia"/>
-                <w:sz w:val="22"/>
-              </w:rPr>
-            </w:pPr>
+              <w:pStyle w:val="Heading3"/>
+              <w:rPr>
+                <w:rFonts w:asciiTheme="minorEastAsia" w:hAnsiTheme="minorEastAsia"/>
+                <w:sz w:val="22"/>
+              </w:rPr>
+            </w:pPr>
+            <w:bookmarkStart w:id="42" w:name="_Toc491849945"/>
             <w:r>
               <w:rPr>
                 <w:rFonts w:asciiTheme="minorEastAsia" w:hAnsiTheme="minorEastAsia" w:hint="eastAsia"/>
@@ -6902,30 +9284,36 @@
               </w:rPr>
               <w:t>名称</w:t>
             </w:r>
-          </w:p>
-        </w:tc>
-        <w:tc>
-          <w:tcPr>
-            <w:tcW w:w="6713" w:type="dxa"/>
-          </w:tcPr>
-          <w:p>
-            <w:pPr>
+            <w:bookmarkEnd w:id="42"/>
+          </w:p>
+        </w:tc>
+        <w:tc>
+          <w:tcPr>
+            <w:tcW w:w="6713" w:type="dxa"/>
+          </w:tcPr>
+          <w:p>
+            <w:pPr>
+              <w:pStyle w:val="Heading3"/>
               <w:rPr>
                 <w:rFonts w:asciiTheme="minorEastAsia" w:hAnsiTheme="minorEastAsia" w:cs="宋体"/>
                 <w:color w:val="000000"/>
                 <w:sz w:val="22"/>
               </w:rPr>
             </w:pPr>
+            <w:bookmarkStart w:id="43" w:name="_Toc491849946"/>
             <w:proofErr w:type="spellStart"/>
-            <w:r>
-              <w:rPr>
-                <w:rFonts w:asciiTheme="minorEastAsia" w:hAnsiTheme="minorEastAsia" w:hint="eastAsia"/>
-                <w:color w:val="000000"/>
-                <w:sz w:val="22"/>
-              </w:rPr>
-              <w:t>dmschkinterval</w:t>
-            </w:r>
+            <w:proofErr w:type="gramStart"/>
+            <w:r>
+              <w:rPr>
+                <w:rFonts w:asciiTheme="minorEastAsia" w:hAnsiTheme="minorEastAsia" w:hint="eastAsia"/>
+                <w:color w:val="000000"/>
+                <w:sz w:val="22"/>
+              </w:rPr>
+              <w:t>perfstat</w:t>
+            </w:r>
+            <w:bookmarkEnd w:id="43"/>
             <w:proofErr w:type="spellEnd"/>
+            <w:proofErr w:type="gramEnd"/>
           </w:p>
         </w:tc>
       </w:tr>
@@ -6957,23 +9345,6 @@
           <w:p>
             <w:pPr>
               <w:rPr>
-                <w:rFonts w:asciiTheme="minorEastAsia" w:hAnsiTheme="minorEastAsia"/>
-                <w:color w:val="000000"/>
-                <w:sz w:val="22"/>
-              </w:rPr>
-            </w:pPr>
-            <w:r>
-              <w:rPr>
-                <w:rFonts w:asciiTheme="minorEastAsia" w:hAnsiTheme="minorEastAsia" w:hint="eastAsia"/>
-                <w:color w:val="000000"/>
-                <w:sz w:val="22"/>
-              </w:rPr>
-              <w:t>检查数据文件一致性的间隔(小时),</w:t>
-            </w:r>
-          </w:p>
-          <w:p>
-            <w:pPr>
-              <w:rPr>
                 <w:rFonts w:asciiTheme="minorEastAsia" w:hAnsiTheme="minorEastAsia" w:cs="宋体"/>
                 <w:color w:val="000000"/>
                 <w:sz w:val="22"/>
@@ -6985,7 +9356,7 @@
                 <w:color w:val="000000"/>
                 <w:sz w:val="22"/>
               </w:rPr>
-              <w:t>默认值: 0, 0 表示不进行检查，取值范围:[0, 240]</w:t>
+              <w:t>是否开启性能统计</w:t>
             </w:r>
           </w:p>
         </w:tc>
@@ -7027,42 +9398,86 @@
                 <w:rFonts w:asciiTheme="minorEastAsia" w:hAnsiTheme="minorEastAsia" w:hint="eastAsia"/>
                 <w:sz w:val="22"/>
               </w:rPr>
-              <w:t>为后台任务，</w:t>
-            </w:r>
-            <w:r>
-              <w:rPr>
-                <w:rFonts w:asciiTheme="minorEastAsia" w:hAnsiTheme="minorEastAsia" w:hint="eastAsia"/>
-                <w:sz w:val="22"/>
-              </w:rPr>
-              <w:t>在</w:t>
-            </w:r>
-            <w:r>
-              <w:rPr>
-                <w:rFonts w:asciiTheme="minorEastAsia" w:hAnsiTheme="minorEastAsia" w:hint="eastAsia"/>
-                <w:sz w:val="22"/>
-              </w:rPr>
-              <w:t>数据节点的</w:t>
-            </w:r>
-            <w:r>
-              <w:rPr>
-                <w:rFonts w:asciiTheme="minorEastAsia" w:hAnsiTheme="minorEastAsia" w:hint="eastAsia"/>
-                <w:sz w:val="22"/>
-              </w:rPr>
-              <w:t>主节点</w:t>
-            </w:r>
-            <w:r>
-              <w:rPr>
-                <w:rFonts w:asciiTheme="minorEastAsia" w:hAnsiTheme="minorEastAsia" w:hint="eastAsia"/>
-                <w:sz w:val="22"/>
-              </w:rPr>
-              <w:t>上</w:t>
-            </w:r>
-            <w:r>
-              <w:rPr>
-                <w:rFonts w:asciiTheme="minorEastAsia" w:hAnsiTheme="minorEastAsia" w:hint="eastAsia"/>
-                <w:sz w:val="22"/>
-              </w:rPr>
-              <w:t>检查和备节点之间的数据文件是否保持一致，不一致的话，会删除主节点上的数据。</w:t>
+              <w:t>SDB会在后台开启一定数量的缓存任务线程，主要执行同步脏页至文件，回收和释放空闲内存页，开启本配置后，会打印缓存过程的性能数据，如</w:t>
+            </w:r>
+            <w:r>
+              <w:rPr>
+                <w:rFonts w:asciiTheme="minorEastAsia" w:hAnsiTheme="minorEastAsia"/>
+                <w:sz w:val="22"/>
+              </w:rPr>
+              <w:t>File Name</w:t>
+            </w:r>
+            <w:r>
+              <w:rPr>
+                <w:rFonts w:asciiTheme="minorEastAsia" w:hAnsiTheme="minorEastAsia" w:hint="eastAsia"/>
+                <w:sz w:val="22"/>
+              </w:rPr>
+              <w:t>、</w:t>
+            </w:r>
+            <w:r>
+              <w:rPr>
+                <w:rFonts w:asciiTheme="minorEastAsia" w:hAnsiTheme="minorEastAsia"/>
+                <w:sz w:val="22"/>
+              </w:rPr>
+              <w:t>Total Time</w:t>
+            </w:r>
+            <w:r>
+              <w:rPr>
+                <w:rFonts w:asciiTheme="minorEastAsia" w:hAnsiTheme="minorEastAsia" w:hint="eastAsia"/>
+                <w:sz w:val="22"/>
+              </w:rPr>
+              <w:t>、</w:t>
+            </w:r>
+            <w:r>
+              <w:rPr>
+                <w:rFonts w:asciiTheme="minorEastAsia" w:hAnsiTheme="minorEastAsia"/>
+                <w:sz w:val="22"/>
+              </w:rPr>
+              <w:t>Total Page</w:t>
+            </w:r>
+            <w:r>
+              <w:rPr>
+                <w:rFonts w:asciiTheme="minorEastAsia" w:hAnsiTheme="minorEastAsia" w:hint="eastAsia"/>
+                <w:sz w:val="22"/>
+              </w:rPr>
+              <w:t>、</w:t>
+            </w:r>
+            <w:r>
+              <w:rPr>
+                <w:rFonts w:asciiTheme="minorEastAsia" w:hAnsiTheme="minorEastAsia"/>
+                <w:sz w:val="22"/>
+              </w:rPr>
+              <w:t>Dirty Page</w:t>
+            </w:r>
+            <w:r>
+              <w:rPr>
+                <w:rFonts w:asciiTheme="minorEastAsia" w:hAnsiTheme="minorEastAsia" w:hint="eastAsia"/>
+                <w:sz w:val="22"/>
+              </w:rPr>
+              <w:t>、</w:t>
+            </w:r>
+            <w:proofErr w:type="spellStart"/>
+            <w:r>
+              <w:rPr>
+                <w:rFonts w:asciiTheme="minorEastAsia" w:hAnsiTheme="minorEastAsia"/>
+                <w:sz w:val="22"/>
+              </w:rPr>
+              <w:t>Alloc</w:t>
+            </w:r>
+            <w:proofErr w:type="spellEnd"/>
+            <w:r>
+              <w:rPr>
+                <w:rFonts w:asciiTheme="minorEastAsia" w:hAnsiTheme="minorEastAsia"/>
+                <w:sz w:val="22"/>
+              </w:rPr>
+              <w:t xml:space="preserve"> Speed</w:t>
+            </w:r>
+            <w:r>
+              <w:rPr>
+                <w:rFonts w:asciiTheme="minorEastAsia" w:hAnsiTheme="minorEastAsia" w:hint="eastAsia"/>
+                <w:sz w:val="22"/>
+              </w:rPr>
+              <w:t>等</w:t>
             </w:r>
           </w:p>
         </w:tc>
@@ -7095,20 +9510,23 @@
           <w:p>
             <w:pPr>
               <w:rPr>
-                <w:rFonts w:asciiTheme="minorEastAsia" w:hAnsiTheme="minorEastAsia"/>
-                <w:sz w:val="22"/>
-              </w:rPr>
-            </w:pPr>
-            <w:r>
-              <w:rPr>
-                <w:rFonts w:asciiTheme="minorEastAsia" w:hAnsiTheme="minorEastAsia" w:hint="eastAsia"/>
-                <w:sz w:val="22"/>
-              </w:rPr>
-              <w:t>1小时内</w:t>
-            </w:r>
-            <w:r>
-              <w:rPr>
-                <w:rFonts w:asciiTheme="minorEastAsia" w:hAnsiTheme="minorEastAsia" w:hint="eastAsia"/>
+                <w:rFonts w:asciiTheme="minorEastAsia" w:hAnsiTheme="minorEastAsia" w:cs="宋体"/>
+                <w:color w:val="000000"/>
+                <w:sz w:val="22"/>
+              </w:rPr>
+            </w:pPr>
+            <w:r>
+              <w:rPr>
+                <w:rFonts w:asciiTheme="minorEastAsia" w:hAnsiTheme="minorEastAsia" w:hint="eastAsia"/>
+                <w:color w:val="000000"/>
+                <w:sz w:val="22"/>
+              </w:rPr>
+              <w:t>实时</w:t>
+            </w:r>
+            <w:r>
+              <w:rPr>
+                <w:rFonts w:asciiTheme="minorEastAsia" w:hAnsiTheme="minorEastAsia" w:hint="eastAsia"/>
+                <w:color w:val="000000"/>
                 <w:sz w:val="22"/>
               </w:rPr>
               <w:t>生效</w:t>
@@ -7116,9 +9534,10 @@
             <w:r>
               <w:rPr>
                 <w:rFonts w:asciiTheme="minorEastAsia" w:hAnsiTheme="minorEastAsia" w:hint="eastAsia"/>
-                <w:sz w:val="22"/>
-              </w:rPr>
-              <w:t>，在该值设定为0时，会每隔1小时更新设定的值</w:t>
+                <w:color w:val="000000"/>
+                <w:sz w:val="22"/>
+              </w:rPr>
+              <w:t>，但下一次进行缓存任务时才能观察到。</w:t>
             </w:r>
           </w:p>
         </w:tc>
@@ -7160,29 +9579,28 @@
                 <w:rFonts w:asciiTheme="minorEastAsia" w:hAnsiTheme="minorEastAsia" w:hint="eastAsia"/>
                 <w:sz w:val="22"/>
               </w:rPr>
-              <w:t>在数据节点的主节点上检查</w:t>
-            </w:r>
-          </w:p>
-        </w:tc>
-      </w:tr>
-      <w:tr>
-        <w:tc>
-          <w:tcPr>
-            <w:tcW w:w="1809" w:type="dxa"/>
-          </w:tcPr>
-          <w:p>
-            <w:pPr>
-              <w:rPr>
-                <w:rFonts w:asciiTheme="minorEastAsia" w:hAnsiTheme="minorEastAsia"/>
-                <w:sz w:val="22"/>
-              </w:rPr>
-            </w:pPr>
-            <w:r>
-              <w:rPr>
-                <w:rFonts w:asciiTheme="minorEastAsia" w:hAnsiTheme="minorEastAsia" w:hint="eastAsia"/>
-                <w:sz w:val="22"/>
-              </w:rPr>
-              <w:lastRenderedPageBreak/>
+              <w:t>在开启了缓存任务的节点：数据、编目和OM</w:t>
+            </w:r>
+          </w:p>
+        </w:tc>
+      </w:tr>
+      <w:tr>
+        <w:tc>
+          <w:tcPr>
+            <w:tcW w:w="1809" w:type="dxa"/>
+          </w:tcPr>
+          <w:p>
+            <w:pPr>
+              <w:rPr>
+                <w:rFonts w:asciiTheme="minorEastAsia" w:hAnsiTheme="minorEastAsia"/>
+                <w:sz w:val="22"/>
+              </w:rPr>
+            </w:pPr>
+            <w:r>
+              <w:rPr>
+                <w:rFonts w:asciiTheme="minorEastAsia" w:hAnsiTheme="minorEastAsia" w:hint="eastAsia"/>
+                <w:sz w:val="22"/>
+              </w:rPr>
               <w:t>验证思路</w:t>
             </w:r>
           </w:p>
@@ -7203,60 +9621,42 @@
                 <w:rFonts w:asciiTheme="minorEastAsia" w:hAnsiTheme="minorEastAsia" w:hint="eastAsia"/>
                 <w:sz w:val="22"/>
               </w:rPr>
-              <w:t>检查过程中，会打印很多</w:t>
-            </w:r>
-            <w:r>
-              <w:rPr>
-                <w:rFonts w:asciiTheme="minorEastAsia" w:hAnsiTheme="minorEastAsia"/>
-                <w:sz w:val="22"/>
-              </w:rPr>
-              <w:t>PDDEBUG</w:t>
-            </w:r>
-            <w:r>
-              <w:rPr>
-                <w:rFonts w:asciiTheme="minorEastAsia" w:hAnsiTheme="minorEastAsia" w:hint="eastAsia"/>
-                <w:sz w:val="22"/>
-              </w:rPr>
-              <w:t>级别的日志，这些日志都以“</w:t>
-            </w:r>
-            <w:proofErr w:type="spellStart"/>
-            <w:r>
-              <w:rPr>
-                <w:rFonts w:asciiTheme="minorEastAsia" w:hAnsiTheme="minorEastAsia"/>
-                <w:sz w:val="22"/>
-              </w:rPr>
-              <w:t>clsStorageCheckJob</w:t>
-            </w:r>
-            <w:proofErr w:type="spellEnd"/>
-            <w:r>
-              <w:rPr>
-                <w:rFonts w:asciiTheme="minorEastAsia" w:hAnsiTheme="minorEastAsia" w:hint="eastAsia"/>
-                <w:sz w:val="22"/>
-              </w:rPr>
-              <w:t>”</w:t>
-            </w:r>
-            <w:r>
-              <w:rPr>
-                <w:rFonts w:asciiTheme="minorEastAsia" w:hAnsiTheme="minorEastAsia" w:hint="eastAsia"/>
-                <w:sz w:val="22"/>
-              </w:rPr>
-              <w:t>，开始检查的时候会打印“</w:t>
-            </w:r>
-            <w:proofErr w:type="spellStart"/>
-            <w:r>
-              <w:rPr>
-                <w:rFonts w:asciiTheme="minorEastAsia" w:hAnsiTheme="minorEastAsia"/>
-                <w:sz w:val="22"/>
-              </w:rPr>
-              <w:t>clsStorageCheckJob</w:t>
-            </w:r>
-            <w:proofErr w:type="spellEnd"/>
-            <w:r>
-              <w:rPr>
-                <w:rFonts w:asciiTheme="minorEastAsia" w:hAnsiTheme="minorEastAsia"/>
-                <w:sz w:val="22"/>
-              </w:rPr>
-              <w:t>: start job, interval: %u</w:t>
+              <w:t>开启后，会在进行缓存任务时打印</w:t>
+            </w:r>
+            <w:r>
+              <w:rPr>
+                <w:rFonts w:asciiTheme="minorEastAsia" w:hAnsiTheme="minorEastAsia"/>
+                <w:sz w:val="22"/>
+              </w:rPr>
+              <w:t>PDEVENT</w:t>
+            </w:r>
+            <w:r>
+              <w:rPr>
+                <w:rFonts w:asciiTheme="minorEastAsia" w:hAnsiTheme="minorEastAsia" w:hint="eastAsia"/>
+                <w:sz w:val="22"/>
+              </w:rPr>
+              <w:t>级别</w:t>
+            </w:r>
+            <w:r>
+              <w:rPr>
+                <w:rFonts w:asciiTheme="minorEastAsia" w:hAnsiTheme="minorEastAsia" w:hint="eastAsia"/>
+                <w:sz w:val="22"/>
+              </w:rPr>
+              <w:t>以</w:t>
+            </w:r>
+            <w:r>
+              <w:rPr>
+                <w:rFonts w:asciiTheme="minorEastAsia" w:hAnsiTheme="minorEastAsia" w:hint="eastAsia"/>
+                <w:sz w:val="22"/>
+              </w:rPr>
+              <w:t>如下格式开头的性能日志信息：“</w:t>
+            </w:r>
+            <w:r>
+              <w:rPr>
+                <w:rFonts w:asciiTheme="minorEastAsia" w:hAnsiTheme="minorEastAsia"/>
+                <w:sz w:val="22"/>
+              </w:rPr>
+              <w:t>File Name         : %s</w:t>
             </w:r>
             <w:r>
               <w:rPr>
@@ -7302,11 +9702,13 @@
           </w:tcPr>
           <w:p>
             <w:pPr>
-              <w:rPr>
-                <w:rFonts w:asciiTheme="minorEastAsia" w:hAnsiTheme="minorEastAsia"/>
-                <w:sz w:val="22"/>
-              </w:rPr>
-            </w:pPr>
+              <w:pStyle w:val="Heading3"/>
+              <w:rPr>
+                <w:rFonts w:asciiTheme="minorEastAsia" w:hAnsiTheme="minorEastAsia"/>
+                <w:sz w:val="22"/>
+              </w:rPr>
+            </w:pPr>
+            <w:bookmarkStart w:id="44" w:name="_Toc491849947"/>
             <w:r>
               <w:rPr>
                 <w:rFonts w:asciiTheme="minorEastAsia" w:hAnsiTheme="minorEastAsia" w:hint="eastAsia"/>
@@ -7314,30 +9716,36 @@
               </w:rPr>
               <w:t>名称</w:t>
             </w:r>
-          </w:p>
-        </w:tc>
-        <w:tc>
-          <w:tcPr>
-            <w:tcW w:w="6713" w:type="dxa"/>
-          </w:tcPr>
-          <w:p>
-            <w:pPr>
+            <w:bookmarkEnd w:id="44"/>
+          </w:p>
+        </w:tc>
+        <w:tc>
+          <w:tcPr>
+            <w:tcW w:w="6713" w:type="dxa"/>
+          </w:tcPr>
+          <w:p>
+            <w:pPr>
+              <w:pStyle w:val="Heading3"/>
               <w:rPr>
                 <w:rFonts w:asciiTheme="minorEastAsia" w:hAnsiTheme="minorEastAsia" w:cs="宋体"/>
                 <w:color w:val="000000"/>
                 <w:sz w:val="22"/>
               </w:rPr>
             </w:pPr>
+            <w:bookmarkStart w:id="45" w:name="_Toc491849948"/>
             <w:proofErr w:type="spellStart"/>
-            <w:r>
-              <w:rPr>
-                <w:rFonts w:asciiTheme="minorEastAsia" w:hAnsiTheme="minorEastAsia" w:hint="eastAsia"/>
-                <w:color w:val="000000"/>
-                <w:sz w:val="22"/>
-              </w:rPr>
-              <w:t>perfstat</w:t>
-            </w:r>
+            <w:proofErr w:type="gramStart"/>
+            <w:r>
+              <w:rPr>
+                <w:rFonts w:asciiTheme="minorEastAsia" w:hAnsiTheme="minorEastAsia" w:hint="eastAsia"/>
+                <w:color w:val="000000"/>
+                <w:sz w:val="22"/>
+              </w:rPr>
+              <w:t>optestcachesize</w:t>
+            </w:r>
+            <w:bookmarkEnd w:id="45"/>
             <w:proofErr w:type="spellEnd"/>
+            <w:proofErr w:type="gramEnd"/>
           </w:p>
         </w:tc>
       </w:tr>
@@ -7369,6 +9777,23 @@
           <w:p>
             <w:pPr>
               <w:rPr>
+                <w:rFonts w:asciiTheme="minorEastAsia" w:hAnsiTheme="minorEastAsia"/>
+                <w:color w:val="000000"/>
+                <w:sz w:val="22"/>
+              </w:rPr>
+            </w:pPr>
+            <w:r>
+              <w:rPr>
+                <w:rFonts w:asciiTheme="minorEastAsia" w:hAnsiTheme="minorEastAsia" w:hint="eastAsia"/>
+                <w:color w:val="000000"/>
+                <w:sz w:val="22"/>
+              </w:rPr>
+              <w:t>查询优化器忽略IO影响的最小的页数，数据页数大于阈值时，估算查询计划代价时需要计算IO的代价，</w:t>
+            </w:r>
+          </w:p>
+          <w:p>
+            <w:pPr>
+              <w:rPr>
                 <w:rFonts w:asciiTheme="minorEastAsia" w:hAnsiTheme="minorEastAsia" w:cs="宋体"/>
                 <w:color w:val="000000"/>
                 <w:sz w:val="22"/>
@@ -7380,7 +9805,7 @@
                 <w:color w:val="000000"/>
                 <w:sz w:val="22"/>
               </w:rPr>
-              <w:t>是否开启性能统计</w:t>
+              <w:t>默认值：10，0表示一直需要计算IO代价，-1表示从不计算IO代价</w:t>
             </w:r>
           </w:p>
         </w:tc>
@@ -7422,86 +9847,29 @@
                 <w:rFonts w:asciiTheme="minorEastAsia" w:hAnsiTheme="minorEastAsia" w:hint="eastAsia"/>
                 <w:sz w:val="22"/>
               </w:rPr>
-              <w:t>SDB会在后台开启一定数量的缓存任务线程，主要执行同步脏页至文件，回收和释放空闲内存页，开启本配置后，会打印缓存过程的性能数据，如</w:t>
-            </w:r>
-            <w:r>
-              <w:rPr>
-                <w:rFonts w:asciiTheme="minorEastAsia" w:hAnsiTheme="minorEastAsia"/>
-                <w:sz w:val="22"/>
-              </w:rPr>
-              <w:t>File Name</w:t>
-            </w:r>
-            <w:r>
-              <w:rPr>
-                <w:rFonts w:asciiTheme="minorEastAsia" w:hAnsiTheme="minorEastAsia" w:hint="eastAsia"/>
-                <w:sz w:val="22"/>
-              </w:rPr>
-              <w:t>、</w:t>
-            </w:r>
-            <w:r>
-              <w:rPr>
-                <w:rFonts w:asciiTheme="minorEastAsia" w:hAnsiTheme="minorEastAsia"/>
-                <w:sz w:val="22"/>
-              </w:rPr>
-              <w:t>Total Time</w:t>
-            </w:r>
-            <w:r>
-              <w:rPr>
-                <w:rFonts w:asciiTheme="minorEastAsia" w:hAnsiTheme="minorEastAsia" w:hint="eastAsia"/>
-                <w:sz w:val="22"/>
-              </w:rPr>
-              <w:t>、</w:t>
-            </w:r>
-            <w:r>
-              <w:rPr>
-                <w:rFonts w:asciiTheme="minorEastAsia" w:hAnsiTheme="minorEastAsia"/>
-                <w:sz w:val="22"/>
-              </w:rPr>
-              <w:t>Total Page</w:t>
-            </w:r>
-            <w:r>
-              <w:rPr>
-                <w:rFonts w:asciiTheme="minorEastAsia" w:hAnsiTheme="minorEastAsia" w:hint="eastAsia"/>
-                <w:sz w:val="22"/>
-              </w:rPr>
-              <w:t>、</w:t>
-            </w:r>
-            <w:r>
-              <w:rPr>
-                <w:rFonts w:asciiTheme="minorEastAsia" w:hAnsiTheme="minorEastAsia"/>
-                <w:sz w:val="22"/>
-              </w:rPr>
-              <w:t>Dirty Page</w:t>
-            </w:r>
-            <w:r>
-              <w:rPr>
-                <w:rFonts w:asciiTheme="minorEastAsia" w:hAnsiTheme="minorEastAsia" w:hint="eastAsia"/>
-                <w:sz w:val="22"/>
-              </w:rPr>
-              <w:t>、</w:t>
-            </w:r>
-            <w:proofErr w:type="spellStart"/>
-            <w:r>
-              <w:rPr>
-                <w:rFonts w:asciiTheme="minorEastAsia" w:hAnsiTheme="minorEastAsia"/>
-                <w:sz w:val="22"/>
-              </w:rPr>
-              <w:t>Alloc</w:t>
-            </w:r>
-            <w:proofErr w:type="spellEnd"/>
-            <w:r>
-              <w:rPr>
-                <w:rFonts w:asciiTheme="minorEastAsia" w:hAnsiTheme="minorEastAsia"/>
-                <w:sz w:val="22"/>
-              </w:rPr>
-              <w:t xml:space="preserve"> Speed</w:t>
-            </w:r>
-            <w:r>
-              <w:rPr>
-                <w:rFonts w:asciiTheme="minorEastAsia" w:hAnsiTheme="minorEastAsia" w:hint="eastAsia"/>
-                <w:sz w:val="22"/>
-              </w:rPr>
-              <w:t>等</w:t>
+              <w:t>当一个集合存储空间所占的数据页数</w:t>
+            </w:r>
+            <w:r>
+              <w:rPr>
+                <w:rFonts w:asciiTheme="minorEastAsia" w:hAnsiTheme="minorEastAsia" w:hint="eastAsia"/>
+                <w:color w:val="000000"/>
+                <w:sz w:val="22"/>
+              </w:rPr>
+              <w:t>大于</w:t>
+            </w:r>
+            <w:r>
+              <w:rPr>
+                <w:rFonts w:asciiTheme="minorEastAsia" w:hAnsiTheme="minorEastAsia" w:hint="eastAsia"/>
+                <w:sz w:val="22"/>
+              </w:rPr>
+              <w:t>设定的值的时候，</w:t>
+            </w:r>
+            <w:r>
+              <w:rPr>
+                <w:rFonts w:asciiTheme="minorEastAsia" w:hAnsiTheme="minorEastAsia" w:hint="eastAsia"/>
+                <w:sz w:val="22"/>
+              </w:rPr>
+              <w:t>计算查询计划代价时，就要纳入IO的代价</w:t>
             </w:r>
           </w:p>
         </w:tc>
@@ -7545,23 +9913,7 @@
                 <w:color w:val="000000"/>
                 <w:sz w:val="22"/>
               </w:rPr>
-              <w:t>实时</w:t>
-            </w:r>
-            <w:r>
-              <w:rPr>
-                <w:rFonts w:asciiTheme="minorEastAsia" w:hAnsiTheme="minorEastAsia" w:hint="eastAsia"/>
-                <w:color w:val="000000"/>
-                <w:sz w:val="22"/>
-              </w:rPr>
-              <w:t>生效</w:t>
-            </w:r>
-            <w:r>
-              <w:rPr>
-                <w:rFonts w:asciiTheme="minorEastAsia" w:hAnsiTheme="minorEastAsia" w:hint="eastAsia"/>
-                <w:color w:val="000000"/>
-                <w:sz w:val="22"/>
-              </w:rPr>
-              <w:t>，但下一次进行缓存任务时才能观察到。</w:t>
+              <w:t>修改后，查询时生效</w:t>
             </w:r>
           </w:p>
         </w:tc>
@@ -7598,13 +9950,6 @@
                 <w:sz w:val="22"/>
               </w:rPr>
             </w:pPr>
-            <w:r>
-              <w:rPr>
-                <w:rFonts w:asciiTheme="minorEastAsia" w:hAnsiTheme="minorEastAsia" w:hint="eastAsia"/>
-                <w:sz w:val="22"/>
-              </w:rPr>
-              <w:t>在开启了缓存任务的节点：数据、编目和OM</w:t>
-            </w:r>
           </w:p>
         </w:tc>
       </w:tr>
@@ -7645,49 +9990,28 @@
                 <w:rFonts w:asciiTheme="minorEastAsia" w:hAnsiTheme="minorEastAsia" w:hint="eastAsia"/>
                 <w:sz w:val="22"/>
               </w:rPr>
-              <w:t>开启后，会在进行缓存任务时打印</w:t>
-            </w:r>
-            <w:r>
-              <w:rPr>
-                <w:rFonts w:asciiTheme="minorEastAsia" w:hAnsiTheme="minorEastAsia"/>
-                <w:sz w:val="22"/>
-              </w:rPr>
-              <w:t>PDEVENT</w:t>
-            </w:r>
-            <w:r>
-              <w:rPr>
-                <w:rFonts w:asciiTheme="minorEastAsia" w:hAnsiTheme="minorEastAsia" w:hint="eastAsia"/>
-                <w:sz w:val="22"/>
-              </w:rPr>
-              <w:t>级别</w:t>
-            </w:r>
-            <w:r>
-              <w:rPr>
-                <w:rFonts w:asciiTheme="minorEastAsia" w:hAnsiTheme="minorEastAsia" w:hint="eastAsia"/>
-                <w:sz w:val="22"/>
-              </w:rPr>
-              <w:t>以</w:t>
-            </w:r>
-            <w:r>
-              <w:rPr>
-                <w:rFonts w:asciiTheme="minorEastAsia" w:hAnsiTheme="minorEastAsia" w:hint="eastAsia"/>
-                <w:sz w:val="22"/>
-              </w:rPr>
-              <w:t>如下格式开头的性能日志信息：“</w:t>
-            </w:r>
-            <w:r>
-              <w:rPr>
-                <w:rFonts w:asciiTheme="minorEastAsia" w:hAnsiTheme="minorEastAsia"/>
-                <w:sz w:val="22"/>
-              </w:rPr>
-              <w:t>File Name         : %s</w:t>
-            </w:r>
-            <w:r>
-              <w:rPr>
-                <w:rFonts w:asciiTheme="minorEastAsia" w:hAnsiTheme="minorEastAsia" w:hint="eastAsia"/>
-                <w:sz w:val="22"/>
-              </w:rPr>
-              <w:t>”</w:t>
+              <w:t>了解一个集合的页数</w:t>
+            </w:r>
+            <w:r>
+              <w:rPr>
+                <w:rFonts w:asciiTheme="minorEastAsia" w:hAnsiTheme="minorEastAsia" w:hint="eastAsia"/>
+                <w:sz w:val="22"/>
+              </w:rPr>
+              <w:t>，对同一集合</w:t>
+            </w:r>
+            <w:r>
+              <w:rPr>
+                <w:rFonts w:asciiTheme="minorEastAsia" w:hAnsiTheme="minorEastAsia" w:hint="eastAsia"/>
+                <w:sz w:val="22"/>
+              </w:rPr>
+              <w:t>先后设定高于和低于页数的值，</w:t>
+            </w:r>
+            <w:r>
+              <w:rPr>
+                <w:rFonts w:asciiTheme="minorEastAsia" w:hAnsiTheme="minorEastAsia" w:hint="eastAsia"/>
+                <w:sz w:val="22"/>
+              </w:rPr>
+              <w:t>观察是否有不同的代价</w:t>
             </w:r>
           </w:p>
         </w:tc>
@@ -7726,42 +10050,51 @@
           </w:tcPr>
           <w:p>
             <w:pPr>
-              <w:rPr>
-                <w:rFonts w:asciiTheme="minorEastAsia" w:hAnsiTheme="minorEastAsia"/>
-                <w:sz w:val="22"/>
-              </w:rPr>
-            </w:pPr>
-            <w:r>
-              <w:rPr>
-                <w:rFonts w:asciiTheme="minorEastAsia" w:hAnsiTheme="minorEastAsia" w:hint="eastAsia"/>
-                <w:sz w:val="22"/>
-              </w:rPr>
+              <w:pStyle w:val="Heading3"/>
+              <w:rPr>
+                <w:rFonts w:asciiTheme="minorEastAsia" w:hAnsiTheme="minorEastAsia"/>
+                <w:sz w:val="22"/>
+              </w:rPr>
+            </w:pPr>
+            <w:bookmarkStart w:id="46" w:name="_Toc491849949"/>
+            <w:r>
+              <w:rPr>
+                <w:rFonts w:asciiTheme="minorEastAsia" w:hAnsiTheme="minorEastAsia" w:hint="eastAsia"/>
+                <w:sz w:val="22"/>
+              </w:rPr>
+              <w:lastRenderedPageBreak/>
               <w:t>名称</w:t>
             </w:r>
-          </w:p>
-        </w:tc>
-        <w:tc>
-          <w:tcPr>
-            <w:tcW w:w="6713" w:type="dxa"/>
-          </w:tcPr>
-          <w:p>
-            <w:pPr>
+            <w:bookmarkEnd w:id="46"/>
+          </w:p>
+        </w:tc>
+        <w:tc>
+          <w:tcPr>
+            <w:tcW w:w="6713" w:type="dxa"/>
+          </w:tcPr>
+          <w:p>
+            <w:pPr>
+              <w:pStyle w:val="Heading3"/>
               <w:rPr>
                 <w:rFonts w:asciiTheme="minorEastAsia" w:hAnsiTheme="minorEastAsia" w:cs="宋体"/>
                 <w:color w:val="000000"/>
                 <w:sz w:val="22"/>
               </w:rPr>
             </w:pPr>
+            <w:bookmarkStart w:id="47" w:name="_Toc491849950"/>
             <w:proofErr w:type="spellStart"/>
-            <w:r>
-              <w:rPr>
-                <w:rFonts w:asciiTheme="minorEastAsia" w:hAnsiTheme="minorEastAsia" w:hint="eastAsia"/>
-                <w:color w:val="000000"/>
-                <w:sz w:val="22"/>
-              </w:rPr>
-              <w:t>optestcachesize</w:t>
-            </w:r>
+            <w:proofErr w:type="gramStart"/>
+            <w:r>
+              <w:rPr>
+                <w:rFonts w:asciiTheme="minorEastAsia" w:hAnsiTheme="minorEastAsia" w:hint="eastAsia"/>
+                <w:color w:val="000000"/>
+                <w:sz w:val="22"/>
+              </w:rPr>
+              <w:t>enablemixcmp</w:t>
+            </w:r>
+            <w:bookmarkEnd w:id="47"/>
             <w:proofErr w:type="spellEnd"/>
+            <w:proofErr w:type="gramEnd"/>
           </w:p>
         </w:tc>
       </w:tr>
@@ -7804,7 +10137,7 @@
                 <w:color w:val="000000"/>
                 <w:sz w:val="22"/>
               </w:rPr>
-              <w:t>查询优化器忽略IO影响的最小的页数，数据页数大于阈值时，估算查询计划代价时需要计算IO的代价，</w:t>
+              <w:t>指定查询的匹配模式，如果是true，则可以对不同比较优先级的数据进行匹配，否则只匹配与参数有相同比较优先级的数据。</w:t>
             </w:r>
           </w:p>
           <w:p>
@@ -7821,7 +10154,7 @@
                 <w:color w:val="000000"/>
                 <w:sz w:val="22"/>
               </w:rPr>
-              <w:t>默认值：10，0表示一直需要计算IO代价，-1表示从不计算IO代价</w:t>
+              <w:t>默认是 false</w:t>
             </w:r>
           </w:p>
         </w:tc>
@@ -7863,29 +10196,31 @@
                 <w:rFonts w:asciiTheme="minorEastAsia" w:hAnsiTheme="minorEastAsia" w:hint="eastAsia"/>
                 <w:sz w:val="22"/>
               </w:rPr>
-              <w:t>当一个集合存储空间所占的数据页数</w:t>
-            </w:r>
-            <w:r>
-              <w:rPr>
-                <w:rFonts w:asciiTheme="minorEastAsia" w:hAnsiTheme="minorEastAsia" w:hint="eastAsia"/>
-                <w:color w:val="000000"/>
-                <w:sz w:val="22"/>
-              </w:rPr>
-              <w:t>大于</w:t>
-            </w:r>
-            <w:r>
-              <w:rPr>
-                <w:rFonts w:asciiTheme="minorEastAsia" w:hAnsiTheme="minorEastAsia" w:hint="eastAsia"/>
-                <w:sz w:val="22"/>
-              </w:rPr>
-              <w:t>设定的值的时候，</w:t>
-            </w:r>
-            <w:r>
-              <w:rPr>
-                <w:rFonts w:asciiTheme="minorEastAsia" w:hAnsiTheme="minorEastAsia" w:hint="eastAsia"/>
-                <w:sz w:val="22"/>
-              </w:rPr>
-              <w:t>计算查询计划代价时，就要纳入IO的代价</w:t>
+              <w:t>在</w:t>
+            </w:r>
+            <w:proofErr w:type="spellStart"/>
+            <w:r>
+              <w:rPr>
+                <w:rFonts w:asciiTheme="minorEastAsia" w:hAnsiTheme="minorEastAsia" w:hint="eastAsia"/>
+                <w:sz w:val="22"/>
+              </w:rPr>
+              <w:t>sdb</w:t>
+            </w:r>
+            <w:proofErr w:type="spellEnd"/>
+            <w:r>
+              <w:rPr>
+                <w:rFonts w:asciiTheme="minorEastAsia" w:hAnsiTheme="minorEastAsia" w:hint="eastAsia"/>
+                <w:sz w:val="22"/>
+              </w:rPr>
+              <w:t>中进行查询时，会对字段进行比较与匹配，每个字段的值的类型拥有不同的</w:t>
+            </w:r>
+            <w:r>
+              <w:rPr>
+                <w:rFonts w:asciiTheme="minorEastAsia" w:hAnsiTheme="minorEastAsia" w:hint="eastAsia"/>
+                <w:color w:val="000000"/>
+                <w:sz w:val="22"/>
+              </w:rPr>
+              <w:t>比较优先级</w:t>
             </w:r>
           </w:p>
         </w:tc>
@@ -7926,10 +10261,9 @@
             <w:r>
               <w:rPr>
                 <w:rFonts w:asciiTheme="minorEastAsia" w:hAnsiTheme="minorEastAsia" w:hint="eastAsia"/>
-                <w:color w:val="000000"/>
-                <w:sz w:val="22"/>
-              </w:rPr>
-              <w:t>修改后，查询时生效</w:t>
+                <w:sz w:val="22"/>
+              </w:rPr>
+              <w:t>下一次查询生效</w:t>
             </w:r>
           </w:p>
         </w:tc>
@@ -8006,28 +10340,7 @@
                 <w:rFonts w:asciiTheme="minorEastAsia" w:hAnsiTheme="minorEastAsia" w:hint="eastAsia"/>
                 <w:sz w:val="22"/>
               </w:rPr>
-              <w:t>了解一个集合的页数</w:t>
-            </w:r>
-            <w:r>
-              <w:rPr>
-                <w:rFonts w:asciiTheme="minorEastAsia" w:hAnsiTheme="minorEastAsia" w:hint="eastAsia"/>
-                <w:sz w:val="22"/>
-              </w:rPr>
-              <w:t>，对同一集合</w:t>
-            </w:r>
-            <w:r>
-              <w:rPr>
-                <w:rFonts w:asciiTheme="minorEastAsia" w:hAnsiTheme="minorEastAsia" w:hint="eastAsia"/>
-                <w:sz w:val="22"/>
-              </w:rPr>
-              <w:t>先后设定高于和低于页数的值，</w:t>
-            </w:r>
-            <w:r>
-              <w:rPr>
-                <w:rFonts w:asciiTheme="minorEastAsia" w:hAnsiTheme="minorEastAsia" w:hint="eastAsia"/>
-                <w:sz w:val="22"/>
-              </w:rPr>
-              <w:t>观察是否有不同的代价</w:t>
+              <w:t>观察打开后会不会匹配到不同比较优先级的记录</w:t>
             </w:r>
           </w:p>
         </w:tc>
@@ -8066,11 +10379,13 @@
           </w:tcPr>
           <w:p>
             <w:pPr>
-              <w:rPr>
-                <w:rFonts w:asciiTheme="minorEastAsia" w:hAnsiTheme="minorEastAsia"/>
-                <w:sz w:val="22"/>
-              </w:rPr>
-            </w:pPr>
+              <w:pStyle w:val="Heading3"/>
+              <w:rPr>
+                <w:rFonts w:asciiTheme="minorEastAsia" w:hAnsiTheme="minorEastAsia"/>
+                <w:sz w:val="22"/>
+              </w:rPr>
+            </w:pPr>
+            <w:bookmarkStart w:id="48" w:name="_Toc491849951"/>
             <w:r>
               <w:rPr>
                 <w:rFonts w:asciiTheme="minorEastAsia" w:hAnsiTheme="minorEastAsia" w:hint="eastAsia"/>
@@ -8078,30 +10393,36 @@
               </w:rPr>
               <w:t>名称</w:t>
             </w:r>
-          </w:p>
-        </w:tc>
-        <w:tc>
-          <w:tcPr>
-            <w:tcW w:w="6713" w:type="dxa"/>
-          </w:tcPr>
-          <w:p>
-            <w:pPr>
+            <w:bookmarkEnd w:id="48"/>
+          </w:p>
+        </w:tc>
+        <w:tc>
+          <w:tcPr>
+            <w:tcW w:w="6713" w:type="dxa"/>
+          </w:tcPr>
+          <w:p>
+            <w:pPr>
+              <w:pStyle w:val="Heading3"/>
               <w:rPr>
                 <w:rFonts w:asciiTheme="minorEastAsia" w:hAnsiTheme="minorEastAsia" w:cs="宋体"/>
                 <w:color w:val="000000"/>
                 <w:sz w:val="22"/>
               </w:rPr>
             </w:pPr>
+            <w:bookmarkStart w:id="49" w:name="_Toc491849952"/>
             <w:proofErr w:type="spellStart"/>
-            <w:r>
-              <w:rPr>
-                <w:rFonts w:asciiTheme="minorEastAsia" w:hAnsiTheme="minorEastAsia" w:hint="eastAsia"/>
-                <w:color w:val="000000"/>
-                <w:sz w:val="22"/>
-              </w:rPr>
-              <w:t>enablemixcmp</w:t>
-            </w:r>
+            <w:proofErr w:type="gramStart"/>
+            <w:r>
+              <w:rPr>
+                <w:rFonts w:asciiTheme="minorEastAsia" w:hAnsiTheme="minorEastAsia" w:hint="eastAsia"/>
+                <w:color w:val="000000"/>
+                <w:sz w:val="22"/>
+              </w:rPr>
+              <w:t>dataerrorop</w:t>
+            </w:r>
+            <w:bookmarkEnd w:id="49"/>
             <w:proofErr w:type="spellEnd"/>
+            <w:proofErr w:type="gramEnd"/>
           </w:p>
         </w:tc>
       </w:tr>
@@ -8133,23 +10454,6 @@
           <w:p>
             <w:pPr>
               <w:rPr>
-                <w:rFonts w:asciiTheme="minorEastAsia" w:hAnsiTheme="minorEastAsia"/>
-                <w:color w:val="000000"/>
-                <w:sz w:val="22"/>
-              </w:rPr>
-            </w:pPr>
-            <w:r>
-              <w:rPr>
-                <w:rFonts w:asciiTheme="minorEastAsia" w:hAnsiTheme="minorEastAsia" w:hint="eastAsia"/>
-                <w:color w:val="000000"/>
-                <w:sz w:val="22"/>
-              </w:rPr>
-              <w:t>指定查询的匹配模式，如果是true，则可以对不同比较优先级的数据进行匹配，否则只匹配与参数有相同比较优先级的数据。</w:t>
-            </w:r>
-          </w:p>
-          <w:p>
-            <w:pPr>
-              <w:rPr>
                 <w:rFonts w:asciiTheme="minorEastAsia" w:hAnsiTheme="minorEastAsia" w:cs="宋体"/>
                 <w:color w:val="000000"/>
                 <w:sz w:val="22"/>
@@ -8157,106 +10461,13 @@
             </w:pPr>
             <w:r>
               <w:rPr>
-                <w:rFonts w:asciiTheme="minorEastAsia" w:hAnsiTheme="minorEastAsia" w:hint="eastAsia"/>
-                <w:color w:val="000000"/>
-                <w:sz w:val="22"/>
-              </w:rPr>
-              <w:t>默认是 false</w:t>
-            </w:r>
-          </w:p>
-        </w:tc>
-      </w:tr>
-      <w:tr>
-        <w:tc>
-          <w:tcPr>
-            <w:tcW w:w="1809" w:type="dxa"/>
-          </w:tcPr>
-          <w:p>
-            <w:pPr>
-              <w:rPr>
-                <w:rFonts w:asciiTheme="minorEastAsia" w:hAnsiTheme="minorEastAsia"/>
-                <w:sz w:val="22"/>
-              </w:rPr>
-            </w:pPr>
-            <w:r>
-              <w:rPr>
-                <w:rFonts w:asciiTheme="minorEastAsia" w:hAnsiTheme="minorEastAsia" w:hint="eastAsia"/>
-                <w:sz w:val="22"/>
-              </w:rPr>
-              <w:t>说明</w:t>
-            </w:r>
-          </w:p>
-        </w:tc>
-        <w:tc>
-          <w:tcPr>
-            <w:tcW w:w="6713" w:type="dxa"/>
-          </w:tcPr>
-          <w:p>
-            <w:pPr>
-              <w:rPr>
-                <w:rFonts w:asciiTheme="minorEastAsia" w:hAnsiTheme="minorEastAsia"/>
-                <w:sz w:val="22"/>
-              </w:rPr>
-            </w:pPr>
-            <w:r>
-              <w:rPr>
-                <w:rFonts w:asciiTheme="minorEastAsia" w:hAnsiTheme="minorEastAsia" w:hint="eastAsia"/>
-                <w:sz w:val="22"/>
-              </w:rPr>
-              <w:t>在</w:t>
-            </w:r>
-            <w:proofErr w:type="spellStart"/>
-            <w:r>
-              <w:rPr>
-                <w:rFonts w:asciiTheme="minorEastAsia" w:hAnsiTheme="minorEastAsia" w:hint="eastAsia"/>
-                <w:sz w:val="22"/>
-              </w:rPr>
-              <w:t>sdb</w:t>
-            </w:r>
-            <w:proofErr w:type="spellEnd"/>
-            <w:r>
-              <w:rPr>
-                <w:rFonts w:asciiTheme="minorEastAsia" w:hAnsiTheme="minorEastAsia" w:hint="eastAsia"/>
-                <w:sz w:val="22"/>
-              </w:rPr>
-              <w:t>中进行查询时，会对字段进行比较与匹配，每个字段的值的类型拥有不同的</w:t>
-            </w:r>
-            <w:r>
-              <w:rPr>
-                <w:rFonts w:asciiTheme="minorEastAsia" w:hAnsiTheme="minorEastAsia" w:hint="eastAsia"/>
-                <w:color w:val="000000"/>
-                <w:sz w:val="22"/>
-              </w:rPr>
-              <w:t>比较优先级</w:t>
-            </w:r>
-          </w:p>
-        </w:tc>
-      </w:tr>
-      <w:tr>
-        <w:tc>
-          <w:tcPr>
-            <w:tcW w:w="1809" w:type="dxa"/>
-          </w:tcPr>
-          <w:p>
-            <w:pPr>
-              <w:rPr>
-                <w:rFonts w:asciiTheme="minorEastAsia" w:hAnsiTheme="minorEastAsia"/>
-                <w:sz w:val="22"/>
-              </w:rPr>
-            </w:pPr>
-            <w:r>
-              <w:rPr>
-                <w:rFonts w:asciiTheme="minorEastAsia" w:hAnsiTheme="minorEastAsia" w:hint="eastAsia"/>
-                <w:sz w:val="22"/>
-              </w:rPr>
-              <w:t>生效策略</w:t>
-            </w:r>
-          </w:p>
-        </w:tc>
-        <w:tc>
-          <w:tcPr>
-            <w:tcW w:w="6713" w:type="dxa"/>
-          </w:tcPr>
+                <w:rFonts w:asciiTheme="minorEastAsia" w:hAnsiTheme="minorEastAsia" w:cs="宋体" w:hint="eastAsia"/>
+                <w:color w:val="000000"/>
+                <w:sz w:val="22"/>
+              </w:rPr>
+              <w:t>节点在发生数据丢失错误时的处理操作，取值为 0/1/2。 缺省为1</w:t>
+            </w:r>
+          </w:p>
           <w:p>
             <w:pPr>
               <w:rPr>
@@ -8267,143 +10478,21 @@
             </w:pPr>
             <w:r>
               <w:rPr>
-                <w:rFonts w:asciiTheme="minorEastAsia" w:hAnsiTheme="minorEastAsia" w:hint="eastAsia"/>
-                <w:sz w:val="22"/>
-              </w:rPr>
-              <w:t>下一次查询生效</w:t>
-            </w:r>
-          </w:p>
-        </w:tc>
-      </w:tr>
-      <w:tr>
-        <w:tc>
-          <w:tcPr>
-            <w:tcW w:w="1809" w:type="dxa"/>
-          </w:tcPr>
-          <w:p>
-            <w:pPr>
-              <w:rPr>
-                <w:rFonts w:asciiTheme="minorEastAsia" w:hAnsiTheme="minorEastAsia"/>
-                <w:sz w:val="22"/>
-              </w:rPr>
-            </w:pPr>
-            <w:r>
-              <w:rPr>
-                <w:rFonts w:asciiTheme="minorEastAsia" w:hAnsiTheme="minorEastAsia" w:hint="eastAsia"/>
-                <w:sz w:val="22"/>
-              </w:rPr>
-              <w:t>场景</w:t>
-            </w:r>
-          </w:p>
-        </w:tc>
-        <w:tc>
-          <w:tcPr>
-            <w:tcW w:w="6713" w:type="dxa"/>
-          </w:tcPr>
-          <w:p>
-            <w:pPr>
-              <w:rPr>
-                <w:rFonts w:asciiTheme="minorEastAsia" w:hAnsiTheme="minorEastAsia"/>
-                <w:sz w:val="22"/>
-              </w:rPr>
-            </w:pPr>
-          </w:p>
-        </w:tc>
-      </w:tr>
-      <w:tr>
-        <w:tc>
-          <w:tcPr>
-            <w:tcW w:w="1809" w:type="dxa"/>
-          </w:tcPr>
-          <w:p>
-            <w:pPr>
-              <w:rPr>
-                <w:rFonts w:asciiTheme="minorEastAsia" w:hAnsiTheme="minorEastAsia"/>
-                <w:sz w:val="22"/>
-              </w:rPr>
-            </w:pPr>
-            <w:r>
-              <w:rPr>
-                <w:rFonts w:asciiTheme="minorEastAsia" w:hAnsiTheme="minorEastAsia" w:hint="eastAsia"/>
-                <w:sz w:val="22"/>
-              </w:rPr>
-              <w:t>验证思路</w:t>
-            </w:r>
-          </w:p>
-        </w:tc>
-        <w:tc>
-          <w:tcPr>
-            <w:tcW w:w="6713" w:type="dxa"/>
-          </w:tcPr>
-          <w:p>
-            <w:pPr>
-              <w:rPr>
-                <w:rFonts w:asciiTheme="minorEastAsia" w:hAnsiTheme="minorEastAsia"/>
-                <w:sz w:val="22"/>
-              </w:rPr>
-            </w:pPr>
-            <w:r>
-              <w:rPr>
-                <w:rFonts w:asciiTheme="minorEastAsia" w:hAnsiTheme="minorEastAsia" w:hint="eastAsia"/>
-                <w:sz w:val="22"/>
-              </w:rPr>
-              <w:t>观察打开后会不会匹配到不同比较优先级的记录</w:t>
-            </w:r>
-          </w:p>
-        </w:tc>
-      </w:tr>
-    </w:tbl>
-    <w:p>
-      <w:pPr>
-        <w:rPr>
-          <w:rFonts w:asciiTheme="minorEastAsia" w:hAnsiTheme="minorEastAsia"/>
-          <w:sz w:val="22"/>
-        </w:rPr>
-      </w:pPr>
-    </w:p>
-    <w:p>
-      <w:pPr>
-        <w:rPr>
-          <w:rFonts w:asciiTheme="minorEastAsia" w:hAnsiTheme="minorEastAsia"/>
-          <w:sz w:val="22"/>
-        </w:rPr>
-      </w:pPr>
-    </w:p>
-    <w:tbl>
-      <w:tblPr>
-        <w:tblStyle w:val="TableGrid"/>
-        <w:tblW w:w="0" w:type="auto"/>
-        <w:tblLook w:val="04A0"/>
-      </w:tblPr>
-      <w:tblGrid>
-        <w:gridCol w:w="1809"/>
-        <w:gridCol w:w="6713"/>
-      </w:tblGrid>
-      <w:tr>
-        <w:tc>
-          <w:tcPr>
-            <w:tcW w:w="1809" w:type="dxa"/>
-          </w:tcPr>
-          <w:p>
-            <w:pPr>
-              <w:rPr>
-                <w:rFonts w:asciiTheme="minorEastAsia" w:hAnsiTheme="minorEastAsia"/>
-                <w:sz w:val="22"/>
-              </w:rPr>
-            </w:pPr>
-            <w:r>
-              <w:rPr>
-                <w:rFonts w:asciiTheme="minorEastAsia" w:hAnsiTheme="minorEastAsia" w:hint="eastAsia"/>
-                <w:sz w:val="22"/>
-              </w:rPr>
-              <w:t>名称</w:t>
-            </w:r>
-          </w:p>
-        </w:tc>
-        <w:tc>
-          <w:tcPr>
-            <w:tcW w:w="6713" w:type="dxa"/>
-          </w:tcPr>
+                <w:rFonts w:asciiTheme="minorEastAsia" w:hAnsiTheme="minorEastAsia" w:cs="宋体" w:hint="eastAsia"/>
+                <w:color w:val="000000"/>
+                <w:sz w:val="22"/>
+              </w:rPr>
+              <w:t xml:space="preserve">0: </w:t>
+            </w:r>
+            <w:r>
+              <w:rPr>
+                <w:rFonts w:asciiTheme="minorEastAsia" w:hAnsiTheme="minorEastAsia" w:cs="宋体" w:hint="eastAsia"/>
+                <w:color w:val="000000"/>
+                <w:sz w:val="22"/>
+              </w:rPr>
+              <w:t>不作任何处理，保持节点运行</w:t>
+            </w:r>
+          </w:p>
           <w:p>
             <w:pPr>
               <w:rPr>
@@ -8412,59 +10501,21 @@
                 <w:sz w:val="22"/>
               </w:rPr>
             </w:pPr>
-            <w:proofErr w:type="spellStart"/>
-            <w:r>
-              <w:rPr>
-                <w:rFonts w:asciiTheme="minorEastAsia" w:hAnsiTheme="minorEastAsia" w:hint="eastAsia"/>
-                <w:color w:val="000000"/>
-                <w:sz w:val="22"/>
-              </w:rPr>
-              <w:t>dataerrorop</w:t>
-            </w:r>
-            <w:proofErr w:type="spellEnd"/>
-          </w:p>
-        </w:tc>
-      </w:tr>
-      <w:tr>
-        <w:tc>
-          <w:tcPr>
-            <w:tcW w:w="1809" w:type="dxa"/>
-          </w:tcPr>
-          <w:p>
-            <w:pPr>
-              <w:rPr>
-                <w:rFonts w:asciiTheme="minorEastAsia" w:hAnsiTheme="minorEastAsia"/>
-                <w:sz w:val="22"/>
-              </w:rPr>
-            </w:pPr>
-            <w:r>
-              <w:rPr>
-                <w:rFonts w:asciiTheme="minorEastAsia" w:hAnsiTheme="minorEastAsia" w:hint="eastAsia"/>
-                <w:sz w:val="22"/>
-              </w:rPr>
-              <w:t>描述</w:t>
-            </w:r>
-          </w:p>
-        </w:tc>
-        <w:tc>
-          <w:tcPr>
-            <w:tcW w:w="6713" w:type="dxa"/>
-          </w:tcPr>
-          <w:p>
-            <w:pPr>
+            <w:r>
               <w:rPr>
                 <w:rFonts w:asciiTheme="minorEastAsia" w:hAnsiTheme="minorEastAsia" w:cs="宋体" w:hint="eastAsia"/>
                 <w:color w:val="000000"/>
                 <w:sz w:val="22"/>
               </w:rPr>
-            </w:pPr>
+              <w:t xml:space="preserve">1: </w:t>
+            </w:r>
             <w:r>
               <w:rPr>
                 <w:rFonts w:asciiTheme="minorEastAsia" w:hAnsiTheme="minorEastAsia" w:cs="宋体" w:hint="eastAsia"/>
                 <w:color w:val="000000"/>
                 <w:sz w:val="22"/>
               </w:rPr>
-              <w:t>节点在发生数据丢失错误时的处理操作，取值为 0/1/2。 缺省为1</w:t>
+              <w:t>自动从该数据组的其它节点进行全量同步</w:t>
             </w:r>
           </w:p>
           <w:p>
@@ -8481,57 +10532,6 @@
                 <w:color w:val="000000"/>
                 <w:sz w:val="22"/>
               </w:rPr>
-              <w:t xml:space="preserve">0: </w:t>
-            </w:r>
-            <w:r>
-              <w:rPr>
-                <w:rFonts w:asciiTheme="minorEastAsia" w:hAnsiTheme="minorEastAsia" w:cs="宋体" w:hint="eastAsia"/>
-                <w:color w:val="000000"/>
-                <w:sz w:val="22"/>
-              </w:rPr>
-              <w:t>不作任何处理，保持节点运行</w:t>
-            </w:r>
-          </w:p>
-          <w:p>
-            <w:pPr>
-              <w:rPr>
-                <w:rFonts w:asciiTheme="minorEastAsia" w:hAnsiTheme="minorEastAsia" w:cs="宋体"/>
-                <w:color w:val="000000"/>
-                <w:sz w:val="22"/>
-              </w:rPr>
-            </w:pPr>
-            <w:r>
-              <w:rPr>
-                <w:rFonts w:asciiTheme="minorEastAsia" w:hAnsiTheme="minorEastAsia" w:cs="宋体" w:hint="eastAsia"/>
-                <w:color w:val="000000"/>
-                <w:sz w:val="22"/>
-              </w:rPr>
-              <w:lastRenderedPageBreak/>
-              <w:t xml:space="preserve">1: </w:t>
-            </w:r>
-            <w:r>
-              <w:rPr>
-                <w:rFonts w:asciiTheme="minorEastAsia" w:hAnsiTheme="minorEastAsia" w:cs="宋体" w:hint="eastAsia"/>
-                <w:color w:val="000000"/>
-                <w:sz w:val="22"/>
-              </w:rPr>
-              <w:t>自动从该数据组的其它节点进行全量同步</w:t>
-            </w:r>
-          </w:p>
-          <w:p>
-            <w:pPr>
-              <w:rPr>
-                <w:rFonts w:asciiTheme="minorEastAsia" w:hAnsiTheme="minorEastAsia" w:cs="宋体"/>
-                <w:color w:val="000000"/>
-                <w:sz w:val="22"/>
-              </w:rPr>
-            </w:pPr>
-            <w:r>
-              <w:rPr>
-                <w:rFonts w:asciiTheme="minorEastAsia" w:hAnsiTheme="minorEastAsia" w:cs="宋体" w:hint="eastAsia"/>
-                <w:color w:val="000000"/>
-                <w:sz w:val="22"/>
-              </w:rPr>
               <w:t>2: 该节点停止运行</w:t>
             </w:r>
           </w:p>
@@ -8554,7 +10554,6 @@
                 <w:rFonts w:asciiTheme="minorEastAsia" w:hAnsiTheme="minorEastAsia" w:hint="eastAsia"/>
                 <w:sz w:val="22"/>
               </w:rPr>
-              <w:lastRenderedPageBreak/>
               <w:t>说明</w:t>
             </w:r>
           </w:p>
@@ -8775,6 +10774,513 @@
 </file>
 
 <file path=word/styles.xml><?xml version="1.0" encoding="utf-8"?>
+<w:styles xmlns:r="http://schemas.openxmlformats.org/officeDocument/2006/relationships" xmlns:w="http://schemas.openxmlformats.org/wordprocessingml/2006/main">
+  <w:docDefaults>
+    <w:rPrDefault>
+      <w:rPr>
+        <w:rFonts w:asciiTheme="minorHAnsi" w:eastAsiaTheme="minorEastAsia" w:hAnsiTheme="minorHAnsi" w:cstheme="minorBidi"/>
+        <w:kern w:val="2"/>
+        <w:sz w:val="21"/>
+        <w:szCs w:val="22"/>
+        <w:lang w:val="en-US" w:eastAsia="zh-CN" w:bidi="ar-SA"/>
+      </w:rPr>
+    </w:rPrDefault>
+    <w:pPrDefault/>
+  </w:docDefaults>
+  <w:latentStyles w:defLockedState="0" w:defUIPriority="99" w:defSemiHidden="1" w:defUnhideWhenUsed="1" w:defQFormat="0" w:count="267">
+    <w:lsdException w:name="Normal" w:semiHidden="0" w:uiPriority="0" w:unhideWhenUsed="0" w:qFormat="1"/>
+    <w:lsdException w:name="heading 1" w:semiHidden="0" w:uiPriority="9" w:unhideWhenUsed="0" w:qFormat="1"/>
+    <w:lsdException w:name="heading 2" w:uiPriority="9" w:qFormat="1"/>
+    <w:lsdException w:name="heading 3" w:uiPriority="9" w:qFormat="1"/>
+    <w:lsdException w:name="heading 4" w:uiPriority="9" w:qFormat="1"/>
+    <w:lsdException w:name="heading 5" w:uiPriority="9" w:qFormat="1"/>
+    <w:lsdException w:name="heading 6" w:uiPriority="9" w:qFormat="1"/>
+    <w:lsdException w:name="heading 7" w:uiPriority="9" w:qFormat="1"/>
+    <w:lsdException w:name="heading 8" w:uiPriority="9" w:qFormat="1"/>
+    <w:lsdException w:name="heading 9" w:uiPriority="9" w:qFormat="1"/>
+    <w:lsdException w:name="toc 1" w:uiPriority="39" w:qFormat="1"/>
+    <w:lsdException w:name="toc 2" w:uiPriority="39" w:qFormat="1"/>
+    <w:lsdException w:name="toc 3" w:uiPriority="39" w:qFormat="1"/>
+    <w:lsdException w:name="toc 4" w:uiPriority="39"/>
+    <w:lsdException w:name="toc 5" w:uiPriority="39"/>
+    <w:lsdException w:name="toc 6" w:uiPriority="39"/>
+    <w:lsdException w:name="toc 7" w:uiPriority="39"/>
+    <w:lsdException w:name="toc 8" w:uiPriority="39"/>
+    <w:lsdException w:name="toc 9" w:uiPriority="39"/>
+    <w:lsdException w:name="caption" w:uiPriority="35" w:qFormat="1"/>
+    <w:lsdException w:name="Title" w:semiHidden="0" w:uiPriority="10" w:unhideWhenUsed="0" w:qFormat="1"/>
+    <w:lsdException w:name="Default Paragraph Font" w:uiPriority="1"/>
+    <w:lsdException w:name="Subtitle" w:semiHidden="0" w:uiPriority="11" w:unhideWhenUsed="0" w:qFormat="1"/>
+    <w:lsdException w:name="Strong" w:semiHidden="0" w:uiPriority="22" w:unhideWhenUsed="0" w:qFormat="1"/>
+    <w:lsdException w:name="Emphasis" w:semiHidden="0" w:uiPriority="20" w:unhideWhenUsed="0" w:qFormat="1"/>
+    <w:lsdException w:name="Table Grid" w:semiHidden="0" w:uiPriority="59" w:unhideWhenUsed="0"/>
+    <w:lsdException w:name="Placeholder Text" w:unhideWhenUsed="0"/>
+    <w:lsdException w:name="No Spacing" w:semiHidden="0" w:uiPriority="1" w:unhideWhenUsed="0" w:qFormat="1"/>
+    <w:lsdException w:name="Light Shading" w:semiHidden="0" w:uiPriority="60" w:unhideWhenUsed="0"/>
+    <w:lsdException w:name="Light List" w:semiHidden="0" w:uiPriority="61" w:unhideWhenUsed="0"/>
+    <w:lsdException w:name="Light Grid" w:semiHidden="0" w:uiPriority="62" w:unhideWhenUsed="0"/>
+    <w:lsdException w:name="Medium Shading 1" w:semiHidden="0" w:uiPriority="63" w:unhideWhenUsed="0"/>
+    <w:lsdException w:name="Medium Shading 2" w:semiHidden="0" w:uiPriority="64" w:unhideWhenUsed="0"/>
+    <w:lsdException w:name="Medium List 1" w:semiHidden="0" w:uiPriority="65" w:unhideWhenUsed="0"/>
+    <w:lsdException w:name="Medium List 2" w:semiHidden="0" w:uiPriority="66" w:unhideWhenUsed="0"/>
+    <w:lsdException w:name="Medium Grid 1" w:semiHidden="0" w:uiPriority="67" w:unhideWhenUsed="0"/>
+    <w:lsdException w:name="Medium Grid 2" w:semiHidden="0" w:uiPriority="68" w:unhideWhenUsed="0"/>
+    <w:lsdException w:name="Medium Grid 3" w:semiHidden="0" w:uiPriority="69" w:unhideWhenUsed="0"/>
+    <w:lsdException w:name="Dark List" w:semiHidden="0" w:uiPriority="70" w:unhideWhenUsed="0"/>
+    <w:lsdException w:name="Colorful Shading" w:semiHidden="0" w:uiPriority="71" w:unhideWhenUsed="0"/>
+    <w:lsdException w:name="Colorful List" w:semiHidden="0" w:uiPriority="72" w:unhideWhenUsed="0"/>
+    <w:lsdException w:name="Colorful Grid" w:semiHidden="0" w:uiPriority="73" w:unhideWhenUsed="0"/>
+    <w:lsdException w:name="Light Shading Accent 1" w:semiHidden="0" w:uiPriority="60" w:unhideWhenUsed="0"/>
+    <w:lsdException w:name="Light List Accent 1" w:semiHidden="0" w:uiPriority="61" w:unhideWhenUsed="0"/>
+    <w:lsdException w:name="Light Grid Accent 1" w:semiHidden="0" w:uiPriority="62" w:unhideWhenUsed="0"/>
+    <w:lsdException w:name="Medium Shading 1 Accent 1" w:semiHidden="0" w:uiPriority="63" w:unhideWhenUsed="0"/>
+    <w:lsdException w:name="Medium Shading 2 Accent 1" w:semiHidden="0" w:uiPriority="64" w:unhideWhenUsed="0"/>
+    <w:lsdException w:name="Medium List 1 Accent 1" w:semiHidden="0" w:uiPriority="65" w:unhideWhenUsed="0"/>
+    <w:lsdException w:name="Revision" w:unhideWhenUsed="0"/>
+    <w:lsdException w:name="List Paragraph" w:semiHidden="0" w:uiPriority="34" w:unhideWhenUsed="0" w:qFormat="1"/>
+    <w:lsdException w:name="Quote" w:semiHidden="0" w:uiPriority="29" w:unhideWhenUsed="0" w:qFormat="1"/>
+    <w:lsdException w:name="Intense Quote" w:semiHidden="0" w:uiPriority="30" w:unhideWhenUsed="0" w:qFormat="1"/>
+    <w:lsdException w:name="Medium List 2 Accent 1" w:semiHidden="0" w:uiPriority="66" w:unhideWhenUsed="0"/>
+    <w:lsdException w:name="Medium Grid 1 Accent 1" w:semiHidden="0" w:uiPriority="67" w:unhideWhenUsed="0"/>
+    <w:lsdException w:name="Medium Grid 2 Accent 1" w:semiHidden="0" w:uiPriority="68" w:unhideWhenUsed="0"/>
+    <w:lsdException w:name="Medium Grid 3 Accent 1" w:semiHidden="0" w:uiPriority="69" w:unhideWhenUsed="0"/>
+    <w:lsdException w:name="Dark List Accent 1" w:semiHidden="0" w:uiPriority="70" w:unhideWhenUsed="0"/>
+    <w:lsdException w:name="Colorful Shading Accent 1" w:semiHidden="0" w:uiPriority="71" w:unhideWhenUsed="0"/>
+    <w:lsdException w:name="Colorful List Accent 1" w:semiHidden="0" w:uiPriority="72" w:unhideWhenUsed="0"/>
+    <w:lsdException w:name="Colorful Grid Accent 1" w:semiHidden="0" w:uiPriority="73" w:unhideWhenUsed="0"/>
+    <w:lsdException w:name="Light Shading Accent 2" w:semiHidden="0" w:uiPriority="60" w:unhideWhenUsed="0"/>
+    <w:lsdException w:name="Light List Accent 2" w:semiHidden="0" w:uiPriority="61" w:unhideWhenUsed="0"/>
+    <w:lsdException w:name="Light Grid Accent 2" w:semiHidden="0" w:uiPriority="62" w:unhideWhenUsed="0"/>
+    <w:lsdException w:name="Medium Shading 1 Accent 2" w:semiHidden="0" w:uiPriority="63" w:unhideWhenUsed="0"/>
+    <w:lsdException w:name="Medium Shading 2 Accent 2" w:semiHidden="0" w:uiPriority="64" w:unhideWhenUsed="0"/>
+    <w:lsdException w:name="Medium List 1 Accent 2" w:semiHidden="0" w:uiPriority="65" w:unhideWhenUsed="0"/>
+    <w:lsdException w:name="Medium List 2 Accent 2" w:semiHidden="0" w:uiPriority="66" w:unhideWhenUsed="0"/>
+    <w:lsdException w:name="Medium Grid 1 Accent 2" w:semiHidden="0" w:uiPriority="67" w:unhideWhenUsed="0"/>
+    <w:lsdException w:name="Medium Grid 2 Accent 2" w:semiHidden="0" w:uiPriority="68" w:unhideWhenUsed="0"/>
+    <w:lsdException w:name="Medium Grid 3 Accent 2" w:semiHidden="0" w:uiPriority="69" w:unhideWhenUsed="0"/>
+    <w:lsdException w:name="Dark List Accent 2" w:semiHidden="0" w:uiPriority="70" w:unhideWhenUsed="0"/>
+    <w:lsdException w:name="Colorful Shading Accent 2" w:semiHidden="0" w:uiPriority="71" w:unhideWhenUsed="0"/>
+    <w:lsdException w:name="Colorful List Accent 2" w:semiHidden="0" w:uiPriority="72" w:unhideWhenUsed="0"/>
+    <w:lsdException w:name="Colorful Grid Accent 2" w:semiHidden="0" w:uiPriority="73" w:unhideWhenUsed="0"/>
+    <w:lsdException w:name="Light Shading Accent 3" w:semiHidden="0" w:uiPriority="60" w:unhideWhenUsed="0"/>
+    <w:lsdException w:name="Light List Accent 3" w:semiHidden="0" w:uiPriority="61" w:unhideWhenUsed="0"/>
+    <w:lsdException w:name="Light Grid Accent 3" w:semiHidden="0" w:uiPriority="62" w:unhideWhenUsed="0"/>
+    <w:lsdException w:name="Medium Shading 1 Accent 3" w:semiHidden="0" w:uiPriority="63" w:unhideWhenUsed="0"/>
+    <w:lsdException w:name="Medium Shading 2 Accent 3" w:semiHidden="0" w:uiPriority="64" w:unhideWhenUsed="0"/>
+    <w:lsdException w:name="Medium List 1 Accent 3" w:semiHidden="0" w:uiPriority="65" w:unhideWhenUsed="0"/>
+    <w:lsdException w:name="Medium List 2 Accent 3" w:semiHidden="0" w:uiPriority="66" w:unhideWhenUsed="0"/>
+    <w:lsdException w:name="Medium Grid 1 Accent 3" w:semiHidden="0" w:uiPriority="67" w:unhideWhenUsed="0"/>
+    <w:lsdException w:name="Medium Grid 2 Accent 3" w:semiHidden="0" w:uiPriority="68" w:unhideWhenUsed="0"/>
+    <w:lsdException w:name="Medium Grid 3 Accent 3" w:semiHidden="0" w:uiPriority="69" w:unhideWhenUsed="0"/>
+    <w:lsdException w:name="Dark List Accent 3" w:semiHidden="0" w:uiPriority="70" w:unhideWhenUsed="0"/>
+    <w:lsdException w:name="Colorful Shading Accent 3" w:semiHidden="0" w:uiPriority="71" w:unhideWhenUsed="0"/>
+    <w:lsdException w:name="Colorful List Accent 3" w:semiHidden="0" w:uiPriority="72" w:unhideWhenUsed="0"/>
+    <w:lsdException w:name="Colorful Grid Accent 3" w:semiHidden="0" w:uiPriority="73" w:unhideWhenUsed="0"/>
+    <w:lsdException w:name="Light Shading Accent 4" w:semiHidden="0" w:uiPriority="60" w:unhideWhenUsed="0"/>
+    <w:lsdException w:name="Light List Accent 4" w:semiHidden="0" w:uiPriority="61" w:unhideWhenUsed="0"/>
+    <w:lsdException w:name="Light Grid Accent 4" w:semiHidden="0" w:uiPriority="62" w:unhideWhenUsed="0"/>
+    <w:lsdException w:name="Medium Shading 1 Accent 4" w:semiHidden="0" w:uiPriority="63" w:unhideWhenUsed="0"/>
+    <w:lsdException w:name="Medium Shading 2 Accent 4" w:semiHidden="0" w:uiPriority="64" w:unhideWhenUsed="0"/>
+    <w:lsdException w:name="Medium List 1 Accent 4" w:semiHidden="0" w:uiPriority="65" w:unhideWhenUsed="0"/>
+    <w:lsdException w:name="Medium List 2 Accent 4" w:semiHidden="0" w:uiPriority="66" w:unhideWhenUsed="0"/>
+    <w:lsdException w:name="Medium Grid 1 Accent 4" w:semiHidden="0" w:uiPriority="67" w:unhideWhenUsed="0"/>
+    <w:lsdException w:name="Medium Grid 2 Accent 4" w:semiHidden="0" w:uiPriority="68" w:unhideWhenUsed="0"/>
+    <w:lsdException w:name="Medium Grid 3 Accent 4" w:semiHidden="0" w:uiPriority="69" w:unhideWhenUsed="0"/>
+    <w:lsdException w:name="Dark List Accent 4" w:semiHidden="0" w:uiPriority="70" w:unhideWhenUsed="0"/>
+    <w:lsdException w:name="Colorful Shading Accent 4" w:semiHidden="0" w:uiPriority="71" w:unhideWhenUsed="0"/>
+    <w:lsdException w:name="Colorful List Accent 4" w:semiHidden="0" w:uiPriority="72" w:unhideWhenUsed="0"/>
+    <w:lsdException w:name="Colorful Grid Accent 4" w:semiHidden="0" w:uiPriority="73" w:unhideWhenUsed="0"/>
+    <w:lsdException w:name="Light Shading Accent 5" w:semiHidden="0" w:uiPriority="60" w:unhideWhenUsed="0"/>
+    <w:lsdException w:name="Light List Accent 5" w:semiHidden="0" w:uiPriority="61" w:unhideWhenUsed="0"/>
+    <w:lsdException w:name="Light Grid Accent 5" w:semiHidden="0" w:uiPriority="62" w:unhideWhenUsed="0"/>
+    <w:lsdException w:name="Medium Shading 1 Accent 5" w:semiHidden="0" w:uiPriority="63" w:unhideWhenUsed="0"/>
+    <w:lsdException w:name="Medium Shading 2 Accent 5" w:semiHidden="0" w:uiPriority="64" w:unhideWhenUsed="0"/>
+    <w:lsdException w:name="Medium List 1 Accent 5" w:semiHidden="0" w:uiPriority="65" w:unhideWhenUsed="0"/>
+    <w:lsdException w:name="Medium List 2 Accent 5" w:semiHidden="0" w:uiPriority="66" w:unhideWhenUsed="0"/>
+    <w:lsdException w:name="Medium Grid 1 Accent 5" w:semiHidden="0" w:uiPriority="67" w:unhideWhenUsed="0"/>
+    <w:lsdException w:name="Medium Grid 2 Accent 5" w:semiHidden="0" w:uiPriority="68" w:unhideWhenUsed="0"/>
+    <w:lsdException w:name="Medium Grid 3 Accent 5" w:semiHidden="0" w:uiPriority="69" w:unhideWhenUsed="0"/>
+    <w:lsdException w:name="Dark List Accent 5" w:semiHidden="0" w:uiPriority="70" w:unhideWhenUsed="0"/>
+    <w:lsdException w:name="Colorful Shading Accent 5" w:semiHidden="0" w:uiPriority="71" w:unhideWhenUsed="0"/>
+    <w:lsdException w:name="Colorful List Accent 5" w:semiHidden="0" w:uiPriority="72" w:unhideWhenUsed="0"/>
+    <w:lsdException w:name="Colorful Grid Accent 5" w:semiHidden="0" w:uiPriority="73" w:unhideWhenUsed="0"/>
+    <w:lsdException w:name="Light Shading Accent 6" w:semiHidden="0" w:uiPriority="60" w:unhideWhenUsed="0"/>
+    <w:lsdException w:name="Light List Accent 6" w:semiHidden="0" w:uiPriority="61" w:unhideWhenUsed="0"/>
+    <w:lsdException w:name="Light Grid Accent 6" w:semiHidden="0" w:uiPriority="62" w:unhideWhenUsed="0"/>
+    <w:lsdException w:name="Medium Shading 1 Accent 6" w:semiHidden="0" w:uiPriority="63" w:unhideWhenUsed="0"/>
+    <w:lsdException w:name="Medium Shading 2 Accent 6" w:semiHidden="0" w:uiPriority="64" w:unhideWhenUsed="0"/>
+    <w:lsdException w:name="Medium List 1 Accent 6" w:semiHidden="0" w:uiPriority="65" w:unhideWhenUsed="0"/>
+    <w:lsdException w:name="Medium List 2 Accent 6" w:semiHidden="0" w:uiPriority="66" w:unhideWhenUsed="0"/>
+    <w:lsdException w:name="Medium Grid 1 Accent 6" w:semiHidden="0" w:uiPriority="67" w:unhideWhenUsed="0"/>
+    <w:lsdException w:name="Medium Grid 2 Accent 6" w:semiHidden="0" w:uiPriority="68" w:unhideWhenUsed="0"/>
+    <w:lsdException w:name="Medium Grid 3 Accent 6" w:semiHidden="0" w:uiPriority="69" w:unhideWhenUsed="0"/>
+    <w:lsdException w:name="Dark List Accent 6" w:semiHidden="0" w:uiPriority="70" w:unhideWhenUsed="0"/>
+    <w:lsdException w:name="Colorful Shading Accent 6" w:semiHidden="0" w:uiPriority="71" w:unhideWhenUsed="0"/>
+    <w:lsdException w:name="Colorful List Accent 6" w:semiHidden="0" w:uiPriority="72" w:unhideWhenUsed="0"/>
+    <w:lsdException w:name="Colorful Grid Accent 6" w:semiHidden="0" w:uiPriority="73" w:unhideWhenUsed="0"/>
+    <w:lsdException w:name="Subtle Emphasis" w:semiHidden="0" w:uiPriority="19" w:unhideWhenUsed="0" w:qFormat="1"/>
+    <w:lsdException w:name="Intense Emphasis" w:semiHidden="0" w:uiPriority="21" w:unhideWhenUsed="0" w:qFormat="1"/>
+    <w:lsdException w:name="Subtle Reference" w:semiHidden="0" w:uiPriority="31" w:unhideWhenUsed="0" w:qFormat="1"/>
+    <w:lsdException w:name="Intense Reference" w:semiHidden="0" w:uiPriority="32" w:unhideWhenUsed="0" w:qFormat="1"/>
+    <w:lsdException w:name="Book Title" w:semiHidden="0" w:uiPriority="33" w:unhideWhenUsed="0" w:qFormat="1"/>
+    <w:lsdException w:name="Bibliography" w:uiPriority="37"/>
+    <w:lsdException w:name="TOC Heading" w:uiPriority="39" w:qFormat="1"/>
+  </w:latentStyles>
+  <w:style w:type="paragraph" w:default="1" w:styleId="Normal">
+    <w:name w:val="Normal"/>
+    <w:qFormat/>
+    <w:rsid w:val="00275F4E"/>
+    <w:pPr>
+      <w:widowControl w:val="0"/>
+      <w:jc w:val="both"/>
+    </w:pPr>
+  </w:style>
+  <w:style w:type="paragraph" w:styleId="Heading1">
+    <w:name w:val="heading 1"/>
+    <w:basedOn w:val="Normal"/>
+    <w:next w:val="Normal"/>
+    <w:link w:val="Heading1Char"/>
+    <w:uiPriority w:val="9"/>
+    <w:qFormat/>
+    <w:rsid w:val="00F52636"/>
+    <w:pPr>
+      <w:keepNext/>
+      <w:keepLines/>
+      <w:spacing w:before="340" w:after="330" w:line="578" w:lineRule="auto"/>
+      <w:outlineLvl w:val="0"/>
+    </w:pPr>
+    <w:rPr>
+      <w:b/>
+      <w:bCs/>
+      <w:kern w:val="44"/>
+      <w:sz w:val="44"/>
+      <w:szCs w:val="44"/>
+    </w:rPr>
+  </w:style>
+  <w:style w:type="paragraph" w:styleId="Heading3">
+    <w:name w:val="heading 3"/>
+    <w:basedOn w:val="Normal"/>
+    <w:next w:val="Normal"/>
+    <w:link w:val="Heading3Char"/>
+    <w:uiPriority w:val="9"/>
+    <w:semiHidden/>
+    <w:unhideWhenUsed/>
+    <w:qFormat/>
+    <w:rsid w:val="001E4422"/>
+    <w:pPr>
+      <w:keepNext/>
+      <w:keepLines/>
+      <w:spacing w:before="260" w:after="260" w:line="416" w:lineRule="auto"/>
+      <w:outlineLvl w:val="2"/>
+    </w:pPr>
+    <w:rPr>
+      <w:b/>
+      <w:bCs/>
+      <w:sz w:val="32"/>
+      <w:szCs w:val="32"/>
+    </w:rPr>
+  </w:style>
+  <w:style w:type="character" w:default="1" w:styleId="DefaultParagraphFont">
+    <w:name w:val="Default Paragraph Font"/>
+    <w:uiPriority w:val="1"/>
+    <w:semiHidden/>
+    <w:unhideWhenUsed/>
+  </w:style>
+  <w:style w:type="table" w:default="1" w:styleId="TableNormal">
+    <w:name w:val="Normal Table"/>
+    <w:uiPriority w:val="99"/>
+    <w:semiHidden/>
+    <w:unhideWhenUsed/>
+    <w:qFormat/>
+    <w:tblPr>
+      <w:tblInd w:w="0" w:type="dxa"/>
+      <w:tblCellMar>
+        <w:top w:w="0" w:type="dxa"/>
+        <w:left w:w="108" w:type="dxa"/>
+        <w:bottom w:w="0" w:type="dxa"/>
+        <w:right w:w="108" w:type="dxa"/>
+      </w:tblCellMar>
+    </w:tblPr>
+  </w:style>
+  <w:style w:type="numbering" w:default="1" w:styleId="NoList">
+    <w:name w:val="No List"/>
+    <w:uiPriority w:val="99"/>
+    <w:semiHidden/>
+    <w:unhideWhenUsed/>
+  </w:style>
+  <w:style w:type="table" w:styleId="TableGrid">
+    <w:name w:val="Table Grid"/>
+    <w:basedOn w:val="TableNormal"/>
+    <w:uiPriority w:val="59"/>
+    <w:rsid w:val="00AC35B1"/>
+    <w:tblPr>
+      <w:tblInd w:w="0" w:type="dxa"/>
+      <w:tblBorders>
+        <w:top w:val="single" w:sz="4" w:space="0" w:color="000000" w:themeColor="text1"/>
+        <w:left w:val="single" w:sz="4" w:space="0" w:color="000000" w:themeColor="text1"/>
+        <w:bottom w:val="single" w:sz="4" w:space="0" w:color="000000" w:themeColor="text1"/>
+        <w:right w:val="single" w:sz="4" w:space="0" w:color="000000" w:themeColor="text1"/>
+        <w:insideH w:val="single" w:sz="4" w:space="0" w:color="000000" w:themeColor="text1"/>
+        <w:insideV w:val="single" w:sz="4" w:space="0" w:color="000000" w:themeColor="text1"/>
+      </w:tblBorders>
+      <w:tblCellMar>
+        <w:top w:w="0" w:type="dxa"/>
+        <w:left w:w="108" w:type="dxa"/>
+        <w:bottom w:w="0" w:type="dxa"/>
+        <w:right w:w="108" w:type="dxa"/>
+      </w:tblCellMar>
+    </w:tblPr>
+  </w:style>
+  <w:style w:type="paragraph" w:styleId="ListParagraph">
+    <w:name w:val="List Paragraph"/>
+    <w:basedOn w:val="Normal"/>
+    <w:uiPriority w:val="34"/>
+    <w:qFormat/>
+    <w:rsid w:val="00447C19"/>
+    <w:pPr>
+      <w:ind w:firstLineChars="200" w:firstLine="420"/>
+    </w:pPr>
+  </w:style>
+  <w:style w:type="character" w:customStyle="1" w:styleId="Heading1Char">
+    <w:name w:val="Heading 1 Char"/>
+    <w:basedOn w:val="DefaultParagraphFont"/>
+    <w:link w:val="Heading1"/>
+    <w:uiPriority w:val="9"/>
+    <w:rsid w:val="00F52636"/>
+    <w:rPr>
+      <w:b/>
+      <w:bCs/>
+      <w:kern w:val="44"/>
+      <w:sz w:val="44"/>
+      <w:szCs w:val="44"/>
+    </w:rPr>
+  </w:style>
+  <w:style w:type="paragraph" w:styleId="TOCHeading">
+    <w:name w:val="TOC Heading"/>
+    <w:basedOn w:val="Heading1"/>
+    <w:next w:val="Normal"/>
+    <w:uiPriority w:val="39"/>
+    <w:semiHidden/>
+    <w:unhideWhenUsed/>
+    <w:qFormat/>
+    <w:rsid w:val="00F52636"/>
+    <w:pPr>
+      <w:widowControl/>
+      <w:spacing w:before="480" w:after="0" w:line="276" w:lineRule="auto"/>
+      <w:jc w:val="left"/>
+      <w:outlineLvl w:val="9"/>
+    </w:pPr>
+    <w:rPr>
+      <w:rFonts w:asciiTheme="majorHAnsi" w:eastAsiaTheme="majorEastAsia" w:hAnsiTheme="majorHAnsi" w:cstheme="majorBidi"/>
+      <w:color w:val="365F91" w:themeColor="accent1" w:themeShade="BF"/>
+      <w:kern w:val="0"/>
+      <w:sz w:val="28"/>
+      <w:szCs w:val="28"/>
+      <w:lang w:eastAsia="en-US"/>
+    </w:rPr>
+  </w:style>
+  <w:style w:type="paragraph" w:styleId="BalloonText">
+    <w:name w:val="Balloon Text"/>
+    <w:basedOn w:val="Normal"/>
+    <w:link w:val="BalloonTextChar"/>
+    <w:uiPriority w:val="99"/>
+    <w:semiHidden/>
+    <w:unhideWhenUsed/>
+    <w:rsid w:val="00F52636"/>
+    <w:rPr>
+      <w:sz w:val="16"/>
+      <w:szCs w:val="16"/>
+    </w:rPr>
+  </w:style>
+  <w:style w:type="character" w:customStyle="1" w:styleId="BalloonTextChar">
+    <w:name w:val="Balloon Text Char"/>
+    <w:basedOn w:val="DefaultParagraphFont"/>
+    <w:link w:val="BalloonText"/>
+    <w:uiPriority w:val="99"/>
+    <w:semiHidden/>
+    <w:rsid w:val="00F52636"/>
+    <w:rPr>
+      <w:sz w:val="16"/>
+      <w:szCs w:val="16"/>
+    </w:rPr>
+  </w:style>
+  <w:style w:type="paragraph" w:styleId="TOC2">
+    <w:name w:val="toc 2"/>
+    <w:basedOn w:val="Normal"/>
+    <w:next w:val="Normal"/>
+    <w:autoRedefine/>
+    <w:uiPriority w:val="39"/>
+    <w:semiHidden/>
+    <w:unhideWhenUsed/>
+    <w:qFormat/>
+    <w:rsid w:val="00F52636"/>
+    <w:pPr>
+      <w:widowControl/>
+      <w:spacing w:after="100" w:line="276" w:lineRule="auto"/>
+      <w:ind w:left="220"/>
+      <w:jc w:val="left"/>
+    </w:pPr>
+    <w:rPr>
+      <w:kern w:val="0"/>
+      <w:sz w:val="22"/>
+      <w:lang w:eastAsia="en-US"/>
+    </w:rPr>
+  </w:style>
+  <w:style w:type="paragraph" w:styleId="TOC1">
+    <w:name w:val="toc 1"/>
+    <w:basedOn w:val="Normal"/>
+    <w:next w:val="Normal"/>
+    <w:autoRedefine/>
+    <w:uiPriority w:val="39"/>
+    <w:semiHidden/>
+    <w:unhideWhenUsed/>
+    <w:qFormat/>
+    <w:rsid w:val="00F52636"/>
+    <w:pPr>
+      <w:widowControl/>
+      <w:spacing w:after="100" w:line="276" w:lineRule="auto"/>
+      <w:jc w:val="left"/>
+    </w:pPr>
+    <w:rPr>
+      <w:kern w:val="0"/>
+      <w:sz w:val="22"/>
+      <w:lang w:eastAsia="en-US"/>
+    </w:rPr>
+  </w:style>
+  <w:style w:type="paragraph" w:styleId="TOC3">
+    <w:name w:val="toc 3"/>
+    <w:basedOn w:val="Normal"/>
+    <w:next w:val="Normal"/>
+    <w:autoRedefine/>
+    <w:uiPriority w:val="39"/>
+    <w:unhideWhenUsed/>
+    <w:qFormat/>
+    <w:rsid w:val="00F52636"/>
+    <w:pPr>
+      <w:widowControl/>
+      <w:spacing w:after="100" w:line="276" w:lineRule="auto"/>
+      <w:ind w:left="440"/>
+      <w:jc w:val="left"/>
+    </w:pPr>
+    <w:rPr>
+      <w:kern w:val="0"/>
+      <w:sz w:val="22"/>
+      <w:lang w:eastAsia="en-US"/>
+    </w:rPr>
+  </w:style>
+  <w:style w:type="character" w:customStyle="1" w:styleId="Heading3Char">
+    <w:name w:val="Heading 3 Char"/>
+    <w:basedOn w:val="DefaultParagraphFont"/>
+    <w:link w:val="Heading3"/>
+    <w:uiPriority w:val="9"/>
+    <w:semiHidden/>
+    <w:rsid w:val="001E4422"/>
+    <w:rPr>
+      <w:b/>
+      <w:bCs/>
+      <w:sz w:val="32"/>
+      <w:szCs w:val="32"/>
+    </w:rPr>
+  </w:style>
+  <w:style w:type="character" w:styleId="Hyperlink">
+    <w:name w:val="Hyperlink"/>
+    <w:basedOn w:val="DefaultParagraphFont"/>
+    <w:uiPriority w:val="99"/>
+    <w:unhideWhenUsed/>
+    <w:rsid w:val="00C76863"/>
+    <w:rPr>
+      <w:color w:val="0000FF" w:themeColor="hyperlink"/>
+      <w:u w:val="single"/>
+    </w:rPr>
+  </w:style>
+</w:styles>
+</file>
+
+<file path=word/glossary/document.xml><?xml version="1.0" encoding="utf-8"?>
+<w:glossaryDocument xmlns:ve="http://schemas.openxmlformats.org/markup-compatibility/2006" xmlns:o="urn:schemas-microsoft-com:office:office" xmlns:r="http://schemas.openxmlformats.org/officeDocument/2006/relationships" xmlns:m="http://schemas.openxmlformats.org/officeDocument/2006/math" xmlns:v="urn:schemas-microsoft-com:vml" xmlns:wp="http://schemas.openxmlformats.org/drawingml/2006/wordprocessingDrawing" xmlns:w10="urn:schemas-microsoft-com:office:word" xmlns:w="http://schemas.openxmlformats.org/wordprocessingml/2006/main" xmlns:wne="http://schemas.microsoft.com/office/word/2006/wordml">
+  <w:docParts/>
+</w:glossaryDocument>
+</file>
+
+<file path=word/glossary/fontTable.xml><?xml version="1.0" encoding="utf-8"?>
+<w:fonts xmlns:r="http://schemas.openxmlformats.org/officeDocument/2006/relationships" xmlns:w="http://schemas.openxmlformats.org/wordprocessingml/2006/main">
+  <w:font w:name="Calibri">
+    <w:panose1 w:val="020F0502020204030204"/>
+    <w:charset w:val="00"/>
+    <w:family w:val="swiss"/>
+    <w:pitch w:val="variable"/>
+    <w:sig w:usb0="A00002EF" w:usb1="4000207B" w:usb2="00000000" w:usb3="00000000" w:csb0="0000009F" w:csb1="00000000"/>
+  </w:font>
+  <w:font w:name="宋体">
+    <w:altName w:val="SimSun"/>
+    <w:panose1 w:val="02010600030101010101"/>
+    <w:charset w:val="86"/>
+    <w:family w:val="auto"/>
+    <w:pitch w:val="variable"/>
+    <w:sig w:usb0="00000003" w:usb1="080E0000" w:usb2="00000010" w:usb3="00000000" w:csb0="00040001" w:csb1="00000000"/>
+  </w:font>
+  <w:font w:name="Times New Roman">
+    <w:panose1 w:val="02020603050405020304"/>
+    <w:charset w:val="00"/>
+    <w:family w:val="roman"/>
+    <w:pitch w:val="variable"/>
+    <w:sig w:usb0="20002A87" w:usb1="80000000" w:usb2="00000008" w:usb3="00000000" w:csb0="000001FF" w:csb1="00000000"/>
+  </w:font>
+  <w:font w:name="Cambria">
+    <w:panose1 w:val="02040503050406030204"/>
+    <w:charset w:val="00"/>
+    <w:family w:val="roman"/>
+    <w:pitch w:val="variable"/>
+    <w:sig w:usb0="A00002EF" w:usb1="4000004B" w:usb2="00000000" w:usb3="00000000" w:csb0="0000009F" w:csb1="00000000"/>
+  </w:font>
+</w:fonts>
+</file>
+
+<file path=word/glossary/settings.xml><?xml version="1.0" encoding="utf-8"?>
+<w:settings xmlns:o="urn:schemas-microsoft-com:office:office" xmlns:r="http://schemas.openxmlformats.org/officeDocument/2006/relationships" xmlns:m="http://schemas.openxmlformats.org/officeDocument/2006/math" xmlns:v="urn:schemas-microsoft-com:vml" xmlns:w10="urn:schemas-microsoft-com:office:word" xmlns:w="http://schemas.openxmlformats.org/wordprocessingml/2006/main" xmlns:sl="http://schemas.openxmlformats.org/schemaLibrary/2006/main">
+  <w:view w:val="normal"/>
+  <w:bordersDoNotSurroundHeader/>
+  <w:bordersDoNotSurroundFooter/>
+  <w:defaultTabStop w:val="420"/>
+  <w:drawingGridVerticalSpacing w:val="156"/>
+  <w:displayHorizontalDrawingGridEvery w:val="0"/>
+  <w:displayVerticalDrawingGridEvery w:val="2"/>
+  <w:characterSpacingControl w:val="compressPunctuation"/>
+  <w:compat>
+    <w:spaceForUL/>
+    <w:balanceSingleByteDoubleByteWidth/>
+    <w:doNotLeaveBackslashAlone/>
+    <w:ulTrailSpace/>
+    <w:doNotExpandShiftReturn/>
+    <w:adjustLineHeightInTable/>
+    <w:useFELayout/>
+  </w:compat>
+  <w:rsids>
+    <w:rsidRoot w:val="000E65AE"/>
+    <w:rsid w:val="000E65AE"/>
+    <w:rsid w:val="002D58B1"/>
+  </w:rsids>
+  <m:mathPr>
+    <m:mathFont m:val="Cambria Math"/>
+    <m:brkBin m:val="before"/>
+    <m:brkBinSub m:val="--"/>
+    <m:smallFrac m:val="off"/>
+    <m:dispDef/>
+    <m:lMargin m:val="0"/>
+    <m:rMargin m:val="0"/>
+    <m:defJc m:val="centerGroup"/>
+    <m:wrapIndent m:val="1440"/>
+    <m:intLim m:val="subSup"/>
+    <m:naryLim m:val="undOvr"/>
+  </m:mathPr>
+  <w:themeFontLang w:val="en-US" w:eastAsia="zh-CN"/>
+  <w:clrSchemeMapping w:bg1="light1" w:t1="dark1" w:bg2="light2" w:t2="dark2" w:accent1="accent1" w:accent2="accent2" w:accent3="accent3" w:accent4="accent4" w:accent5="accent5" w:accent6="accent6" w:hyperlink="hyperlink" w:followedHyperlink="followedHyperlink"/>
+  <w:decimalSymbol w:val="."/>
+  <w:listSeparator w:val=","/>
+</w:settings>
+</file>
+
+<file path=word/glossary/styles.xml><?xml version="1.0" encoding="utf-8"?>
 <w:styles xmlns:r="http://schemas.openxmlformats.org/officeDocument/2006/relationships" xmlns:w="http://schemas.openxmlformats.org/wordprocessingml/2006/main">
   <w:docDefaults>
     <w:rPrDefault>
@@ -8930,7 +11436,6 @@
   <w:style w:type="paragraph" w:default="1" w:styleId="Normal">
     <w:name w:val="Normal"/>
     <w:qFormat/>
-    <w:rsid w:val="00275F4E"/>
     <w:pPr>
       <w:widowControl w:val="0"/>
       <w:jc w:val="both"/>
@@ -8964,40 +11469,109 @@
     <w:semiHidden/>
     <w:unhideWhenUsed/>
   </w:style>
-  <w:style w:type="table" w:styleId="TableGrid">
-    <w:name w:val="Table Grid"/>
-    <w:basedOn w:val="TableNormal"/>
-    <w:uiPriority w:val="59"/>
-    <w:rsid w:val="00AC35B1"/>
-    <w:tblPr>
-      <w:tblInd w:w="0" w:type="dxa"/>
-      <w:tblBorders>
-        <w:top w:val="single" w:sz="4" w:space="0" w:color="000000" w:themeColor="text1"/>
-        <w:left w:val="single" w:sz="4" w:space="0" w:color="000000" w:themeColor="text1"/>
-        <w:bottom w:val="single" w:sz="4" w:space="0" w:color="000000" w:themeColor="text1"/>
-        <w:right w:val="single" w:sz="4" w:space="0" w:color="000000" w:themeColor="text1"/>
-        <w:insideH w:val="single" w:sz="4" w:space="0" w:color="000000" w:themeColor="text1"/>
-        <w:insideV w:val="single" w:sz="4" w:space="0" w:color="000000" w:themeColor="text1"/>
-      </w:tblBorders>
-      <w:tblCellMar>
-        <w:top w:w="0" w:type="dxa"/>
-        <w:left w:w="108" w:type="dxa"/>
-        <w:bottom w:w="0" w:type="dxa"/>
-        <w:right w:w="108" w:type="dxa"/>
-      </w:tblCellMar>
-    </w:tblPr>
+  <w:style w:type="paragraph" w:customStyle="1" w:styleId="A97A19EB38E04AFCB53900A74C9F32FE">
+    <w:name w:val="A97A19EB38E04AFCB53900A74C9F32FE"/>
+    <w:rsid w:val="000E65AE"/>
+    <w:pPr>
+      <w:widowControl w:val="0"/>
+      <w:jc w:val="both"/>
+    </w:pPr>
   </w:style>
-  <w:style w:type="paragraph" w:styleId="ListParagraph">
-    <w:name w:val="List Paragraph"/>
-    <w:basedOn w:val="Normal"/>
-    <w:uiPriority w:val="34"/>
-    <w:qFormat/>
-    <w:rsid w:val="00447C19"/>
+  <w:style w:type="paragraph" w:customStyle="1" w:styleId="5B2EE15215744779AE54EAE569491EC8">
+    <w:name w:val="5B2EE15215744779AE54EAE569491EC8"/>
+    <w:rsid w:val="000E65AE"/>
     <w:pPr>
-      <w:ind w:firstLineChars="200" w:firstLine="420"/>
+      <w:widowControl w:val="0"/>
+      <w:jc w:val="both"/>
+    </w:pPr>
+  </w:style>
+  <w:style w:type="paragraph" w:customStyle="1" w:styleId="8917839A6DA04DB2A2B5D1ECC2D7C250">
+    <w:name w:val="8917839A6DA04DB2A2B5D1ECC2D7C250"/>
+    <w:rsid w:val="000E65AE"/>
+    <w:pPr>
+      <w:widowControl w:val="0"/>
+      <w:jc w:val="both"/>
+    </w:pPr>
+  </w:style>
+  <w:style w:type="paragraph" w:customStyle="1" w:styleId="47E041522B694D1BA262422D67E51391">
+    <w:name w:val="47E041522B694D1BA262422D67E51391"/>
+    <w:rsid w:val="000E65AE"/>
+    <w:pPr>
+      <w:widowControl w:val="0"/>
+      <w:jc w:val="both"/>
+    </w:pPr>
+  </w:style>
+  <w:style w:type="paragraph" w:customStyle="1" w:styleId="DAF73F61C91C4ABD8918C8CD1BB651A5">
+    <w:name w:val="DAF73F61C91C4ABD8918C8CD1BB651A5"/>
+    <w:rsid w:val="000E65AE"/>
+    <w:pPr>
+      <w:widowControl w:val="0"/>
+      <w:jc w:val="both"/>
+    </w:pPr>
+  </w:style>
+  <w:style w:type="paragraph" w:customStyle="1" w:styleId="896C0D592CAB4C5C99036A1E0088C4AB">
+    <w:name w:val="896C0D592CAB4C5C99036A1E0088C4AB"/>
+    <w:rsid w:val="000E65AE"/>
+    <w:pPr>
+      <w:widowControl w:val="0"/>
+      <w:jc w:val="both"/>
+    </w:pPr>
+  </w:style>
+  <w:style w:type="paragraph" w:customStyle="1" w:styleId="AE071AE6246140B893106CA7D1794A08">
+    <w:name w:val="AE071AE6246140B893106CA7D1794A08"/>
+    <w:rsid w:val="000E65AE"/>
+    <w:pPr>
+      <w:widowControl w:val="0"/>
+      <w:jc w:val="both"/>
+    </w:pPr>
+  </w:style>
+  <w:style w:type="paragraph" w:customStyle="1" w:styleId="DD98F5F714E145D8BC5C9FFFDA606B67">
+    <w:name w:val="DD98F5F714E145D8BC5C9FFFDA606B67"/>
+    <w:rsid w:val="000E65AE"/>
+    <w:pPr>
+      <w:widowControl w:val="0"/>
+      <w:jc w:val="both"/>
+    </w:pPr>
+  </w:style>
+  <w:style w:type="paragraph" w:customStyle="1" w:styleId="299F9C10C487430CA85ABB289FB4B8CE">
+    <w:name w:val="299F9C10C487430CA85ABB289FB4B8CE"/>
+    <w:rsid w:val="000E65AE"/>
+    <w:pPr>
+      <w:widowControl w:val="0"/>
+      <w:jc w:val="both"/>
+    </w:pPr>
+  </w:style>
+  <w:style w:type="paragraph" w:customStyle="1" w:styleId="32FF37A4C92E4CFB9EEAA95DFA469DFA">
+    <w:name w:val="32FF37A4C92E4CFB9EEAA95DFA469DFA"/>
+    <w:rsid w:val="000E65AE"/>
+    <w:pPr>
+      <w:widowControl w:val="0"/>
+      <w:jc w:val="both"/>
+    </w:pPr>
+  </w:style>
+  <w:style w:type="paragraph" w:customStyle="1" w:styleId="6C6227E62CAD40819D11C25B19487A45">
+    <w:name w:val="6C6227E62CAD40819D11C25B19487A45"/>
+    <w:rsid w:val="000E65AE"/>
+    <w:pPr>
+      <w:widowControl w:val="0"/>
+      <w:jc w:val="both"/>
+    </w:pPr>
+  </w:style>
+  <w:style w:type="paragraph" w:customStyle="1" w:styleId="ABBF5865F9BE476BBC26AEA111ECF7CB">
+    <w:name w:val="ABBF5865F9BE476BBC26AEA111ECF7CB"/>
+    <w:rsid w:val="000E65AE"/>
+    <w:pPr>
+      <w:widowControl w:val="0"/>
+      <w:jc w:val="both"/>
     </w:pPr>
   </w:style>
 </w:styles>
+</file>
+
+<file path=word/glossary/webSettings.xml><?xml version="1.0" encoding="utf-8"?>
+<w:webSettings xmlns:r="http://schemas.openxmlformats.org/officeDocument/2006/relationships" xmlns:w="http://schemas.openxmlformats.org/wordprocessingml/2006/main">
+  <w:optimizeForBrowser/>
+</w:webSettings>
 </file>
 
 <file path=word/theme/theme1.xml><?xml version="1.0" encoding="utf-8"?>
@@ -9281,4 +11855,16 @@
   <a:objectDefaults/>
   <a:extraClrSchemeLst/>
 </a:theme>
+</file>
+
+<file path=customXml/item1.xml><?xml version="1.0" encoding="utf-8"?>
+<b:Sources xmlns:b="http://schemas.openxmlformats.org/officeDocument/2006/bibliography" xmlns="http://schemas.openxmlformats.org/officeDocument/2006/bibliography" SelectedStyle="\APA.XSL" StyleName="APA"/>
+</file>
+
+<file path=customXml/itemProps1.xml><?xml version="1.0" encoding="utf-8"?>
+<ds:datastoreItem xmlns:ds="http://schemas.openxmlformats.org/officeDocument/2006/customXml" ds:itemID="{4787D133-2667-4264-98EF-B03CC2003F7F}">
+  <ds:schemaRefs>
+    <ds:schemaRef ds:uri="http://schemas.openxmlformats.org/officeDocument/2006/bibliography"/>
+  </ds:schemaRefs>
+</ds:datastoreItem>
 </file>
--- a/internal_doc/03.开发设计/配置动态生效分析及测试.docx
+++ b/internal_doc/03.开发设计/配置动态生效分析及测试.docx
@@ -3558,6 +3558,23 @@
           <w:p>
             <w:pPr>
               <w:rPr>
+                <w:rFonts w:asciiTheme="minorEastAsia" w:hAnsiTheme="minorEastAsia" w:cs="宋体" w:hint="eastAsia"/>
+                <w:color w:val="000000"/>
+                <w:sz w:val="22"/>
+              </w:rPr>
+            </w:pPr>
+            <w:r>
+              <w:rPr>
+                <w:rFonts w:asciiTheme="minorEastAsia" w:hAnsiTheme="minorEastAsia" w:cs="宋体" w:hint="eastAsia"/>
+                <w:color w:val="000000"/>
+                <w:sz w:val="22"/>
+              </w:rPr>
+              <w:t>默认值:7000,取值范围:[5000,300000]</w:t>
+            </w:r>
+          </w:p>
+          <w:p>
+            <w:pPr>
+              <w:rPr>
                 <w:rFonts w:asciiTheme="minorEastAsia" w:hAnsiTheme="minorEastAsia" w:cs="宋体"/>
                 <w:color w:val="000000"/>
                 <w:sz w:val="22"/>
@@ -3569,7 +3586,7 @@
                 <w:color w:val="000000"/>
                 <w:sz w:val="22"/>
               </w:rPr>
-              <w:t>默认值:7000,取值范围:[5000,300000]</w:t>
+              <w:t>隐藏配置</w:t>
             </w:r>
           </w:p>
         </w:tc>
@@ -3864,6 +3881,23 @@
           <w:p>
             <w:pPr>
               <w:rPr>
+                <w:rFonts w:asciiTheme="minorEastAsia" w:hAnsiTheme="minorEastAsia" w:hint="eastAsia"/>
+                <w:color w:val="000000"/>
+                <w:sz w:val="22"/>
+              </w:rPr>
+            </w:pPr>
+            <w:r>
+              <w:rPr>
+                <w:rFonts w:asciiTheme="minorEastAsia" w:hAnsiTheme="minorEastAsia" w:hint="eastAsia"/>
+                <w:color w:val="000000"/>
+                <w:sz w:val="22"/>
+              </w:rPr>
+              <w:t>默认值:600,取值范围:[0,7200]</w:t>
+            </w:r>
+          </w:p>
+          <w:p>
+            <w:pPr>
+              <w:rPr>
                 <w:rFonts w:asciiTheme="minorEastAsia" w:hAnsiTheme="minorEastAsia" w:cs="宋体"/>
                 <w:color w:val="000000"/>
                 <w:sz w:val="22"/>
@@ -3871,11 +3905,11 @@
             </w:pPr>
             <w:r>
               <w:rPr>
-                <w:rFonts w:asciiTheme="minorEastAsia" w:hAnsiTheme="minorEastAsia" w:hint="eastAsia"/>
-                <w:color w:val="000000"/>
-                <w:sz w:val="22"/>
-              </w:rPr>
-              <w:t>默认值:600,取值范围:[0,7200]</w:t>
+                <w:rFonts w:asciiTheme="minorEastAsia" w:hAnsiTheme="minorEastAsia" w:cs="宋体" w:hint="eastAsia"/>
+                <w:color w:val="000000"/>
+                <w:sz w:val="22"/>
+              </w:rPr>
+              <w:t>隐藏配置</w:t>
             </w:r>
           </w:p>
         </w:tc>
@@ -4090,6 +4124,7 @@
                 <w:rFonts w:asciiTheme="minorEastAsia" w:hAnsiTheme="minorEastAsia"/>
                 <w:sz w:val="22"/>
               </w:rPr>
+              <w:lastRenderedPageBreak/>
               <w:t xml:space="preserve">                    ( </w:t>
             </w:r>
             <w:proofErr w:type="spellStart"/>
@@ -5201,6 +5236,7 @@
                 <w:rFonts w:asciiTheme="minorEastAsia" w:hAnsiTheme="minorEastAsia" w:hint="eastAsia"/>
                 <w:sz w:val="22"/>
               </w:rPr>
+              <w:lastRenderedPageBreak/>
               <w:t>名称</w:t>
             </w:r>
             <w:bookmarkEnd w:id="18"/>
@@ -5314,7 +5350,6 @@
                 <w:rFonts w:asciiTheme="minorEastAsia" w:hAnsiTheme="minorEastAsia" w:hint="eastAsia"/>
                 <w:sz w:val="22"/>
               </w:rPr>
-              <w:lastRenderedPageBreak/>
               <w:t>说明</w:t>
             </w:r>
           </w:p>
@@ -6046,6 +6081,23 @@
           <w:p>
             <w:pPr>
               <w:rPr>
+                <w:rFonts w:asciiTheme="minorEastAsia" w:hAnsiTheme="minorEastAsia" w:hint="eastAsia"/>
+                <w:color w:val="000000"/>
+                <w:sz w:val="22"/>
+              </w:rPr>
+            </w:pPr>
+            <w:r>
+              <w:rPr>
+                <w:rFonts w:asciiTheme="minorEastAsia" w:hAnsiTheme="minorEastAsia" w:hint="eastAsia"/>
+                <w:color w:val="000000"/>
+                <w:sz w:val="22"/>
+              </w:rPr>
+              <w:t>(单位:MB, 取值必须是2的幂或者0), 默认为32, 0表示不开启预扩展, 取值范围:[0, 128]</w:t>
+            </w:r>
+          </w:p>
+          <w:p>
+            <w:pPr>
+              <w:rPr>
                 <w:rFonts w:asciiTheme="minorEastAsia" w:hAnsiTheme="minorEastAsia" w:cs="宋体"/>
                 <w:color w:val="000000"/>
                 <w:sz w:val="22"/>
@@ -6053,11 +6105,11 @@
             </w:pPr>
             <w:r>
               <w:rPr>
-                <w:rFonts w:asciiTheme="minorEastAsia" w:hAnsiTheme="minorEastAsia" w:hint="eastAsia"/>
-                <w:color w:val="000000"/>
-                <w:sz w:val="22"/>
-              </w:rPr>
-              <w:t>(单位:MB, 取值必须是2的幂或者0), 默认为32, 0表示不开启预扩展, 取值范围:[0, 128]</w:t>
+                <w:rFonts w:asciiTheme="minorEastAsia" w:hAnsiTheme="minorEastAsia" w:cs="宋体" w:hint="eastAsia"/>
+                <w:color w:val="000000"/>
+                <w:sz w:val="22"/>
+              </w:rPr>
+              <w:t>隐藏配置</w:t>
             </w:r>
           </w:p>
         </w:tc>
@@ -6404,6 +6456,24 @@
           <w:p>
             <w:pPr>
               <w:rPr>
+                <w:rFonts w:asciiTheme="minorEastAsia" w:hAnsiTheme="minorEastAsia" w:hint="eastAsia"/>
+                <w:color w:val="000000"/>
+                <w:sz w:val="22"/>
+              </w:rPr>
+            </w:pPr>
+            <w:r>
+              <w:rPr>
+                <w:rFonts w:asciiTheme="minorEastAsia" w:hAnsiTheme="minorEastAsia" w:hint="eastAsia"/>
+                <w:color w:val="000000"/>
+                <w:sz w:val="22"/>
+              </w:rPr>
+              <w:lastRenderedPageBreak/>
+              <w:t>默认为0，取值范围:[0,64],单位为MB</w:t>
+            </w:r>
+          </w:p>
+          <w:p>
+            <w:pPr>
+              <w:rPr>
                 <w:rFonts w:asciiTheme="minorEastAsia" w:hAnsiTheme="minorEastAsia" w:cs="宋体"/>
                 <w:color w:val="000000"/>
                 <w:sz w:val="22"/>
@@ -6411,32 +6481,33 @@
             </w:pPr>
             <w:r>
               <w:rPr>
-                <w:rFonts w:asciiTheme="minorEastAsia" w:hAnsiTheme="minorEastAsia" w:hint="eastAsia"/>
-                <w:color w:val="000000"/>
-                <w:sz w:val="22"/>
-              </w:rPr>
-              <w:t>默认为0，取值范围:[0,64],单位为MB</w:t>
-            </w:r>
-          </w:p>
-        </w:tc>
-      </w:tr>
-      <w:tr>
-        <w:tc>
-          <w:tcPr>
-            <w:tcW w:w="1809" w:type="dxa"/>
-          </w:tcPr>
-          <w:p>
-            <w:pPr>
-              <w:rPr>
-                <w:rFonts w:asciiTheme="minorEastAsia" w:hAnsiTheme="minorEastAsia"/>
-                <w:sz w:val="22"/>
-              </w:rPr>
-            </w:pPr>
-            <w:r>
-              <w:rPr>
-                <w:rFonts w:asciiTheme="minorEastAsia" w:hAnsiTheme="minorEastAsia" w:hint="eastAsia"/>
-                <w:sz w:val="22"/>
-              </w:rPr>
+                <w:rFonts w:asciiTheme="minorEastAsia" w:hAnsiTheme="minorEastAsia" w:cs="宋体" w:hint="eastAsia"/>
+                <w:color w:val="000000"/>
+                <w:sz w:val="22"/>
+              </w:rPr>
+              <w:t>隐藏配置</w:t>
+            </w:r>
+          </w:p>
+        </w:tc>
+      </w:tr>
+      <w:tr>
+        <w:tc>
+          <w:tcPr>
+            <w:tcW w:w="1809" w:type="dxa"/>
+          </w:tcPr>
+          <w:p>
+            <w:pPr>
+              <w:rPr>
+                <w:rFonts w:asciiTheme="minorEastAsia" w:hAnsiTheme="minorEastAsia"/>
+                <w:sz w:val="22"/>
+              </w:rPr>
+            </w:pPr>
+            <w:r>
+              <w:rPr>
+                <w:rFonts w:asciiTheme="minorEastAsia" w:hAnsiTheme="minorEastAsia" w:hint="eastAsia"/>
+                <w:sz w:val="22"/>
+              </w:rPr>
+              <w:lastRenderedPageBreak/>
               <w:t>说明</w:t>
             </w:r>
           </w:p>
@@ -7736,7 +7807,6 @@
                 <w:rFonts w:asciiTheme="minorEastAsia" w:hAnsiTheme="minorEastAsia" w:hint="eastAsia"/>
                 <w:sz w:val="22"/>
               </w:rPr>
-              <w:lastRenderedPageBreak/>
               <w:t>生效策略</w:t>
             </w:r>
           </w:p>
@@ -7759,7 +7829,15 @@
                 <w:color w:val="000000"/>
                 <w:sz w:val="22"/>
               </w:rPr>
-              <w:t>对开启后的日志实时生效</w:t>
+              <w:t>新归档文件</w:t>
+            </w:r>
+            <w:r>
+              <w:rPr>
+                <w:rFonts w:asciiTheme="minorEastAsia" w:hAnsiTheme="minorEastAsia" w:hint="eastAsia"/>
+                <w:color w:val="000000"/>
+                <w:sz w:val="22"/>
+              </w:rPr>
+              <w:t>生效</w:t>
             </w:r>
           </w:p>
         </w:tc>
@@ -7858,7 +7936,21 @@
                 <w:rFonts w:asciiTheme="minorEastAsia" w:hAnsiTheme="minorEastAsia" w:hint="eastAsia"/>
                 <w:sz w:val="22"/>
               </w:rPr>
-              <w:t>日志文件被压缩</w:t>
+              <w:t>日志</w:t>
+            </w:r>
+            <w:r>
+              <w:rPr>
+                <w:rFonts w:asciiTheme="minorEastAsia" w:hAnsiTheme="minorEastAsia" w:hint="eastAsia"/>
+                <w:sz w:val="22"/>
+              </w:rPr>
+              <w:t>归档</w:t>
+            </w:r>
+            <w:r>
+              <w:rPr>
+                <w:rFonts w:asciiTheme="minorEastAsia" w:hAnsiTheme="minorEastAsia" w:hint="eastAsia"/>
+                <w:sz w:val="22"/>
+              </w:rPr>
+              <w:t>文件被压缩</w:t>
             </w:r>
           </w:p>
         </w:tc>
@@ -8086,7 +8178,15 @@
                 <w:color w:val="000000"/>
                 <w:sz w:val="22"/>
               </w:rPr>
-              <w:t>对开启后的日志实时生效</w:t>
+              <w:t>立即</w:t>
+            </w:r>
+            <w:r>
+              <w:rPr>
+                <w:rFonts w:asciiTheme="minorEastAsia" w:hAnsiTheme="minorEastAsia" w:hint="eastAsia"/>
+                <w:color w:val="000000"/>
+                <w:sz w:val="22"/>
+              </w:rPr>
+              <w:t>生效</w:t>
             </w:r>
           </w:p>
         </w:tc>
@@ -8413,7 +8513,15 @@
                 <w:color w:val="000000"/>
                 <w:sz w:val="22"/>
               </w:rPr>
-              <w:t>对开启后的日志实时生效</w:t>
+              <w:t>立即</w:t>
+            </w:r>
+            <w:r>
+              <w:rPr>
+                <w:rFonts w:asciiTheme="minorEastAsia" w:hAnsiTheme="minorEastAsia" w:hint="eastAsia"/>
+                <w:color w:val="000000"/>
+                <w:sz w:val="22"/>
+              </w:rPr>
+              <w:t>生效</w:t>
             </w:r>
           </w:p>
         </w:tc>
@@ -8704,6 +8812,7 @@
                 <w:rFonts w:asciiTheme="minorEastAsia" w:hAnsiTheme="minorEastAsia" w:hint="eastAsia"/>
                 <w:sz w:val="22"/>
               </w:rPr>
+              <w:lastRenderedPageBreak/>
               <w:t>生效策略</w:t>
             </w:r>
           </w:p>
@@ -8726,7 +8835,15 @@
                 <w:color w:val="000000"/>
                 <w:sz w:val="22"/>
               </w:rPr>
-              <w:t>对开启后的日志实时生效</w:t>
+              <w:t>立即</w:t>
+            </w:r>
+            <w:r>
+              <w:rPr>
+                <w:rFonts w:asciiTheme="minorEastAsia" w:hAnsiTheme="minorEastAsia" w:hint="eastAsia"/>
+                <w:color w:val="000000"/>
+                <w:sz w:val="22"/>
+              </w:rPr>
+              <w:t>生效</w:t>
             </w:r>
           </w:p>
         </w:tc>
@@ -8862,7 +8979,6 @@
                 <w:rFonts w:asciiTheme="minorEastAsia" w:hAnsiTheme="minorEastAsia" w:hint="eastAsia"/>
                 <w:sz w:val="22"/>
               </w:rPr>
-              <w:lastRenderedPageBreak/>
               <w:t>名称</w:t>
             </w:r>
             <w:bookmarkEnd w:id="40"/>
@@ -8943,6 +9059,23 @@
           <w:p>
             <w:pPr>
               <w:rPr>
+                <w:rFonts w:asciiTheme="minorEastAsia" w:hAnsiTheme="minorEastAsia" w:hint="eastAsia"/>
+                <w:color w:val="000000"/>
+                <w:sz w:val="22"/>
+              </w:rPr>
+            </w:pPr>
+            <w:r>
+              <w:rPr>
+                <w:rFonts w:asciiTheme="minorEastAsia" w:hAnsiTheme="minorEastAsia" w:hint="eastAsia"/>
+                <w:color w:val="000000"/>
+                <w:sz w:val="22"/>
+              </w:rPr>
+              <w:t>默认值: 0, 0 表示不进行检查，取值范围:[0, 240]</w:t>
+            </w:r>
+          </w:p>
+          <w:p>
+            <w:pPr>
+              <w:rPr>
                 <w:rFonts w:asciiTheme="minorEastAsia" w:hAnsiTheme="minorEastAsia" w:cs="宋体"/>
                 <w:color w:val="000000"/>
                 <w:sz w:val="22"/>
@@ -8950,11 +9083,11 @@
             </w:pPr>
             <w:r>
               <w:rPr>
-                <w:rFonts w:asciiTheme="minorEastAsia" w:hAnsiTheme="minorEastAsia" w:hint="eastAsia"/>
-                <w:color w:val="000000"/>
-                <w:sz w:val="22"/>
-              </w:rPr>
-              <w:t>默认值: 0, 0 表示不进行检查，取值范围:[0, 240]</w:t>
+                <w:rFonts w:asciiTheme="minorEastAsia" w:hAnsiTheme="minorEastAsia" w:cs="宋体" w:hint="eastAsia"/>
+                <w:color w:val="000000"/>
+                <w:sz w:val="22"/>
+              </w:rPr>
+              <w:t>隐藏配置</w:t>
             </w:r>
           </w:p>
         </w:tc>
@@ -9345,6 +9478,23 @@
           <w:p>
             <w:pPr>
               <w:rPr>
+                <w:rFonts w:asciiTheme="minorEastAsia" w:hAnsiTheme="minorEastAsia" w:hint="eastAsia"/>
+                <w:color w:val="000000"/>
+                <w:sz w:val="22"/>
+              </w:rPr>
+            </w:pPr>
+            <w:r>
+              <w:rPr>
+                <w:rFonts w:asciiTheme="minorEastAsia" w:hAnsiTheme="minorEastAsia" w:hint="eastAsia"/>
+                <w:color w:val="000000"/>
+                <w:sz w:val="22"/>
+              </w:rPr>
+              <w:t>是否开启性能统计</w:t>
+            </w:r>
+          </w:p>
+          <w:p>
+            <w:pPr>
+              <w:rPr>
                 <w:rFonts w:asciiTheme="minorEastAsia" w:hAnsiTheme="minorEastAsia" w:cs="宋体"/>
                 <w:color w:val="000000"/>
                 <w:sz w:val="22"/>
@@ -9352,11 +9502,11 @@
             </w:pPr>
             <w:r>
               <w:rPr>
-                <w:rFonts w:asciiTheme="minorEastAsia" w:hAnsiTheme="minorEastAsia" w:hint="eastAsia"/>
-                <w:color w:val="000000"/>
-                <w:sz w:val="22"/>
-              </w:rPr>
-              <w:t>是否开启性能统计</w:t>
+                <w:rFonts w:asciiTheme="minorEastAsia" w:hAnsiTheme="minorEastAsia" w:cs="宋体" w:hint="eastAsia"/>
+                <w:color w:val="000000"/>
+                <w:sz w:val="22"/>
+              </w:rPr>
+              <w:t>隐藏配置</w:t>
             </w:r>
           </w:p>
         </w:tc>
@@ -9537,7 +9687,7 @@
                 <w:color w:val="000000"/>
                 <w:sz w:val="22"/>
               </w:rPr>
-              <w:t>，但下一次进行缓存任务时才能观察到。</w:t>
+              <w:t>，但下一次进行缓存任务时才能观察到</w:t>
             </w:r>
           </w:p>
         </w:tc>
@@ -9794,6 +9944,23 @@
           <w:p>
             <w:pPr>
               <w:rPr>
+                <w:rFonts w:asciiTheme="minorEastAsia" w:hAnsiTheme="minorEastAsia" w:hint="eastAsia"/>
+                <w:color w:val="000000"/>
+                <w:sz w:val="22"/>
+              </w:rPr>
+            </w:pPr>
+            <w:r>
+              <w:rPr>
+                <w:rFonts w:asciiTheme="minorEastAsia" w:hAnsiTheme="minorEastAsia" w:hint="eastAsia"/>
+                <w:color w:val="000000"/>
+                <w:sz w:val="22"/>
+              </w:rPr>
+              <w:t>默认值：10，0表示一直需要计算IO代价，-1表示从不计算IO代价</w:t>
+            </w:r>
+          </w:p>
+          <w:p>
+            <w:pPr>
+              <w:rPr>
                 <w:rFonts w:asciiTheme="minorEastAsia" w:hAnsiTheme="minorEastAsia" w:cs="宋体"/>
                 <w:color w:val="000000"/>
                 <w:sz w:val="22"/>
@@ -9801,32 +9968,33 @@
             </w:pPr>
             <w:r>
               <w:rPr>
-                <w:rFonts w:asciiTheme="minorEastAsia" w:hAnsiTheme="minorEastAsia" w:hint="eastAsia"/>
-                <w:color w:val="000000"/>
-                <w:sz w:val="22"/>
-              </w:rPr>
-              <w:t>默认值：10，0表示一直需要计算IO代价，-1表示从不计算IO代价</w:t>
-            </w:r>
-          </w:p>
-        </w:tc>
-      </w:tr>
-      <w:tr>
-        <w:tc>
-          <w:tcPr>
-            <w:tcW w:w="1809" w:type="dxa"/>
-          </w:tcPr>
-          <w:p>
-            <w:pPr>
-              <w:rPr>
-                <w:rFonts w:asciiTheme="minorEastAsia" w:hAnsiTheme="minorEastAsia"/>
-                <w:sz w:val="22"/>
-              </w:rPr>
-            </w:pPr>
-            <w:r>
-              <w:rPr>
-                <w:rFonts w:asciiTheme="minorEastAsia" w:hAnsiTheme="minorEastAsia" w:hint="eastAsia"/>
-                <w:sz w:val="22"/>
-              </w:rPr>
+                <w:rFonts w:asciiTheme="minorEastAsia" w:hAnsiTheme="minorEastAsia" w:cs="宋体" w:hint="eastAsia"/>
+                <w:color w:val="000000"/>
+                <w:sz w:val="22"/>
+              </w:rPr>
+              <w:t>隐藏配置</w:t>
+            </w:r>
+          </w:p>
+        </w:tc>
+      </w:tr>
+      <w:tr>
+        <w:tc>
+          <w:tcPr>
+            <w:tcW w:w="1809" w:type="dxa"/>
+          </w:tcPr>
+          <w:p>
+            <w:pPr>
+              <w:rPr>
+                <w:rFonts w:asciiTheme="minorEastAsia" w:hAnsiTheme="minorEastAsia"/>
+                <w:sz w:val="22"/>
+              </w:rPr>
+            </w:pPr>
+            <w:r>
+              <w:rPr>
+                <w:rFonts w:asciiTheme="minorEastAsia" w:hAnsiTheme="minorEastAsia" w:hint="eastAsia"/>
+                <w:sz w:val="22"/>
+              </w:rPr>
+              <w:lastRenderedPageBreak/>
               <w:t>说明</w:t>
             </w:r>
           </w:p>
@@ -10062,7 +10230,6 @@
                 <w:rFonts w:asciiTheme="minorEastAsia" w:hAnsiTheme="minorEastAsia" w:hint="eastAsia"/>
                 <w:sz w:val="22"/>
               </w:rPr>
-              <w:lastRenderedPageBreak/>
               <w:t>名称</w:t>
             </w:r>
             <w:bookmarkEnd w:id="46"/>
@@ -10143,6 +10310,23 @@
           <w:p>
             <w:pPr>
               <w:rPr>
+                <w:rFonts w:asciiTheme="minorEastAsia" w:hAnsiTheme="minorEastAsia" w:hint="eastAsia"/>
+                <w:color w:val="000000"/>
+                <w:sz w:val="22"/>
+              </w:rPr>
+            </w:pPr>
+            <w:r>
+              <w:rPr>
+                <w:rFonts w:asciiTheme="minorEastAsia" w:hAnsiTheme="minorEastAsia" w:hint="eastAsia"/>
+                <w:color w:val="000000"/>
+                <w:sz w:val="22"/>
+              </w:rPr>
+              <w:t>默认是 false</w:t>
+            </w:r>
+          </w:p>
+          <w:p>
+            <w:pPr>
+              <w:rPr>
                 <w:rFonts w:asciiTheme="minorEastAsia" w:hAnsiTheme="minorEastAsia" w:cs="宋体"/>
                 <w:color w:val="000000"/>
                 <w:sz w:val="22"/>
@@ -10150,11 +10334,11 @@
             </w:pPr>
             <w:r>
               <w:rPr>
-                <w:rFonts w:asciiTheme="minorEastAsia" w:hAnsiTheme="minorEastAsia" w:hint="eastAsia"/>
-                <w:color w:val="000000"/>
-                <w:sz w:val="22"/>
-              </w:rPr>
-              <w:t>默认是 false</w:t>
+                <w:rFonts w:asciiTheme="minorEastAsia" w:hAnsiTheme="minorEastAsia" w:cs="宋体" w:hint="eastAsia"/>
+                <w:color w:val="000000"/>
+                <w:sz w:val="22"/>
+              </w:rPr>
+              <w:t>隐藏配置</w:t>
             </w:r>
           </w:p>
         </w:tc>
@@ -11258,7 +11442,7 @@
   <w:rsids>
     <w:rsidRoot w:val="000E65AE"/>
     <w:rsid w:val="000E65AE"/>
-    <w:rsid w:val="002D58B1"/>
+    <w:rsid w:val="00CD5948"/>
   </w:rsids>
   <m:mathPr>
     <m:mathFont m:val="Cambria Math"/>
@@ -11862,7 +12046,7 @@
 </file>
 
 <file path=customXml/itemProps1.xml><?xml version="1.0" encoding="utf-8"?>
-<ds:datastoreItem xmlns:ds="http://schemas.openxmlformats.org/officeDocument/2006/customXml" ds:itemID="{4787D133-2667-4264-98EF-B03CC2003F7F}">
+<ds:datastoreItem xmlns:ds="http://schemas.openxmlformats.org/officeDocument/2006/customXml" ds:itemID="{8F5BB8E7-A8D8-4C12-BB30-73B940F0FC0F}">
   <ds:schemaRefs>
     <ds:schemaRef ds:uri="http://schemas.openxmlformats.org/officeDocument/2006/bibliography"/>
   </ds:schemaRefs>

--- a/internal_doc/03.开发设计/配置动态生效分析及测试.docx
+++ b/internal_doc/03.开发设计/配置动态生效分析及测试.docx
@@ -2955,6 +2955,110 @@
           <w:p>
             <w:pPr>
               <w:rPr>
+                <w:rFonts w:asciiTheme="minorEastAsia" w:hAnsiTheme="minorEastAsia" w:hint="eastAsia"/>
+                <w:sz w:val="22"/>
+              </w:rPr>
+            </w:pPr>
+            <w:r>
+              <w:rPr>
+                <w:rFonts w:asciiTheme="minorEastAsia" w:hAnsiTheme="minorEastAsia" w:hint="eastAsia"/>
+                <w:sz w:val="22"/>
+              </w:rPr>
+              <w:t>1</w:t>
+            </w:r>
+            <w:r>
+              <w:rPr>
+                <w:rFonts w:asciiTheme="minorEastAsia" w:hAnsiTheme="minorEastAsia"/>
+                <w:sz w:val="22"/>
+              </w:rPr>
+              <w:t>. none--不开启同步控制策略。</w:t>
+            </w:r>
+            <w:r>
+              <w:rPr>
+                <w:rFonts w:asciiTheme="minorEastAsia" w:hAnsiTheme="minorEastAsia"/>
+                <w:sz w:val="22"/>
+              </w:rPr>
+              <w:br/>
+            </w:r>
+            <w:r>
+              <w:rPr>
+                <w:rFonts w:asciiTheme="minorEastAsia" w:hAnsiTheme="minorEastAsia" w:hint="eastAsia"/>
+                <w:sz w:val="22"/>
+              </w:rPr>
+              <w:t>2</w:t>
+            </w:r>
+            <w:r>
+              <w:rPr>
+                <w:rFonts w:asciiTheme="minorEastAsia" w:hAnsiTheme="minorEastAsia"/>
+                <w:sz w:val="22"/>
+              </w:rPr>
+              <w:t xml:space="preserve">. </w:t>
+            </w:r>
+            <w:proofErr w:type="spellStart"/>
+            <w:r>
+              <w:rPr>
+                <w:rFonts w:asciiTheme="minorEastAsia" w:hAnsiTheme="minorEastAsia"/>
+                <w:sz w:val="22"/>
+              </w:rPr>
+              <w:t>keepnormal</w:t>
+            </w:r>
+            <w:proofErr w:type="spellEnd"/>
+            <w:r>
+              <w:rPr>
+                <w:rFonts w:asciiTheme="minorEastAsia" w:hAnsiTheme="minorEastAsia"/>
+                <w:sz w:val="22"/>
+              </w:rPr>
+              <w:t>--在同步日志循环覆盖前,确保正常节点已同步最老</w:t>
+            </w:r>
+            <w:r>
+              <w:rPr>
+                <w:rFonts w:asciiTheme="minorEastAsia" w:hAnsiTheme="minorEastAsia"/>
+                <w:sz w:val="22"/>
+              </w:rPr>
+              <w:lastRenderedPageBreak/>
+              <w:t>数据。</w:t>
+            </w:r>
+            <w:r>
+              <w:rPr>
+                <w:rFonts w:asciiTheme="minorEastAsia" w:hAnsiTheme="minorEastAsia"/>
+                <w:sz w:val="22"/>
+              </w:rPr>
+              <w:br/>
+            </w:r>
+            <w:r>
+              <w:rPr>
+                <w:rFonts w:asciiTheme="minorEastAsia" w:hAnsiTheme="minorEastAsia" w:hint="eastAsia"/>
+                <w:sz w:val="22"/>
+              </w:rPr>
+              <w:t>3</w:t>
+            </w:r>
+            <w:r>
+              <w:rPr>
+                <w:rFonts w:asciiTheme="minorEastAsia" w:hAnsiTheme="minorEastAsia"/>
+                <w:sz w:val="22"/>
+              </w:rPr>
+              <w:t xml:space="preserve">. </w:t>
+            </w:r>
+            <w:proofErr w:type="spellStart"/>
+            <w:r>
+              <w:rPr>
+                <w:rFonts w:asciiTheme="minorEastAsia" w:hAnsiTheme="minorEastAsia"/>
+                <w:sz w:val="22"/>
+              </w:rPr>
+              <w:t>keepall</w:t>
+            </w:r>
+            <w:proofErr w:type="spellEnd"/>
+            <w:r>
+              <w:rPr>
+                <w:rFonts w:asciiTheme="minorEastAsia" w:hAnsiTheme="minorEastAsia"/>
+                <w:sz w:val="22"/>
+              </w:rPr>
+              <w:t>--在同步日志循环覆盖前,确保所有节点已同步最老数据。</w:t>
+            </w:r>
+          </w:p>
+          <w:p>
+            <w:pPr>
+              <w:rPr>
                 <w:rFonts w:asciiTheme="minorEastAsia" w:hAnsiTheme="minorEastAsia"/>
                 <w:sz w:val="22"/>
               </w:rPr>
@@ -3000,6 +3104,7 @@
                 <w:rFonts w:asciiTheme="minorEastAsia" w:hAnsiTheme="minorEastAsia" w:hint="eastAsia"/>
                 <w:sz w:val="22"/>
               </w:rPr>
+              <w:lastRenderedPageBreak/>
               <w:t>生效策略</w:t>
             </w:r>
           </w:p>
@@ -3042,7 +3147,6 @@
                 <w:rFonts w:asciiTheme="minorEastAsia" w:hAnsiTheme="minorEastAsia" w:hint="eastAsia"/>
                 <w:sz w:val="22"/>
               </w:rPr>
-              <w:lastRenderedPageBreak/>
               <w:t>场景</w:t>
             </w:r>
           </w:p>
@@ -4059,6 +4163,7 @@
                 <w:rFonts w:asciiTheme="minorEastAsia" w:hAnsiTheme="minorEastAsia" w:hint="eastAsia"/>
                 <w:sz w:val="22"/>
               </w:rPr>
+              <w:lastRenderedPageBreak/>
               <w:t>验证思路</w:t>
             </w:r>
           </w:p>
@@ -4124,7 +4229,6 @@
                 <w:rFonts w:asciiTheme="minorEastAsia" w:hAnsiTheme="minorEastAsia"/>
                 <w:sz w:val="22"/>
               </w:rPr>
-              <w:lastRenderedPageBreak/>
               <w:t xml:space="preserve">                    ( </w:t>
             </w:r>
             <w:proofErr w:type="spellStart"/>
@@ -5236,7 +5340,6 @@
                 <w:rFonts w:asciiTheme="minorEastAsia" w:hAnsiTheme="minorEastAsia" w:hint="eastAsia"/>
                 <w:sz w:val="22"/>
               </w:rPr>
-              <w:lastRenderedPageBreak/>
               <w:t>名称</w:t>
             </w:r>
             <w:bookmarkEnd w:id="18"/>
@@ -6376,6 +6479,7 @@
                 <w:rFonts w:asciiTheme="minorEastAsia" w:hAnsiTheme="minorEastAsia" w:hint="eastAsia"/>
                 <w:sz w:val="22"/>
               </w:rPr>
+              <w:lastRenderedPageBreak/>
               <w:t>名称</w:t>
             </w:r>
             <w:bookmarkEnd w:id="24"/>
@@ -6467,7 +6571,6 @@
                 <w:color w:val="000000"/>
                 <w:sz w:val="22"/>
               </w:rPr>
-              <w:lastRenderedPageBreak/>
               <w:t>默认为0，取值范围:[0,64],单位为MB</w:t>
             </w:r>
           </w:p>
@@ -6507,7 +6610,6 @@
                 <w:rFonts w:asciiTheme="minorEastAsia" w:hAnsiTheme="minorEastAsia" w:hint="eastAsia"/>
                 <w:sz w:val="22"/>
               </w:rPr>
-              <w:lastRenderedPageBreak/>
               <w:t>说明</w:t>
             </w:r>
           </w:p>
@@ -7558,6 +7660,7 @@
                 <w:rFonts w:asciiTheme="minorEastAsia" w:hAnsiTheme="minorEastAsia" w:hint="eastAsia"/>
                 <w:sz w:val="22"/>
               </w:rPr>
+              <w:lastRenderedPageBreak/>
               <w:t>验证思路</w:t>
             </w:r>
           </w:p>
@@ -7959,7 +8062,7 @@
     <w:p>
       <w:pPr>
         <w:rPr>
-          <w:rFonts w:asciiTheme="minorEastAsia" w:hAnsiTheme="minorEastAsia"/>
+          <w:rFonts w:asciiTheme="minorEastAsia" w:hAnsiTheme="minorEastAsia" w:hint="eastAsia"/>
           <w:sz w:val="22"/>
         </w:rPr>
       </w:pPr>
@@ -8657,6 +8760,7 @@
                 <w:rFonts w:asciiTheme="minorEastAsia" w:hAnsiTheme="minorEastAsia" w:hint="eastAsia"/>
                 <w:sz w:val="22"/>
               </w:rPr>
+              <w:lastRenderedPageBreak/>
               <w:t>名称</w:t>
             </w:r>
             <w:bookmarkEnd w:id="38"/>
@@ -8812,7 +8916,6 @@
                 <w:rFonts w:asciiTheme="minorEastAsia" w:hAnsiTheme="minorEastAsia" w:hint="eastAsia"/>
                 <w:sz w:val="22"/>
               </w:rPr>
-              <w:lastRenderedPageBreak/>
               <w:t>生效策略</w:t>
             </w:r>
           </w:p>
@@ -9864,6 +9967,7 @@
                 <w:rFonts w:asciiTheme="minorEastAsia" w:hAnsiTheme="minorEastAsia" w:hint="eastAsia"/>
                 <w:sz w:val="22"/>
               </w:rPr>
+              <w:lastRenderedPageBreak/>
               <w:t>名称</w:t>
             </w:r>
             <w:bookmarkEnd w:id="44"/>
@@ -9994,7 +10098,6 @@
                 <w:rFonts w:asciiTheme="minorEastAsia" w:hAnsiTheme="minorEastAsia" w:hint="eastAsia"/>
                 <w:sz w:val="22"/>
               </w:rPr>
-              <w:lastRenderedPageBreak/>
               <w:t>说明</w:t>
             </w:r>
           </w:p>
@@ -11442,7 +11545,7 @@
   <w:rsids>
     <w:rsidRoot w:val="000E65AE"/>
     <w:rsid w:val="000E65AE"/>
-    <w:rsid w:val="00CD5948"/>
+    <w:rsid w:val="00D87265"/>
   </w:rsids>
   <m:mathPr>
     <m:mathFont m:val="Cambria Math"/>
@@ -12046,7 +12149,7 @@
 </file>
 
 <file path=customXml/itemProps1.xml><?xml version="1.0" encoding="utf-8"?>
-<ds:datastoreItem xmlns:ds="http://schemas.openxmlformats.org/officeDocument/2006/customXml" ds:itemID="{8F5BB8E7-A8D8-4C12-BB30-73B940F0FC0F}">
+<ds:datastoreItem xmlns:ds="http://schemas.openxmlformats.org/officeDocument/2006/customXml" ds:itemID="{2F62DADF-5EBC-4BC1-97AB-A6F91AB4634D}">
   <ds:schemaRefs>
     <ds:schemaRef ds:uri="http://schemas.openxmlformats.org/officeDocument/2006/bibliography"/>
   </ds:schemaRefs>
